--- a/docs/Store Administrator Operating Guide.docx
+++ b/docs/Store Administrator Operating Guide.docx
@@ -1,6 +1,6 @@
 
 <file path=word/document.xml><?xml version="1.0" encoding="utf-8"?>
-<w:document xmlns:wpc="http://schemas.microsoft.com/office/word/2010/wordprocessingCanvas" xmlns:mc="http://schemas.openxmlformats.org/markup-compatibility/2006" xmlns:o="urn:schemas-microsoft-com:office:office" xmlns:r="http://schemas.openxmlformats.org/officeDocument/2006/relationships" xmlns:m="http://schemas.openxmlformats.org/officeDocument/2006/math" xmlns:v="urn:schemas-microsoft-com:vml" xmlns:wp14="http://schemas.microsoft.com/office/word/2010/wordprocessingDrawing" xmlns:wp="http://schemas.openxmlformats.org/drawingml/2006/wordprocessingDrawing" xmlns:w10="urn:schemas-microsoft-com:office:word" xmlns:w="http://schemas.openxmlformats.org/wordprocessingml/2006/main" xmlns:w14="http://schemas.microsoft.com/office/word/2010/wordml" xmlns:w15="http://schemas.microsoft.com/office/word/2012/wordml" xmlns:wpg="http://schemas.microsoft.com/office/word/2010/wordprocessingGroup" xmlns:wpi="http://schemas.microsoft.com/office/word/2010/wordprocessingInk" xmlns:wne="http://schemas.microsoft.com/office/word/2006/wordml" xmlns:wps="http://schemas.microsoft.com/office/word/2010/wordprocessingShape" xmlns:cx="http://schemas.microsoft.com/office/drawing/2014/chartex" xmlns:cx1="http://schemas.microsoft.com/office/drawing/2015/9/8/chartex" xmlns:cx2="http://schemas.microsoft.com/office/drawing/2015/10/21/chartex" xmlns:cx3="http://schemas.microsoft.com/office/drawing/2016/5/9/chartex" xmlns:cx4="http://schemas.microsoft.com/office/drawing/2016/5/10/chartex" xmlns:cx5="http://schemas.microsoft.com/office/drawing/2016/5/11/chartex" xmlns:cx6="http://schemas.microsoft.com/office/drawing/2016/5/12/chartex" xmlns:cx7="http://schemas.microsoft.com/office/drawing/2016/5/13/chartex" xmlns:cx8="http://schemas.microsoft.com/office/drawing/2016/5/14/chartex" xmlns:aink="http://schemas.microsoft.com/office/drawing/2016/ink" xmlns:am3d="http://schemas.microsoft.com/office/drawing/2017/model3d" xmlns:w16cex="http://schemas.microsoft.com/office/word/2018/wordml/cex" xmlns:w16cid="http://schemas.microsoft.com/office/word/2016/wordml/cid" xmlns:w16="http://schemas.microsoft.com/office/word/2018/wordml" xmlns:w16sdtdh="http://schemas.microsoft.com/office/word/2020/wordml/sdtdatahash" xmlns:w16se="http://schemas.microsoft.com/office/word/2015/wordml/symex" mc:Ignorable="w14 w15 wp14">
+<w:document xmlns:wpc="http://schemas.microsoft.com/office/word/2010/wordprocessingCanvas" xmlns:cx="http://schemas.microsoft.com/office/drawing/2014/chartex" xmlns:cx1="http://schemas.microsoft.com/office/drawing/2015/9/8/chartex" xmlns:cx2="http://schemas.microsoft.com/office/drawing/2015/10/21/chartex" xmlns:cx3="http://schemas.microsoft.com/office/drawing/2016/5/9/chartex" xmlns:cx4="http://schemas.microsoft.com/office/drawing/2016/5/10/chartex" xmlns:cx5="http://schemas.microsoft.com/office/drawing/2016/5/11/chartex" xmlns:cx6="http://schemas.microsoft.com/office/drawing/2016/5/12/chartex" xmlns:cx7="http://schemas.microsoft.com/office/drawing/2016/5/13/chartex" xmlns:cx8="http://schemas.microsoft.com/office/drawing/2016/5/14/chartex" xmlns:mc="http://schemas.openxmlformats.org/markup-compatibility/2006" xmlns:aink="http://schemas.microsoft.com/office/drawing/2016/ink" xmlns:am3d="http://schemas.microsoft.com/office/drawing/2017/model3d" xmlns:o="urn:schemas-microsoft-com:office:office" xmlns:oel="http://schemas.microsoft.com/office/2019/extlst" xmlns:r="http://schemas.openxmlformats.org/officeDocument/2006/relationships" xmlns:m="http://schemas.openxmlformats.org/officeDocument/2006/math" xmlns:v="urn:schemas-microsoft-com:vml" xmlns:wp14="http://schemas.microsoft.com/office/word/2010/wordprocessingDrawing" xmlns:wp="http://schemas.openxmlformats.org/drawingml/2006/wordprocessingDrawing" xmlns:w10="urn:schemas-microsoft-com:office:word" xmlns:w="http://schemas.openxmlformats.org/wordprocessingml/2006/main" xmlns:w14="http://schemas.microsoft.com/office/word/2010/wordml" xmlns:w15="http://schemas.microsoft.com/office/word/2012/wordml" xmlns:w16cex="http://schemas.microsoft.com/office/word/2018/wordml/cex" xmlns:w16cid="http://schemas.microsoft.com/office/word/2016/wordml/cid" xmlns:w16="http://schemas.microsoft.com/office/word/2018/wordml" xmlns:w16du="http://schemas.microsoft.com/office/word/2023/wordml/word16du" xmlns:w16sdtdh="http://schemas.microsoft.com/office/word/2020/wordml/sdtdatahash" xmlns:w16sdtfl="http://schemas.microsoft.com/office/word/2024/wordml/sdtformatlock" xmlns:w16se="http://schemas.microsoft.com/office/word/2015/wordml/symex" xmlns:wpg="http://schemas.microsoft.com/office/word/2010/wordprocessingGroup" xmlns:wpi="http://schemas.microsoft.com/office/word/2010/wordprocessingInk" xmlns:wne="http://schemas.microsoft.com/office/word/2006/wordml" xmlns:wps="http://schemas.microsoft.com/office/word/2010/wordprocessingShape" mc:Ignorable="w14 w15 w16se w16cid w16 w16cex w16sdtdh w16sdtfl w16du wp14">
   <w:body>
     <w:p>
       <w:pPr>
@@ -20,7 +20,7 @@
           <w:sz w:val="28"/>
           <w:szCs w:val="28"/>
         </w:rPr>
-        <w:t xml:space="preserve">OMNIA RETAIL POS</w:t>
+        <w:t>OMNIA RETAIL POS</w:t>
       </w:r>
     </w:p>
     <w:p>
@@ -34,15 +34,15 @@
           <w:sz w:val="20"/>
           <w:szCs w:val="20"/>
         </w:rPr>
-        <w:t xml:space="preserve">Point of sale, stock and billing system</w:t>
+        <w:t>Point of sale, stock and billing system</w:t>
       </w:r>
     </w:p>
     <w:p>
       <w:pPr>
         <w:pBdr>
-          <w:top w:val="single" w:color="1F3864" w:sz="12" w:space="14"/>
+          <w:top w:val="single" w:sz="12" w:space="14" w:color="1F3864"/>
         </w:pBdr>
-        <w:spacing w:after="120" w:before="200"/>
+        <w:spacing w:before="200" w:after="120"/>
         <w:jc w:val="center"/>
       </w:pPr>
       <w:r>
@@ -52,13 +52,13 @@
           <w:sz w:val="40"/>
           <w:szCs w:val="40"/>
         </w:rPr>
-        <w:t xml:space="preserve">Store Administrator Operating Guide</w:t>
+        <w:t>Store Administrator Operating Guide</w:t>
       </w:r>
     </w:p>
     <w:p>
       <w:pPr>
         <w:pBdr>
-          <w:bottom w:val="single" w:color="1F3864" w:sz="12" w:space="14"/>
+          <w:bottom w:val="single" w:sz="12" w:space="14" w:color="1F3864"/>
         </w:pBdr>
         <w:spacing w:after="160"/>
         <w:jc w:val="center"/>
@@ -66,10 +66,8 @@
       <w:r>
         <w:rPr>
           <w:color w:val="595959"/>
-          <w:sz w:val="21"/>
-          <w:szCs w:val="21"/>
-        </w:rPr>
-        <w:t xml:space="preserve">Catalogue, stock and billing — day-to-day operations</w:t>
+        </w:rPr>
+        <w:t>Catalogue, stock and billing — day-to-day operations</w:t>
       </w:r>
     </w:p>
     <w:p>
@@ -87,7 +85,7 @@
           <w:sz w:val="20"/>
           <w:szCs w:val="20"/>
         </w:rPr>
-        <w:t xml:space="preserve">Prepared for: Store Administrator</w:t>
+        <w:t>Prepared for: Store Administrator</w:t>
       </w:r>
     </w:p>
     <w:p>
@@ -100,7 +98,7 @@
           <w:sz w:val="20"/>
           <w:szCs w:val="20"/>
         </w:rPr>
-        <w:t xml:space="preserve">Version 1.0  |  30 September 2026</w:t>
+        <w:t>Version 1.0  |  30 September 2026</w:t>
       </w:r>
     </w:p>
     <w:p>
@@ -113,7 +111,7 @@
           <w:sz w:val="18"/>
           <w:szCs w:val="18"/>
         </w:rPr>
-        <w:t xml:space="preserve">Confidential — internal circulation only</w:t>
+        <w:t>Confidential — internal circulation only</w:t>
       </w:r>
     </w:p>
     <w:p>
@@ -124,8 +122,9 @@
     <w:p>
       <w:pPr>
         <w:pStyle w:val="Heading1"/>
-        <w:spacing w:after="140" w:before="400"/>
-      </w:pPr>
+        <w:spacing w:before="400" w:after="140"/>
+      </w:pPr>
+      <w:bookmarkStart w:id="0" w:name="_Toc241673173"/>
       <w:r>
         <w:rPr>
           <w:b/>
@@ -134,45 +133,55 @@
           <w:sz w:val="28"/>
           <w:szCs w:val="28"/>
         </w:rPr>
-        <w:t xml:space="preserve">Document control</w:t>
-      </w:r>
+        <w:lastRenderedPageBreak/>
+        <w:t>Document control</w:t>
+      </w:r>
+      <w:bookmarkEnd w:id="0"/>
     </w:p>
     <w:tbl>
       <w:tblPr>
-        <w:tblW w:type="dxa" w:w="8900"/>
+        <w:tblW w:w="8900" w:type="dxa"/>
         <w:tblBorders>
-          <w:top w:val="single" w:color="auto" w:sz="4"/>
-          <w:left w:val="single" w:color="auto" w:sz="4"/>
-          <w:bottom w:val="single" w:color="auto" w:sz="4"/>
-          <w:right w:val="single" w:color="auto" w:sz="4"/>
-          <w:insideH w:val="single" w:color="auto" w:sz="4"/>
-          <w:insideV w:val="single" w:color="auto" w:sz="4"/>
+          <w:top w:val="single" w:sz="4" w:space="0" w:color="auto"/>
+          <w:left w:val="single" w:sz="4" w:space="0" w:color="auto"/>
+          <w:bottom w:val="single" w:sz="4" w:space="0" w:color="auto"/>
+          <w:right w:val="single" w:sz="4" w:space="0" w:color="auto"/>
+          <w:insideH w:val="single" w:sz="4" w:space="0" w:color="auto"/>
+          <w:insideV w:val="single" w:sz="4" w:space="0" w:color="auto"/>
         </w:tblBorders>
+        <w:tblCellMar>
+          <w:left w:w="10" w:type="dxa"/>
+          <w:right w:w="10" w:type="dxa"/>
+        </w:tblCellMar>
+        <w:tblLook w:val="0000" w:firstRow="0" w:lastRow="0" w:firstColumn="0" w:lastColumn="0" w:noHBand="0" w:noVBand="0"/>
       </w:tblPr>
       <w:tblGrid>
         <w:gridCol w:w="2500"/>
         <w:gridCol w:w="6400"/>
       </w:tblGrid>
       <w:tr>
+        <w:tblPrEx>
+          <w:tblCellMar>
+            <w:top w:w="0" w:type="dxa"/>
+            <w:bottom w:w="0" w:type="dxa"/>
+          </w:tblCellMar>
+        </w:tblPrEx>
         <w:trPr>
           <w:tblHeader/>
         </w:trPr>
         <w:tc>
           <w:tcPr>
-            <w:tcW w:type="dxa" w:w="2500"/>
-            <w:shd w:fill="1F3864" w:color="auto" w:val="clear"/>
+            <w:tcW w:w="2500" w:type="dxa"/>
+            <w:shd w:val="clear" w:color="auto" w:fill="1F3864"/>
             <w:tcMar>
-              <w:top w:type="dxa" w:w="90"/>
-              <w:left w:type="dxa" w:w="130"/>
-              <w:bottom w:type="dxa" w:w="90"/>
-              <w:right w:type="dxa" w:w="130"/>
+              <w:top w:w="90" w:type="dxa"/>
+              <w:left w:w="130" w:type="dxa"/>
+              <w:bottom w:w="90" w:type="dxa"/>
+              <w:right w:w="130" w:type="dxa"/>
             </w:tcMar>
             <w:vAlign w:val="center"/>
           </w:tcPr>
           <w:p>
-            <w:pPr>
-              <w:spacing w:after="0"/>
-            </w:pPr>
             <w:r>
               <w:rPr>
                 <w:b/>
@@ -181,26 +190,23 @@
                 <w:sz w:val="20"/>
                 <w:szCs w:val="20"/>
               </w:rPr>
-              <w:t xml:space="preserve">Field</w:t>
+              <w:t>Field</w:t>
             </w:r>
           </w:p>
         </w:tc>
         <w:tc>
           <w:tcPr>
-            <w:tcW w:type="dxa" w:w="6400"/>
-            <w:shd w:fill="1F3864" w:color="auto" w:val="clear"/>
+            <w:tcW w:w="6400" w:type="dxa"/>
+            <w:shd w:val="clear" w:color="auto" w:fill="1F3864"/>
             <w:tcMar>
-              <w:top w:type="dxa" w:w="90"/>
-              <w:left w:type="dxa" w:w="130"/>
-              <w:bottom w:type="dxa" w:w="90"/>
-              <w:right w:type="dxa" w:w="130"/>
+              <w:top w:w="90" w:type="dxa"/>
+              <w:left w:w="130" w:type="dxa"/>
+              <w:bottom w:w="90" w:type="dxa"/>
+              <w:right w:w="130" w:type="dxa"/>
             </w:tcMar>
             <w:vAlign w:val="center"/>
           </w:tcPr>
           <w:p>
-            <w:pPr>
-              <w:spacing w:after="0"/>
-            </w:pPr>
             <w:r>
               <w:rPr>
                 <w:b/>
@@ -209,373 +215,331 @@
                 <w:sz w:val="20"/>
                 <w:szCs w:val="20"/>
               </w:rPr>
-              <w:t xml:space="preserve">Detail</w:t>
+              <w:t>Detail</w:t>
             </w:r>
           </w:p>
         </w:tc>
       </w:tr>
       <w:tr>
-        <w:trPr>
-          <w:tblHeader w:val="off"/>
-        </w:trPr>
+        <w:tblPrEx>
+          <w:tblCellMar>
+            <w:top w:w="0" w:type="dxa"/>
+            <w:bottom w:w="0" w:type="dxa"/>
+          </w:tblCellMar>
+        </w:tblPrEx>
         <w:tc>
           <w:tcPr>
-            <w:tcW w:type="dxa" w:w="2500"/>
-            <w:shd w:fill="FFFFFF" w:color="auto" w:val="clear"/>
+            <w:tcW w:w="2500" w:type="dxa"/>
+            <w:shd w:val="clear" w:color="auto" w:fill="FFFFFF"/>
             <w:tcMar>
-              <w:top w:type="dxa" w:w="90"/>
-              <w:left w:type="dxa" w:w="130"/>
-              <w:bottom w:type="dxa" w:w="90"/>
-              <w:right w:type="dxa" w:w="130"/>
+              <w:top w:w="90" w:type="dxa"/>
+              <w:left w:w="130" w:type="dxa"/>
+              <w:bottom w:w="90" w:type="dxa"/>
+              <w:right w:w="130" w:type="dxa"/>
             </w:tcMar>
             <w:vAlign w:val="center"/>
           </w:tcPr>
           <w:p>
-            <w:pPr>
-              <w:spacing w:after="0"/>
-            </w:pPr>
-            <w:r>
-              <w:rPr>
-                <w:b w:val="false"/>
-                <w:bCs w:val="false"/>
+            <w:r>
+              <w:rPr>
                 <w:color w:val="000000"/>
                 <w:sz w:val="20"/>
                 <w:szCs w:val="20"/>
               </w:rPr>
-              <w:t xml:space="preserve">Title</w:t>
+              <w:t>Title</w:t>
             </w:r>
           </w:p>
         </w:tc>
         <w:tc>
           <w:tcPr>
-            <w:tcW w:type="dxa" w:w="6400"/>
-            <w:shd w:fill="FFFFFF" w:color="auto" w:val="clear"/>
+            <w:tcW w:w="6400" w:type="dxa"/>
+            <w:shd w:val="clear" w:color="auto" w:fill="FFFFFF"/>
             <w:tcMar>
-              <w:top w:type="dxa" w:w="90"/>
-              <w:left w:type="dxa" w:w="130"/>
-              <w:bottom w:type="dxa" w:w="90"/>
-              <w:right w:type="dxa" w:w="130"/>
+              <w:top w:w="90" w:type="dxa"/>
+              <w:left w:w="130" w:type="dxa"/>
+              <w:bottom w:w="90" w:type="dxa"/>
+              <w:right w:w="130" w:type="dxa"/>
             </w:tcMar>
             <w:vAlign w:val="center"/>
           </w:tcPr>
           <w:p>
-            <w:pPr>
-              <w:spacing w:after="0"/>
-            </w:pPr>
-            <w:r>
-              <w:rPr>
-                <w:b w:val="false"/>
-                <w:bCs w:val="false"/>
+            <w:r>
+              <w:rPr>
                 <w:color w:val="000000"/>
                 <w:sz w:val="20"/>
                 <w:szCs w:val="20"/>
               </w:rPr>
-              <w:t xml:space="preserve">Store Administrator Operating Guide</w:t>
+              <w:t>Store Administrator Operating Guide</w:t>
             </w:r>
           </w:p>
         </w:tc>
       </w:tr>
       <w:tr>
-        <w:trPr>
-          <w:tblHeader w:val="off"/>
-        </w:trPr>
+        <w:tblPrEx>
+          <w:tblCellMar>
+            <w:top w:w="0" w:type="dxa"/>
+            <w:bottom w:w="0" w:type="dxa"/>
+          </w:tblCellMar>
+        </w:tblPrEx>
         <w:tc>
           <w:tcPr>
-            <w:tcW w:type="dxa" w:w="2500"/>
-            <w:shd w:fill="FFFFFF" w:color="auto" w:val="clear"/>
+            <w:tcW w:w="2500" w:type="dxa"/>
+            <w:shd w:val="clear" w:color="auto" w:fill="FFFFFF"/>
             <w:tcMar>
-              <w:top w:type="dxa" w:w="90"/>
-              <w:left w:type="dxa" w:w="130"/>
-              <w:bottom w:type="dxa" w:w="90"/>
-              <w:right w:type="dxa" w:w="130"/>
+              <w:top w:w="90" w:type="dxa"/>
+              <w:left w:w="130" w:type="dxa"/>
+              <w:bottom w:w="90" w:type="dxa"/>
+              <w:right w:w="130" w:type="dxa"/>
             </w:tcMar>
             <w:vAlign w:val="center"/>
           </w:tcPr>
           <w:p>
-            <w:pPr>
-              <w:spacing w:after="0"/>
-            </w:pPr>
-            <w:r>
-              <w:rPr>
-                <w:b w:val="false"/>
-                <w:bCs w:val="false"/>
+            <w:r>
+              <w:rPr>
                 <w:color w:val="000000"/>
                 <w:sz w:val="20"/>
                 <w:szCs w:val="20"/>
               </w:rPr>
-              <w:t xml:space="preserve">Version</w:t>
+              <w:t>Version</w:t>
             </w:r>
           </w:p>
         </w:tc>
         <w:tc>
           <w:tcPr>
-            <w:tcW w:type="dxa" w:w="6400"/>
-            <w:shd w:fill="FFFFFF" w:color="auto" w:val="clear"/>
+            <w:tcW w:w="6400" w:type="dxa"/>
+            <w:shd w:val="clear" w:color="auto" w:fill="FFFFFF"/>
             <w:tcMar>
-              <w:top w:type="dxa" w:w="90"/>
-              <w:left w:type="dxa" w:w="130"/>
-              <w:bottom w:type="dxa" w:w="90"/>
-              <w:right w:type="dxa" w:w="130"/>
+              <w:top w:w="90" w:type="dxa"/>
+              <w:left w:w="130" w:type="dxa"/>
+              <w:bottom w:w="90" w:type="dxa"/>
+              <w:right w:w="130" w:type="dxa"/>
             </w:tcMar>
             <w:vAlign w:val="center"/>
           </w:tcPr>
           <w:p>
-            <w:pPr>
-              <w:spacing w:after="0"/>
-            </w:pPr>
-            <w:r>
-              <w:rPr>
-                <w:b w:val="false"/>
-                <w:bCs w:val="false"/>
+            <w:r>
+              <w:rPr>
                 <w:color w:val="000000"/>
                 <w:sz w:val="20"/>
                 <w:szCs w:val="20"/>
               </w:rPr>
-              <w:t xml:space="preserve">1.0</w:t>
+              <w:t>1.0</w:t>
             </w:r>
           </w:p>
         </w:tc>
       </w:tr>
       <w:tr>
-        <w:trPr>
-          <w:tblHeader w:val="off"/>
-        </w:trPr>
+        <w:tblPrEx>
+          <w:tblCellMar>
+            <w:top w:w="0" w:type="dxa"/>
+            <w:bottom w:w="0" w:type="dxa"/>
+          </w:tblCellMar>
+        </w:tblPrEx>
         <w:tc>
           <w:tcPr>
-            <w:tcW w:type="dxa" w:w="2500"/>
-            <w:shd w:fill="FFFFFF" w:color="auto" w:val="clear"/>
+            <w:tcW w:w="2500" w:type="dxa"/>
+            <w:shd w:val="clear" w:color="auto" w:fill="FFFFFF"/>
             <w:tcMar>
-              <w:top w:type="dxa" w:w="90"/>
-              <w:left w:type="dxa" w:w="130"/>
-              <w:bottom w:type="dxa" w:w="90"/>
-              <w:right w:type="dxa" w:w="130"/>
+              <w:top w:w="90" w:type="dxa"/>
+              <w:left w:w="130" w:type="dxa"/>
+              <w:bottom w:w="90" w:type="dxa"/>
+              <w:right w:w="130" w:type="dxa"/>
             </w:tcMar>
             <w:vAlign w:val="center"/>
           </w:tcPr>
           <w:p>
-            <w:pPr>
-              <w:spacing w:after="0"/>
-            </w:pPr>
-            <w:r>
-              <w:rPr>
-                <w:b w:val="false"/>
-                <w:bCs w:val="false"/>
+            <w:r>
+              <w:rPr>
                 <w:color w:val="000000"/>
                 <w:sz w:val="20"/>
                 <w:szCs w:val="20"/>
               </w:rPr>
-              <w:t xml:space="preserve">Date of issue</w:t>
+              <w:t>Date of issue</w:t>
             </w:r>
           </w:p>
         </w:tc>
         <w:tc>
           <w:tcPr>
-            <w:tcW w:type="dxa" w:w="6400"/>
-            <w:shd w:fill="FFFFFF" w:color="auto" w:val="clear"/>
+            <w:tcW w:w="6400" w:type="dxa"/>
+            <w:shd w:val="clear" w:color="auto" w:fill="FFFFFF"/>
             <w:tcMar>
-              <w:top w:type="dxa" w:w="90"/>
-              <w:left w:type="dxa" w:w="130"/>
-              <w:bottom w:type="dxa" w:w="90"/>
-              <w:right w:type="dxa" w:w="130"/>
+              <w:top w:w="90" w:type="dxa"/>
+              <w:left w:w="130" w:type="dxa"/>
+              <w:bottom w:w="90" w:type="dxa"/>
+              <w:right w:w="130" w:type="dxa"/>
             </w:tcMar>
             <w:vAlign w:val="center"/>
           </w:tcPr>
           <w:p>
-            <w:pPr>
-              <w:spacing w:after="0"/>
-            </w:pPr>
-            <w:r>
-              <w:rPr>
-                <w:b w:val="false"/>
-                <w:bCs w:val="false"/>
+            <w:r>
+              <w:rPr>
                 <w:color w:val="000000"/>
                 <w:sz w:val="20"/>
                 <w:szCs w:val="20"/>
               </w:rPr>
-              <w:t xml:space="preserve">30 September 2026</w:t>
+              <w:t>30 September 2026</w:t>
             </w:r>
           </w:p>
         </w:tc>
       </w:tr>
       <w:tr>
-        <w:trPr>
-          <w:tblHeader w:val="off"/>
-        </w:trPr>
+        <w:tblPrEx>
+          <w:tblCellMar>
+            <w:top w:w="0" w:type="dxa"/>
+            <w:bottom w:w="0" w:type="dxa"/>
+          </w:tblCellMar>
+        </w:tblPrEx>
         <w:tc>
           <w:tcPr>
-            <w:tcW w:type="dxa" w:w="2500"/>
-            <w:shd w:fill="FFFFFF" w:color="auto" w:val="clear"/>
+            <w:tcW w:w="2500" w:type="dxa"/>
+            <w:shd w:val="clear" w:color="auto" w:fill="FFFFFF"/>
             <w:tcMar>
-              <w:top w:type="dxa" w:w="90"/>
-              <w:left w:type="dxa" w:w="130"/>
-              <w:bottom w:type="dxa" w:w="90"/>
-              <w:right w:type="dxa" w:w="130"/>
+              <w:top w:w="90" w:type="dxa"/>
+              <w:left w:w="130" w:type="dxa"/>
+              <w:bottom w:w="90" w:type="dxa"/>
+              <w:right w:w="130" w:type="dxa"/>
             </w:tcMar>
             <w:vAlign w:val="center"/>
           </w:tcPr>
           <w:p>
-            <w:pPr>
-              <w:spacing w:after="0"/>
-            </w:pPr>
-            <w:r>
-              <w:rPr>
-                <w:b w:val="false"/>
-                <w:bCs w:val="false"/>
+            <w:r>
+              <w:rPr>
                 <w:color w:val="000000"/>
                 <w:sz w:val="20"/>
                 <w:szCs w:val="20"/>
               </w:rPr>
-              <w:t xml:space="preserve">Prepared by</w:t>
+              <w:t>Prepared by</w:t>
             </w:r>
           </w:p>
         </w:tc>
         <w:tc>
           <w:tcPr>
-            <w:tcW w:type="dxa" w:w="6400"/>
-            <w:shd w:fill="FFFFFF" w:color="auto" w:val="clear"/>
+            <w:tcW w:w="6400" w:type="dxa"/>
+            <w:shd w:val="clear" w:color="auto" w:fill="FFFFFF"/>
             <w:tcMar>
-              <w:top w:type="dxa" w:w="90"/>
-              <w:left w:type="dxa" w:w="130"/>
-              <w:bottom w:type="dxa" w:w="90"/>
-              <w:right w:type="dxa" w:w="130"/>
+              <w:top w:w="90" w:type="dxa"/>
+              <w:left w:w="130" w:type="dxa"/>
+              <w:bottom w:w="90" w:type="dxa"/>
+              <w:right w:w="130" w:type="dxa"/>
             </w:tcMar>
             <w:vAlign w:val="center"/>
           </w:tcPr>
           <w:p>
-            <w:pPr>
-              <w:spacing w:after="0"/>
-            </w:pPr>
-            <w:r>
-              <w:rPr>
-                <w:b w:val="false"/>
-                <w:bCs w:val="false"/>
+            <w:r>
+              <w:rPr>
                 <w:color w:val="000000"/>
                 <w:sz w:val="20"/>
                 <w:szCs w:val="20"/>
               </w:rPr>
-              <w:t xml:space="preserve">IT / Implementation team</w:t>
+              <w:t>IT / Implementation team</w:t>
             </w:r>
           </w:p>
         </w:tc>
       </w:tr>
       <w:tr>
-        <w:trPr>
-          <w:tblHeader w:val="off"/>
-        </w:trPr>
+        <w:tblPrEx>
+          <w:tblCellMar>
+            <w:top w:w="0" w:type="dxa"/>
+            <w:bottom w:w="0" w:type="dxa"/>
+          </w:tblCellMar>
+        </w:tblPrEx>
         <w:tc>
           <w:tcPr>
-            <w:tcW w:type="dxa" w:w="2500"/>
-            <w:shd w:fill="FFFFFF" w:color="auto" w:val="clear"/>
+            <w:tcW w:w="2500" w:type="dxa"/>
+            <w:shd w:val="clear" w:color="auto" w:fill="FFFFFF"/>
             <w:tcMar>
-              <w:top w:type="dxa" w:w="90"/>
-              <w:left w:type="dxa" w:w="130"/>
-              <w:bottom w:type="dxa" w:w="90"/>
-              <w:right w:type="dxa" w:w="130"/>
+              <w:top w:w="90" w:type="dxa"/>
+              <w:left w:w="130" w:type="dxa"/>
+              <w:bottom w:w="90" w:type="dxa"/>
+              <w:right w:w="130" w:type="dxa"/>
             </w:tcMar>
             <w:vAlign w:val="center"/>
           </w:tcPr>
           <w:p>
-            <w:pPr>
-              <w:spacing w:after="0"/>
-            </w:pPr>
-            <w:r>
-              <w:rPr>
-                <w:b w:val="false"/>
-                <w:bCs w:val="false"/>
+            <w:r>
+              <w:rPr>
                 <w:color w:val="000000"/>
                 <w:sz w:val="20"/>
                 <w:szCs w:val="20"/>
               </w:rPr>
-              <w:t xml:space="preserve">Applies to</w:t>
+              <w:t>Applies to</w:t>
             </w:r>
           </w:p>
         </w:tc>
         <w:tc>
           <w:tcPr>
-            <w:tcW w:type="dxa" w:w="6400"/>
-            <w:shd w:fill="FFFFFF" w:color="auto" w:val="clear"/>
+            <w:tcW w:w="6400" w:type="dxa"/>
+            <w:shd w:val="clear" w:color="auto" w:fill="FFFFFF"/>
             <w:tcMar>
-              <w:top w:type="dxa" w:w="90"/>
-              <w:left w:type="dxa" w:w="130"/>
-              <w:bottom w:type="dxa" w:w="90"/>
-              <w:right w:type="dxa" w:w="130"/>
+              <w:top w:w="90" w:type="dxa"/>
+              <w:left w:w="130" w:type="dxa"/>
+              <w:bottom w:w="90" w:type="dxa"/>
+              <w:right w:w="130" w:type="dxa"/>
             </w:tcMar>
             <w:vAlign w:val="center"/>
           </w:tcPr>
           <w:p>
-            <w:pPr>
-              <w:spacing w:after="0"/>
-            </w:pPr>
-            <w:r>
-              <w:rPr>
-                <w:b w:val="false"/>
-                <w:bCs w:val="false"/>
+            <w:r>
+              <w:rPr>
                 <w:color w:val="000000"/>
                 <w:sz w:val="20"/>
                 <w:szCs w:val="20"/>
               </w:rPr>
-              <w:t xml:space="preserve">Omnia Retail POS — browser and Windows desktop application</w:t>
+              <w:t>Omnia Retail POS — browser and Windows desktop application</w:t>
             </w:r>
           </w:p>
         </w:tc>
       </w:tr>
       <w:tr>
-        <w:trPr>
-          <w:tblHeader w:val="off"/>
-        </w:trPr>
+        <w:tblPrEx>
+          <w:tblCellMar>
+            <w:top w:w="0" w:type="dxa"/>
+            <w:bottom w:w="0" w:type="dxa"/>
+          </w:tblCellMar>
+        </w:tblPrEx>
         <w:tc>
           <w:tcPr>
-            <w:tcW w:type="dxa" w:w="2500"/>
-            <w:shd w:fill="FFFFFF" w:color="auto" w:val="clear"/>
+            <w:tcW w:w="2500" w:type="dxa"/>
+            <w:shd w:val="clear" w:color="auto" w:fill="FFFFFF"/>
             <w:tcMar>
-              <w:top w:type="dxa" w:w="90"/>
-              <w:left w:type="dxa" w:w="130"/>
-              <w:bottom w:type="dxa" w:w="90"/>
-              <w:right w:type="dxa" w:w="130"/>
+              <w:top w:w="90" w:type="dxa"/>
+              <w:left w:w="130" w:type="dxa"/>
+              <w:bottom w:w="90" w:type="dxa"/>
+              <w:right w:w="130" w:type="dxa"/>
             </w:tcMar>
             <w:vAlign w:val="center"/>
           </w:tcPr>
           <w:p>
-            <w:pPr>
-              <w:spacing w:after="0"/>
-            </w:pPr>
-            <w:r>
-              <w:rPr>
-                <w:b w:val="false"/>
-                <w:bCs w:val="false"/>
+            <w:r>
+              <w:rPr>
                 <w:color w:val="000000"/>
                 <w:sz w:val="20"/>
                 <w:szCs w:val="20"/>
               </w:rPr>
-              <w:t xml:space="preserve">Next review</w:t>
+              <w:t>Next review</w:t>
             </w:r>
           </w:p>
         </w:tc>
         <w:tc>
           <w:tcPr>
-            <w:tcW w:type="dxa" w:w="6400"/>
-            <w:shd w:fill="FFFFFF" w:color="auto" w:val="clear"/>
+            <w:tcW w:w="6400" w:type="dxa"/>
+            <w:shd w:val="clear" w:color="auto" w:fill="FFFFFF"/>
             <w:tcMar>
-              <w:top w:type="dxa" w:w="90"/>
-              <w:left w:type="dxa" w:w="130"/>
-              <w:bottom w:type="dxa" w:w="90"/>
-              <w:right w:type="dxa" w:w="130"/>
+              <w:top w:w="90" w:type="dxa"/>
+              <w:left w:w="130" w:type="dxa"/>
+              <w:bottom w:w="90" w:type="dxa"/>
+              <w:right w:w="130" w:type="dxa"/>
             </w:tcMar>
             <w:vAlign w:val="center"/>
           </w:tcPr>
           <w:p>
-            <w:pPr>
-              <w:spacing w:after="0"/>
-            </w:pPr>
-            <w:r>
-              <w:rPr>
-                <w:b w:val="false"/>
-                <w:bCs w:val="false"/>
+            <w:r>
+              <w:rPr>
                 <w:color w:val="000000"/>
                 <w:sz w:val="20"/>
                 <w:szCs w:val="20"/>
               </w:rPr>
-              <w:t xml:space="preserve">On the next major release</w:t>
+              <w:t>On the next major release</w:t>
             </w:r>
           </w:p>
         </w:tc>
@@ -589,8 +553,9 @@
     <w:p>
       <w:pPr>
         <w:pStyle w:val="Heading1"/>
-        <w:spacing w:after="140" w:before="400"/>
-      </w:pPr>
+        <w:spacing w:before="400" w:after="140"/>
+      </w:pPr>
+      <w:bookmarkStart w:id="1" w:name="_Toc241673174"/>
       <w:r>
         <w:rPr>
           <w:b/>
@@ -599,20 +564,1997 @@
           <w:sz w:val="28"/>
           <w:szCs w:val="28"/>
         </w:rPr>
-        <w:t xml:space="preserve">Contents</w:t>
-      </w:r>
+        <w:t>Contents</w:t>
+      </w:r>
+      <w:bookmarkEnd w:id="1"/>
     </w:p>
     <w:sdt>
       <w:sdtPr>
         <w:alias w:val="Contents"/>
+        <w:id w:val="1273831891"/>
       </w:sdtPr>
+      <w:sdtEndPr/>
       <w:sdtContent>
         <w:p>
+          <w:pPr>
+            <w:pStyle w:val="TOC1"/>
+            <w:tabs>
+              <w:tab w:val="right" w:leader="dot" w:pos="9696"/>
+            </w:tabs>
+            <w:rPr>
+              <w:rFonts w:asciiTheme="minorHAnsi" w:eastAsiaTheme="minorEastAsia" w:hAnsiTheme="minorHAnsi" w:cstheme="minorBidi"/>
+              <w:noProof/>
+              <w:kern w:val="2"/>
+              <w:sz w:val="24"/>
+              <w:szCs w:val="24"/>
+              <w14:ligatures w14:val="standardContextual"/>
+            </w:rPr>
+          </w:pPr>
           <w:r>
-            <w:fldChar w:fldCharType="begin" w:dirty="true"/>
-            <w:instrText xml:space="preserve">TOC \h \o "1-2"</w:instrText>
+            <w:fldChar w:fldCharType="begin"/>
+          </w:r>
+          <w:r>
+            <w:instrText>TOC \h \o "1-2"</w:instrText>
+          </w:r>
+          <w:r>
             <w:fldChar w:fldCharType="separate"/>
           </w:r>
+          <w:hyperlink w:anchor="_Toc241673173" w:history="1">
+            <w:r>
+              <w:rPr>
+                <w:rStyle w:val="Hyperlink"/>
+                <w:b/>
+                <w:bCs/>
+                <w:noProof/>
+              </w:rPr>
+              <w:t>Document control</w:t>
+            </w:r>
+            <w:r>
+              <w:rPr>
+                <w:noProof/>
+              </w:rPr>
+              <w:tab/>
+            </w:r>
+            <w:r>
+              <w:rPr>
+                <w:noProof/>
+              </w:rPr>
+              <w:fldChar w:fldCharType="begin"/>
+            </w:r>
+            <w:r>
+              <w:rPr>
+                <w:noProof/>
+              </w:rPr>
+              <w:instrText xml:space="preserve"> PAGEREF _Toc241673173 \h </w:instrText>
+            </w:r>
+            <w:r>
+              <w:rPr>
+                <w:noProof/>
+              </w:rPr>
+            </w:r>
+            <w:r>
+              <w:rPr>
+                <w:noProof/>
+              </w:rPr>
+              <w:fldChar w:fldCharType="separate"/>
+            </w:r>
+            <w:r>
+              <w:rPr>
+                <w:noProof/>
+              </w:rPr>
+              <w:t>2</w:t>
+            </w:r>
+            <w:r>
+              <w:rPr>
+                <w:noProof/>
+              </w:rPr>
+              <w:fldChar w:fldCharType="end"/>
+            </w:r>
+          </w:hyperlink>
+        </w:p>
+        <w:p>
+          <w:pPr>
+            <w:pStyle w:val="TOC1"/>
+            <w:tabs>
+              <w:tab w:val="right" w:leader="dot" w:pos="9696"/>
+            </w:tabs>
+            <w:rPr>
+              <w:rFonts w:asciiTheme="minorHAnsi" w:eastAsiaTheme="minorEastAsia" w:hAnsiTheme="minorHAnsi" w:cstheme="minorBidi"/>
+              <w:noProof/>
+              <w:kern w:val="2"/>
+              <w:sz w:val="24"/>
+              <w:szCs w:val="24"/>
+              <w14:ligatures w14:val="standardContextual"/>
+            </w:rPr>
+          </w:pPr>
+          <w:hyperlink w:anchor="_Toc241673174" w:history="1">
+            <w:r>
+              <w:rPr>
+                <w:rStyle w:val="Hyperlink"/>
+                <w:b/>
+                <w:bCs/>
+                <w:noProof/>
+              </w:rPr>
+              <w:t>Contents</w:t>
+            </w:r>
+            <w:r>
+              <w:rPr>
+                <w:noProof/>
+              </w:rPr>
+              <w:tab/>
+            </w:r>
+            <w:r>
+              <w:rPr>
+                <w:noProof/>
+              </w:rPr>
+              <w:fldChar w:fldCharType="begin"/>
+            </w:r>
+            <w:r>
+              <w:rPr>
+                <w:noProof/>
+              </w:rPr>
+              <w:instrText xml:space="preserve"> PAGEREF _Toc241673174 \h </w:instrText>
+            </w:r>
+            <w:r>
+              <w:rPr>
+                <w:noProof/>
+              </w:rPr>
+            </w:r>
+            <w:r>
+              <w:rPr>
+                <w:noProof/>
+              </w:rPr>
+              <w:fldChar w:fldCharType="separate"/>
+            </w:r>
+            <w:r>
+              <w:rPr>
+                <w:noProof/>
+              </w:rPr>
+              <w:t>2</w:t>
+            </w:r>
+            <w:r>
+              <w:rPr>
+                <w:noProof/>
+              </w:rPr>
+              <w:fldChar w:fldCharType="end"/>
+            </w:r>
+          </w:hyperlink>
+        </w:p>
+        <w:p>
+          <w:pPr>
+            <w:pStyle w:val="TOC1"/>
+            <w:tabs>
+              <w:tab w:val="right" w:leader="dot" w:pos="9696"/>
+            </w:tabs>
+            <w:rPr>
+              <w:rFonts w:asciiTheme="minorHAnsi" w:eastAsiaTheme="minorEastAsia" w:hAnsiTheme="minorHAnsi" w:cstheme="minorBidi"/>
+              <w:noProof/>
+              <w:kern w:val="2"/>
+              <w:sz w:val="24"/>
+              <w:szCs w:val="24"/>
+              <w14:ligatures w14:val="standardContextual"/>
+            </w:rPr>
+          </w:pPr>
+          <w:hyperlink w:anchor="_Toc241673175" w:history="1">
+            <w:r>
+              <w:rPr>
+                <w:rStyle w:val="Hyperlink"/>
+                <w:b/>
+                <w:bCs/>
+                <w:noProof/>
+              </w:rPr>
+              <w:t>1. About this guide</w:t>
+            </w:r>
+            <w:r>
+              <w:rPr>
+                <w:noProof/>
+              </w:rPr>
+              <w:tab/>
+            </w:r>
+            <w:r>
+              <w:rPr>
+                <w:noProof/>
+              </w:rPr>
+              <w:fldChar w:fldCharType="begin"/>
+            </w:r>
+            <w:r>
+              <w:rPr>
+                <w:noProof/>
+              </w:rPr>
+              <w:instrText xml:space="preserve"> PAGEREF _Toc241673175 \h </w:instrText>
+            </w:r>
+            <w:r>
+              <w:rPr>
+                <w:noProof/>
+              </w:rPr>
+            </w:r>
+            <w:r>
+              <w:rPr>
+                <w:noProof/>
+              </w:rPr>
+              <w:fldChar w:fldCharType="separate"/>
+            </w:r>
+            <w:r>
+              <w:rPr>
+                <w:noProof/>
+              </w:rPr>
+              <w:t>4</w:t>
+            </w:r>
+            <w:r>
+              <w:rPr>
+                <w:noProof/>
+              </w:rPr>
+              <w:fldChar w:fldCharType="end"/>
+            </w:r>
+          </w:hyperlink>
+        </w:p>
+        <w:p>
+          <w:pPr>
+            <w:pStyle w:val="TOC2"/>
+            <w:tabs>
+              <w:tab w:val="right" w:leader="dot" w:pos="9696"/>
+            </w:tabs>
+            <w:rPr>
+              <w:rFonts w:asciiTheme="minorHAnsi" w:eastAsiaTheme="minorEastAsia" w:hAnsiTheme="minorHAnsi" w:cstheme="minorBidi"/>
+              <w:noProof/>
+              <w:kern w:val="2"/>
+              <w:sz w:val="24"/>
+              <w:szCs w:val="24"/>
+              <w14:ligatures w14:val="standardContextual"/>
+            </w:rPr>
+          </w:pPr>
+          <w:hyperlink w:anchor="_Toc241673176" w:history="1">
+            <w:r>
+              <w:rPr>
+                <w:rStyle w:val="Hyperlink"/>
+                <w:b/>
+                <w:bCs/>
+                <w:noProof/>
+              </w:rPr>
+              <w:t>Sign-in details</w:t>
+            </w:r>
+            <w:r>
+              <w:rPr>
+                <w:noProof/>
+              </w:rPr>
+              <w:tab/>
+            </w:r>
+            <w:r>
+              <w:rPr>
+                <w:noProof/>
+              </w:rPr>
+              <w:fldChar w:fldCharType="begin"/>
+            </w:r>
+            <w:r>
+              <w:rPr>
+                <w:noProof/>
+              </w:rPr>
+              <w:instrText xml:space="preserve"> PAGEREF _Toc241673176 \h </w:instrText>
+            </w:r>
+            <w:r>
+              <w:rPr>
+                <w:noProof/>
+              </w:rPr>
+            </w:r>
+            <w:r>
+              <w:rPr>
+                <w:noProof/>
+              </w:rPr>
+              <w:fldChar w:fldCharType="separate"/>
+            </w:r>
+            <w:r>
+              <w:rPr>
+                <w:noProof/>
+              </w:rPr>
+              <w:t>4</w:t>
+            </w:r>
+            <w:r>
+              <w:rPr>
+                <w:noProof/>
+              </w:rPr>
+              <w:fldChar w:fldCharType="end"/>
+            </w:r>
+          </w:hyperlink>
+        </w:p>
+        <w:p>
+          <w:pPr>
+            <w:pStyle w:val="TOC1"/>
+            <w:tabs>
+              <w:tab w:val="right" w:leader="dot" w:pos="9696"/>
+            </w:tabs>
+            <w:rPr>
+              <w:rFonts w:asciiTheme="minorHAnsi" w:eastAsiaTheme="minorEastAsia" w:hAnsiTheme="minorHAnsi" w:cstheme="minorBidi"/>
+              <w:noProof/>
+              <w:kern w:val="2"/>
+              <w:sz w:val="24"/>
+              <w:szCs w:val="24"/>
+              <w14:ligatures w14:val="standardContextual"/>
+            </w:rPr>
+          </w:pPr>
+          <w:hyperlink w:anchor="_Toc241673177" w:history="1">
+            <w:r>
+              <w:rPr>
+                <w:rStyle w:val="Hyperlink"/>
+                <w:b/>
+                <w:bCs/>
+                <w:noProof/>
+              </w:rPr>
+              <w:t>2. Signing in</w:t>
+            </w:r>
+            <w:r>
+              <w:rPr>
+                <w:noProof/>
+              </w:rPr>
+              <w:tab/>
+            </w:r>
+            <w:r>
+              <w:rPr>
+                <w:noProof/>
+              </w:rPr>
+              <w:fldChar w:fldCharType="begin"/>
+            </w:r>
+            <w:r>
+              <w:rPr>
+                <w:noProof/>
+              </w:rPr>
+              <w:instrText xml:space="preserve"> PAGEREF _Toc241673177 \h </w:instrText>
+            </w:r>
+            <w:r>
+              <w:rPr>
+                <w:noProof/>
+              </w:rPr>
+            </w:r>
+            <w:r>
+              <w:rPr>
+                <w:noProof/>
+              </w:rPr>
+              <w:fldChar w:fldCharType="separate"/>
+            </w:r>
+            <w:r>
+              <w:rPr>
+                <w:noProof/>
+              </w:rPr>
+              <w:t>5</w:t>
+            </w:r>
+            <w:r>
+              <w:rPr>
+                <w:noProof/>
+              </w:rPr>
+              <w:fldChar w:fldCharType="end"/>
+            </w:r>
+          </w:hyperlink>
+        </w:p>
+        <w:p>
+          <w:pPr>
+            <w:pStyle w:val="TOC2"/>
+            <w:tabs>
+              <w:tab w:val="right" w:leader="dot" w:pos="9696"/>
+            </w:tabs>
+            <w:rPr>
+              <w:rFonts w:asciiTheme="minorHAnsi" w:eastAsiaTheme="minorEastAsia" w:hAnsiTheme="minorHAnsi" w:cstheme="minorBidi"/>
+              <w:noProof/>
+              <w:kern w:val="2"/>
+              <w:sz w:val="24"/>
+              <w:szCs w:val="24"/>
+              <w14:ligatures w14:val="standardContextual"/>
+            </w:rPr>
+          </w:pPr>
+          <w:hyperlink w:anchor="_Toc241673178" w:history="1">
+            <w:r>
+              <w:rPr>
+                <w:rStyle w:val="Hyperlink"/>
+                <w:b/>
+                <w:bCs/>
+                <w:noProof/>
+              </w:rPr>
+              <w:t>Dashboard</w:t>
+            </w:r>
+            <w:r>
+              <w:rPr>
+                <w:noProof/>
+              </w:rPr>
+              <w:tab/>
+            </w:r>
+            <w:r>
+              <w:rPr>
+                <w:noProof/>
+              </w:rPr>
+              <w:fldChar w:fldCharType="begin"/>
+            </w:r>
+            <w:r>
+              <w:rPr>
+                <w:noProof/>
+              </w:rPr>
+              <w:instrText xml:space="preserve"> PAGEREF _Toc241673178 \h </w:instrText>
+            </w:r>
+            <w:r>
+              <w:rPr>
+                <w:noProof/>
+              </w:rPr>
+            </w:r>
+            <w:r>
+              <w:rPr>
+                <w:noProof/>
+              </w:rPr>
+              <w:fldChar w:fldCharType="separate"/>
+            </w:r>
+            <w:r>
+              <w:rPr>
+                <w:noProof/>
+              </w:rPr>
+              <w:t>5</w:t>
+            </w:r>
+            <w:r>
+              <w:rPr>
+                <w:noProof/>
+              </w:rPr>
+              <w:fldChar w:fldCharType="end"/>
+            </w:r>
+          </w:hyperlink>
+        </w:p>
+        <w:p>
+          <w:pPr>
+            <w:pStyle w:val="TOC1"/>
+            <w:tabs>
+              <w:tab w:val="right" w:leader="dot" w:pos="9696"/>
+            </w:tabs>
+            <w:rPr>
+              <w:rFonts w:asciiTheme="minorHAnsi" w:eastAsiaTheme="minorEastAsia" w:hAnsiTheme="minorHAnsi" w:cstheme="minorBidi"/>
+              <w:noProof/>
+              <w:kern w:val="2"/>
+              <w:sz w:val="24"/>
+              <w:szCs w:val="24"/>
+              <w14:ligatures w14:val="standardContextual"/>
+            </w:rPr>
+          </w:pPr>
+          <w:hyperlink w:anchor="_Toc241673179" w:history="1">
+            <w:r>
+              <w:rPr>
+                <w:rStyle w:val="Hyperlink"/>
+                <w:b/>
+                <w:bCs/>
+                <w:noProof/>
+              </w:rPr>
+              <w:t>3. Setting up the catalogue</w:t>
+            </w:r>
+            <w:r>
+              <w:rPr>
+                <w:noProof/>
+              </w:rPr>
+              <w:tab/>
+            </w:r>
+            <w:r>
+              <w:rPr>
+                <w:noProof/>
+              </w:rPr>
+              <w:fldChar w:fldCharType="begin"/>
+            </w:r>
+            <w:r>
+              <w:rPr>
+                <w:noProof/>
+              </w:rPr>
+              <w:instrText xml:space="preserve"> PAGEREF _Toc241673179 \h </w:instrText>
+            </w:r>
+            <w:r>
+              <w:rPr>
+                <w:noProof/>
+              </w:rPr>
+            </w:r>
+            <w:r>
+              <w:rPr>
+                <w:noProof/>
+              </w:rPr>
+              <w:fldChar w:fldCharType="separate"/>
+            </w:r>
+            <w:r>
+              <w:rPr>
+                <w:noProof/>
+              </w:rPr>
+              <w:t>6</w:t>
+            </w:r>
+            <w:r>
+              <w:rPr>
+                <w:noProof/>
+              </w:rPr>
+              <w:fldChar w:fldCharType="end"/>
+            </w:r>
+          </w:hyperlink>
+        </w:p>
+        <w:p>
+          <w:pPr>
+            <w:pStyle w:val="TOC2"/>
+            <w:tabs>
+              <w:tab w:val="right" w:leader="dot" w:pos="9696"/>
+            </w:tabs>
+            <w:rPr>
+              <w:rFonts w:asciiTheme="minorHAnsi" w:eastAsiaTheme="minorEastAsia" w:hAnsiTheme="minorHAnsi" w:cstheme="minorBidi"/>
+              <w:noProof/>
+              <w:kern w:val="2"/>
+              <w:sz w:val="24"/>
+              <w:szCs w:val="24"/>
+              <w14:ligatures w14:val="standardContextual"/>
+            </w:rPr>
+          </w:pPr>
+          <w:hyperlink w:anchor="_Toc241673180" w:history="1">
+            <w:r>
+              <w:rPr>
+                <w:rStyle w:val="Hyperlink"/>
+                <w:b/>
+                <w:bCs/>
+                <w:noProof/>
+              </w:rPr>
+              <w:t>3.1 Categories</w:t>
+            </w:r>
+            <w:r>
+              <w:rPr>
+                <w:noProof/>
+              </w:rPr>
+              <w:tab/>
+            </w:r>
+            <w:r>
+              <w:rPr>
+                <w:noProof/>
+              </w:rPr>
+              <w:fldChar w:fldCharType="begin"/>
+            </w:r>
+            <w:r>
+              <w:rPr>
+                <w:noProof/>
+              </w:rPr>
+              <w:instrText xml:space="preserve"> PAGEREF _Toc241673180 \h </w:instrText>
+            </w:r>
+            <w:r>
+              <w:rPr>
+                <w:noProof/>
+              </w:rPr>
+            </w:r>
+            <w:r>
+              <w:rPr>
+                <w:noProof/>
+              </w:rPr>
+              <w:fldChar w:fldCharType="separate"/>
+            </w:r>
+            <w:r>
+              <w:rPr>
+                <w:noProof/>
+              </w:rPr>
+              <w:t>6</w:t>
+            </w:r>
+            <w:r>
+              <w:rPr>
+                <w:noProof/>
+              </w:rPr>
+              <w:fldChar w:fldCharType="end"/>
+            </w:r>
+          </w:hyperlink>
+        </w:p>
+        <w:p>
+          <w:pPr>
+            <w:pStyle w:val="TOC2"/>
+            <w:tabs>
+              <w:tab w:val="right" w:leader="dot" w:pos="9696"/>
+            </w:tabs>
+            <w:rPr>
+              <w:rFonts w:asciiTheme="minorHAnsi" w:eastAsiaTheme="minorEastAsia" w:hAnsiTheme="minorHAnsi" w:cstheme="minorBidi"/>
+              <w:noProof/>
+              <w:kern w:val="2"/>
+              <w:sz w:val="24"/>
+              <w:szCs w:val="24"/>
+              <w14:ligatures w14:val="standardContextual"/>
+            </w:rPr>
+          </w:pPr>
+          <w:hyperlink w:anchor="_Toc241673181" w:history="1">
+            <w:r>
+              <w:rPr>
+                <w:rStyle w:val="Hyperlink"/>
+                <w:b/>
+                <w:bCs/>
+                <w:noProof/>
+              </w:rPr>
+              <w:t>3.2 Units of measure</w:t>
+            </w:r>
+            <w:r>
+              <w:rPr>
+                <w:noProof/>
+              </w:rPr>
+              <w:tab/>
+            </w:r>
+            <w:r>
+              <w:rPr>
+                <w:noProof/>
+              </w:rPr>
+              <w:fldChar w:fldCharType="begin"/>
+            </w:r>
+            <w:r>
+              <w:rPr>
+                <w:noProof/>
+              </w:rPr>
+              <w:instrText xml:space="preserve"> PAGEREF _Toc241673181 \h </w:instrText>
+            </w:r>
+            <w:r>
+              <w:rPr>
+                <w:noProof/>
+              </w:rPr>
+            </w:r>
+            <w:r>
+              <w:rPr>
+                <w:noProof/>
+              </w:rPr>
+              <w:fldChar w:fldCharType="separate"/>
+            </w:r>
+            <w:r>
+              <w:rPr>
+                <w:noProof/>
+              </w:rPr>
+              <w:t>6</w:t>
+            </w:r>
+            <w:r>
+              <w:rPr>
+                <w:noProof/>
+              </w:rPr>
+              <w:fldChar w:fldCharType="end"/>
+            </w:r>
+          </w:hyperlink>
+        </w:p>
+        <w:p>
+          <w:pPr>
+            <w:pStyle w:val="TOC2"/>
+            <w:tabs>
+              <w:tab w:val="right" w:leader="dot" w:pos="9696"/>
+            </w:tabs>
+            <w:rPr>
+              <w:rFonts w:asciiTheme="minorHAnsi" w:eastAsiaTheme="minorEastAsia" w:hAnsiTheme="minorHAnsi" w:cstheme="minorBidi"/>
+              <w:noProof/>
+              <w:kern w:val="2"/>
+              <w:sz w:val="24"/>
+              <w:szCs w:val="24"/>
+              <w14:ligatures w14:val="standardContextual"/>
+            </w:rPr>
+          </w:pPr>
+          <w:hyperlink w:anchor="_Toc241673182" w:history="1">
+            <w:r>
+              <w:rPr>
+                <w:rStyle w:val="Hyperlink"/>
+                <w:b/>
+                <w:bCs/>
+                <w:noProof/>
+              </w:rPr>
+              <w:t>3.3 Products</w:t>
+            </w:r>
+            <w:r>
+              <w:rPr>
+                <w:noProof/>
+              </w:rPr>
+              <w:tab/>
+            </w:r>
+            <w:r>
+              <w:rPr>
+                <w:noProof/>
+              </w:rPr>
+              <w:fldChar w:fldCharType="begin"/>
+            </w:r>
+            <w:r>
+              <w:rPr>
+                <w:noProof/>
+              </w:rPr>
+              <w:instrText xml:space="preserve"> PAGEREF _Toc241673182 \h </w:instrText>
+            </w:r>
+            <w:r>
+              <w:rPr>
+                <w:noProof/>
+              </w:rPr>
+            </w:r>
+            <w:r>
+              <w:rPr>
+                <w:noProof/>
+              </w:rPr>
+              <w:fldChar w:fldCharType="separate"/>
+            </w:r>
+            <w:r>
+              <w:rPr>
+                <w:noProof/>
+              </w:rPr>
+              <w:t>7</w:t>
+            </w:r>
+            <w:r>
+              <w:rPr>
+                <w:noProof/>
+              </w:rPr>
+              <w:fldChar w:fldCharType="end"/>
+            </w:r>
+          </w:hyperlink>
+        </w:p>
+        <w:p>
+          <w:pPr>
+            <w:pStyle w:val="TOC2"/>
+            <w:tabs>
+              <w:tab w:val="right" w:leader="dot" w:pos="9696"/>
+            </w:tabs>
+            <w:rPr>
+              <w:rFonts w:asciiTheme="minorHAnsi" w:eastAsiaTheme="minorEastAsia" w:hAnsiTheme="minorHAnsi" w:cstheme="minorBidi"/>
+              <w:noProof/>
+              <w:kern w:val="2"/>
+              <w:sz w:val="24"/>
+              <w:szCs w:val="24"/>
+              <w14:ligatures w14:val="standardContextual"/>
+            </w:rPr>
+          </w:pPr>
+          <w:hyperlink w:anchor="_Toc241673183" w:history="1">
+            <w:r>
+              <w:rPr>
+                <w:rStyle w:val="Hyperlink"/>
+                <w:b/>
+                <w:bCs/>
+                <w:noProof/>
+              </w:rPr>
+              <w:t>3.4 Barcodes</w:t>
+            </w:r>
+            <w:r>
+              <w:rPr>
+                <w:noProof/>
+              </w:rPr>
+              <w:tab/>
+            </w:r>
+            <w:r>
+              <w:rPr>
+                <w:noProof/>
+              </w:rPr>
+              <w:fldChar w:fldCharType="begin"/>
+            </w:r>
+            <w:r>
+              <w:rPr>
+                <w:noProof/>
+              </w:rPr>
+              <w:instrText xml:space="preserve"> PAGEREF _Toc241673183 \h </w:instrText>
+            </w:r>
+            <w:r>
+              <w:rPr>
+                <w:noProof/>
+              </w:rPr>
+            </w:r>
+            <w:r>
+              <w:rPr>
+                <w:noProof/>
+              </w:rPr>
+              <w:fldChar w:fldCharType="separate"/>
+            </w:r>
+            <w:r>
+              <w:rPr>
+                <w:noProof/>
+              </w:rPr>
+              <w:t>8</w:t>
+            </w:r>
+            <w:r>
+              <w:rPr>
+                <w:noProof/>
+              </w:rPr>
+              <w:fldChar w:fldCharType="end"/>
+            </w:r>
+          </w:hyperlink>
+        </w:p>
+        <w:p>
+          <w:pPr>
+            <w:pStyle w:val="TOC1"/>
+            <w:tabs>
+              <w:tab w:val="right" w:leader="dot" w:pos="9696"/>
+            </w:tabs>
+            <w:rPr>
+              <w:rFonts w:asciiTheme="minorHAnsi" w:eastAsiaTheme="minorEastAsia" w:hAnsiTheme="minorHAnsi" w:cstheme="minorBidi"/>
+              <w:noProof/>
+              <w:kern w:val="2"/>
+              <w:sz w:val="24"/>
+              <w:szCs w:val="24"/>
+              <w14:ligatures w14:val="standardContextual"/>
+            </w:rPr>
+          </w:pPr>
+          <w:hyperlink w:anchor="_Toc241673184" w:history="1">
+            <w:r>
+              <w:rPr>
+                <w:rStyle w:val="Hyperlink"/>
+                <w:b/>
+                <w:bCs/>
+                <w:noProof/>
+              </w:rPr>
+              <w:t>4. Customers and suppliers</w:t>
+            </w:r>
+            <w:r>
+              <w:rPr>
+                <w:noProof/>
+              </w:rPr>
+              <w:tab/>
+            </w:r>
+            <w:r>
+              <w:rPr>
+                <w:noProof/>
+              </w:rPr>
+              <w:fldChar w:fldCharType="begin"/>
+            </w:r>
+            <w:r>
+              <w:rPr>
+                <w:noProof/>
+              </w:rPr>
+              <w:instrText xml:space="preserve"> PAGEREF _Toc241673184 \h </w:instrText>
+            </w:r>
+            <w:r>
+              <w:rPr>
+                <w:noProof/>
+              </w:rPr>
+            </w:r>
+            <w:r>
+              <w:rPr>
+                <w:noProof/>
+              </w:rPr>
+              <w:fldChar w:fldCharType="separate"/>
+            </w:r>
+            <w:r>
+              <w:rPr>
+                <w:noProof/>
+              </w:rPr>
+              <w:t>9</w:t>
+            </w:r>
+            <w:r>
+              <w:rPr>
+                <w:noProof/>
+              </w:rPr>
+              <w:fldChar w:fldCharType="end"/>
+            </w:r>
+          </w:hyperlink>
+        </w:p>
+        <w:p>
+          <w:pPr>
+            <w:pStyle w:val="TOC1"/>
+            <w:tabs>
+              <w:tab w:val="right" w:leader="dot" w:pos="9696"/>
+            </w:tabs>
+            <w:rPr>
+              <w:rFonts w:asciiTheme="minorHAnsi" w:eastAsiaTheme="minorEastAsia" w:hAnsiTheme="minorHAnsi" w:cstheme="minorBidi"/>
+              <w:noProof/>
+              <w:kern w:val="2"/>
+              <w:sz w:val="24"/>
+              <w:szCs w:val="24"/>
+              <w14:ligatures w14:val="standardContextual"/>
+            </w:rPr>
+          </w:pPr>
+          <w:hyperlink w:anchor="_Toc241673185" w:history="1">
+            <w:r>
+              <w:rPr>
+                <w:rStyle w:val="Hyperlink"/>
+                <w:b/>
+                <w:bCs/>
+                <w:noProof/>
+              </w:rPr>
+              <w:t>5. Bringing stock in</w:t>
+            </w:r>
+            <w:r>
+              <w:rPr>
+                <w:noProof/>
+              </w:rPr>
+              <w:tab/>
+            </w:r>
+            <w:r>
+              <w:rPr>
+                <w:noProof/>
+              </w:rPr>
+              <w:fldChar w:fldCharType="begin"/>
+            </w:r>
+            <w:r>
+              <w:rPr>
+                <w:noProof/>
+              </w:rPr>
+              <w:instrText xml:space="preserve"> PAGEREF _Toc241673185 \h </w:instrText>
+            </w:r>
+            <w:r>
+              <w:rPr>
+                <w:noProof/>
+              </w:rPr>
+            </w:r>
+            <w:r>
+              <w:rPr>
+                <w:noProof/>
+              </w:rPr>
+              <w:fldChar w:fldCharType="separate"/>
+            </w:r>
+            <w:r>
+              <w:rPr>
+                <w:noProof/>
+              </w:rPr>
+              <w:t>11</w:t>
+            </w:r>
+            <w:r>
+              <w:rPr>
+                <w:noProof/>
+              </w:rPr>
+              <w:fldChar w:fldCharType="end"/>
+            </w:r>
+          </w:hyperlink>
+        </w:p>
+        <w:p>
+          <w:pPr>
+            <w:pStyle w:val="TOC2"/>
+            <w:tabs>
+              <w:tab w:val="right" w:leader="dot" w:pos="9696"/>
+            </w:tabs>
+            <w:rPr>
+              <w:rFonts w:asciiTheme="minorHAnsi" w:eastAsiaTheme="minorEastAsia" w:hAnsiTheme="minorHAnsi" w:cstheme="minorBidi"/>
+              <w:noProof/>
+              <w:kern w:val="2"/>
+              <w:sz w:val="24"/>
+              <w:szCs w:val="24"/>
+              <w14:ligatures w14:val="standardContextual"/>
+            </w:rPr>
+          </w:pPr>
+          <w:hyperlink w:anchor="_Toc241673186" w:history="1">
+            <w:r>
+              <w:rPr>
+                <w:rStyle w:val="Hyperlink"/>
+                <w:b/>
+                <w:bCs/>
+                <w:noProof/>
+              </w:rPr>
+              <w:t>5.1 Opening balance</w:t>
+            </w:r>
+            <w:r>
+              <w:rPr>
+                <w:noProof/>
+              </w:rPr>
+              <w:tab/>
+            </w:r>
+            <w:r>
+              <w:rPr>
+                <w:noProof/>
+              </w:rPr>
+              <w:fldChar w:fldCharType="begin"/>
+            </w:r>
+            <w:r>
+              <w:rPr>
+                <w:noProof/>
+              </w:rPr>
+              <w:instrText xml:space="preserve"> PAGEREF _Toc241673186 \h </w:instrText>
+            </w:r>
+            <w:r>
+              <w:rPr>
+                <w:noProof/>
+              </w:rPr>
+            </w:r>
+            <w:r>
+              <w:rPr>
+                <w:noProof/>
+              </w:rPr>
+              <w:fldChar w:fldCharType="separate"/>
+            </w:r>
+            <w:r>
+              <w:rPr>
+                <w:noProof/>
+              </w:rPr>
+              <w:t>11</w:t>
+            </w:r>
+            <w:r>
+              <w:rPr>
+                <w:noProof/>
+              </w:rPr>
+              <w:fldChar w:fldCharType="end"/>
+            </w:r>
+          </w:hyperlink>
+        </w:p>
+        <w:p>
+          <w:pPr>
+            <w:pStyle w:val="TOC2"/>
+            <w:tabs>
+              <w:tab w:val="right" w:leader="dot" w:pos="9696"/>
+            </w:tabs>
+            <w:rPr>
+              <w:rFonts w:asciiTheme="minorHAnsi" w:eastAsiaTheme="minorEastAsia" w:hAnsiTheme="minorHAnsi" w:cstheme="minorBidi"/>
+              <w:noProof/>
+              <w:kern w:val="2"/>
+              <w:sz w:val="24"/>
+              <w:szCs w:val="24"/>
+              <w14:ligatures w14:val="standardContextual"/>
+            </w:rPr>
+          </w:pPr>
+          <w:hyperlink w:anchor="_Toc241673187" w:history="1">
+            <w:r>
+              <w:rPr>
+                <w:rStyle w:val="Hyperlink"/>
+                <w:b/>
+                <w:bCs/>
+                <w:noProof/>
+              </w:rPr>
+              <w:t>5.2 Product requests</w:t>
+            </w:r>
+            <w:r>
+              <w:rPr>
+                <w:noProof/>
+              </w:rPr>
+              <w:tab/>
+            </w:r>
+            <w:r>
+              <w:rPr>
+                <w:noProof/>
+              </w:rPr>
+              <w:fldChar w:fldCharType="begin"/>
+            </w:r>
+            <w:r>
+              <w:rPr>
+                <w:noProof/>
+              </w:rPr>
+              <w:instrText xml:space="preserve"> PAGEREF _Toc241673187 \h </w:instrText>
+            </w:r>
+            <w:r>
+              <w:rPr>
+                <w:noProof/>
+              </w:rPr>
+            </w:r>
+            <w:r>
+              <w:rPr>
+                <w:noProof/>
+              </w:rPr>
+              <w:fldChar w:fldCharType="separate"/>
+            </w:r>
+            <w:r>
+              <w:rPr>
+                <w:noProof/>
+              </w:rPr>
+              <w:t>12</w:t>
+            </w:r>
+            <w:r>
+              <w:rPr>
+                <w:noProof/>
+              </w:rPr>
+              <w:fldChar w:fldCharType="end"/>
+            </w:r>
+          </w:hyperlink>
+        </w:p>
+        <w:p>
+          <w:pPr>
+            <w:pStyle w:val="TOC2"/>
+            <w:tabs>
+              <w:tab w:val="right" w:leader="dot" w:pos="9696"/>
+            </w:tabs>
+            <w:rPr>
+              <w:rFonts w:asciiTheme="minorHAnsi" w:eastAsiaTheme="minorEastAsia" w:hAnsiTheme="minorHAnsi" w:cstheme="minorBidi"/>
+              <w:noProof/>
+              <w:kern w:val="2"/>
+              <w:sz w:val="24"/>
+              <w:szCs w:val="24"/>
+              <w14:ligatures w14:val="standardContextual"/>
+            </w:rPr>
+          </w:pPr>
+          <w:hyperlink w:anchor="_Toc241673188" w:history="1">
+            <w:r>
+              <w:rPr>
+                <w:rStyle w:val="Hyperlink"/>
+                <w:b/>
+                <w:bCs/>
+                <w:noProof/>
+              </w:rPr>
+              <w:t>5.3 Stock inward</w:t>
+            </w:r>
+            <w:r>
+              <w:rPr>
+                <w:noProof/>
+              </w:rPr>
+              <w:tab/>
+            </w:r>
+            <w:r>
+              <w:rPr>
+                <w:noProof/>
+              </w:rPr>
+              <w:fldChar w:fldCharType="begin"/>
+            </w:r>
+            <w:r>
+              <w:rPr>
+                <w:noProof/>
+              </w:rPr>
+              <w:instrText xml:space="preserve"> PAGEREF _Toc241673188 \h </w:instrText>
+            </w:r>
+            <w:r>
+              <w:rPr>
+                <w:noProof/>
+              </w:rPr>
+            </w:r>
+            <w:r>
+              <w:rPr>
+                <w:noProof/>
+              </w:rPr>
+              <w:fldChar w:fldCharType="separate"/>
+            </w:r>
+            <w:r>
+              <w:rPr>
+                <w:noProof/>
+              </w:rPr>
+              <w:t>13</w:t>
+            </w:r>
+            <w:r>
+              <w:rPr>
+                <w:noProof/>
+              </w:rPr>
+              <w:fldChar w:fldCharType="end"/>
+            </w:r>
+          </w:hyperlink>
+        </w:p>
+        <w:p>
+          <w:pPr>
+            <w:pStyle w:val="TOC1"/>
+            <w:tabs>
+              <w:tab w:val="right" w:leader="dot" w:pos="9696"/>
+            </w:tabs>
+            <w:rPr>
+              <w:rFonts w:asciiTheme="minorHAnsi" w:eastAsiaTheme="minorEastAsia" w:hAnsiTheme="minorHAnsi" w:cstheme="minorBidi"/>
+              <w:noProof/>
+              <w:kern w:val="2"/>
+              <w:sz w:val="24"/>
+              <w:szCs w:val="24"/>
+              <w14:ligatures w14:val="standardContextual"/>
+            </w:rPr>
+          </w:pPr>
+          <w:hyperlink w:anchor="_Toc241673189" w:history="1">
+            <w:r>
+              <w:rPr>
+                <w:rStyle w:val="Hyperlink"/>
+                <w:b/>
+                <w:bCs/>
+                <w:noProof/>
+              </w:rPr>
+              <w:t>6. Controlling stock</w:t>
+            </w:r>
+            <w:r>
+              <w:rPr>
+                <w:noProof/>
+              </w:rPr>
+              <w:tab/>
+            </w:r>
+            <w:r>
+              <w:rPr>
+                <w:noProof/>
+              </w:rPr>
+              <w:fldChar w:fldCharType="begin"/>
+            </w:r>
+            <w:r>
+              <w:rPr>
+                <w:noProof/>
+              </w:rPr>
+              <w:instrText xml:space="preserve"> PAGEREF _Toc241673189 \h </w:instrText>
+            </w:r>
+            <w:r>
+              <w:rPr>
+                <w:noProof/>
+              </w:rPr>
+            </w:r>
+            <w:r>
+              <w:rPr>
+                <w:noProof/>
+              </w:rPr>
+              <w:fldChar w:fldCharType="separate"/>
+            </w:r>
+            <w:r>
+              <w:rPr>
+                <w:noProof/>
+              </w:rPr>
+              <w:t>14</w:t>
+            </w:r>
+            <w:r>
+              <w:rPr>
+                <w:noProof/>
+              </w:rPr>
+              <w:fldChar w:fldCharType="end"/>
+            </w:r>
+          </w:hyperlink>
+        </w:p>
+        <w:p>
+          <w:pPr>
+            <w:pStyle w:val="TOC2"/>
+            <w:tabs>
+              <w:tab w:val="right" w:leader="dot" w:pos="9696"/>
+            </w:tabs>
+            <w:rPr>
+              <w:rFonts w:asciiTheme="minorHAnsi" w:eastAsiaTheme="minorEastAsia" w:hAnsiTheme="minorHAnsi" w:cstheme="minorBidi"/>
+              <w:noProof/>
+              <w:kern w:val="2"/>
+              <w:sz w:val="24"/>
+              <w:szCs w:val="24"/>
+              <w14:ligatures w14:val="standardContextual"/>
+            </w:rPr>
+          </w:pPr>
+          <w:hyperlink w:anchor="_Toc241673190" w:history="1">
+            <w:r>
+              <w:rPr>
+                <w:rStyle w:val="Hyperlink"/>
+                <w:b/>
+                <w:bCs/>
+                <w:noProof/>
+              </w:rPr>
+              <w:t>6.1 Damage</w:t>
+            </w:r>
+            <w:r>
+              <w:rPr>
+                <w:noProof/>
+              </w:rPr>
+              <w:tab/>
+            </w:r>
+            <w:r>
+              <w:rPr>
+                <w:noProof/>
+              </w:rPr>
+              <w:fldChar w:fldCharType="begin"/>
+            </w:r>
+            <w:r>
+              <w:rPr>
+                <w:noProof/>
+              </w:rPr>
+              <w:instrText xml:space="preserve"> PAGEREF _Toc241673190 \h </w:instrText>
+            </w:r>
+            <w:r>
+              <w:rPr>
+                <w:noProof/>
+              </w:rPr>
+            </w:r>
+            <w:r>
+              <w:rPr>
+                <w:noProof/>
+              </w:rPr>
+              <w:fldChar w:fldCharType="separate"/>
+            </w:r>
+            <w:r>
+              <w:rPr>
+                <w:noProof/>
+              </w:rPr>
+              <w:t>14</w:t>
+            </w:r>
+            <w:r>
+              <w:rPr>
+                <w:noProof/>
+              </w:rPr>
+              <w:fldChar w:fldCharType="end"/>
+            </w:r>
+          </w:hyperlink>
+        </w:p>
+        <w:p>
+          <w:pPr>
+            <w:pStyle w:val="TOC2"/>
+            <w:tabs>
+              <w:tab w:val="right" w:leader="dot" w:pos="9696"/>
+            </w:tabs>
+            <w:rPr>
+              <w:rFonts w:asciiTheme="minorHAnsi" w:eastAsiaTheme="minorEastAsia" w:hAnsiTheme="minorHAnsi" w:cstheme="minorBidi"/>
+              <w:noProof/>
+              <w:kern w:val="2"/>
+              <w:sz w:val="24"/>
+              <w:szCs w:val="24"/>
+              <w14:ligatures w14:val="standardContextual"/>
+            </w:rPr>
+          </w:pPr>
+          <w:hyperlink w:anchor="_Toc241673191" w:history="1">
+            <w:r>
+              <w:rPr>
+                <w:rStyle w:val="Hyperlink"/>
+                <w:b/>
+                <w:bCs/>
+                <w:noProof/>
+              </w:rPr>
+              <w:t>6.2 Blocks</w:t>
+            </w:r>
+            <w:r>
+              <w:rPr>
+                <w:noProof/>
+              </w:rPr>
+              <w:tab/>
+            </w:r>
+            <w:r>
+              <w:rPr>
+                <w:noProof/>
+              </w:rPr>
+              <w:fldChar w:fldCharType="begin"/>
+            </w:r>
+            <w:r>
+              <w:rPr>
+                <w:noProof/>
+              </w:rPr>
+              <w:instrText xml:space="preserve"> PAGEREF _Toc241673191 \h </w:instrText>
+            </w:r>
+            <w:r>
+              <w:rPr>
+                <w:noProof/>
+              </w:rPr>
+            </w:r>
+            <w:r>
+              <w:rPr>
+                <w:noProof/>
+              </w:rPr>
+              <w:fldChar w:fldCharType="separate"/>
+            </w:r>
+            <w:r>
+              <w:rPr>
+                <w:noProof/>
+              </w:rPr>
+              <w:t>15</w:t>
+            </w:r>
+            <w:r>
+              <w:rPr>
+                <w:noProof/>
+              </w:rPr>
+              <w:fldChar w:fldCharType="end"/>
+            </w:r>
+          </w:hyperlink>
+        </w:p>
+        <w:p>
+          <w:pPr>
+            <w:pStyle w:val="TOC2"/>
+            <w:tabs>
+              <w:tab w:val="right" w:leader="dot" w:pos="9696"/>
+            </w:tabs>
+            <w:rPr>
+              <w:rFonts w:asciiTheme="minorHAnsi" w:eastAsiaTheme="minorEastAsia" w:hAnsiTheme="minorHAnsi" w:cstheme="minorBidi"/>
+              <w:noProof/>
+              <w:kern w:val="2"/>
+              <w:sz w:val="24"/>
+              <w:szCs w:val="24"/>
+              <w14:ligatures w14:val="standardContextual"/>
+            </w:rPr>
+          </w:pPr>
+          <w:hyperlink w:anchor="_Toc241673192" w:history="1">
+            <w:r>
+              <w:rPr>
+                <w:rStyle w:val="Hyperlink"/>
+                <w:b/>
+                <w:bCs/>
+                <w:noProof/>
+              </w:rPr>
+              <w:t>6.3 Transfers</w:t>
+            </w:r>
+            <w:r>
+              <w:rPr>
+                <w:noProof/>
+              </w:rPr>
+              <w:tab/>
+            </w:r>
+            <w:r>
+              <w:rPr>
+                <w:noProof/>
+              </w:rPr>
+              <w:fldChar w:fldCharType="begin"/>
+            </w:r>
+            <w:r>
+              <w:rPr>
+                <w:noProof/>
+              </w:rPr>
+              <w:instrText xml:space="preserve"> PAGEREF _Toc241673192 \h </w:instrText>
+            </w:r>
+            <w:r>
+              <w:rPr>
+                <w:noProof/>
+              </w:rPr>
+            </w:r>
+            <w:r>
+              <w:rPr>
+                <w:noProof/>
+              </w:rPr>
+              <w:fldChar w:fldCharType="separate"/>
+            </w:r>
+            <w:r>
+              <w:rPr>
+                <w:noProof/>
+              </w:rPr>
+              <w:t>16</w:t>
+            </w:r>
+            <w:r>
+              <w:rPr>
+                <w:noProof/>
+              </w:rPr>
+              <w:fldChar w:fldCharType="end"/>
+            </w:r>
+          </w:hyperlink>
+        </w:p>
+        <w:p>
+          <w:pPr>
+            <w:pStyle w:val="TOC2"/>
+            <w:tabs>
+              <w:tab w:val="right" w:leader="dot" w:pos="9696"/>
+            </w:tabs>
+            <w:rPr>
+              <w:rFonts w:asciiTheme="minorHAnsi" w:eastAsiaTheme="minorEastAsia" w:hAnsiTheme="minorHAnsi" w:cstheme="minorBidi"/>
+              <w:noProof/>
+              <w:kern w:val="2"/>
+              <w:sz w:val="24"/>
+              <w:szCs w:val="24"/>
+              <w14:ligatures w14:val="standardContextual"/>
+            </w:rPr>
+          </w:pPr>
+          <w:hyperlink w:anchor="_Toc241673193" w:history="1">
+            <w:r>
+              <w:rPr>
+                <w:rStyle w:val="Hyperlink"/>
+                <w:b/>
+                <w:bCs/>
+                <w:noProof/>
+              </w:rPr>
+              <w:t>6.4 Adjustments</w:t>
+            </w:r>
+            <w:r>
+              <w:rPr>
+                <w:noProof/>
+              </w:rPr>
+              <w:tab/>
+            </w:r>
+            <w:r>
+              <w:rPr>
+                <w:noProof/>
+              </w:rPr>
+              <w:fldChar w:fldCharType="begin"/>
+            </w:r>
+            <w:r>
+              <w:rPr>
+                <w:noProof/>
+              </w:rPr>
+              <w:instrText xml:space="preserve"> PAGEREF _Toc241673193 \h </w:instrText>
+            </w:r>
+            <w:r>
+              <w:rPr>
+                <w:noProof/>
+              </w:rPr>
+            </w:r>
+            <w:r>
+              <w:rPr>
+                <w:noProof/>
+              </w:rPr>
+              <w:fldChar w:fldCharType="separate"/>
+            </w:r>
+            <w:r>
+              <w:rPr>
+                <w:noProof/>
+              </w:rPr>
+              <w:t>17</w:t>
+            </w:r>
+            <w:r>
+              <w:rPr>
+                <w:noProof/>
+              </w:rPr>
+              <w:fldChar w:fldCharType="end"/>
+            </w:r>
+          </w:hyperlink>
+        </w:p>
+        <w:p>
+          <w:pPr>
+            <w:pStyle w:val="TOC2"/>
+            <w:tabs>
+              <w:tab w:val="right" w:leader="dot" w:pos="9696"/>
+            </w:tabs>
+            <w:rPr>
+              <w:rFonts w:asciiTheme="minorHAnsi" w:eastAsiaTheme="minorEastAsia" w:hAnsiTheme="minorHAnsi" w:cstheme="minorBidi"/>
+              <w:noProof/>
+              <w:kern w:val="2"/>
+              <w:sz w:val="24"/>
+              <w:szCs w:val="24"/>
+              <w14:ligatures w14:val="standardContextual"/>
+            </w:rPr>
+          </w:pPr>
+          <w:hyperlink w:anchor="_Toc241673194" w:history="1">
+            <w:r>
+              <w:rPr>
+                <w:rStyle w:val="Hyperlink"/>
+                <w:b/>
+                <w:bCs/>
+                <w:noProof/>
+              </w:rPr>
+              <w:t>6.5 Quality check</w:t>
+            </w:r>
+            <w:r>
+              <w:rPr>
+                <w:noProof/>
+              </w:rPr>
+              <w:tab/>
+            </w:r>
+            <w:r>
+              <w:rPr>
+                <w:noProof/>
+              </w:rPr>
+              <w:fldChar w:fldCharType="begin"/>
+            </w:r>
+            <w:r>
+              <w:rPr>
+                <w:noProof/>
+              </w:rPr>
+              <w:instrText xml:space="preserve"> PAGEREF _Toc241673194 \h </w:instrText>
+            </w:r>
+            <w:r>
+              <w:rPr>
+                <w:noProof/>
+              </w:rPr>
+            </w:r>
+            <w:r>
+              <w:rPr>
+                <w:noProof/>
+              </w:rPr>
+              <w:fldChar w:fldCharType="separate"/>
+            </w:r>
+            <w:r>
+              <w:rPr>
+                <w:noProof/>
+              </w:rPr>
+              <w:t>19</w:t>
+            </w:r>
+            <w:r>
+              <w:rPr>
+                <w:noProof/>
+              </w:rPr>
+              <w:fldChar w:fldCharType="end"/>
+            </w:r>
+          </w:hyperlink>
+        </w:p>
+        <w:p>
+          <w:pPr>
+            <w:pStyle w:val="TOC2"/>
+            <w:tabs>
+              <w:tab w:val="right" w:leader="dot" w:pos="9696"/>
+            </w:tabs>
+            <w:rPr>
+              <w:rFonts w:asciiTheme="minorHAnsi" w:eastAsiaTheme="minorEastAsia" w:hAnsiTheme="minorHAnsi" w:cstheme="minorBidi"/>
+              <w:noProof/>
+              <w:kern w:val="2"/>
+              <w:sz w:val="24"/>
+              <w:szCs w:val="24"/>
+              <w14:ligatures w14:val="standardContextual"/>
+            </w:rPr>
+          </w:pPr>
+          <w:hyperlink w:anchor="_Toc241673195" w:history="1">
+            <w:r>
+              <w:rPr>
+                <w:rStyle w:val="Hyperlink"/>
+                <w:b/>
+                <w:bCs/>
+                <w:noProof/>
+              </w:rPr>
+              <w:t>6.6 Low stock</w:t>
+            </w:r>
+            <w:r>
+              <w:rPr>
+                <w:noProof/>
+              </w:rPr>
+              <w:tab/>
+            </w:r>
+            <w:r>
+              <w:rPr>
+                <w:noProof/>
+              </w:rPr>
+              <w:fldChar w:fldCharType="begin"/>
+            </w:r>
+            <w:r>
+              <w:rPr>
+                <w:noProof/>
+              </w:rPr>
+              <w:instrText xml:space="preserve"> PAGEREF _Toc241673195 \h </w:instrText>
+            </w:r>
+            <w:r>
+              <w:rPr>
+                <w:noProof/>
+              </w:rPr>
+            </w:r>
+            <w:r>
+              <w:rPr>
+                <w:noProof/>
+              </w:rPr>
+              <w:fldChar w:fldCharType="separate"/>
+            </w:r>
+            <w:r>
+              <w:rPr>
+                <w:noProof/>
+              </w:rPr>
+              <w:t>20</w:t>
+            </w:r>
+            <w:r>
+              <w:rPr>
+                <w:noProof/>
+              </w:rPr>
+              <w:fldChar w:fldCharType="end"/>
+            </w:r>
+          </w:hyperlink>
+        </w:p>
+        <w:p>
+          <w:pPr>
+            <w:pStyle w:val="TOC1"/>
+            <w:tabs>
+              <w:tab w:val="right" w:leader="dot" w:pos="9696"/>
+            </w:tabs>
+            <w:rPr>
+              <w:rFonts w:asciiTheme="minorHAnsi" w:eastAsiaTheme="minorEastAsia" w:hAnsiTheme="minorHAnsi" w:cstheme="minorBidi"/>
+              <w:noProof/>
+              <w:kern w:val="2"/>
+              <w:sz w:val="24"/>
+              <w:szCs w:val="24"/>
+              <w14:ligatures w14:val="standardContextual"/>
+            </w:rPr>
+          </w:pPr>
+          <w:hyperlink w:anchor="_Toc241673196" w:history="1">
+            <w:r>
+              <w:rPr>
+                <w:rStyle w:val="Hyperlink"/>
+                <w:b/>
+                <w:bCs/>
+                <w:noProof/>
+              </w:rPr>
+              <w:t>7. Billing</w:t>
+            </w:r>
+            <w:r>
+              <w:rPr>
+                <w:noProof/>
+              </w:rPr>
+              <w:tab/>
+            </w:r>
+            <w:r>
+              <w:rPr>
+                <w:noProof/>
+              </w:rPr>
+              <w:fldChar w:fldCharType="begin"/>
+            </w:r>
+            <w:r>
+              <w:rPr>
+                <w:noProof/>
+              </w:rPr>
+              <w:instrText xml:space="preserve"> PAGEREF _Toc241673196 \h </w:instrText>
+            </w:r>
+            <w:r>
+              <w:rPr>
+                <w:noProof/>
+              </w:rPr>
+            </w:r>
+            <w:r>
+              <w:rPr>
+                <w:noProof/>
+              </w:rPr>
+              <w:fldChar w:fldCharType="separate"/>
+            </w:r>
+            <w:r>
+              <w:rPr>
+                <w:noProof/>
+              </w:rPr>
+              <w:t>20</w:t>
+            </w:r>
+            <w:r>
+              <w:rPr>
+                <w:noProof/>
+              </w:rPr>
+              <w:fldChar w:fldCharType="end"/>
+            </w:r>
+          </w:hyperlink>
+        </w:p>
+        <w:p>
+          <w:pPr>
+            <w:pStyle w:val="TOC1"/>
+            <w:tabs>
+              <w:tab w:val="right" w:leader="dot" w:pos="9696"/>
+            </w:tabs>
+            <w:rPr>
+              <w:rFonts w:asciiTheme="minorHAnsi" w:eastAsiaTheme="minorEastAsia" w:hAnsiTheme="minorHAnsi" w:cstheme="minorBidi"/>
+              <w:noProof/>
+              <w:kern w:val="2"/>
+              <w:sz w:val="24"/>
+              <w:szCs w:val="24"/>
+              <w14:ligatures w14:val="standardContextual"/>
+            </w:rPr>
+          </w:pPr>
+          <w:hyperlink w:anchor="_Toc241673197" w:history="1">
+            <w:r>
+              <w:rPr>
+                <w:rStyle w:val="Hyperlink"/>
+                <w:b/>
+                <w:bCs/>
+                <w:noProof/>
+              </w:rPr>
+              <w:t>8. Returns, credit notes and refunds</w:t>
+            </w:r>
+            <w:r>
+              <w:rPr>
+                <w:noProof/>
+              </w:rPr>
+              <w:tab/>
+            </w:r>
+            <w:r>
+              <w:rPr>
+                <w:noProof/>
+              </w:rPr>
+              <w:fldChar w:fldCharType="begin"/>
+            </w:r>
+            <w:r>
+              <w:rPr>
+                <w:noProof/>
+              </w:rPr>
+              <w:instrText xml:space="preserve"> PAGEREF _Toc241673197 \h </w:instrText>
+            </w:r>
+            <w:r>
+              <w:rPr>
+                <w:noProof/>
+              </w:rPr>
+            </w:r>
+            <w:r>
+              <w:rPr>
+                <w:noProof/>
+              </w:rPr>
+              <w:fldChar w:fldCharType="separate"/>
+            </w:r>
+            <w:r>
+              <w:rPr>
+                <w:noProof/>
+              </w:rPr>
+              <w:t>21</w:t>
+            </w:r>
+            <w:r>
+              <w:rPr>
+                <w:noProof/>
+              </w:rPr>
+              <w:fldChar w:fldCharType="end"/>
+            </w:r>
+          </w:hyperlink>
+        </w:p>
+        <w:p>
+          <w:pPr>
+            <w:pStyle w:val="TOC1"/>
+            <w:tabs>
+              <w:tab w:val="right" w:leader="dot" w:pos="9696"/>
+            </w:tabs>
+            <w:rPr>
+              <w:rFonts w:asciiTheme="minorHAnsi" w:eastAsiaTheme="minorEastAsia" w:hAnsiTheme="minorHAnsi" w:cstheme="minorBidi"/>
+              <w:noProof/>
+              <w:kern w:val="2"/>
+              <w:sz w:val="24"/>
+              <w:szCs w:val="24"/>
+              <w14:ligatures w14:val="standardContextual"/>
+            </w:rPr>
+          </w:pPr>
+          <w:hyperlink w:anchor="_Toc241673198" w:history="1">
+            <w:r>
+              <w:rPr>
+                <w:rStyle w:val="Hyperlink"/>
+                <w:b/>
+                <w:bCs/>
+                <w:noProof/>
+              </w:rPr>
+              <w:t>9. Shifts and cash</w:t>
+            </w:r>
+            <w:r>
+              <w:rPr>
+                <w:noProof/>
+              </w:rPr>
+              <w:tab/>
+            </w:r>
+            <w:r>
+              <w:rPr>
+                <w:noProof/>
+              </w:rPr>
+              <w:fldChar w:fldCharType="begin"/>
+            </w:r>
+            <w:r>
+              <w:rPr>
+                <w:noProof/>
+              </w:rPr>
+              <w:instrText xml:space="preserve"> PAGEREF _Toc241673198 \h </w:instrText>
+            </w:r>
+            <w:r>
+              <w:rPr>
+                <w:noProof/>
+              </w:rPr>
+            </w:r>
+            <w:r>
+              <w:rPr>
+                <w:noProof/>
+              </w:rPr>
+              <w:fldChar w:fldCharType="separate"/>
+            </w:r>
+            <w:r>
+              <w:rPr>
+                <w:noProof/>
+              </w:rPr>
+              <w:t>23</w:t>
+            </w:r>
+            <w:r>
+              <w:rPr>
+                <w:noProof/>
+              </w:rPr>
+              <w:fldChar w:fldCharType="end"/>
+            </w:r>
+          </w:hyperlink>
+        </w:p>
+        <w:p>
+          <w:pPr>
+            <w:pStyle w:val="TOC1"/>
+            <w:tabs>
+              <w:tab w:val="right" w:leader="dot" w:pos="9696"/>
+            </w:tabs>
+            <w:rPr>
+              <w:rFonts w:asciiTheme="minorHAnsi" w:eastAsiaTheme="minorEastAsia" w:hAnsiTheme="minorHAnsi" w:cstheme="minorBidi"/>
+              <w:noProof/>
+              <w:kern w:val="2"/>
+              <w:sz w:val="24"/>
+              <w:szCs w:val="24"/>
+              <w14:ligatures w14:val="standardContextual"/>
+            </w:rPr>
+          </w:pPr>
+          <w:hyperlink w:anchor="_Toc241673199" w:history="1">
+            <w:r>
+              <w:rPr>
+                <w:rStyle w:val="Hyperlink"/>
+                <w:b/>
+                <w:bCs/>
+                <w:noProof/>
+              </w:rPr>
+              <w:t>10. Reports</w:t>
+            </w:r>
+            <w:r>
+              <w:rPr>
+                <w:noProof/>
+              </w:rPr>
+              <w:tab/>
+            </w:r>
+            <w:r>
+              <w:rPr>
+                <w:noProof/>
+              </w:rPr>
+              <w:fldChar w:fldCharType="begin"/>
+            </w:r>
+            <w:r>
+              <w:rPr>
+                <w:noProof/>
+              </w:rPr>
+              <w:instrText xml:space="preserve"> PAGEREF _Toc241673199 \h </w:instrText>
+            </w:r>
+            <w:r>
+              <w:rPr>
+                <w:noProof/>
+              </w:rPr>
+            </w:r>
+            <w:r>
+              <w:rPr>
+                <w:noProof/>
+              </w:rPr>
+              <w:fldChar w:fldCharType="separate"/>
+            </w:r>
+            <w:r>
+              <w:rPr>
+                <w:noProof/>
+              </w:rPr>
+              <w:t>23</w:t>
+            </w:r>
+            <w:r>
+              <w:rPr>
+                <w:noProof/>
+              </w:rPr>
+              <w:fldChar w:fldCharType="end"/>
+            </w:r>
+          </w:hyperlink>
+        </w:p>
+        <w:p>
+          <w:pPr>
+            <w:pStyle w:val="TOC1"/>
+            <w:tabs>
+              <w:tab w:val="right" w:leader="dot" w:pos="9696"/>
+            </w:tabs>
+            <w:rPr>
+              <w:rFonts w:asciiTheme="minorHAnsi" w:eastAsiaTheme="minorEastAsia" w:hAnsiTheme="minorHAnsi" w:cstheme="minorBidi"/>
+              <w:noProof/>
+              <w:kern w:val="2"/>
+              <w:sz w:val="24"/>
+              <w:szCs w:val="24"/>
+              <w14:ligatures w14:val="standardContextual"/>
+            </w:rPr>
+          </w:pPr>
+          <w:hyperlink w:anchor="_Toc241673200" w:history="1">
+            <w:r>
+              <w:rPr>
+                <w:rStyle w:val="Hyperlink"/>
+                <w:b/>
+                <w:bCs/>
+                <w:noProof/>
+              </w:rPr>
+              <w:t>11. Adding your own staff</w:t>
+            </w:r>
+            <w:r>
+              <w:rPr>
+                <w:noProof/>
+              </w:rPr>
+              <w:tab/>
+            </w:r>
+            <w:r>
+              <w:rPr>
+                <w:noProof/>
+              </w:rPr>
+              <w:fldChar w:fldCharType="begin"/>
+            </w:r>
+            <w:r>
+              <w:rPr>
+                <w:noProof/>
+              </w:rPr>
+              <w:instrText xml:space="preserve"> PAGEREF _Toc241673200 \h </w:instrText>
+            </w:r>
+            <w:r>
+              <w:rPr>
+                <w:noProof/>
+              </w:rPr>
+            </w:r>
+            <w:r>
+              <w:rPr>
+                <w:noProof/>
+              </w:rPr>
+              <w:fldChar w:fldCharType="separate"/>
+            </w:r>
+            <w:r>
+              <w:rPr>
+                <w:noProof/>
+              </w:rPr>
+              <w:t>25</w:t>
+            </w:r>
+            <w:r>
+              <w:rPr>
+                <w:noProof/>
+              </w:rPr>
+              <w:fldChar w:fldCharType="end"/>
+            </w:r>
+          </w:hyperlink>
+        </w:p>
+        <w:p>
+          <w:pPr>
+            <w:pStyle w:val="TOC1"/>
+            <w:tabs>
+              <w:tab w:val="right" w:leader="dot" w:pos="9696"/>
+            </w:tabs>
+            <w:rPr>
+              <w:rFonts w:asciiTheme="minorHAnsi" w:eastAsiaTheme="minorEastAsia" w:hAnsiTheme="minorHAnsi" w:cstheme="minorBidi"/>
+              <w:noProof/>
+              <w:kern w:val="2"/>
+              <w:sz w:val="24"/>
+              <w:szCs w:val="24"/>
+              <w14:ligatures w14:val="standardContextual"/>
+            </w:rPr>
+          </w:pPr>
+          <w:hyperlink w:anchor="_Toc241673201" w:history="1">
+            <w:r>
+              <w:rPr>
+                <w:rStyle w:val="Hyperlink"/>
+                <w:b/>
+                <w:bCs/>
+                <w:noProof/>
+              </w:rPr>
+              <w:t>12. Daily routine</w:t>
+            </w:r>
+            <w:r>
+              <w:rPr>
+                <w:noProof/>
+              </w:rPr>
+              <w:tab/>
+            </w:r>
+            <w:r>
+              <w:rPr>
+                <w:noProof/>
+              </w:rPr>
+              <w:fldChar w:fldCharType="begin"/>
+            </w:r>
+            <w:r>
+              <w:rPr>
+                <w:noProof/>
+              </w:rPr>
+              <w:instrText xml:space="preserve"> PAGEREF _Toc241673201 \h </w:instrText>
+            </w:r>
+            <w:r>
+              <w:rPr>
+                <w:noProof/>
+              </w:rPr>
+            </w:r>
+            <w:r>
+              <w:rPr>
+                <w:noProof/>
+              </w:rPr>
+              <w:fldChar w:fldCharType="separate"/>
+            </w:r>
+            <w:r>
+              <w:rPr>
+                <w:noProof/>
+              </w:rPr>
+              <w:t>26</w:t>
+            </w:r>
+            <w:r>
+              <w:rPr>
+                <w:noProof/>
+              </w:rPr>
+              <w:fldChar w:fldCharType="end"/>
+            </w:r>
+          </w:hyperlink>
         </w:p>
         <w:p>
           <w:r>
@@ -629,8 +2571,9 @@
     <w:p>
       <w:pPr>
         <w:pStyle w:val="Heading1"/>
-        <w:spacing w:after="140" w:before="400"/>
-      </w:pPr>
+        <w:spacing w:before="400" w:after="140"/>
+      </w:pPr>
+      <w:bookmarkStart w:id="2" w:name="_Toc241673175"/>
       <w:r>
         <w:rPr>
           <w:b/>
@@ -639,38 +2582,33 @@
           <w:sz w:val="28"/>
           <w:szCs w:val="28"/>
         </w:rPr>
-        <w:t xml:space="preserve">1. About this guide</w:t>
-      </w:r>
-    </w:p>
-    <w:p>
-      <w:pPr>
-        <w:spacing w:after="140" w:line="280"/>
-      </w:pPr>
-      <w:r>
-        <w:rPr>
-          <w:sz w:val="21"/>
-          <w:szCs w:val="21"/>
-        </w:rPr>
-        <w:t xml:space="preserve">This guide covers the running of a single store: the product catalogue, receiving and controlling stock, billing customers, handling returns and reading the daily reports. Everything described here applies to your own store only — other branches' figures are never visible to you.</w:t>
-      </w:r>
-    </w:p>
-    <w:p>
-      <w:pPr>
-        <w:spacing w:after="140" w:line="280"/>
-      </w:pPr>
-      <w:r>
-        <w:rPr>
-          <w:sz w:val="21"/>
-          <w:szCs w:val="21"/>
-        </w:rPr>
-        <w:t xml:space="preserve">Company-wide setup such as creating stores, storage locations, tax rates and numbering is handled by the Super Administrator before the store opens. If something in that list needs to change, raise it with them rather than working around it.</w:t>
+        <w:lastRenderedPageBreak/>
+        <w:t>1. About this guide</w:t>
+      </w:r>
+      <w:bookmarkEnd w:id="2"/>
+    </w:p>
+    <w:p>
+      <w:pPr>
+        <w:spacing w:after="140"/>
+      </w:pPr>
+      <w:r>
+        <w:t>This guide covers the running of a single store: the product catalogue, receiving and controlling stock, billing customers, handling returns and reading the daily reports. Everything described here applies to your own store only — other branches' figures are never visible to you.</w:t>
+      </w:r>
+    </w:p>
+    <w:p>
+      <w:pPr>
+        <w:spacing w:after="140"/>
+      </w:pPr>
+      <w:r>
+        <w:t>Company-wide setup such as creating stores, storage locations, tax rates and numbering is handled by the Super Administrator before the store opens. If something in that list needs to change, raise it with them rather than working around it.</w:t>
       </w:r>
     </w:p>
     <w:p>
       <w:pPr>
         <w:pStyle w:val="Heading2"/>
-        <w:spacing w:after="100" w:before="300"/>
-      </w:pPr>
+        <w:spacing w:before="300" w:after="100"/>
+      </w:pPr>
+      <w:bookmarkStart w:id="3" w:name="_Toc241673176"/>
       <w:r>
         <w:rPr>
           <w:b/>
@@ -679,20 +2617,26 @@
           <w:sz w:val="23"/>
           <w:szCs w:val="23"/>
         </w:rPr>
-        <w:t xml:space="preserve">Sign-in details</w:t>
-      </w:r>
+        <w:t>Sign-in details</w:t>
+      </w:r>
+      <w:bookmarkEnd w:id="3"/>
     </w:p>
     <w:tbl>
       <w:tblPr>
-        <w:tblW w:type="dxa" w:w="9000"/>
+        <w:tblW w:w="9000" w:type="dxa"/>
         <w:tblBorders>
-          <w:top w:val="single" w:color="auto" w:sz="4"/>
-          <w:left w:val="single" w:color="auto" w:sz="4"/>
-          <w:bottom w:val="single" w:color="auto" w:sz="4"/>
-          <w:right w:val="single" w:color="auto" w:sz="4"/>
-          <w:insideH w:val="single" w:color="auto" w:sz="4"/>
-          <w:insideV w:val="single" w:color="auto" w:sz="4"/>
+          <w:top w:val="single" w:sz="4" w:space="0" w:color="auto"/>
+          <w:left w:val="single" w:sz="4" w:space="0" w:color="auto"/>
+          <w:bottom w:val="single" w:sz="4" w:space="0" w:color="auto"/>
+          <w:right w:val="single" w:sz="4" w:space="0" w:color="auto"/>
+          <w:insideH w:val="single" w:sz="4" w:space="0" w:color="auto"/>
+          <w:insideV w:val="single" w:sz="4" w:space="0" w:color="auto"/>
         </w:tblBorders>
+        <w:tblCellMar>
+          <w:left w:w="10" w:type="dxa"/>
+          <w:right w:w="10" w:type="dxa"/>
+        </w:tblCellMar>
+        <w:tblLook w:val="0000" w:firstRow="0" w:lastRow="0" w:firstColumn="0" w:lastColumn="0" w:noHBand="0" w:noVBand="0"/>
       </w:tblPr>
       <w:tblGrid>
         <w:gridCol w:w="2100"/>
@@ -701,25 +2645,28 @@
         <w:gridCol w:w="1700"/>
       </w:tblGrid>
       <w:tr>
+        <w:tblPrEx>
+          <w:tblCellMar>
+            <w:top w:w="0" w:type="dxa"/>
+            <w:bottom w:w="0" w:type="dxa"/>
+          </w:tblCellMar>
+        </w:tblPrEx>
         <w:trPr>
           <w:tblHeader/>
         </w:trPr>
         <w:tc>
           <w:tcPr>
-            <w:tcW w:type="dxa" w:w="2100"/>
-            <w:shd w:fill="1F3864" w:color="auto" w:val="clear"/>
+            <w:tcW w:w="2100" w:type="dxa"/>
+            <w:shd w:val="clear" w:color="auto" w:fill="1F3864"/>
             <w:tcMar>
-              <w:top w:type="dxa" w:w="90"/>
-              <w:left w:type="dxa" w:w="130"/>
-              <w:bottom w:type="dxa" w:w="90"/>
-              <w:right w:type="dxa" w:w="130"/>
+              <w:top w:w="90" w:type="dxa"/>
+              <w:left w:w="130" w:type="dxa"/>
+              <w:bottom w:w="90" w:type="dxa"/>
+              <w:right w:w="130" w:type="dxa"/>
             </w:tcMar>
             <w:vAlign w:val="center"/>
           </w:tcPr>
           <w:p>
-            <w:pPr>
-              <w:spacing w:after="0"/>
-            </w:pPr>
             <w:r>
               <w:rPr>
                 <w:b/>
@@ -728,26 +2675,23 @@
                 <w:sz w:val="20"/>
                 <w:szCs w:val="20"/>
               </w:rPr>
-              <w:t xml:space="preserve">Role</w:t>
+              <w:t>Role</w:t>
             </w:r>
           </w:p>
         </w:tc>
         <w:tc>
           <w:tcPr>
-            <w:tcW w:type="dxa" w:w="3500"/>
-            <w:shd w:fill="1F3864" w:color="auto" w:val="clear"/>
+            <w:tcW w:w="3500" w:type="dxa"/>
+            <w:shd w:val="clear" w:color="auto" w:fill="1F3864"/>
             <w:tcMar>
-              <w:top w:type="dxa" w:w="90"/>
-              <w:left w:type="dxa" w:w="130"/>
-              <w:bottom w:type="dxa" w:w="90"/>
-              <w:right w:type="dxa" w:w="130"/>
+              <w:top w:w="90" w:type="dxa"/>
+              <w:left w:w="130" w:type="dxa"/>
+              <w:bottom w:w="90" w:type="dxa"/>
+              <w:right w:w="130" w:type="dxa"/>
             </w:tcMar>
             <w:vAlign w:val="center"/>
           </w:tcPr>
           <w:p>
-            <w:pPr>
-              <w:spacing w:after="0"/>
-            </w:pPr>
             <w:r>
               <w:rPr>
                 <w:b/>
@@ -756,26 +2700,23 @@
                 <w:sz w:val="20"/>
                 <w:szCs w:val="20"/>
               </w:rPr>
-              <w:t xml:space="preserve">Email</w:t>
+              <w:t>Email</w:t>
             </w:r>
           </w:p>
         </w:tc>
         <w:tc>
           <w:tcPr>
-            <w:tcW w:type="dxa" w:w="1700"/>
-            <w:shd w:fill="1F3864" w:color="auto" w:val="clear"/>
+            <w:tcW w:w="1700" w:type="dxa"/>
+            <w:shd w:val="clear" w:color="auto" w:fill="1F3864"/>
             <w:tcMar>
-              <w:top w:type="dxa" w:w="90"/>
-              <w:left w:type="dxa" w:w="130"/>
-              <w:bottom w:type="dxa" w:w="90"/>
-              <w:right w:type="dxa" w:w="130"/>
+              <w:top w:w="90" w:type="dxa"/>
+              <w:left w:w="130" w:type="dxa"/>
+              <w:bottom w:w="90" w:type="dxa"/>
+              <w:right w:w="130" w:type="dxa"/>
             </w:tcMar>
             <w:vAlign w:val="center"/>
           </w:tcPr>
           <w:p>
-            <w:pPr>
-              <w:spacing w:after="0"/>
-            </w:pPr>
             <w:r>
               <w:rPr>
                 <w:b/>
@@ -784,26 +2725,23 @@
                 <w:sz w:val="20"/>
                 <w:szCs w:val="20"/>
               </w:rPr>
-              <w:t xml:space="preserve">Password</w:t>
+              <w:t>Password</w:t>
             </w:r>
           </w:p>
         </w:tc>
         <w:tc>
           <w:tcPr>
-            <w:tcW w:type="dxa" w:w="1700"/>
-            <w:shd w:fill="1F3864" w:color="auto" w:val="clear"/>
+            <w:tcW w:w="1700" w:type="dxa"/>
+            <w:shd w:val="clear" w:color="auto" w:fill="1F3864"/>
             <w:tcMar>
-              <w:top w:type="dxa" w:w="90"/>
-              <w:left w:type="dxa" w:w="130"/>
-              <w:bottom w:type="dxa" w:w="90"/>
-              <w:right w:type="dxa" w:w="130"/>
+              <w:top w:w="90" w:type="dxa"/>
+              <w:left w:w="130" w:type="dxa"/>
+              <w:bottom w:w="90" w:type="dxa"/>
+              <w:right w:w="130" w:type="dxa"/>
             </w:tcMar>
             <w:vAlign w:val="center"/>
           </w:tcPr>
           <w:p>
-            <w:pPr>
-              <w:spacing w:after="0"/>
-            </w:pPr>
             <w:r>
               <w:rPr>
                 <w:b/>
@@ -812,124 +2750,107 @@
                 <w:sz w:val="20"/>
                 <w:szCs w:val="20"/>
               </w:rPr>
-              <w:t xml:space="preserve">Store</w:t>
+              <w:t>Store</w:t>
             </w:r>
           </w:p>
         </w:tc>
       </w:tr>
       <w:tr>
-        <w:trPr>
-          <w:tblHeader w:val="off"/>
-        </w:trPr>
+        <w:tblPrEx>
+          <w:tblCellMar>
+            <w:top w:w="0" w:type="dxa"/>
+            <w:bottom w:w="0" w:type="dxa"/>
+          </w:tblCellMar>
+        </w:tblPrEx>
         <w:tc>
           <w:tcPr>
-            <w:tcW w:type="dxa" w:w="2100"/>
-            <w:shd w:fill="FFFFFF" w:color="auto" w:val="clear"/>
+            <w:tcW w:w="2100" w:type="dxa"/>
+            <w:shd w:val="clear" w:color="auto" w:fill="FFFFFF"/>
             <w:tcMar>
-              <w:top w:type="dxa" w:w="90"/>
-              <w:left w:type="dxa" w:w="130"/>
-              <w:bottom w:type="dxa" w:w="90"/>
-              <w:right w:type="dxa" w:w="130"/>
+              <w:top w:w="90" w:type="dxa"/>
+              <w:left w:w="130" w:type="dxa"/>
+              <w:bottom w:w="90" w:type="dxa"/>
+              <w:right w:w="130" w:type="dxa"/>
             </w:tcMar>
             <w:vAlign w:val="center"/>
           </w:tcPr>
           <w:p>
-            <w:pPr>
-              <w:spacing w:after="0"/>
-            </w:pPr>
-            <w:r>
-              <w:rPr>
-                <w:b w:val="false"/>
-                <w:bCs w:val="false"/>
+            <w:r>
+              <w:rPr>
                 <w:color w:val="000000"/>
                 <w:sz w:val="20"/>
                 <w:szCs w:val="20"/>
               </w:rPr>
-              <w:t xml:space="preserve">Store Administrator</w:t>
+              <w:t>Store Administrator</w:t>
             </w:r>
           </w:p>
         </w:tc>
         <w:tc>
           <w:tcPr>
-            <w:tcW w:type="dxa" w:w="3500"/>
-            <w:shd w:fill="FFFFFF" w:color="auto" w:val="clear"/>
+            <w:tcW w:w="3500" w:type="dxa"/>
+            <w:shd w:val="clear" w:color="auto" w:fill="FFFFFF"/>
             <w:tcMar>
-              <w:top w:type="dxa" w:w="90"/>
-              <w:left w:type="dxa" w:w="130"/>
-              <w:bottom w:type="dxa" w:w="90"/>
-              <w:right w:type="dxa" w:w="130"/>
+              <w:top w:w="90" w:type="dxa"/>
+              <w:left w:w="130" w:type="dxa"/>
+              <w:bottom w:w="90" w:type="dxa"/>
+              <w:right w:w="130" w:type="dxa"/>
             </w:tcMar>
             <w:vAlign w:val="center"/>
           </w:tcPr>
           <w:p>
-            <w:pPr>
-              <w:spacing w:after="0"/>
-            </w:pPr>
-            <w:r>
-              <w:rPr>
-                <w:b w:val="false"/>
-                <w:bCs w:val="false"/>
+            <w:r>
+              <w:rPr>
                 <w:color w:val="000000"/>
                 <w:sz w:val="20"/>
                 <w:szCs w:val="20"/>
               </w:rPr>
-              <w:t xml:space="preserve">omnia-storeadmin@gmail.com</w:t>
+              <w:t>omnia-storeadmin@gmail.com</w:t>
             </w:r>
           </w:p>
         </w:tc>
         <w:tc>
           <w:tcPr>
-            <w:tcW w:type="dxa" w:w="1700"/>
-            <w:shd w:fill="FFFFFF" w:color="auto" w:val="clear"/>
+            <w:tcW w:w="1700" w:type="dxa"/>
+            <w:shd w:val="clear" w:color="auto" w:fill="FFFFFF"/>
             <w:tcMar>
-              <w:top w:type="dxa" w:w="90"/>
-              <w:left w:type="dxa" w:w="130"/>
-              <w:bottom w:type="dxa" w:w="90"/>
-              <w:right w:type="dxa" w:w="130"/>
+              <w:top w:w="90" w:type="dxa"/>
+              <w:left w:w="130" w:type="dxa"/>
+              <w:bottom w:w="90" w:type="dxa"/>
+              <w:right w:w="130" w:type="dxa"/>
             </w:tcMar>
             <w:vAlign w:val="center"/>
           </w:tcPr>
           <w:p>
-            <w:pPr>
-              <w:spacing w:after="0"/>
-            </w:pPr>
-            <w:r>
-              <w:rPr>
-                <w:b w:val="false"/>
-                <w:bCs w:val="false"/>
+            <w:r>
+              <w:rPr>
                 <w:color w:val="000000"/>
                 <w:sz w:val="20"/>
                 <w:szCs w:val="20"/>
               </w:rPr>
-              <w:t xml:space="preserve">omnia@123</w:t>
+              <w:t>omnia@123</w:t>
             </w:r>
           </w:p>
         </w:tc>
         <w:tc>
           <w:tcPr>
-            <w:tcW w:type="dxa" w:w="1700"/>
-            <w:shd w:fill="FFFFFF" w:color="auto" w:val="clear"/>
+            <w:tcW w:w="1700" w:type="dxa"/>
+            <w:shd w:val="clear" w:color="auto" w:fill="FFFFFF"/>
             <w:tcMar>
-              <w:top w:type="dxa" w:w="90"/>
-              <w:left w:type="dxa" w:w="130"/>
-              <w:bottom w:type="dxa" w:w="90"/>
-              <w:right w:type="dxa" w:w="130"/>
+              <w:top w:w="90" w:type="dxa"/>
+              <w:left w:w="130" w:type="dxa"/>
+              <w:bottom w:w="90" w:type="dxa"/>
+              <w:right w:w="130" w:type="dxa"/>
             </w:tcMar>
             <w:vAlign w:val="center"/>
           </w:tcPr>
           <w:p>
-            <w:pPr>
-              <w:spacing w:after="0"/>
-            </w:pPr>
-            <w:r>
-              <w:rPr>
-                <w:b w:val="false"/>
-                <w:bCs w:val="false"/>
+            <w:r>
+              <w:rPr>
                 <w:color w:val="000000"/>
                 <w:sz w:val="20"/>
                 <w:szCs w:val="20"/>
               </w:rPr>
-              <w:t xml:space="preserve">Omnia</w:t>
+              <w:t>Omnia</w:t>
             </w:r>
           </w:p>
         </w:tc>
@@ -943,9 +2864,9 @@
     <w:p>
       <w:pPr>
         <w:pBdr>
-          <w:left w:val="single" w:color="1F3864" w:sz="12" w:space="10"/>
+          <w:left w:val="single" w:sz="12" w:space="10" w:color="1F3864"/>
         </w:pBdr>
-        <w:spacing w:after="200" w:before="60"/>
+        <w:spacing w:before="60" w:after="200"/>
         <w:ind w:left="200"/>
       </w:pPr>
       <w:r>
@@ -956,7 +2877,7 @@
           <w:sz w:val="20"/>
           <w:szCs w:val="20"/>
         </w:rPr>
-        <w:t xml:space="preserve">Change this password after your first sign-in, and turn on two-step verification from Settings if the shop handles credit customers.</w:t>
+        <w:t>Change this password after your first sign-in, and turn on two-step verification from Settings if the shop handles credit customers.</w:t>
       </w:r>
     </w:p>
     <w:p>
@@ -967,8 +2888,9 @@
     <w:p>
       <w:pPr>
         <w:pStyle w:val="Heading1"/>
-        <w:spacing w:after="140" w:before="400"/>
-      </w:pPr>
+        <w:spacing w:before="400" w:after="140"/>
+      </w:pPr>
+      <w:bookmarkStart w:id="4" w:name="_Toc241673177"/>
       <w:r>
         <w:rPr>
           <w:b/>
@@ -977,32 +2899,33 @@
           <w:sz w:val="28"/>
           <w:szCs w:val="28"/>
         </w:rPr>
-        <w:t xml:space="preserve">2. Signing in</w:t>
-      </w:r>
-    </w:p>
-    <w:p>
-      <w:pPr>
-        <w:spacing w:after="140" w:line="280"/>
-      </w:pPr>
-      <w:r>
-        <w:rPr>
-          <w:sz w:val="21"/>
-          <w:szCs w:val="21"/>
-        </w:rPr>
-        <w:t xml:space="preserve">Open the Omnia POS desktop application on the counter, or the web address in a browser, and sign in. Pick the current financial year when prompted.</w:t>
-      </w:r>
-    </w:p>
-    <w:p>
-      <w:pPr>
-        <w:spacing w:after="60" w:before="80"/>
-        <w:jc w:val="center"/>
-      </w:pPr>
-      <w:r>
+        <w:lastRenderedPageBreak/>
+        <w:t>2. Signing in</w:t>
+      </w:r>
+      <w:bookmarkEnd w:id="4"/>
+    </w:p>
+    <w:p>
+      <w:pPr>
+        <w:spacing w:after="140"/>
+      </w:pPr>
+      <w:r>
+        <w:t>Open the Omnia POS desktop application on the counter, or the web address in a browser, and sign in. Pick the current financial year when prompted.</w:t>
+      </w:r>
+    </w:p>
+    <w:p>
+      <w:pPr>
+        <w:spacing w:before="80" w:after="60"/>
+        <w:jc w:val="center"/>
+      </w:pPr>
+      <w:r>
+        <w:rPr>
+          <w:noProof/>
+        </w:rPr>
         <w:drawing>
-          <wp:inline distT="0" distB="0" distL="0" distR="0">
+          <wp:inline distT="0" distB="0" distL="0" distR="0" wp14:anchorId="2FE57C0A" wp14:editId="11D46420">
             <wp:extent cx="5619750" cy="3314700"/>
-            <wp:effectExtent t="0" r="0" b="0" l="0"/>
-            <wp:docPr id="13" name="" descr="" title=""/>
+            <wp:effectExtent l="0" t="0" r="0" b="0"/>
+            <wp:docPr id="26" name="Picture 26"/>
             <wp:cNvGraphicFramePr>
               <a:graphicFrameLocks xmlns:a="http://schemas.openxmlformats.org/drawingml/2006/main" noChangeAspect="1"/>
             </wp:cNvGraphicFramePr>
@@ -1010,13 +2933,13 @@
               <a:graphicData uri="http://schemas.openxmlformats.org/drawingml/2006/picture">
                 <pic:pic xmlns:pic="http://schemas.openxmlformats.org/drawingml/2006/picture">
                   <pic:nvPicPr>
-                    <pic:cNvPr id="0" name="" descr=""/>
+                    <pic:cNvPr id="0" name=""/>
                     <pic:cNvPicPr>
                       <a:picLocks noChangeAspect="1" noChangeArrowheads="1"/>
                     </pic:cNvPicPr>
                   </pic:nvPicPr>
                   <pic:blipFill>
-                    <a:blip r:embed="rId9" cstate="none"/>
+                    <a:blip r:embed="rId7"/>
                     <a:srcRect/>
                     <a:stretch>
                       <a:fillRect/>
@@ -1049,14 +2972,15 @@
           <w:sz w:val="18"/>
           <w:szCs w:val="18"/>
         </w:rPr>
-        <w:t xml:space="preserve">Figure 1. Sign-in screen</w:t>
+        <w:t>Figure 1. Sign-in screen</w:t>
       </w:r>
     </w:p>
     <w:p>
       <w:pPr>
         <w:pStyle w:val="Heading2"/>
-        <w:spacing w:after="100" w:before="300"/>
-      </w:pPr>
+        <w:spacing w:before="300" w:after="100"/>
+      </w:pPr>
+      <w:bookmarkStart w:id="5" w:name="_Toc241673178"/>
       <w:r>
         <w:rPr>
           <w:b/>
@@ -1065,26 +2989,87 @@
           <w:sz w:val="23"/>
           <w:szCs w:val="23"/>
         </w:rPr>
-        <w:t xml:space="preserve">Dashboard</w:t>
-      </w:r>
-    </w:p>
-    <w:p>
-      <w:pPr>
-        <w:spacing w:after="140" w:line="280"/>
-      </w:pPr>
-      <w:r>
-        <w:rPr>
-          <w:sz w:val="21"/>
-          <w:szCs w:val="21"/>
-        </w:rPr>
-        <w:t xml:space="preserve">The dashboard is the landing page. It gives the day's position at a glance and quick links into the screens used most often.</w:t>
+        <w:t>Dashboard</w:t>
+      </w:r>
+      <w:bookmarkEnd w:id="5"/>
+    </w:p>
+    <w:p>
+      <w:pPr>
+        <w:spacing w:after="140"/>
+      </w:pPr>
+      <w:r>
+        <w:t>The dashboard is the landing page. It gives the day's position at a glance and quick links into the screens used most often.</w:t>
+      </w:r>
+    </w:p>
+    <w:p>
+      <w:pPr>
+        <w:spacing w:before="80" w:after="60"/>
+        <w:jc w:val="center"/>
+      </w:pPr>
+      <w:r>
+        <w:rPr>
+          <w:noProof/>
+        </w:rPr>
+        <w:drawing>
+          <wp:inline distT="0" distB="0" distL="0" distR="0" wp14:anchorId="1C11E6F6" wp14:editId="75D61BD8">
+            <wp:extent cx="5619750" cy="3314700"/>
+            <wp:effectExtent l="0" t="0" r="0" b="0"/>
+            <wp:docPr id="27" name="Picture 27"/>
+            <wp:cNvGraphicFramePr>
+              <a:graphicFrameLocks xmlns:a="http://schemas.openxmlformats.org/drawingml/2006/main" noChangeAspect="1"/>
+            </wp:cNvGraphicFramePr>
+            <a:graphic xmlns:a="http://schemas.openxmlformats.org/drawingml/2006/main">
+              <a:graphicData uri="http://schemas.openxmlformats.org/drawingml/2006/picture">
+                <pic:pic xmlns:pic="http://schemas.openxmlformats.org/drawingml/2006/picture">
+                  <pic:nvPicPr>
+                    <pic:cNvPr id="0" name=""/>
+                    <pic:cNvPicPr>
+                      <a:picLocks noChangeAspect="1" noChangeArrowheads="1"/>
+                    </pic:cNvPicPr>
+                  </pic:nvPicPr>
+                  <pic:blipFill>
+                    <a:blip r:embed="rId8"/>
+                    <a:srcRect/>
+                    <a:stretch>
+                      <a:fillRect/>
+                    </a:stretch>
+                  </pic:blipFill>
+                  <pic:spPr bwMode="auto">
+                    <a:xfrm>
+                      <a:off x="0" y="0"/>
+                      <a:ext cx="5619750" cy="3314700"/>
+                    </a:xfrm>
+                    <a:prstGeom prst="rect">
+                      <a:avLst/>
+                    </a:prstGeom>
+                  </pic:spPr>
+                </pic:pic>
+              </a:graphicData>
+            </a:graphic>
+          </wp:inline>
+        </w:drawing>
+      </w:r>
+    </w:p>
+    <w:p>
+      <w:pPr>
+        <w:spacing w:after="280"/>
+        <w:jc w:val="center"/>
+      </w:pPr>
+      <w:r>
+        <w:rPr>
+          <w:color w:val="595959"/>
+          <w:sz w:val="18"/>
+          <w:szCs w:val="18"/>
+        </w:rPr>
+        <w:t>Figure 2. Dashboard</w:t>
       </w:r>
     </w:p>
     <w:p>
       <w:pPr>
         <w:pStyle w:val="Heading1"/>
-        <w:spacing w:after="140" w:before="400"/>
-      </w:pPr>
+        <w:spacing w:before="400" w:after="140"/>
+      </w:pPr>
+      <w:bookmarkStart w:id="6" w:name="_Toc241673179"/>
       <w:r>
         <w:rPr>
           <w:b/>
@@ -1093,26 +3078,25 @@
           <w:sz w:val="28"/>
           <w:szCs w:val="28"/>
         </w:rPr>
-        <w:t xml:space="preserve">3. Setting up the catalogue</w:t>
-      </w:r>
-    </w:p>
-    <w:p>
-      <w:pPr>
-        <w:spacing w:after="140" w:line="280"/>
-      </w:pPr>
-      <w:r>
-        <w:rPr>
-          <w:sz w:val="21"/>
-          <w:szCs w:val="21"/>
-        </w:rPr>
-        <w:t xml:space="preserve">Do this once, before the first sale. Products cannot be billed until they exist with a price and, where GST applies, an HSN code.</w:t>
+        <w:lastRenderedPageBreak/>
+        <w:t>3. Setting up the catalogue</w:t>
+      </w:r>
+      <w:bookmarkEnd w:id="6"/>
+    </w:p>
+    <w:p>
+      <w:pPr>
+        <w:spacing w:after="140"/>
+      </w:pPr>
+      <w:r>
+        <w:t>Do this once, before the first sale. Products cannot be billed until they exist with a price and, where GST applies, an HSN code.</w:t>
       </w:r>
     </w:p>
     <w:p>
       <w:pPr>
         <w:pStyle w:val="Heading2"/>
-        <w:spacing w:after="100" w:before="300"/>
-      </w:pPr>
+        <w:spacing w:before="300" w:after="100"/>
+      </w:pPr>
+      <w:bookmarkStart w:id="7" w:name="_Toc241673180"/>
       <w:r>
         <w:rPr>
           <w:b/>
@@ -1121,26 +3105,150 @@
           <w:sz w:val="23"/>
           <w:szCs w:val="23"/>
         </w:rPr>
-        <w:t xml:space="preserve">3.1 Categories</w:t>
-      </w:r>
-    </w:p>
-    <w:p>
-      <w:pPr>
-        <w:spacing w:after="140" w:line="280"/>
-      </w:pPr>
-      <w:r>
-        <w:rPr>
-          <w:sz w:val="21"/>
-          <w:szCs w:val="21"/>
-        </w:rPr>
-        <w:t xml:space="preserve">Categories group products for searching and reporting — snacks, beverages, stationery and so on.</w:t>
+        <w:t>3.1 Categories</w:t>
+      </w:r>
+      <w:bookmarkEnd w:id="7"/>
+    </w:p>
+    <w:p>
+      <w:pPr>
+        <w:spacing w:after="140"/>
+      </w:pPr>
+      <w:r>
+        <w:t>Categories group products for searching and reporting — snacks, beverages, stationery and so on.</w:t>
+      </w:r>
+    </w:p>
+    <w:p>
+      <w:pPr>
+        <w:spacing w:before="80" w:after="60"/>
+        <w:jc w:val="center"/>
+      </w:pPr>
+      <w:r>
+        <w:rPr>
+          <w:noProof/>
+        </w:rPr>
+        <w:drawing>
+          <wp:inline distT="0" distB="0" distL="0" distR="0" wp14:anchorId="31F71B51" wp14:editId="6FDFB0FD">
+            <wp:extent cx="5619750" cy="3314700"/>
+            <wp:effectExtent l="0" t="0" r="0" b="0"/>
+            <wp:docPr id="28" name="Picture 28"/>
+            <wp:cNvGraphicFramePr>
+              <a:graphicFrameLocks xmlns:a="http://schemas.openxmlformats.org/drawingml/2006/main" noChangeAspect="1"/>
+            </wp:cNvGraphicFramePr>
+            <a:graphic xmlns:a="http://schemas.openxmlformats.org/drawingml/2006/main">
+              <a:graphicData uri="http://schemas.openxmlformats.org/drawingml/2006/picture">
+                <pic:pic xmlns:pic="http://schemas.openxmlformats.org/drawingml/2006/picture">
+                  <pic:nvPicPr>
+                    <pic:cNvPr id="0" name=""/>
+                    <pic:cNvPicPr>
+                      <a:picLocks noChangeAspect="1" noChangeArrowheads="1"/>
+                    </pic:cNvPicPr>
+                  </pic:nvPicPr>
+                  <pic:blipFill>
+                    <a:blip r:embed="rId9"/>
+                    <a:srcRect/>
+                    <a:stretch>
+                      <a:fillRect/>
+                    </a:stretch>
+                  </pic:blipFill>
+                  <pic:spPr bwMode="auto">
+                    <a:xfrm>
+                      <a:off x="0" y="0"/>
+                      <a:ext cx="5619750" cy="3314700"/>
+                    </a:xfrm>
+                    <a:prstGeom prst="rect">
+                      <a:avLst/>
+                    </a:prstGeom>
+                  </pic:spPr>
+                </pic:pic>
+              </a:graphicData>
+            </a:graphic>
+          </wp:inline>
+        </w:drawing>
+      </w:r>
+    </w:p>
+    <w:p>
+      <w:pPr>
+        <w:spacing w:after="280"/>
+        <w:jc w:val="center"/>
+      </w:pPr>
+      <w:r>
+        <w:rPr>
+          <w:color w:val="595959"/>
+          <w:sz w:val="18"/>
+          <w:szCs w:val="18"/>
+        </w:rPr>
+        <w:t>Figure 3. Category list</w:t>
+      </w:r>
+    </w:p>
+    <w:p>
+      <w:pPr>
+        <w:spacing w:before="80" w:after="60"/>
+        <w:jc w:val="center"/>
+      </w:pPr>
+      <w:r>
+        <w:rPr>
+          <w:noProof/>
+        </w:rPr>
+        <w:drawing>
+          <wp:inline distT="0" distB="0" distL="0" distR="0" wp14:anchorId="7395CD72" wp14:editId="54F79236">
+            <wp:extent cx="5619750" cy="3314700"/>
+            <wp:effectExtent l="0" t="0" r="0" b="0"/>
+            <wp:docPr id="29" name="Picture 29"/>
+            <wp:cNvGraphicFramePr>
+              <a:graphicFrameLocks xmlns:a="http://schemas.openxmlformats.org/drawingml/2006/main" noChangeAspect="1"/>
+            </wp:cNvGraphicFramePr>
+            <a:graphic xmlns:a="http://schemas.openxmlformats.org/drawingml/2006/main">
+              <a:graphicData uri="http://schemas.openxmlformats.org/drawingml/2006/picture">
+                <pic:pic xmlns:pic="http://schemas.openxmlformats.org/drawingml/2006/picture">
+                  <pic:nvPicPr>
+                    <pic:cNvPr id="0" name=""/>
+                    <pic:cNvPicPr>
+                      <a:picLocks noChangeAspect="1" noChangeArrowheads="1"/>
+                    </pic:cNvPicPr>
+                  </pic:nvPicPr>
+                  <pic:blipFill>
+                    <a:blip r:embed="rId10"/>
+                    <a:srcRect/>
+                    <a:stretch>
+                      <a:fillRect/>
+                    </a:stretch>
+                  </pic:blipFill>
+                  <pic:spPr bwMode="auto">
+                    <a:xfrm>
+                      <a:off x="0" y="0"/>
+                      <a:ext cx="5619750" cy="3314700"/>
+                    </a:xfrm>
+                    <a:prstGeom prst="rect">
+                      <a:avLst/>
+                    </a:prstGeom>
+                  </pic:spPr>
+                </pic:pic>
+              </a:graphicData>
+            </a:graphic>
+          </wp:inline>
+        </w:drawing>
+      </w:r>
+    </w:p>
+    <w:p>
+      <w:pPr>
+        <w:spacing w:after="280"/>
+        <w:jc w:val="center"/>
+      </w:pPr>
+      <w:r>
+        <w:rPr>
+          <w:color w:val="595959"/>
+          <w:sz w:val="18"/>
+          <w:szCs w:val="18"/>
+        </w:rPr>
+        <w:t>Figure 4. Adding a category</w:t>
       </w:r>
     </w:p>
     <w:p>
       <w:pPr>
         <w:pStyle w:val="Heading2"/>
-        <w:spacing w:after="100" w:before="300"/>
-      </w:pPr>
+        <w:spacing w:before="300" w:after="100"/>
+      </w:pPr>
+      <w:bookmarkStart w:id="8" w:name="_Toc241673181"/>
       <w:r>
         <w:rPr>
           <w:b/>
@@ -1149,26 +3257,151 @@
           <w:sz w:val="23"/>
           <w:szCs w:val="23"/>
         </w:rPr>
-        <w:t xml:space="preserve">3.2 Units of measure</w:t>
-      </w:r>
-    </w:p>
-    <w:p>
-      <w:pPr>
-        <w:spacing w:after="140" w:line="280"/>
-      </w:pPr>
-      <w:r>
-        <w:rPr>
-          <w:sz w:val="21"/>
-          <w:szCs w:val="21"/>
-        </w:rPr>
-        <w:t xml:space="preserve">Units describe how an item is sold: piece, kilogram, litre, box.</w:t>
+        <w:t>3.2 Units of measure</w:t>
+      </w:r>
+      <w:bookmarkEnd w:id="8"/>
+    </w:p>
+    <w:p>
+      <w:pPr>
+        <w:spacing w:after="140"/>
+      </w:pPr>
+      <w:r>
+        <w:lastRenderedPageBreak/>
+        <w:t>Units describe how an item is sold: piece, kilogram, litre, box.</w:t>
+      </w:r>
+    </w:p>
+    <w:p>
+      <w:pPr>
+        <w:spacing w:before="80" w:after="60"/>
+        <w:jc w:val="center"/>
+      </w:pPr>
+      <w:r>
+        <w:rPr>
+          <w:noProof/>
+        </w:rPr>
+        <w:drawing>
+          <wp:inline distT="0" distB="0" distL="0" distR="0" wp14:anchorId="38B10EF0" wp14:editId="7B96E78C">
+            <wp:extent cx="5619750" cy="3314700"/>
+            <wp:effectExtent l="0" t="0" r="0" b="0"/>
+            <wp:docPr id="30" name="Picture 30"/>
+            <wp:cNvGraphicFramePr>
+              <a:graphicFrameLocks xmlns:a="http://schemas.openxmlformats.org/drawingml/2006/main" noChangeAspect="1"/>
+            </wp:cNvGraphicFramePr>
+            <a:graphic xmlns:a="http://schemas.openxmlformats.org/drawingml/2006/main">
+              <a:graphicData uri="http://schemas.openxmlformats.org/drawingml/2006/picture">
+                <pic:pic xmlns:pic="http://schemas.openxmlformats.org/drawingml/2006/picture">
+                  <pic:nvPicPr>
+                    <pic:cNvPr id="0" name=""/>
+                    <pic:cNvPicPr>
+                      <a:picLocks noChangeAspect="1" noChangeArrowheads="1"/>
+                    </pic:cNvPicPr>
+                  </pic:nvPicPr>
+                  <pic:blipFill>
+                    <a:blip r:embed="rId11"/>
+                    <a:srcRect/>
+                    <a:stretch>
+                      <a:fillRect/>
+                    </a:stretch>
+                  </pic:blipFill>
+                  <pic:spPr bwMode="auto">
+                    <a:xfrm>
+                      <a:off x="0" y="0"/>
+                      <a:ext cx="5619750" cy="3314700"/>
+                    </a:xfrm>
+                    <a:prstGeom prst="rect">
+                      <a:avLst/>
+                    </a:prstGeom>
+                  </pic:spPr>
+                </pic:pic>
+              </a:graphicData>
+            </a:graphic>
+          </wp:inline>
+        </w:drawing>
+      </w:r>
+    </w:p>
+    <w:p>
+      <w:pPr>
+        <w:spacing w:after="280"/>
+        <w:jc w:val="center"/>
+      </w:pPr>
+      <w:r>
+        <w:rPr>
+          <w:color w:val="595959"/>
+          <w:sz w:val="18"/>
+          <w:szCs w:val="18"/>
+        </w:rPr>
+        <w:t>Figure 5. Units of measure</w:t>
+      </w:r>
+    </w:p>
+    <w:p>
+      <w:pPr>
+        <w:spacing w:before="80" w:after="60"/>
+        <w:jc w:val="center"/>
+      </w:pPr>
+      <w:r>
+        <w:rPr>
+          <w:noProof/>
+        </w:rPr>
+        <w:drawing>
+          <wp:inline distT="0" distB="0" distL="0" distR="0" wp14:anchorId="673DE84F" wp14:editId="4D0601AE">
+            <wp:extent cx="5619750" cy="3314700"/>
+            <wp:effectExtent l="0" t="0" r="0" b="0"/>
+            <wp:docPr id="31" name="Picture 31"/>
+            <wp:cNvGraphicFramePr>
+              <a:graphicFrameLocks xmlns:a="http://schemas.openxmlformats.org/drawingml/2006/main" noChangeAspect="1"/>
+            </wp:cNvGraphicFramePr>
+            <a:graphic xmlns:a="http://schemas.openxmlformats.org/drawingml/2006/main">
+              <a:graphicData uri="http://schemas.openxmlformats.org/drawingml/2006/picture">
+                <pic:pic xmlns:pic="http://schemas.openxmlformats.org/drawingml/2006/picture">
+                  <pic:nvPicPr>
+                    <pic:cNvPr id="0" name=""/>
+                    <pic:cNvPicPr>
+                      <a:picLocks noChangeAspect="1" noChangeArrowheads="1"/>
+                    </pic:cNvPicPr>
+                  </pic:nvPicPr>
+                  <pic:blipFill>
+                    <a:blip r:embed="rId12"/>
+                    <a:srcRect/>
+                    <a:stretch>
+                      <a:fillRect/>
+                    </a:stretch>
+                  </pic:blipFill>
+                  <pic:spPr bwMode="auto">
+                    <a:xfrm>
+                      <a:off x="0" y="0"/>
+                      <a:ext cx="5619750" cy="3314700"/>
+                    </a:xfrm>
+                    <a:prstGeom prst="rect">
+                      <a:avLst/>
+                    </a:prstGeom>
+                  </pic:spPr>
+                </pic:pic>
+              </a:graphicData>
+            </a:graphic>
+          </wp:inline>
+        </w:drawing>
+      </w:r>
+    </w:p>
+    <w:p>
+      <w:pPr>
+        <w:spacing w:after="280"/>
+        <w:jc w:val="center"/>
+      </w:pPr>
+      <w:r>
+        <w:rPr>
+          <w:color w:val="595959"/>
+          <w:sz w:val="18"/>
+          <w:szCs w:val="18"/>
+        </w:rPr>
+        <w:t>Figure 6. Adding a unit</w:t>
       </w:r>
     </w:p>
     <w:p>
       <w:pPr>
         <w:pStyle w:val="Heading2"/>
-        <w:spacing w:after="100" w:before="300"/>
-      </w:pPr>
+        <w:spacing w:before="300" w:after="100"/>
+      </w:pPr>
+      <w:bookmarkStart w:id="9" w:name="_Toc241673182"/>
       <w:r>
         <w:rPr>
           <w:b/>
@@ -1177,27 +3410,151 @@
           <w:sz w:val="23"/>
           <w:szCs w:val="23"/>
         </w:rPr>
-        <w:t xml:space="preserve">3.3 Products</w:t>
-      </w:r>
-    </w:p>
-    <w:p>
-      <w:pPr>
-        <w:spacing w:after="140" w:line="280"/>
-      </w:pPr>
-      <w:r>
-        <w:rPr>
-          <w:sz w:val="21"/>
-          <w:szCs w:val="21"/>
-        </w:rPr>
-        <w:t xml:space="preserve">Each sellable item is one product record, carrying its price, unit, category, HSN code and reorder level. Sell the same item in two pack sizes and you create two products, not one with options.</w:t>
+        <w:t>3.3 Products</w:t>
+      </w:r>
+      <w:bookmarkEnd w:id="9"/>
+    </w:p>
+    <w:p>
+      <w:pPr>
+        <w:spacing w:after="140"/>
+      </w:pPr>
+      <w:r>
+        <w:t>Each sellable item is one product record, carrying its price, unit, category, HSN code and reorder level. Sell the same item in two pack sizes and you create two products, not one with options.</w:t>
+      </w:r>
+    </w:p>
+    <w:p>
+      <w:pPr>
+        <w:spacing w:before="80" w:after="60"/>
+        <w:jc w:val="center"/>
+      </w:pPr>
+      <w:r>
+        <w:rPr>
+          <w:noProof/>
+        </w:rPr>
+        <w:lastRenderedPageBreak/>
+        <w:drawing>
+          <wp:inline distT="0" distB="0" distL="0" distR="0" wp14:anchorId="7A7B4806" wp14:editId="668709E2">
+            <wp:extent cx="5619750" cy="3314700"/>
+            <wp:effectExtent l="0" t="0" r="0" b="0"/>
+            <wp:docPr id="32" name="Picture 32"/>
+            <wp:cNvGraphicFramePr>
+              <a:graphicFrameLocks xmlns:a="http://schemas.openxmlformats.org/drawingml/2006/main" noChangeAspect="1"/>
+            </wp:cNvGraphicFramePr>
+            <a:graphic xmlns:a="http://schemas.openxmlformats.org/drawingml/2006/main">
+              <a:graphicData uri="http://schemas.openxmlformats.org/drawingml/2006/picture">
+                <pic:pic xmlns:pic="http://schemas.openxmlformats.org/drawingml/2006/picture">
+                  <pic:nvPicPr>
+                    <pic:cNvPr id="0" name=""/>
+                    <pic:cNvPicPr>
+                      <a:picLocks noChangeAspect="1" noChangeArrowheads="1"/>
+                    </pic:cNvPicPr>
+                  </pic:nvPicPr>
+                  <pic:blipFill>
+                    <a:blip r:embed="rId13"/>
+                    <a:srcRect/>
+                    <a:stretch>
+                      <a:fillRect/>
+                    </a:stretch>
+                  </pic:blipFill>
+                  <pic:spPr bwMode="auto">
+                    <a:xfrm>
+                      <a:off x="0" y="0"/>
+                      <a:ext cx="5619750" cy="3314700"/>
+                    </a:xfrm>
+                    <a:prstGeom prst="rect">
+                      <a:avLst/>
+                    </a:prstGeom>
+                  </pic:spPr>
+                </pic:pic>
+              </a:graphicData>
+            </a:graphic>
+          </wp:inline>
+        </w:drawing>
+      </w:r>
+    </w:p>
+    <w:p>
+      <w:pPr>
+        <w:spacing w:after="280"/>
+        <w:jc w:val="center"/>
+      </w:pPr>
+      <w:r>
+        <w:rPr>
+          <w:color w:val="595959"/>
+          <w:sz w:val="18"/>
+          <w:szCs w:val="18"/>
+        </w:rPr>
+        <w:t>Figure 7. Product list</w:t>
+      </w:r>
+    </w:p>
+    <w:p>
+      <w:pPr>
+        <w:spacing w:before="80" w:after="60"/>
+        <w:jc w:val="center"/>
+      </w:pPr>
+      <w:r>
+        <w:rPr>
+          <w:noProof/>
+        </w:rPr>
+        <w:drawing>
+          <wp:inline distT="0" distB="0" distL="0" distR="0" wp14:anchorId="65931F1B" wp14:editId="581D4040">
+            <wp:extent cx="5619750" cy="3314700"/>
+            <wp:effectExtent l="0" t="0" r="0" b="0"/>
+            <wp:docPr id="33" name="Picture 33"/>
+            <wp:cNvGraphicFramePr>
+              <a:graphicFrameLocks xmlns:a="http://schemas.openxmlformats.org/drawingml/2006/main" noChangeAspect="1"/>
+            </wp:cNvGraphicFramePr>
+            <a:graphic xmlns:a="http://schemas.openxmlformats.org/drawingml/2006/main">
+              <a:graphicData uri="http://schemas.openxmlformats.org/drawingml/2006/picture">
+                <pic:pic xmlns:pic="http://schemas.openxmlformats.org/drawingml/2006/picture">
+                  <pic:nvPicPr>
+                    <pic:cNvPr id="0" name=""/>
+                    <pic:cNvPicPr>
+                      <a:picLocks noChangeAspect="1" noChangeArrowheads="1"/>
+                    </pic:cNvPicPr>
+                  </pic:nvPicPr>
+                  <pic:blipFill>
+                    <a:blip r:embed="rId14"/>
+                    <a:srcRect/>
+                    <a:stretch>
+                      <a:fillRect/>
+                    </a:stretch>
+                  </pic:blipFill>
+                  <pic:spPr bwMode="auto">
+                    <a:xfrm>
+                      <a:off x="0" y="0"/>
+                      <a:ext cx="5619750" cy="3314700"/>
+                    </a:xfrm>
+                    <a:prstGeom prst="rect">
+                      <a:avLst/>
+                    </a:prstGeom>
+                  </pic:spPr>
+                </pic:pic>
+              </a:graphicData>
+            </a:graphic>
+          </wp:inline>
+        </w:drawing>
+      </w:r>
+    </w:p>
+    <w:p>
+      <w:pPr>
+        <w:spacing w:after="280"/>
+        <w:jc w:val="center"/>
+      </w:pPr>
+      <w:r>
+        <w:rPr>
+          <w:color w:val="595959"/>
+          <w:sz w:val="18"/>
+          <w:szCs w:val="18"/>
+        </w:rPr>
+        <w:t>Figure 8. New product form</w:t>
       </w:r>
     </w:p>
     <w:p>
       <w:pPr>
         <w:pBdr>
-          <w:left w:val="single" w:color="1F3864" w:sz="12" w:space="10"/>
+          <w:left w:val="single" w:sz="12" w:space="10" w:color="1F3864"/>
         </w:pBdr>
-        <w:spacing w:after="200" w:before="60"/>
+        <w:spacing w:before="60" w:after="200"/>
         <w:ind w:left="200"/>
       </w:pPr>
       <w:r>
@@ -1208,14 +3565,15 @@
           <w:sz w:val="20"/>
           <w:szCs w:val="20"/>
         </w:rPr>
-        <w:t xml:space="preserve">Tick Stock tracked for anything you want counted. Items left untracked can still be billed but will never appear in stock reports or low-stock warnings.</w:t>
+        <w:t>Tick Stock tracked for anything you want counted. Items left untracked can still be billed but will never appear in stock reports or low-stock warnings.</w:t>
       </w:r>
     </w:p>
     <w:p>
       <w:pPr>
         <w:pStyle w:val="Heading2"/>
-        <w:spacing w:after="100" w:before="300"/>
-      </w:pPr>
+        <w:spacing w:before="300" w:after="100"/>
+      </w:pPr>
+      <w:bookmarkStart w:id="10" w:name="_Toc241673183"/>
       <w:r>
         <w:rPr>
           <w:b/>
@@ -1224,26 +3582,88 @@
           <w:sz w:val="23"/>
           <w:szCs w:val="23"/>
         </w:rPr>
-        <w:t xml:space="preserve">3.4 Barcodes</w:t>
-      </w:r>
-    </w:p>
-    <w:p>
-      <w:pPr>
-        <w:spacing w:after="140" w:line="280"/>
-      </w:pPr>
-      <w:r>
-        <w:rPr>
-          <w:sz w:val="21"/>
-          <w:szCs w:val="21"/>
-        </w:rPr>
-        <w:t xml:space="preserve">Every product is given a system barcode when it is saved. Print labels from here for loose items, or for anything that arrived without a manufacturer barcode.</w:t>
+        <w:t>3.4 Barcodes</w:t>
+      </w:r>
+      <w:bookmarkEnd w:id="10"/>
+    </w:p>
+    <w:p>
+      <w:pPr>
+        <w:spacing w:after="140"/>
+      </w:pPr>
+      <w:r>
+        <w:t>Every product is given a system barcode when it is saved. Print labels from here for loose items, or for anything that arrived without a manufacturer barcode.</w:t>
+      </w:r>
+    </w:p>
+    <w:p>
+      <w:pPr>
+        <w:spacing w:before="80" w:after="60"/>
+        <w:jc w:val="center"/>
+      </w:pPr>
+      <w:r>
+        <w:rPr>
+          <w:noProof/>
+        </w:rPr>
+        <w:lastRenderedPageBreak/>
+        <w:drawing>
+          <wp:inline distT="0" distB="0" distL="0" distR="0" wp14:anchorId="7536B13C" wp14:editId="4E3A50C5">
+            <wp:extent cx="5619750" cy="3314700"/>
+            <wp:effectExtent l="0" t="0" r="0" b="0"/>
+            <wp:docPr id="34" name="Picture 34"/>
+            <wp:cNvGraphicFramePr>
+              <a:graphicFrameLocks xmlns:a="http://schemas.openxmlformats.org/drawingml/2006/main" noChangeAspect="1"/>
+            </wp:cNvGraphicFramePr>
+            <a:graphic xmlns:a="http://schemas.openxmlformats.org/drawingml/2006/main">
+              <a:graphicData uri="http://schemas.openxmlformats.org/drawingml/2006/picture">
+                <pic:pic xmlns:pic="http://schemas.openxmlformats.org/drawingml/2006/picture">
+                  <pic:nvPicPr>
+                    <pic:cNvPr id="0" name=""/>
+                    <pic:cNvPicPr>
+                      <a:picLocks noChangeAspect="1" noChangeArrowheads="1"/>
+                    </pic:cNvPicPr>
+                  </pic:nvPicPr>
+                  <pic:blipFill>
+                    <a:blip r:embed="rId15"/>
+                    <a:srcRect/>
+                    <a:stretch>
+                      <a:fillRect/>
+                    </a:stretch>
+                  </pic:blipFill>
+                  <pic:spPr bwMode="auto">
+                    <a:xfrm>
+                      <a:off x="0" y="0"/>
+                      <a:ext cx="5619750" cy="3314700"/>
+                    </a:xfrm>
+                    <a:prstGeom prst="rect">
+                      <a:avLst/>
+                    </a:prstGeom>
+                  </pic:spPr>
+                </pic:pic>
+              </a:graphicData>
+            </a:graphic>
+          </wp:inline>
+        </w:drawing>
+      </w:r>
+    </w:p>
+    <w:p>
+      <w:pPr>
+        <w:spacing w:after="280"/>
+        <w:jc w:val="center"/>
+      </w:pPr>
+      <w:r>
+        <w:rPr>
+          <w:color w:val="595959"/>
+          <w:sz w:val="18"/>
+          <w:szCs w:val="18"/>
+        </w:rPr>
+        <w:t>Figure 9. System barcodes, ready for label printing</w:t>
       </w:r>
     </w:p>
     <w:p>
       <w:pPr>
         <w:pStyle w:val="Heading1"/>
-        <w:spacing w:after="140" w:before="400"/>
-      </w:pPr>
+        <w:spacing w:before="400" w:after="140"/>
+      </w:pPr>
+      <w:bookmarkStart w:id="11" w:name="_Toc241673184"/>
       <w:r>
         <w:rPr>
           <w:b/>
@@ -1252,38 +3672,286 @@
           <w:sz w:val="28"/>
           <w:szCs w:val="28"/>
         </w:rPr>
-        <w:t xml:space="preserve">4. Customers and suppliers</w:t>
-      </w:r>
-    </w:p>
-    <w:p>
-      <w:pPr>
-        <w:spacing w:after="140" w:line="280"/>
-      </w:pPr>
-      <w:r>
-        <w:rPr>
-          <w:sz w:val="21"/>
-          <w:szCs w:val="21"/>
-        </w:rPr>
-        <w:t xml:space="preserve">Walk-in sales need no customer record. Create one when a customer buys on credit, collects loyalty points, or wants a GST invoice in their firm's name.</w:t>
-      </w:r>
-    </w:p>
-    <w:p>
-      <w:pPr>
-        <w:spacing w:after="140" w:line="280"/>
-      </w:pPr>
-      <w:r>
-        <w:rPr>
-          <w:sz w:val="21"/>
-          <w:szCs w:val="21"/>
-        </w:rPr>
-        <w:t xml:space="preserve">Suppliers are the parties stock is bought from, and are selected when raising a product request or receiving goods.</w:t>
+        <w:t>4. Customers and suppliers</w:t>
+      </w:r>
+      <w:bookmarkEnd w:id="11"/>
+    </w:p>
+    <w:p>
+      <w:pPr>
+        <w:spacing w:after="140"/>
+      </w:pPr>
+      <w:r>
+        <w:t>Walk-in sales need no customer record. Create one when a customer buys on credit, collects loyalty points, or wants a GST invoice in their firm's name.</w:t>
+      </w:r>
+    </w:p>
+    <w:p>
+      <w:pPr>
+        <w:spacing w:before="80" w:after="60"/>
+        <w:jc w:val="center"/>
+      </w:pPr>
+      <w:r>
+        <w:rPr>
+          <w:noProof/>
+        </w:rPr>
+        <w:drawing>
+          <wp:inline distT="0" distB="0" distL="0" distR="0" wp14:anchorId="2E3966B7" wp14:editId="6B264974">
+            <wp:extent cx="5619750" cy="3314700"/>
+            <wp:effectExtent l="0" t="0" r="0" b="0"/>
+            <wp:docPr id="35" name="Picture 35"/>
+            <wp:cNvGraphicFramePr>
+              <a:graphicFrameLocks xmlns:a="http://schemas.openxmlformats.org/drawingml/2006/main" noChangeAspect="1"/>
+            </wp:cNvGraphicFramePr>
+            <a:graphic xmlns:a="http://schemas.openxmlformats.org/drawingml/2006/main">
+              <a:graphicData uri="http://schemas.openxmlformats.org/drawingml/2006/picture">
+                <pic:pic xmlns:pic="http://schemas.openxmlformats.org/drawingml/2006/picture">
+                  <pic:nvPicPr>
+                    <pic:cNvPr id="0" name=""/>
+                    <pic:cNvPicPr>
+                      <a:picLocks noChangeAspect="1" noChangeArrowheads="1"/>
+                    </pic:cNvPicPr>
+                  </pic:nvPicPr>
+                  <pic:blipFill>
+                    <a:blip r:embed="rId16"/>
+                    <a:srcRect/>
+                    <a:stretch>
+                      <a:fillRect/>
+                    </a:stretch>
+                  </pic:blipFill>
+                  <pic:spPr bwMode="auto">
+                    <a:xfrm>
+                      <a:off x="0" y="0"/>
+                      <a:ext cx="5619750" cy="3314700"/>
+                    </a:xfrm>
+                    <a:prstGeom prst="rect">
+                      <a:avLst/>
+                    </a:prstGeom>
+                  </pic:spPr>
+                </pic:pic>
+              </a:graphicData>
+            </a:graphic>
+          </wp:inline>
+        </w:drawing>
+      </w:r>
+    </w:p>
+    <w:p>
+      <w:pPr>
+        <w:spacing w:after="280"/>
+        <w:jc w:val="center"/>
+      </w:pPr>
+      <w:r>
+        <w:rPr>
+          <w:color w:val="595959"/>
+          <w:sz w:val="18"/>
+          <w:szCs w:val="18"/>
+        </w:rPr>
+        <w:t>Figure 10. Customer list</w:t>
+      </w:r>
+    </w:p>
+    <w:p>
+      <w:pPr>
+        <w:spacing w:before="80" w:after="60"/>
+        <w:jc w:val="center"/>
+      </w:pPr>
+      <w:r>
+        <w:rPr>
+          <w:noProof/>
+        </w:rPr>
+        <w:lastRenderedPageBreak/>
+        <w:drawing>
+          <wp:inline distT="0" distB="0" distL="0" distR="0" wp14:anchorId="36DCD237" wp14:editId="5079512F">
+            <wp:extent cx="5619750" cy="3314700"/>
+            <wp:effectExtent l="0" t="0" r="0" b="0"/>
+            <wp:docPr id="36" name="Picture 36"/>
+            <wp:cNvGraphicFramePr>
+              <a:graphicFrameLocks xmlns:a="http://schemas.openxmlformats.org/drawingml/2006/main" noChangeAspect="1"/>
+            </wp:cNvGraphicFramePr>
+            <a:graphic xmlns:a="http://schemas.openxmlformats.org/drawingml/2006/main">
+              <a:graphicData uri="http://schemas.openxmlformats.org/drawingml/2006/picture">
+                <pic:pic xmlns:pic="http://schemas.openxmlformats.org/drawingml/2006/picture">
+                  <pic:nvPicPr>
+                    <pic:cNvPr id="0" name=""/>
+                    <pic:cNvPicPr>
+                      <a:picLocks noChangeAspect="1" noChangeArrowheads="1"/>
+                    </pic:cNvPicPr>
+                  </pic:nvPicPr>
+                  <pic:blipFill>
+                    <a:blip r:embed="rId17"/>
+                    <a:srcRect/>
+                    <a:stretch>
+                      <a:fillRect/>
+                    </a:stretch>
+                  </pic:blipFill>
+                  <pic:spPr bwMode="auto">
+                    <a:xfrm>
+                      <a:off x="0" y="0"/>
+                      <a:ext cx="5619750" cy="3314700"/>
+                    </a:xfrm>
+                    <a:prstGeom prst="rect">
+                      <a:avLst/>
+                    </a:prstGeom>
+                  </pic:spPr>
+                </pic:pic>
+              </a:graphicData>
+            </a:graphic>
+          </wp:inline>
+        </w:drawing>
+      </w:r>
+    </w:p>
+    <w:p>
+      <w:pPr>
+        <w:spacing w:after="280"/>
+        <w:jc w:val="center"/>
+      </w:pPr>
+      <w:r>
+        <w:rPr>
+          <w:color w:val="595959"/>
+          <w:sz w:val="18"/>
+          <w:szCs w:val="18"/>
+        </w:rPr>
+        <w:t>Figure 11. Adding a customer</w:t>
+      </w:r>
+    </w:p>
+    <w:p>
+      <w:pPr>
+        <w:spacing w:after="140"/>
+      </w:pPr>
+      <w:r>
+        <w:t>Suppliers are the parties stock is bought from, and are selected when raising a product request or receiving goods.</w:t>
+      </w:r>
+    </w:p>
+    <w:p>
+      <w:pPr>
+        <w:spacing w:before="80" w:after="60"/>
+        <w:jc w:val="center"/>
+      </w:pPr>
+      <w:r>
+        <w:rPr>
+          <w:noProof/>
+        </w:rPr>
+        <w:drawing>
+          <wp:inline distT="0" distB="0" distL="0" distR="0" wp14:anchorId="592C63AC" wp14:editId="16F89108">
+            <wp:extent cx="5619750" cy="3314700"/>
+            <wp:effectExtent l="0" t="0" r="0" b="0"/>
+            <wp:docPr id="37" name="Picture 37"/>
+            <wp:cNvGraphicFramePr>
+              <a:graphicFrameLocks xmlns:a="http://schemas.openxmlformats.org/drawingml/2006/main" noChangeAspect="1"/>
+            </wp:cNvGraphicFramePr>
+            <a:graphic xmlns:a="http://schemas.openxmlformats.org/drawingml/2006/main">
+              <a:graphicData uri="http://schemas.openxmlformats.org/drawingml/2006/picture">
+                <pic:pic xmlns:pic="http://schemas.openxmlformats.org/drawingml/2006/picture">
+                  <pic:nvPicPr>
+                    <pic:cNvPr id="0" name=""/>
+                    <pic:cNvPicPr>
+                      <a:picLocks noChangeAspect="1" noChangeArrowheads="1"/>
+                    </pic:cNvPicPr>
+                  </pic:nvPicPr>
+                  <pic:blipFill>
+                    <a:blip r:embed="rId18"/>
+                    <a:srcRect/>
+                    <a:stretch>
+                      <a:fillRect/>
+                    </a:stretch>
+                  </pic:blipFill>
+                  <pic:spPr bwMode="auto">
+                    <a:xfrm>
+                      <a:off x="0" y="0"/>
+                      <a:ext cx="5619750" cy="3314700"/>
+                    </a:xfrm>
+                    <a:prstGeom prst="rect">
+                      <a:avLst/>
+                    </a:prstGeom>
+                  </pic:spPr>
+                </pic:pic>
+              </a:graphicData>
+            </a:graphic>
+          </wp:inline>
+        </w:drawing>
+      </w:r>
+    </w:p>
+    <w:p>
+      <w:pPr>
+        <w:spacing w:after="280"/>
+        <w:jc w:val="center"/>
+      </w:pPr>
+      <w:r>
+        <w:rPr>
+          <w:color w:val="595959"/>
+          <w:sz w:val="18"/>
+          <w:szCs w:val="18"/>
+        </w:rPr>
+        <w:t>Figure 12. Supplier list</w:t>
+      </w:r>
+    </w:p>
+    <w:p>
+      <w:pPr>
+        <w:spacing w:before="80" w:after="60"/>
+        <w:jc w:val="center"/>
+      </w:pPr>
+      <w:r>
+        <w:rPr>
+          <w:noProof/>
+        </w:rPr>
+        <w:lastRenderedPageBreak/>
+        <w:drawing>
+          <wp:inline distT="0" distB="0" distL="0" distR="0" wp14:anchorId="58E0A7B0" wp14:editId="3D8DE53A">
+            <wp:extent cx="5619750" cy="3314700"/>
+            <wp:effectExtent l="0" t="0" r="0" b="0"/>
+            <wp:docPr id="38" name="Picture 38"/>
+            <wp:cNvGraphicFramePr>
+              <a:graphicFrameLocks xmlns:a="http://schemas.openxmlformats.org/drawingml/2006/main" noChangeAspect="1"/>
+            </wp:cNvGraphicFramePr>
+            <a:graphic xmlns:a="http://schemas.openxmlformats.org/drawingml/2006/main">
+              <a:graphicData uri="http://schemas.openxmlformats.org/drawingml/2006/picture">
+                <pic:pic xmlns:pic="http://schemas.openxmlformats.org/drawingml/2006/picture">
+                  <pic:nvPicPr>
+                    <pic:cNvPr id="0" name=""/>
+                    <pic:cNvPicPr>
+                      <a:picLocks noChangeAspect="1" noChangeArrowheads="1"/>
+                    </pic:cNvPicPr>
+                  </pic:nvPicPr>
+                  <pic:blipFill>
+                    <a:blip r:embed="rId19"/>
+                    <a:srcRect/>
+                    <a:stretch>
+                      <a:fillRect/>
+                    </a:stretch>
+                  </pic:blipFill>
+                  <pic:spPr bwMode="auto">
+                    <a:xfrm>
+                      <a:off x="0" y="0"/>
+                      <a:ext cx="5619750" cy="3314700"/>
+                    </a:xfrm>
+                    <a:prstGeom prst="rect">
+                      <a:avLst/>
+                    </a:prstGeom>
+                  </pic:spPr>
+                </pic:pic>
+              </a:graphicData>
+            </a:graphic>
+          </wp:inline>
+        </w:drawing>
+      </w:r>
+    </w:p>
+    <w:p>
+      <w:pPr>
+        <w:spacing w:after="280"/>
+        <w:jc w:val="center"/>
+      </w:pPr>
+      <w:r>
+        <w:rPr>
+          <w:color w:val="595959"/>
+          <w:sz w:val="18"/>
+          <w:szCs w:val="18"/>
+        </w:rPr>
+        <w:t>Figure 13. Adding a supplier</w:t>
       </w:r>
     </w:p>
     <w:p>
       <w:pPr>
         <w:pStyle w:val="Heading1"/>
-        <w:spacing w:after="140" w:before="400"/>
-      </w:pPr>
+        <w:spacing w:before="400" w:after="140"/>
+      </w:pPr>
+      <w:bookmarkStart w:id="12" w:name="_Toc241673185"/>
       <w:r>
         <w:rPr>
           <w:b/>
@@ -1292,14 +3960,16 @@
           <w:sz w:val="28"/>
           <w:szCs w:val="28"/>
         </w:rPr>
-        <w:t xml:space="preserve">5. Bringing stock in</w:t>
-      </w:r>
+        <w:t>5. Bringing stock in</w:t>
+      </w:r>
+      <w:bookmarkEnd w:id="12"/>
     </w:p>
     <w:p>
       <w:pPr>
         <w:pStyle w:val="Heading2"/>
-        <w:spacing w:after="100" w:before="300"/>
-      </w:pPr>
+        <w:spacing w:before="300" w:after="100"/>
+      </w:pPr>
+      <w:bookmarkStart w:id="13" w:name="_Toc241673186"/>
       <w:r>
         <w:rPr>
           <w:b/>
@@ -1308,26 +3978,151 @@
           <w:sz w:val="23"/>
           <w:szCs w:val="23"/>
         </w:rPr>
-        <w:t xml:space="preserve">5.1 Opening balance</w:t>
-      </w:r>
-    </w:p>
-    <w:p>
-      <w:pPr>
-        <w:spacing w:after="140" w:line="280"/>
-      </w:pPr>
-      <w:r>
-        <w:rPr>
-          <w:sz w:val="21"/>
-          <w:szCs w:val="21"/>
-        </w:rPr>
-        <w:t xml:space="preserve">Use this once, when the store starts using the system, to record what is already on the shelves. Enter the quantity held for each product against its storage location.</w:t>
+        <w:t>5.1 Opening balance</w:t>
+      </w:r>
+      <w:bookmarkEnd w:id="13"/>
+    </w:p>
+    <w:p>
+      <w:pPr>
+        <w:spacing w:after="140"/>
+      </w:pPr>
+      <w:r>
+        <w:t>Use this once, when the store starts using the system, to record what is already on the shelves. Enter the quantity held for each product against its storage location.</w:t>
+      </w:r>
+    </w:p>
+    <w:p>
+      <w:pPr>
+        <w:spacing w:before="80" w:after="60"/>
+        <w:jc w:val="center"/>
+      </w:pPr>
+      <w:r>
+        <w:rPr>
+          <w:noProof/>
+        </w:rPr>
+        <w:drawing>
+          <wp:inline distT="0" distB="0" distL="0" distR="0" wp14:anchorId="079FB731" wp14:editId="15439378">
+            <wp:extent cx="5619750" cy="3314700"/>
+            <wp:effectExtent l="0" t="0" r="0" b="0"/>
+            <wp:docPr id="39" name="Picture 39"/>
+            <wp:cNvGraphicFramePr>
+              <a:graphicFrameLocks xmlns:a="http://schemas.openxmlformats.org/drawingml/2006/main" noChangeAspect="1"/>
+            </wp:cNvGraphicFramePr>
+            <a:graphic xmlns:a="http://schemas.openxmlformats.org/drawingml/2006/main">
+              <a:graphicData uri="http://schemas.openxmlformats.org/drawingml/2006/picture">
+                <pic:pic xmlns:pic="http://schemas.openxmlformats.org/drawingml/2006/picture">
+                  <pic:nvPicPr>
+                    <pic:cNvPr id="0" name=""/>
+                    <pic:cNvPicPr>
+                      <a:picLocks noChangeAspect="1" noChangeArrowheads="1"/>
+                    </pic:cNvPicPr>
+                  </pic:nvPicPr>
+                  <pic:blipFill>
+                    <a:blip r:embed="rId20"/>
+                    <a:srcRect/>
+                    <a:stretch>
+                      <a:fillRect/>
+                    </a:stretch>
+                  </pic:blipFill>
+                  <pic:spPr bwMode="auto">
+                    <a:xfrm>
+                      <a:off x="0" y="0"/>
+                      <a:ext cx="5619750" cy="3314700"/>
+                    </a:xfrm>
+                    <a:prstGeom prst="rect">
+                      <a:avLst/>
+                    </a:prstGeom>
+                  </pic:spPr>
+                </pic:pic>
+              </a:graphicData>
+            </a:graphic>
+          </wp:inline>
+        </w:drawing>
+      </w:r>
+    </w:p>
+    <w:p>
+      <w:pPr>
+        <w:spacing w:after="280"/>
+        <w:jc w:val="center"/>
+      </w:pPr>
+      <w:r>
+        <w:rPr>
+          <w:color w:val="595959"/>
+          <w:sz w:val="18"/>
+          <w:szCs w:val="18"/>
+        </w:rPr>
+        <w:t>Figure 14. Opening balance documents</w:t>
+      </w:r>
+    </w:p>
+    <w:p>
+      <w:pPr>
+        <w:spacing w:before="80" w:after="60"/>
+        <w:jc w:val="center"/>
+      </w:pPr>
+      <w:r>
+        <w:rPr>
+          <w:noProof/>
+        </w:rPr>
+        <w:lastRenderedPageBreak/>
+        <w:drawing>
+          <wp:inline distT="0" distB="0" distL="0" distR="0" wp14:anchorId="5C7D0CB4" wp14:editId="445D3260">
+            <wp:extent cx="5619750" cy="3314700"/>
+            <wp:effectExtent l="0" t="0" r="0" b="0"/>
+            <wp:docPr id="40" name="Picture 40"/>
+            <wp:cNvGraphicFramePr>
+              <a:graphicFrameLocks xmlns:a="http://schemas.openxmlformats.org/drawingml/2006/main" noChangeAspect="1"/>
+            </wp:cNvGraphicFramePr>
+            <a:graphic xmlns:a="http://schemas.openxmlformats.org/drawingml/2006/main">
+              <a:graphicData uri="http://schemas.openxmlformats.org/drawingml/2006/picture">
+                <pic:pic xmlns:pic="http://schemas.openxmlformats.org/drawingml/2006/picture">
+                  <pic:nvPicPr>
+                    <pic:cNvPr id="0" name=""/>
+                    <pic:cNvPicPr>
+                      <a:picLocks noChangeAspect="1" noChangeArrowheads="1"/>
+                    </pic:cNvPicPr>
+                  </pic:nvPicPr>
+                  <pic:blipFill>
+                    <a:blip r:embed="rId21"/>
+                    <a:srcRect/>
+                    <a:stretch>
+                      <a:fillRect/>
+                    </a:stretch>
+                  </pic:blipFill>
+                  <pic:spPr bwMode="auto">
+                    <a:xfrm>
+                      <a:off x="0" y="0"/>
+                      <a:ext cx="5619750" cy="3314700"/>
+                    </a:xfrm>
+                    <a:prstGeom prst="rect">
+                      <a:avLst/>
+                    </a:prstGeom>
+                  </pic:spPr>
+                </pic:pic>
+              </a:graphicData>
+            </a:graphic>
+          </wp:inline>
+        </w:drawing>
+      </w:r>
+    </w:p>
+    <w:p>
+      <w:pPr>
+        <w:spacing w:after="280"/>
+        <w:jc w:val="center"/>
+      </w:pPr>
+      <w:r>
+        <w:rPr>
+          <w:color w:val="595959"/>
+          <w:sz w:val="18"/>
+          <w:szCs w:val="18"/>
+        </w:rPr>
+        <w:t>Figure 15. Entering an opening balance</w:t>
       </w:r>
     </w:p>
     <w:p>
       <w:pPr>
         <w:pStyle w:val="Heading2"/>
-        <w:spacing w:after="100" w:before="300"/>
-      </w:pPr>
+        <w:spacing w:before="300" w:after="100"/>
+      </w:pPr>
+      <w:bookmarkStart w:id="14" w:name="_Toc241673187"/>
       <w:r>
         <w:rPr>
           <w:b/>
@@ -1336,26 +4131,151 @@
           <w:sz w:val="23"/>
           <w:szCs w:val="23"/>
         </w:rPr>
-        <w:t xml:space="preserve">5.2 Product requests</w:t>
-      </w:r>
-    </w:p>
-    <w:p>
-      <w:pPr>
-        <w:spacing w:after="140" w:line="280"/>
-      </w:pPr>
-      <w:r>
-        <w:rPr>
-          <w:sz w:val="21"/>
-          <w:szCs w:val="21"/>
-        </w:rPr>
-        <w:t xml:space="preserve">A product request is the order placed on a supplier. Record what was asked for and from whom; the quantities are then carried forward when the goods arrive.</w:t>
+        <w:t>5.2 Product requests</w:t>
+      </w:r>
+      <w:bookmarkEnd w:id="14"/>
+    </w:p>
+    <w:p>
+      <w:pPr>
+        <w:spacing w:after="140"/>
+      </w:pPr>
+      <w:r>
+        <w:t>A product request is the order placed on a supplier. Record what was asked for and from whom; the quantities are then carried forward when the goods arrive.</w:t>
+      </w:r>
+    </w:p>
+    <w:p>
+      <w:pPr>
+        <w:spacing w:before="80" w:after="60"/>
+        <w:jc w:val="center"/>
+      </w:pPr>
+      <w:r>
+        <w:rPr>
+          <w:noProof/>
+        </w:rPr>
+        <w:drawing>
+          <wp:inline distT="0" distB="0" distL="0" distR="0" wp14:anchorId="466276AC" wp14:editId="4A6F909B">
+            <wp:extent cx="5619750" cy="3314700"/>
+            <wp:effectExtent l="0" t="0" r="0" b="0"/>
+            <wp:docPr id="41" name="Picture 41"/>
+            <wp:cNvGraphicFramePr>
+              <a:graphicFrameLocks xmlns:a="http://schemas.openxmlformats.org/drawingml/2006/main" noChangeAspect="1"/>
+            </wp:cNvGraphicFramePr>
+            <a:graphic xmlns:a="http://schemas.openxmlformats.org/drawingml/2006/main">
+              <a:graphicData uri="http://schemas.openxmlformats.org/drawingml/2006/picture">
+                <pic:pic xmlns:pic="http://schemas.openxmlformats.org/drawingml/2006/picture">
+                  <pic:nvPicPr>
+                    <pic:cNvPr id="0" name=""/>
+                    <pic:cNvPicPr>
+                      <a:picLocks noChangeAspect="1" noChangeArrowheads="1"/>
+                    </pic:cNvPicPr>
+                  </pic:nvPicPr>
+                  <pic:blipFill>
+                    <a:blip r:embed="rId22"/>
+                    <a:srcRect/>
+                    <a:stretch>
+                      <a:fillRect/>
+                    </a:stretch>
+                  </pic:blipFill>
+                  <pic:spPr bwMode="auto">
+                    <a:xfrm>
+                      <a:off x="0" y="0"/>
+                      <a:ext cx="5619750" cy="3314700"/>
+                    </a:xfrm>
+                    <a:prstGeom prst="rect">
+                      <a:avLst/>
+                    </a:prstGeom>
+                  </pic:spPr>
+                </pic:pic>
+              </a:graphicData>
+            </a:graphic>
+          </wp:inline>
+        </w:drawing>
+      </w:r>
+    </w:p>
+    <w:p>
+      <w:pPr>
+        <w:spacing w:after="280"/>
+        <w:jc w:val="center"/>
+      </w:pPr>
+      <w:r>
+        <w:rPr>
+          <w:color w:val="595959"/>
+          <w:sz w:val="18"/>
+          <w:szCs w:val="18"/>
+        </w:rPr>
+        <w:t>Figure 16. Product requests and their status</w:t>
+      </w:r>
+    </w:p>
+    <w:p>
+      <w:pPr>
+        <w:spacing w:before="80" w:after="60"/>
+        <w:jc w:val="center"/>
+      </w:pPr>
+      <w:r>
+        <w:rPr>
+          <w:noProof/>
+        </w:rPr>
+        <w:lastRenderedPageBreak/>
+        <w:drawing>
+          <wp:inline distT="0" distB="0" distL="0" distR="0" wp14:anchorId="350B6845" wp14:editId="11ABF05E">
+            <wp:extent cx="5619750" cy="3314700"/>
+            <wp:effectExtent l="0" t="0" r="0" b="0"/>
+            <wp:docPr id="42" name="Picture 42"/>
+            <wp:cNvGraphicFramePr>
+              <a:graphicFrameLocks xmlns:a="http://schemas.openxmlformats.org/drawingml/2006/main" noChangeAspect="1"/>
+            </wp:cNvGraphicFramePr>
+            <a:graphic xmlns:a="http://schemas.openxmlformats.org/drawingml/2006/main">
+              <a:graphicData uri="http://schemas.openxmlformats.org/drawingml/2006/picture">
+                <pic:pic xmlns:pic="http://schemas.openxmlformats.org/drawingml/2006/picture">
+                  <pic:nvPicPr>
+                    <pic:cNvPr id="0" name=""/>
+                    <pic:cNvPicPr>
+                      <a:picLocks noChangeAspect="1" noChangeArrowheads="1"/>
+                    </pic:cNvPicPr>
+                  </pic:nvPicPr>
+                  <pic:blipFill>
+                    <a:blip r:embed="rId23"/>
+                    <a:srcRect/>
+                    <a:stretch>
+                      <a:fillRect/>
+                    </a:stretch>
+                  </pic:blipFill>
+                  <pic:spPr bwMode="auto">
+                    <a:xfrm>
+                      <a:off x="0" y="0"/>
+                      <a:ext cx="5619750" cy="3314700"/>
+                    </a:xfrm>
+                    <a:prstGeom prst="rect">
+                      <a:avLst/>
+                    </a:prstGeom>
+                  </pic:spPr>
+                </pic:pic>
+              </a:graphicData>
+            </a:graphic>
+          </wp:inline>
+        </w:drawing>
+      </w:r>
+    </w:p>
+    <w:p>
+      <w:pPr>
+        <w:spacing w:after="280"/>
+        <w:jc w:val="center"/>
+      </w:pPr>
+      <w:r>
+        <w:rPr>
+          <w:color w:val="595959"/>
+          <w:sz w:val="18"/>
+          <w:szCs w:val="18"/>
+        </w:rPr>
+        <w:t>Figure 17. Raising a product request</w:t>
       </w:r>
     </w:p>
     <w:p>
       <w:pPr>
         <w:pStyle w:val="Heading2"/>
-        <w:spacing w:after="100" w:before="300"/>
-      </w:pPr>
+        <w:spacing w:before="300" w:after="100"/>
+      </w:pPr>
+      <w:bookmarkStart w:id="15" w:name="_Toc241673188"/>
       <w:r>
         <w:rPr>
           <w:b/>
@@ -1364,27 +4284,151 @@
           <w:sz w:val="23"/>
           <w:szCs w:val="23"/>
         </w:rPr>
-        <w:t xml:space="preserve">5.3 Stock inward</w:t>
-      </w:r>
-    </w:p>
-    <w:p>
-      <w:pPr>
-        <w:spacing w:after="140" w:line="280"/>
-      </w:pPr>
-      <w:r>
-        <w:rPr>
-          <w:sz w:val="21"/>
-          <w:szCs w:val="21"/>
-        </w:rPr>
-        <w:t xml:space="preserve">Stock inward is the goods-receipt entry, and it is what actually increases stock. Record the quantity accepted and, separately, anything rejected on inspection.</w:t>
+        <w:t>5.3 Stock inward</w:t>
+      </w:r>
+      <w:bookmarkEnd w:id="15"/>
+    </w:p>
+    <w:p>
+      <w:pPr>
+        <w:spacing w:after="140"/>
+      </w:pPr>
+      <w:r>
+        <w:t>Stock inward is the goods-receipt entry, and it is what actually increases stock. Record the quantity accepted and, separately, anything rejected on inspection.</w:t>
+      </w:r>
+    </w:p>
+    <w:p>
+      <w:pPr>
+        <w:spacing w:before="80" w:after="60"/>
+        <w:jc w:val="center"/>
+      </w:pPr>
+      <w:r>
+        <w:rPr>
+          <w:noProof/>
+        </w:rPr>
+        <w:drawing>
+          <wp:inline distT="0" distB="0" distL="0" distR="0" wp14:anchorId="0C30FCB3" wp14:editId="4E5B1B7E">
+            <wp:extent cx="5619750" cy="3314700"/>
+            <wp:effectExtent l="0" t="0" r="0" b="0"/>
+            <wp:docPr id="43" name="Picture 43"/>
+            <wp:cNvGraphicFramePr>
+              <a:graphicFrameLocks xmlns:a="http://schemas.openxmlformats.org/drawingml/2006/main" noChangeAspect="1"/>
+            </wp:cNvGraphicFramePr>
+            <a:graphic xmlns:a="http://schemas.openxmlformats.org/drawingml/2006/main">
+              <a:graphicData uri="http://schemas.openxmlformats.org/drawingml/2006/picture">
+                <pic:pic xmlns:pic="http://schemas.openxmlformats.org/drawingml/2006/picture">
+                  <pic:nvPicPr>
+                    <pic:cNvPr id="0" name=""/>
+                    <pic:cNvPicPr>
+                      <a:picLocks noChangeAspect="1" noChangeArrowheads="1"/>
+                    </pic:cNvPicPr>
+                  </pic:nvPicPr>
+                  <pic:blipFill>
+                    <a:blip r:embed="rId24"/>
+                    <a:srcRect/>
+                    <a:stretch>
+                      <a:fillRect/>
+                    </a:stretch>
+                  </pic:blipFill>
+                  <pic:spPr bwMode="auto">
+                    <a:xfrm>
+                      <a:off x="0" y="0"/>
+                      <a:ext cx="5619750" cy="3314700"/>
+                    </a:xfrm>
+                    <a:prstGeom prst="rect">
+                      <a:avLst/>
+                    </a:prstGeom>
+                  </pic:spPr>
+                </pic:pic>
+              </a:graphicData>
+            </a:graphic>
+          </wp:inline>
+        </w:drawing>
+      </w:r>
+    </w:p>
+    <w:p>
+      <w:pPr>
+        <w:spacing w:after="280"/>
+        <w:jc w:val="center"/>
+      </w:pPr>
+      <w:r>
+        <w:rPr>
+          <w:color w:val="595959"/>
+          <w:sz w:val="18"/>
+          <w:szCs w:val="18"/>
+        </w:rPr>
+        <w:t>Figure 18. Stock inward documents</w:t>
+      </w:r>
+    </w:p>
+    <w:p>
+      <w:pPr>
+        <w:spacing w:before="80" w:after="60"/>
+        <w:jc w:val="center"/>
+      </w:pPr>
+      <w:r>
+        <w:rPr>
+          <w:noProof/>
+        </w:rPr>
+        <w:lastRenderedPageBreak/>
+        <w:drawing>
+          <wp:inline distT="0" distB="0" distL="0" distR="0" wp14:anchorId="183AA105" wp14:editId="1C3FF40B">
+            <wp:extent cx="5619750" cy="3314700"/>
+            <wp:effectExtent l="0" t="0" r="0" b="0"/>
+            <wp:docPr id="44" name="Picture 44"/>
+            <wp:cNvGraphicFramePr>
+              <a:graphicFrameLocks xmlns:a="http://schemas.openxmlformats.org/drawingml/2006/main" noChangeAspect="1"/>
+            </wp:cNvGraphicFramePr>
+            <a:graphic xmlns:a="http://schemas.openxmlformats.org/drawingml/2006/main">
+              <a:graphicData uri="http://schemas.openxmlformats.org/drawingml/2006/picture">
+                <pic:pic xmlns:pic="http://schemas.openxmlformats.org/drawingml/2006/picture">
+                  <pic:nvPicPr>
+                    <pic:cNvPr id="0" name=""/>
+                    <pic:cNvPicPr>
+                      <a:picLocks noChangeAspect="1" noChangeArrowheads="1"/>
+                    </pic:cNvPicPr>
+                  </pic:nvPicPr>
+                  <pic:blipFill>
+                    <a:blip r:embed="rId25"/>
+                    <a:srcRect/>
+                    <a:stretch>
+                      <a:fillRect/>
+                    </a:stretch>
+                  </pic:blipFill>
+                  <pic:spPr bwMode="auto">
+                    <a:xfrm>
+                      <a:off x="0" y="0"/>
+                      <a:ext cx="5619750" cy="3314700"/>
+                    </a:xfrm>
+                    <a:prstGeom prst="rect">
+                      <a:avLst/>
+                    </a:prstGeom>
+                  </pic:spPr>
+                </pic:pic>
+              </a:graphicData>
+            </a:graphic>
+          </wp:inline>
+        </w:drawing>
+      </w:r>
+    </w:p>
+    <w:p>
+      <w:pPr>
+        <w:spacing w:after="280"/>
+        <w:jc w:val="center"/>
+      </w:pPr>
+      <w:r>
+        <w:rPr>
+          <w:color w:val="595959"/>
+          <w:sz w:val="18"/>
+          <w:szCs w:val="18"/>
+        </w:rPr>
+        <w:t>Figure 19. Receiving goods against a supplier</w:t>
       </w:r>
     </w:p>
     <w:p>
       <w:pPr>
         <w:pBdr>
-          <w:left w:val="single" w:color="1F3864" w:sz="12" w:space="10"/>
+          <w:left w:val="single" w:sz="12" w:space="10" w:color="1F3864"/>
         </w:pBdr>
-        <w:spacing w:after="200" w:before="60"/>
+        <w:spacing w:before="60" w:after="200"/>
         <w:ind w:left="200"/>
       </w:pPr>
       <w:r>
@@ -1395,14 +4439,15 @@
           <w:sz w:val="20"/>
           <w:szCs w:val="20"/>
         </w:rPr>
-        <w:t xml:space="preserve">Where the goods arrived against a product request, pick it up with Select pending request and the outstanding quantities are filled in for you. Accepted plus rejected can never exceed what is still outstanding.</w:t>
+        <w:t>Where the goods arrived against a product request, pick it up with Select pending request and the outstanding quantities are filled in for you. Accepted plus rejected can never exceed what is still outstanding.</w:t>
       </w:r>
     </w:p>
     <w:p>
       <w:pPr>
         <w:pStyle w:val="Heading1"/>
-        <w:spacing w:after="140" w:before="400"/>
-      </w:pPr>
+        <w:spacing w:before="400" w:after="140"/>
+      </w:pPr>
+      <w:bookmarkStart w:id="16" w:name="_Toc241673189"/>
       <w:r>
         <w:rPr>
           <w:b/>
@@ -1411,14 +4456,16 @@
           <w:sz w:val="28"/>
           <w:szCs w:val="28"/>
         </w:rPr>
-        <w:t xml:space="preserve">6. Controlling stock</w:t>
-      </w:r>
+        <w:t>6. Controlling stock</w:t>
+      </w:r>
+      <w:bookmarkEnd w:id="16"/>
     </w:p>
     <w:p>
       <w:pPr>
         <w:pStyle w:val="Heading2"/>
-        <w:spacing w:after="100" w:before="300"/>
-      </w:pPr>
+        <w:spacing w:before="300" w:after="100"/>
+      </w:pPr>
+      <w:bookmarkStart w:id="17" w:name="_Toc241673190"/>
       <w:r>
         <w:rPr>
           <w:b/>
@@ -1427,26 +4474,151 @@
           <w:sz w:val="23"/>
           <w:szCs w:val="23"/>
         </w:rPr>
-        <w:t xml:space="preserve">6.1 Damage</w:t>
-      </w:r>
-    </w:p>
-    <w:p>
-      <w:pPr>
-        <w:spacing w:after="140" w:line="280"/>
-      </w:pPr>
-      <w:r>
-        <w:rPr>
-          <w:sz w:val="21"/>
-          <w:szCs w:val="21"/>
-        </w:rPr>
-        <w:t xml:space="preserve">Record breakages, expiry and anything else that leaves the shelf unsellable. The quantity is taken out of stock against a reason code.</w:t>
+        <w:t>6.1 Damage</w:t>
+      </w:r>
+      <w:bookmarkEnd w:id="17"/>
+    </w:p>
+    <w:p>
+      <w:pPr>
+        <w:spacing w:after="140"/>
+      </w:pPr>
+      <w:r>
+        <w:t>Record breakages, expiry and anything else that leaves the shelf unsellable. The quantity is taken out of stock against a reason code.</w:t>
+      </w:r>
+    </w:p>
+    <w:p>
+      <w:pPr>
+        <w:spacing w:before="80" w:after="60"/>
+        <w:jc w:val="center"/>
+      </w:pPr>
+      <w:r>
+        <w:rPr>
+          <w:noProof/>
+        </w:rPr>
+        <w:drawing>
+          <wp:inline distT="0" distB="0" distL="0" distR="0" wp14:anchorId="5C81F873" wp14:editId="0125454C">
+            <wp:extent cx="5619750" cy="3314700"/>
+            <wp:effectExtent l="0" t="0" r="0" b="0"/>
+            <wp:docPr id="45" name="Picture 45"/>
+            <wp:cNvGraphicFramePr>
+              <a:graphicFrameLocks xmlns:a="http://schemas.openxmlformats.org/drawingml/2006/main" noChangeAspect="1"/>
+            </wp:cNvGraphicFramePr>
+            <a:graphic xmlns:a="http://schemas.openxmlformats.org/drawingml/2006/main">
+              <a:graphicData uri="http://schemas.openxmlformats.org/drawingml/2006/picture">
+                <pic:pic xmlns:pic="http://schemas.openxmlformats.org/drawingml/2006/picture">
+                  <pic:nvPicPr>
+                    <pic:cNvPr id="0" name=""/>
+                    <pic:cNvPicPr>
+                      <a:picLocks noChangeAspect="1" noChangeArrowheads="1"/>
+                    </pic:cNvPicPr>
+                  </pic:nvPicPr>
+                  <pic:blipFill>
+                    <a:blip r:embed="rId26"/>
+                    <a:srcRect/>
+                    <a:stretch>
+                      <a:fillRect/>
+                    </a:stretch>
+                  </pic:blipFill>
+                  <pic:spPr bwMode="auto">
+                    <a:xfrm>
+                      <a:off x="0" y="0"/>
+                      <a:ext cx="5619750" cy="3314700"/>
+                    </a:xfrm>
+                    <a:prstGeom prst="rect">
+                      <a:avLst/>
+                    </a:prstGeom>
+                  </pic:spPr>
+                </pic:pic>
+              </a:graphicData>
+            </a:graphic>
+          </wp:inline>
+        </w:drawing>
+      </w:r>
+    </w:p>
+    <w:p>
+      <w:pPr>
+        <w:spacing w:after="280"/>
+        <w:jc w:val="center"/>
+      </w:pPr>
+      <w:r>
+        <w:rPr>
+          <w:color w:val="595959"/>
+          <w:sz w:val="18"/>
+          <w:szCs w:val="18"/>
+        </w:rPr>
+        <w:t>Figure 20. Damage entries</w:t>
+      </w:r>
+    </w:p>
+    <w:p>
+      <w:pPr>
+        <w:spacing w:before="80" w:after="60"/>
+        <w:jc w:val="center"/>
+      </w:pPr>
+      <w:r>
+        <w:rPr>
+          <w:noProof/>
+        </w:rPr>
+        <w:lastRenderedPageBreak/>
+        <w:drawing>
+          <wp:inline distT="0" distB="0" distL="0" distR="0" wp14:anchorId="0DE02F35" wp14:editId="6C7FB960">
+            <wp:extent cx="5619750" cy="3314700"/>
+            <wp:effectExtent l="0" t="0" r="0" b="0"/>
+            <wp:docPr id="46" name="Picture 46"/>
+            <wp:cNvGraphicFramePr>
+              <a:graphicFrameLocks xmlns:a="http://schemas.openxmlformats.org/drawingml/2006/main" noChangeAspect="1"/>
+            </wp:cNvGraphicFramePr>
+            <a:graphic xmlns:a="http://schemas.openxmlformats.org/drawingml/2006/main">
+              <a:graphicData uri="http://schemas.openxmlformats.org/drawingml/2006/picture">
+                <pic:pic xmlns:pic="http://schemas.openxmlformats.org/drawingml/2006/picture">
+                  <pic:nvPicPr>
+                    <pic:cNvPr id="0" name=""/>
+                    <pic:cNvPicPr>
+                      <a:picLocks noChangeAspect="1" noChangeArrowheads="1"/>
+                    </pic:cNvPicPr>
+                  </pic:nvPicPr>
+                  <pic:blipFill>
+                    <a:blip r:embed="rId27"/>
+                    <a:srcRect/>
+                    <a:stretch>
+                      <a:fillRect/>
+                    </a:stretch>
+                  </pic:blipFill>
+                  <pic:spPr bwMode="auto">
+                    <a:xfrm>
+                      <a:off x="0" y="0"/>
+                      <a:ext cx="5619750" cy="3314700"/>
+                    </a:xfrm>
+                    <a:prstGeom prst="rect">
+                      <a:avLst/>
+                    </a:prstGeom>
+                  </pic:spPr>
+                </pic:pic>
+              </a:graphicData>
+            </a:graphic>
+          </wp:inline>
+        </w:drawing>
+      </w:r>
+    </w:p>
+    <w:p>
+      <w:pPr>
+        <w:spacing w:after="280"/>
+        <w:jc w:val="center"/>
+      </w:pPr>
+      <w:r>
+        <w:rPr>
+          <w:color w:val="595959"/>
+          <w:sz w:val="18"/>
+          <w:szCs w:val="18"/>
+        </w:rPr>
+        <w:t>Figure 21. Recording damaged stock</w:t>
       </w:r>
     </w:p>
     <w:p>
       <w:pPr>
         <w:pStyle w:val="Heading2"/>
-        <w:spacing w:after="100" w:before="300"/>
-      </w:pPr>
+        <w:spacing w:before="300" w:after="100"/>
+      </w:pPr>
+      <w:bookmarkStart w:id="18" w:name="_Toc241673191"/>
       <w:r>
         <w:rPr>
           <w:b/>
@@ -1455,26 +4627,151 @@
           <w:sz w:val="23"/>
           <w:szCs w:val="23"/>
         </w:rPr>
-        <w:t xml:space="preserve">6.2 Blocks</w:t>
-      </w:r>
-    </w:p>
-    <w:p>
-      <w:pPr>
-        <w:spacing w:after="140" w:line="280"/>
-      </w:pPr>
-      <w:r>
-        <w:rPr>
-          <w:sz w:val="21"/>
-          <w:szCs w:val="21"/>
-        </w:rPr>
-        <w:t xml:space="preserve">Blocking sets stock aside without selling it — goods promised to a customer, or held back pending a check. Blocked quantity stays in stock but cannot be billed.</w:t>
+        <w:t>6.2 Blocks</w:t>
+      </w:r>
+      <w:bookmarkEnd w:id="18"/>
+    </w:p>
+    <w:p>
+      <w:pPr>
+        <w:spacing w:after="140"/>
+      </w:pPr>
+      <w:r>
+        <w:t>Blocking sets stock aside without selling it — goods promised to a customer, or held back pending a check. Blocked quantity stays in stock but cannot be billed.</w:t>
+      </w:r>
+    </w:p>
+    <w:p>
+      <w:pPr>
+        <w:spacing w:before="80" w:after="60"/>
+        <w:jc w:val="center"/>
+      </w:pPr>
+      <w:r>
+        <w:rPr>
+          <w:noProof/>
+        </w:rPr>
+        <w:drawing>
+          <wp:inline distT="0" distB="0" distL="0" distR="0" wp14:anchorId="7AF79B42" wp14:editId="080C337B">
+            <wp:extent cx="5619750" cy="3314700"/>
+            <wp:effectExtent l="0" t="0" r="0" b="0"/>
+            <wp:docPr id="47" name="Picture 47"/>
+            <wp:cNvGraphicFramePr>
+              <a:graphicFrameLocks xmlns:a="http://schemas.openxmlformats.org/drawingml/2006/main" noChangeAspect="1"/>
+            </wp:cNvGraphicFramePr>
+            <a:graphic xmlns:a="http://schemas.openxmlformats.org/drawingml/2006/main">
+              <a:graphicData uri="http://schemas.openxmlformats.org/drawingml/2006/picture">
+                <pic:pic xmlns:pic="http://schemas.openxmlformats.org/drawingml/2006/picture">
+                  <pic:nvPicPr>
+                    <pic:cNvPr id="0" name=""/>
+                    <pic:cNvPicPr>
+                      <a:picLocks noChangeAspect="1" noChangeArrowheads="1"/>
+                    </pic:cNvPicPr>
+                  </pic:nvPicPr>
+                  <pic:blipFill>
+                    <a:blip r:embed="rId28"/>
+                    <a:srcRect/>
+                    <a:stretch>
+                      <a:fillRect/>
+                    </a:stretch>
+                  </pic:blipFill>
+                  <pic:spPr bwMode="auto">
+                    <a:xfrm>
+                      <a:off x="0" y="0"/>
+                      <a:ext cx="5619750" cy="3314700"/>
+                    </a:xfrm>
+                    <a:prstGeom prst="rect">
+                      <a:avLst/>
+                    </a:prstGeom>
+                  </pic:spPr>
+                </pic:pic>
+              </a:graphicData>
+            </a:graphic>
+          </wp:inline>
+        </w:drawing>
+      </w:r>
+    </w:p>
+    <w:p>
+      <w:pPr>
+        <w:spacing w:after="280"/>
+        <w:jc w:val="center"/>
+      </w:pPr>
+      <w:r>
+        <w:rPr>
+          <w:color w:val="595959"/>
+          <w:sz w:val="18"/>
+          <w:szCs w:val="18"/>
+        </w:rPr>
+        <w:t>Figure 22. Blocked stock</w:t>
+      </w:r>
+    </w:p>
+    <w:p>
+      <w:pPr>
+        <w:spacing w:before="80" w:after="60"/>
+        <w:jc w:val="center"/>
+      </w:pPr>
+      <w:r>
+        <w:rPr>
+          <w:noProof/>
+        </w:rPr>
+        <w:lastRenderedPageBreak/>
+        <w:drawing>
+          <wp:inline distT="0" distB="0" distL="0" distR="0" wp14:anchorId="571FBCF0" wp14:editId="77A0396C">
+            <wp:extent cx="5619750" cy="3314700"/>
+            <wp:effectExtent l="0" t="0" r="0" b="0"/>
+            <wp:docPr id="48" name="Picture 48"/>
+            <wp:cNvGraphicFramePr>
+              <a:graphicFrameLocks xmlns:a="http://schemas.openxmlformats.org/drawingml/2006/main" noChangeAspect="1"/>
+            </wp:cNvGraphicFramePr>
+            <a:graphic xmlns:a="http://schemas.openxmlformats.org/drawingml/2006/main">
+              <a:graphicData uri="http://schemas.openxmlformats.org/drawingml/2006/picture">
+                <pic:pic xmlns:pic="http://schemas.openxmlformats.org/drawingml/2006/picture">
+                  <pic:nvPicPr>
+                    <pic:cNvPr id="0" name=""/>
+                    <pic:cNvPicPr>
+                      <a:picLocks noChangeAspect="1" noChangeArrowheads="1"/>
+                    </pic:cNvPicPr>
+                  </pic:nvPicPr>
+                  <pic:blipFill>
+                    <a:blip r:embed="rId29"/>
+                    <a:srcRect/>
+                    <a:stretch>
+                      <a:fillRect/>
+                    </a:stretch>
+                  </pic:blipFill>
+                  <pic:spPr bwMode="auto">
+                    <a:xfrm>
+                      <a:off x="0" y="0"/>
+                      <a:ext cx="5619750" cy="3314700"/>
+                    </a:xfrm>
+                    <a:prstGeom prst="rect">
+                      <a:avLst/>
+                    </a:prstGeom>
+                  </pic:spPr>
+                </pic:pic>
+              </a:graphicData>
+            </a:graphic>
+          </wp:inline>
+        </w:drawing>
+      </w:r>
+    </w:p>
+    <w:p>
+      <w:pPr>
+        <w:spacing w:after="280"/>
+        <w:jc w:val="center"/>
+      </w:pPr>
+      <w:r>
+        <w:rPr>
+          <w:color w:val="595959"/>
+          <w:sz w:val="18"/>
+          <w:szCs w:val="18"/>
+        </w:rPr>
+        <w:t>Figure 23. Blocking stock</w:t>
       </w:r>
     </w:p>
     <w:p>
       <w:pPr>
         <w:pStyle w:val="Heading2"/>
-        <w:spacing w:after="100" w:before="300"/>
-      </w:pPr>
+        <w:spacing w:before="300" w:after="100"/>
+      </w:pPr>
+      <w:bookmarkStart w:id="19" w:name="_Toc241673192"/>
       <w:r>
         <w:rPr>
           <w:b/>
@@ -1483,26 +4780,151 @@
           <w:sz w:val="23"/>
           <w:szCs w:val="23"/>
         </w:rPr>
-        <w:t xml:space="preserve">6.3 Transfers</w:t>
-      </w:r>
-    </w:p>
-    <w:p>
-      <w:pPr>
-        <w:spacing w:after="140" w:line="280"/>
-      </w:pPr>
-      <w:r>
-        <w:rPr>
-          <w:sz w:val="21"/>
-          <w:szCs w:val="21"/>
-        </w:rPr>
-        <w:t xml:space="preserve">Move stock between your own storage locations, or send it to another branch. A transfer to another store is held as a request until that store accepts it, and the quantity stays blocked at your end in the meantime.</w:t>
+        <w:t>6.3 Transfers</w:t>
+      </w:r>
+      <w:bookmarkEnd w:id="19"/>
+    </w:p>
+    <w:p>
+      <w:pPr>
+        <w:spacing w:after="140"/>
+      </w:pPr>
+      <w:r>
+        <w:t>Move stock between your own storage locations, or send it to another branch. A transfer to another store is held as a request until that store accepts it, and the quantity stays blocked at your end in the meantime.</w:t>
+      </w:r>
+    </w:p>
+    <w:p>
+      <w:pPr>
+        <w:spacing w:before="80" w:after="60"/>
+        <w:jc w:val="center"/>
+      </w:pPr>
+      <w:r>
+        <w:rPr>
+          <w:noProof/>
+        </w:rPr>
+        <w:drawing>
+          <wp:inline distT="0" distB="0" distL="0" distR="0" wp14:anchorId="58C7D633" wp14:editId="05714703">
+            <wp:extent cx="5619750" cy="3314700"/>
+            <wp:effectExtent l="0" t="0" r="0" b="0"/>
+            <wp:docPr id="49" name="Picture 49"/>
+            <wp:cNvGraphicFramePr>
+              <a:graphicFrameLocks xmlns:a="http://schemas.openxmlformats.org/drawingml/2006/main" noChangeAspect="1"/>
+            </wp:cNvGraphicFramePr>
+            <a:graphic xmlns:a="http://schemas.openxmlformats.org/drawingml/2006/main">
+              <a:graphicData uri="http://schemas.openxmlformats.org/drawingml/2006/picture">
+                <pic:pic xmlns:pic="http://schemas.openxmlformats.org/drawingml/2006/picture">
+                  <pic:nvPicPr>
+                    <pic:cNvPr id="0" name=""/>
+                    <pic:cNvPicPr>
+                      <a:picLocks noChangeAspect="1" noChangeArrowheads="1"/>
+                    </pic:cNvPicPr>
+                  </pic:nvPicPr>
+                  <pic:blipFill>
+                    <a:blip r:embed="rId30"/>
+                    <a:srcRect/>
+                    <a:stretch>
+                      <a:fillRect/>
+                    </a:stretch>
+                  </pic:blipFill>
+                  <pic:spPr bwMode="auto">
+                    <a:xfrm>
+                      <a:off x="0" y="0"/>
+                      <a:ext cx="5619750" cy="3314700"/>
+                    </a:xfrm>
+                    <a:prstGeom prst="rect">
+                      <a:avLst/>
+                    </a:prstGeom>
+                  </pic:spPr>
+                </pic:pic>
+              </a:graphicData>
+            </a:graphic>
+          </wp:inline>
+        </w:drawing>
+      </w:r>
+    </w:p>
+    <w:p>
+      <w:pPr>
+        <w:spacing w:after="280"/>
+        <w:jc w:val="center"/>
+      </w:pPr>
+      <w:r>
+        <w:rPr>
+          <w:color w:val="595959"/>
+          <w:sz w:val="18"/>
+          <w:szCs w:val="18"/>
+        </w:rPr>
+        <w:t>Figure 24. Stock transfers</w:t>
+      </w:r>
+    </w:p>
+    <w:p>
+      <w:pPr>
+        <w:spacing w:before="80" w:after="60"/>
+        <w:jc w:val="center"/>
+      </w:pPr>
+      <w:r>
+        <w:rPr>
+          <w:noProof/>
+        </w:rPr>
+        <w:lastRenderedPageBreak/>
+        <w:drawing>
+          <wp:inline distT="0" distB="0" distL="0" distR="0" wp14:anchorId="65BDE174" wp14:editId="407F1527">
+            <wp:extent cx="5619750" cy="3314700"/>
+            <wp:effectExtent l="0" t="0" r="0" b="0"/>
+            <wp:docPr id="50" name="Picture 50"/>
+            <wp:cNvGraphicFramePr>
+              <a:graphicFrameLocks xmlns:a="http://schemas.openxmlformats.org/drawingml/2006/main" noChangeAspect="1"/>
+            </wp:cNvGraphicFramePr>
+            <a:graphic xmlns:a="http://schemas.openxmlformats.org/drawingml/2006/main">
+              <a:graphicData uri="http://schemas.openxmlformats.org/drawingml/2006/picture">
+                <pic:pic xmlns:pic="http://schemas.openxmlformats.org/drawingml/2006/picture">
+                  <pic:nvPicPr>
+                    <pic:cNvPr id="0" name=""/>
+                    <pic:cNvPicPr>
+                      <a:picLocks noChangeAspect="1" noChangeArrowheads="1"/>
+                    </pic:cNvPicPr>
+                  </pic:nvPicPr>
+                  <pic:blipFill>
+                    <a:blip r:embed="rId31"/>
+                    <a:srcRect/>
+                    <a:stretch>
+                      <a:fillRect/>
+                    </a:stretch>
+                  </pic:blipFill>
+                  <pic:spPr bwMode="auto">
+                    <a:xfrm>
+                      <a:off x="0" y="0"/>
+                      <a:ext cx="5619750" cy="3314700"/>
+                    </a:xfrm>
+                    <a:prstGeom prst="rect">
+                      <a:avLst/>
+                    </a:prstGeom>
+                  </pic:spPr>
+                </pic:pic>
+              </a:graphicData>
+            </a:graphic>
+          </wp:inline>
+        </w:drawing>
+      </w:r>
+    </w:p>
+    <w:p>
+      <w:pPr>
+        <w:spacing w:after="280"/>
+        <w:jc w:val="center"/>
+      </w:pPr>
+      <w:r>
+        <w:rPr>
+          <w:color w:val="595959"/>
+          <w:sz w:val="18"/>
+          <w:szCs w:val="18"/>
+        </w:rPr>
+        <w:t>Figure 25. Raising a transfer</w:t>
       </w:r>
     </w:p>
     <w:p>
       <w:pPr>
         <w:pStyle w:val="Heading2"/>
-        <w:spacing w:after="100" w:before="300"/>
-      </w:pPr>
+        <w:spacing w:before="300" w:after="100"/>
+      </w:pPr>
+      <w:bookmarkStart w:id="20" w:name="_Toc241673193"/>
       <w:r>
         <w:rPr>
           <w:b/>
@@ -1511,27 +4933,278 @@
           <w:sz w:val="23"/>
           <w:szCs w:val="23"/>
         </w:rPr>
-        <w:t xml:space="preserve">6.4 Adjustments</w:t>
-      </w:r>
-    </w:p>
-    <w:p>
-      <w:pPr>
-        <w:spacing w:after="140" w:line="280"/>
-      </w:pPr>
-      <w:r>
-        <w:rPr>
-          <w:sz w:val="21"/>
-          <w:szCs w:val="21"/>
-        </w:rPr>
-        <w:t xml:space="preserve">After a physical count, correct the difference with an adjustment — positive when more was found than the system shows, negative when less. Every adjustment needs a reason code, and the reason is what the auditor will read.</w:t>
+        <w:t>6.4 Adjustments</w:t>
+      </w:r>
+      <w:bookmarkEnd w:id="20"/>
+    </w:p>
+    <w:p>
+      <w:pPr>
+        <w:spacing w:after="140"/>
+      </w:pPr>
+      <w:r>
+        <w:t>After a physical count, correct the difference with an adjustment — positive when more was found than the system shows, negative when less. Every adjustment needs a reason code, and the reason is what the auditor will read.</w:t>
+      </w:r>
+    </w:p>
+    <w:p>
+      <w:pPr>
+        <w:spacing w:before="80" w:after="60"/>
+        <w:jc w:val="center"/>
+      </w:pPr>
+      <w:r>
+        <w:rPr>
+          <w:noProof/>
+        </w:rPr>
+        <w:drawing>
+          <wp:inline distT="0" distB="0" distL="0" distR="0" wp14:anchorId="665B563A" wp14:editId="5907DFD6">
+            <wp:extent cx="5619750" cy="3314700"/>
+            <wp:effectExtent l="0" t="0" r="0" b="0"/>
+            <wp:docPr id="51" name="Picture 51"/>
+            <wp:cNvGraphicFramePr>
+              <a:graphicFrameLocks xmlns:a="http://schemas.openxmlformats.org/drawingml/2006/main" noChangeAspect="1"/>
+            </wp:cNvGraphicFramePr>
+            <a:graphic xmlns:a="http://schemas.openxmlformats.org/drawingml/2006/main">
+              <a:graphicData uri="http://schemas.openxmlformats.org/drawingml/2006/picture">
+                <pic:pic xmlns:pic="http://schemas.openxmlformats.org/drawingml/2006/picture">
+                  <pic:nvPicPr>
+                    <pic:cNvPr id="0" name=""/>
+                    <pic:cNvPicPr>
+                      <a:picLocks noChangeAspect="1" noChangeArrowheads="1"/>
+                    </pic:cNvPicPr>
+                  </pic:nvPicPr>
+                  <pic:blipFill>
+                    <a:blip r:embed="rId32"/>
+                    <a:srcRect/>
+                    <a:stretch>
+                      <a:fillRect/>
+                    </a:stretch>
+                  </pic:blipFill>
+                  <pic:spPr bwMode="auto">
+                    <a:xfrm>
+                      <a:off x="0" y="0"/>
+                      <a:ext cx="5619750" cy="3314700"/>
+                    </a:xfrm>
+                    <a:prstGeom prst="rect">
+                      <a:avLst/>
+                    </a:prstGeom>
+                  </pic:spPr>
+                </pic:pic>
+              </a:graphicData>
+            </a:graphic>
+          </wp:inline>
+        </w:drawing>
+      </w:r>
+    </w:p>
+    <w:p>
+      <w:pPr>
+        <w:spacing w:after="280"/>
+        <w:jc w:val="center"/>
+      </w:pPr>
+      <w:r>
+        <w:rPr>
+          <w:color w:val="595959"/>
+          <w:sz w:val="18"/>
+          <w:szCs w:val="18"/>
+        </w:rPr>
+        <w:t>Figure 26. Positive adjustments</w:t>
+      </w:r>
+    </w:p>
+    <w:p>
+      <w:pPr>
+        <w:spacing w:before="80" w:after="60"/>
+        <w:jc w:val="center"/>
+      </w:pPr>
+      <w:r>
+        <w:rPr>
+          <w:noProof/>
+        </w:rPr>
+        <w:lastRenderedPageBreak/>
+        <w:drawing>
+          <wp:inline distT="0" distB="0" distL="0" distR="0" wp14:anchorId="1E22FCBF" wp14:editId="3F46E35C">
+            <wp:extent cx="5619750" cy="3314700"/>
+            <wp:effectExtent l="0" t="0" r="0" b="0"/>
+            <wp:docPr id="52" name="Picture 52"/>
+            <wp:cNvGraphicFramePr>
+              <a:graphicFrameLocks xmlns:a="http://schemas.openxmlformats.org/drawingml/2006/main" noChangeAspect="1"/>
+            </wp:cNvGraphicFramePr>
+            <a:graphic xmlns:a="http://schemas.openxmlformats.org/drawingml/2006/main">
+              <a:graphicData uri="http://schemas.openxmlformats.org/drawingml/2006/picture">
+                <pic:pic xmlns:pic="http://schemas.openxmlformats.org/drawingml/2006/picture">
+                  <pic:nvPicPr>
+                    <pic:cNvPr id="0" name=""/>
+                    <pic:cNvPicPr>
+                      <a:picLocks noChangeAspect="1" noChangeArrowheads="1"/>
+                    </pic:cNvPicPr>
+                  </pic:nvPicPr>
+                  <pic:blipFill>
+                    <a:blip r:embed="rId33"/>
+                    <a:srcRect/>
+                    <a:stretch>
+                      <a:fillRect/>
+                    </a:stretch>
+                  </pic:blipFill>
+                  <pic:spPr bwMode="auto">
+                    <a:xfrm>
+                      <a:off x="0" y="0"/>
+                      <a:ext cx="5619750" cy="3314700"/>
+                    </a:xfrm>
+                    <a:prstGeom prst="rect">
+                      <a:avLst/>
+                    </a:prstGeom>
+                  </pic:spPr>
+                </pic:pic>
+              </a:graphicData>
+            </a:graphic>
+          </wp:inline>
+        </w:drawing>
+      </w:r>
+    </w:p>
+    <w:p>
+      <w:pPr>
+        <w:spacing w:after="280"/>
+        <w:jc w:val="center"/>
+      </w:pPr>
+      <w:r>
+        <w:rPr>
+          <w:color w:val="595959"/>
+          <w:sz w:val="18"/>
+          <w:szCs w:val="18"/>
+        </w:rPr>
+        <w:t>Figure 27. Adding stock found on count</w:t>
+      </w:r>
+    </w:p>
+    <w:p>
+      <w:pPr>
+        <w:spacing w:before="80" w:after="60"/>
+        <w:jc w:val="center"/>
+      </w:pPr>
+      <w:r>
+        <w:rPr>
+          <w:noProof/>
+        </w:rPr>
+        <w:drawing>
+          <wp:inline distT="0" distB="0" distL="0" distR="0" wp14:anchorId="1D8D0E33" wp14:editId="476682D5">
+            <wp:extent cx="5619750" cy="3314700"/>
+            <wp:effectExtent l="0" t="0" r="0" b="0"/>
+            <wp:docPr id="53" name="Picture 53"/>
+            <wp:cNvGraphicFramePr>
+              <a:graphicFrameLocks xmlns:a="http://schemas.openxmlformats.org/drawingml/2006/main" noChangeAspect="1"/>
+            </wp:cNvGraphicFramePr>
+            <a:graphic xmlns:a="http://schemas.openxmlformats.org/drawingml/2006/main">
+              <a:graphicData uri="http://schemas.openxmlformats.org/drawingml/2006/picture">
+                <pic:pic xmlns:pic="http://schemas.openxmlformats.org/drawingml/2006/picture">
+                  <pic:nvPicPr>
+                    <pic:cNvPr id="0" name=""/>
+                    <pic:cNvPicPr>
+                      <a:picLocks noChangeAspect="1" noChangeArrowheads="1"/>
+                    </pic:cNvPicPr>
+                  </pic:nvPicPr>
+                  <pic:blipFill>
+                    <a:blip r:embed="rId34"/>
+                    <a:srcRect/>
+                    <a:stretch>
+                      <a:fillRect/>
+                    </a:stretch>
+                  </pic:blipFill>
+                  <pic:spPr bwMode="auto">
+                    <a:xfrm>
+                      <a:off x="0" y="0"/>
+                      <a:ext cx="5619750" cy="3314700"/>
+                    </a:xfrm>
+                    <a:prstGeom prst="rect">
+                      <a:avLst/>
+                    </a:prstGeom>
+                  </pic:spPr>
+                </pic:pic>
+              </a:graphicData>
+            </a:graphic>
+          </wp:inline>
+        </w:drawing>
+      </w:r>
+    </w:p>
+    <w:p>
+      <w:pPr>
+        <w:spacing w:after="280"/>
+        <w:jc w:val="center"/>
+      </w:pPr>
+      <w:r>
+        <w:rPr>
+          <w:color w:val="595959"/>
+          <w:sz w:val="18"/>
+          <w:szCs w:val="18"/>
+        </w:rPr>
+        <w:t>Figure 28. Negative adjustments</w:t>
+      </w:r>
+    </w:p>
+    <w:p>
+      <w:pPr>
+        <w:spacing w:before="80" w:after="60"/>
+        <w:jc w:val="center"/>
+      </w:pPr>
+      <w:r>
+        <w:rPr>
+          <w:noProof/>
+        </w:rPr>
+        <w:lastRenderedPageBreak/>
+        <w:drawing>
+          <wp:inline distT="0" distB="0" distL="0" distR="0" wp14:anchorId="42B60A15" wp14:editId="5CADA643">
+            <wp:extent cx="5619750" cy="3314700"/>
+            <wp:effectExtent l="0" t="0" r="0" b="0"/>
+            <wp:docPr id="54" name="Picture 54"/>
+            <wp:cNvGraphicFramePr>
+              <a:graphicFrameLocks xmlns:a="http://schemas.openxmlformats.org/drawingml/2006/main" noChangeAspect="1"/>
+            </wp:cNvGraphicFramePr>
+            <a:graphic xmlns:a="http://schemas.openxmlformats.org/drawingml/2006/main">
+              <a:graphicData uri="http://schemas.openxmlformats.org/drawingml/2006/picture">
+                <pic:pic xmlns:pic="http://schemas.openxmlformats.org/drawingml/2006/picture">
+                  <pic:nvPicPr>
+                    <pic:cNvPr id="0" name=""/>
+                    <pic:cNvPicPr>
+                      <a:picLocks noChangeAspect="1" noChangeArrowheads="1"/>
+                    </pic:cNvPicPr>
+                  </pic:nvPicPr>
+                  <pic:blipFill>
+                    <a:blip r:embed="rId35"/>
+                    <a:srcRect/>
+                    <a:stretch>
+                      <a:fillRect/>
+                    </a:stretch>
+                  </pic:blipFill>
+                  <pic:spPr bwMode="auto">
+                    <a:xfrm>
+                      <a:off x="0" y="0"/>
+                      <a:ext cx="5619750" cy="3314700"/>
+                    </a:xfrm>
+                    <a:prstGeom prst="rect">
+                      <a:avLst/>
+                    </a:prstGeom>
+                  </pic:spPr>
+                </pic:pic>
+              </a:graphicData>
+            </a:graphic>
+          </wp:inline>
+        </w:drawing>
+      </w:r>
+    </w:p>
+    <w:p>
+      <w:pPr>
+        <w:spacing w:after="280"/>
+        <w:jc w:val="center"/>
+      </w:pPr>
+      <w:r>
+        <w:rPr>
+          <w:color w:val="595959"/>
+          <w:sz w:val="18"/>
+          <w:szCs w:val="18"/>
+        </w:rPr>
+        <w:t>Figure 29. Writing off a shortage</w:t>
       </w:r>
     </w:p>
     <w:p>
       <w:pPr>
         <w:pBdr>
-          <w:left w:val="single" w:color="1F3864" w:sz="12" w:space="10"/>
+          <w:left w:val="single" w:sz="12" w:space="10" w:color="1F3864"/>
         </w:pBdr>
-        <w:spacing w:after="200" w:before="60"/>
+        <w:spacing w:before="60" w:after="200"/>
         <w:ind w:left="200"/>
       </w:pPr>
       <w:r>
@@ -1542,14 +5215,15 @@
           <w:sz w:val="20"/>
           <w:szCs w:val="20"/>
         </w:rPr>
-        <w:t xml:space="preserve">A negative adjustment cannot take stock below what is actually available; the entry is refused rather than allowed to go negative.</w:t>
+        <w:t>A negative adjustment cannot take stock below what is actually available; the entry is refused rather than allowed to go negative.</w:t>
       </w:r>
     </w:p>
     <w:p>
       <w:pPr>
         <w:pStyle w:val="Heading2"/>
-        <w:spacing w:after="100" w:before="300"/>
-      </w:pPr>
+        <w:spacing w:before="300" w:after="100"/>
+      </w:pPr>
+      <w:bookmarkStart w:id="21" w:name="_Toc241673194"/>
       <w:r>
         <w:rPr>
           <w:b/>
@@ -1558,26 +5232,151 @@
           <w:sz w:val="23"/>
           <w:szCs w:val="23"/>
         </w:rPr>
-        <w:t xml:space="preserve">6.5 Quality check</w:t>
-      </w:r>
-    </w:p>
-    <w:p>
-      <w:pPr>
-        <w:spacing w:after="140" w:line="280"/>
-      </w:pPr>
-      <w:r>
-        <w:rPr>
-          <w:sz w:val="21"/>
-          <w:szCs w:val="21"/>
-        </w:rPr>
-        <w:t xml:space="preserve">Record a re-test on stock that was set aside. Anything that fails is written off as damage automatically, so there is no second entry to make.</w:t>
+        <w:t>6.5 Quality check</w:t>
+      </w:r>
+      <w:bookmarkEnd w:id="21"/>
+    </w:p>
+    <w:p>
+      <w:pPr>
+        <w:spacing w:after="140"/>
+      </w:pPr>
+      <w:r>
+        <w:t>Record a re-test on stock that was set aside. Anything that fails is written off as damage automatically, so there is no second entry to make.</w:t>
+      </w:r>
+    </w:p>
+    <w:p>
+      <w:pPr>
+        <w:spacing w:before="80" w:after="60"/>
+        <w:jc w:val="center"/>
+      </w:pPr>
+      <w:r>
+        <w:rPr>
+          <w:noProof/>
+        </w:rPr>
+        <w:drawing>
+          <wp:inline distT="0" distB="0" distL="0" distR="0" wp14:anchorId="0CD041FE" wp14:editId="2C806519">
+            <wp:extent cx="5619750" cy="3314700"/>
+            <wp:effectExtent l="0" t="0" r="0" b="0"/>
+            <wp:docPr id="55" name="Picture 55"/>
+            <wp:cNvGraphicFramePr>
+              <a:graphicFrameLocks xmlns:a="http://schemas.openxmlformats.org/drawingml/2006/main" noChangeAspect="1"/>
+            </wp:cNvGraphicFramePr>
+            <a:graphic xmlns:a="http://schemas.openxmlformats.org/drawingml/2006/main">
+              <a:graphicData uri="http://schemas.openxmlformats.org/drawingml/2006/picture">
+                <pic:pic xmlns:pic="http://schemas.openxmlformats.org/drawingml/2006/picture">
+                  <pic:nvPicPr>
+                    <pic:cNvPr id="0" name=""/>
+                    <pic:cNvPicPr>
+                      <a:picLocks noChangeAspect="1" noChangeArrowheads="1"/>
+                    </pic:cNvPicPr>
+                  </pic:nvPicPr>
+                  <pic:blipFill>
+                    <a:blip r:embed="rId36"/>
+                    <a:srcRect/>
+                    <a:stretch>
+                      <a:fillRect/>
+                    </a:stretch>
+                  </pic:blipFill>
+                  <pic:spPr bwMode="auto">
+                    <a:xfrm>
+                      <a:off x="0" y="0"/>
+                      <a:ext cx="5619750" cy="3314700"/>
+                    </a:xfrm>
+                    <a:prstGeom prst="rect">
+                      <a:avLst/>
+                    </a:prstGeom>
+                  </pic:spPr>
+                </pic:pic>
+              </a:graphicData>
+            </a:graphic>
+          </wp:inline>
+        </w:drawing>
+      </w:r>
+    </w:p>
+    <w:p>
+      <w:pPr>
+        <w:spacing w:after="280"/>
+        <w:jc w:val="center"/>
+      </w:pPr>
+      <w:r>
+        <w:rPr>
+          <w:color w:val="595959"/>
+          <w:sz w:val="18"/>
+          <w:szCs w:val="18"/>
+        </w:rPr>
+        <w:t>Figure 30. Quality check documents</w:t>
+      </w:r>
+    </w:p>
+    <w:p>
+      <w:pPr>
+        <w:spacing w:before="80" w:after="60"/>
+        <w:jc w:val="center"/>
+      </w:pPr>
+      <w:r>
+        <w:rPr>
+          <w:noProof/>
+        </w:rPr>
+        <w:lastRenderedPageBreak/>
+        <w:drawing>
+          <wp:inline distT="0" distB="0" distL="0" distR="0" wp14:anchorId="54B32FEC" wp14:editId="79424147">
+            <wp:extent cx="5619750" cy="3314700"/>
+            <wp:effectExtent l="0" t="0" r="0" b="0"/>
+            <wp:docPr id="56" name="Picture 56"/>
+            <wp:cNvGraphicFramePr>
+              <a:graphicFrameLocks xmlns:a="http://schemas.openxmlformats.org/drawingml/2006/main" noChangeAspect="1"/>
+            </wp:cNvGraphicFramePr>
+            <a:graphic xmlns:a="http://schemas.openxmlformats.org/drawingml/2006/main">
+              <a:graphicData uri="http://schemas.openxmlformats.org/drawingml/2006/picture">
+                <pic:pic xmlns:pic="http://schemas.openxmlformats.org/drawingml/2006/picture">
+                  <pic:nvPicPr>
+                    <pic:cNvPr id="0" name=""/>
+                    <pic:cNvPicPr>
+                      <a:picLocks noChangeAspect="1" noChangeArrowheads="1"/>
+                    </pic:cNvPicPr>
+                  </pic:nvPicPr>
+                  <pic:blipFill>
+                    <a:blip r:embed="rId37"/>
+                    <a:srcRect/>
+                    <a:stretch>
+                      <a:fillRect/>
+                    </a:stretch>
+                  </pic:blipFill>
+                  <pic:spPr bwMode="auto">
+                    <a:xfrm>
+                      <a:off x="0" y="0"/>
+                      <a:ext cx="5619750" cy="3314700"/>
+                    </a:xfrm>
+                    <a:prstGeom prst="rect">
+                      <a:avLst/>
+                    </a:prstGeom>
+                  </pic:spPr>
+                </pic:pic>
+              </a:graphicData>
+            </a:graphic>
+          </wp:inline>
+        </w:drawing>
+      </w:r>
+    </w:p>
+    <w:p>
+      <w:pPr>
+        <w:spacing w:after="280"/>
+        <w:jc w:val="center"/>
+      </w:pPr>
+      <w:r>
+        <w:rPr>
+          <w:color w:val="595959"/>
+          <w:sz w:val="18"/>
+          <w:szCs w:val="18"/>
+        </w:rPr>
+        <w:t>Figure 31. Recording a quality check</w:t>
       </w:r>
     </w:p>
     <w:p>
       <w:pPr>
         <w:pStyle w:val="Heading2"/>
-        <w:spacing w:after="100" w:before="300"/>
-      </w:pPr>
+        <w:spacing w:before="300" w:after="100"/>
+      </w:pPr>
+      <w:bookmarkStart w:id="22" w:name="_Toc241673195"/>
       <w:r>
         <w:rPr>
           <w:b/>
@@ -1586,26 +5385,87 @@
           <w:sz w:val="23"/>
           <w:szCs w:val="23"/>
         </w:rPr>
-        <w:t xml:space="preserve">6.6 Low stock</w:t>
-      </w:r>
-    </w:p>
-    <w:p>
-      <w:pPr>
-        <w:spacing w:after="140" w:line="280"/>
-      </w:pPr>
-      <w:r>
-        <w:rPr>
-          <w:sz w:val="21"/>
-          <w:szCs w:val="21"/>
-        </w:rPr>
-        <w:t xml:space="preserve">This list shows everything at or below its reorder level for the chosen storage location. Work from it when placing the next order.</w:t>
+        <w:t>6.6 Low stock</w:t>
+      </w:r>
+      <w:bookmarkEnd w:id="22"/>
+    </w:p>
+    <w:p>
+      <w:pPr>
+        <w:spacing w:after="140"/>
+      </w:pPr>
+      <w:r>
+        <w:t>This list shows everything at or below its reorder level for the chosen storage location. Work from it when placing the next order.</w:t>
+      </w:r>
+    </w:p>
+    <w:p>
+      <w:pPr>
+        <w:spacing w:before="80" w:after="60"/>
+        <w:jc w:val="center"/>
+      </w:pPr>
+      <w:r>
+        <w:rPr>
+          <w:noProof/>
+        </w:rPr>
+        <w:drawing>
+          <wp:inline distT="0" distB="0" distL="0" distR="0" wp14:anchorId="7DCF4B1B" wp14:editId="14815701">
+            <wp:extent cx="5619750" cy="3314700"/>
+            <wp:effectExtent l="0" t="0" r="0" b="0"/>
+            <wp:docPr id="57" name="Picture 57"/>
+            <wp:cNvGraphicFramePr>
+              <a:graphicFrameLocks xmlns:a="http://schemas.openxmlformats.org/drawingml/2006/main" noChangeAspect="1"/>
+            </wp:cNvGraphicFramePr>
+            <a:graphic xmlns:a="http://schemas.openxmlformats.org/drawingml/2006/main">
+              <a:graphicData uri="http://schemas.openxmlformats.org/drawingml/2006/picture">
+                <pic:pic xmlns:pic="http://schemas.openxmlformats.org/drawingml/2006/picture">
+                  <pic:nvPicPr>
+                    <pic:cNvPr id="0" name=""/>
+                    <pic:cNvPicPr>
+                      <a:picLocks noChangeAspect="1" noChangeArrowheads="1"/>
+                    </pic:cNvPicPr>
+                  </pic:nvPicPr>
+                  <pic:blipFill>
+                    <a:blip r:embed="rId38"/>
+                    <a:srcRect/>
+                    <a:stretch>
+                      <a:fillRect/>
+                    </a:stretch>
+                  </pic:blipFill>
+                  <pic:spPr bwMode="auto">
+                    <a:xfrm>
+                      <a:off x="0" y="0"/>
+                      <a:ext cx="5619750" cy="3314700"/>
+                    </a:xfrm>
+                    <a:prstGeom prst="rect">
+                      <a:avLst/>
+                    </a:prstGeom>
+                  </pic:spPr>
+                </pic:pic>
+              </a:graphicData>
+            </a:graphic>
+          </wp:inline>
+        </w:drawing>
+      </w:r>
+    </w:p>
+    <w:p>
+      <w:pPr>
+        <w:spacing w:after="280"/>
+        <w:jc w:val="center"/>
+      </w:pPr>
+      <w:r>
+        <w:rPr>
+          <w:color w:val="595959"/>
+          <w:sz w:val="18"/>
+          <w:szCs w:val="18"/>
+        </w:rPr>
+        <w:t>Figure 32. Items at or below reorder level</w:t>
       </w:r>
     </w:p>
     <w:p>
       <w:pPr>
         <w:pStyle w:val="Heading1"/>
-        <w:spacing w:after="140" w:before="400"/>
-      </w:pPr>
+        <w:spacing w:before="400" w:after="140"/>
+      </w:pPr>
+      <w:bookmarkStart w:id="23" w:name="_Toc241673196"/>
       <w:r>
         <w:rPr>
           <w:b/>
@@ -1614,39 +5474,159 @@
           <w:sz w:val="28"/>
           <w:szCs w:val="28"/>
         </w:rPr>
-        <w:t xml:space="preserve">7. Billing</w:t>
-      </w:r>
-    </w:p>
-    <w:p>
-      <w:pPr>
-        <w:spacing w:after="140" w:line="280"/>
-      </w:pPr>
-      <w:r>
-        <w:rPr>
-          <w:sz w:val="21"/>
-          <w:szCs w:val="21"/>
-        </w:rPr>
-        <w:t xml:space="preserve">New Bill is the selling screen. Scan or search to add items, set the quantity, apply any discount, take the payment and complete the sale. A bill can be saved as a draft or put on hold if the customer steps away, and picked up later from the draft or held list.</w:t>
-      </w:r>
-    </w:p>
-    <w:p>
-      <w:pPr>
-        <w:spacing w:after="140" w:line="280"/>
-      </w:pPr>
-      <w:r>
-        <w:rPr>
-          <w:sz w:val="21"/>
-          <w:szCs w:val="21"/>
-        </w:rPr>
-        <w:t xml:space="preserve">Cash bills are settled at the counter. A credit bill can be completed without payment and collected later. Where the customer pays by QR, payment link or card machine, raise the request from the same screen and the bill closes once the payment is confirmed.</w:t>
+        <w:t>7. Billing</w:t>
+      </w:r>
+      <w:bookmarkEnd w:id="23"/>
+    </w:p>
+    <w:p>
+      <w:pPr>
+        <w:spacing w:after="140"/>
+      </w:pPr>
+      <w:r>
+        <w:t>New Bill is the selling screen. Scan or search to add items, set the quantity, apply any discount, take the payment and complete the sale. A bill can be saved as a draft or put on hold if the customer steps away, and picked up later from the draft or held list.</w:t>
+      </w:r>
+    </w:p>
+    <w:p>
+      <w:pPr>
+        <w:spacing w:before="80" w:after="60"/>
+        <w:jc w:val="center"/>
+      </w:pPr>
+      <w:r>
+        <w:rPr>
+          <w:noProof/>
+        </w:rPr>
+        <w:lastRenderedPageBreak/>
+        <w:drawing>
+          <wp:inline distT="0" distB="0" distL="0" distR="0" wp14:anchorId="40F36F25" wp14:editId="55FBB79B">
+            <wp:extent cx="5619750" cy="3314700"/>
+            <wp:effectExtent l="0" t="0" r="0" b="0"/>
+            <wp:docPr id="58" name="Picture 58"/>
+            <wp:cNvGraphicFramePr>
+              <a:graphicFrameLocks xmlns:a="http://schemas.openxmlformats.org/drawingml/2006/main" noChangeAspect="1"/>
+            </wp:cNvGraphicFramePr>
+            <a:graphic xmlns:a="http://schemas.openxmlformats.org/drawingml/2006/main">
+              <a:graphicData uri="http://schemas.openxmlformats.org/drawingml/2006/picture">
+                <pic:pic xmlns:pic="http://schemas.openxmlformats.org/drawingml/2006/picture">
+                  <pic:nvPicPr>
+                    <pic:cNvPr id="0" name=""/>
+                    <pic:cNvPicPr>
+                      <a:picLocks noChangeAspect="1" noChangeArrowheads="1"/>
+                    </pic:cNvPicPr>
+                  </pic:nvPicPr>
+                  <pic:blipFill>
+                    <a:blip r:embed="rId39"/>
+                    <a:srcRect/>
+                    <a:stretch>
+                      <a:fillRect/>
+                    </a:stretch>
+                  </pic:blipFill>
+                  <pic:spPr bwMode="auto">
+                    <a:xfrm>
+                      <a:off x="0" y="0"/>
+                      <a:ext cx="5619750" cy="3314700"/>
+                    </a:xfrm>
+                    <a:prstGeom prst="rect">
+                      <a:avLst/>
+                    </a:prstGeom>
+                  </pic:spPr>
+                </pic:pic>
+              </a:graphicData>
+            </a:graphic>
+          </wp:inline>
+        </w:drawing>
+      </w:r>
+    </w:p>
+    <w:p>
+      <w:pPr>
+        <w:spacing w:after="280"/>
+        <w:jc w:val="center"/>
+      </w:pPr>
+      <w:r>
+        <w:rPr>
+          <w:color w:val="595959"/>
+          <w:sz w:val="18"/>
+          <w:szCs w:val="18"/>
+        </w:rPr>
+        <w:t>Figure 33. New bill screen</w:t>
+      </w:r>
+    </w:p>
+    <w:p>
+      <w:pPr>
+        <w:spacing w:after="140"/>
+      </w:pPr>
+      <w:r>
+        <w:t>Cash bills are settled at the counter. A credit bill can be completed without payment and collected later. Where the customer pays by QR, payment link or card machine, raise the request from the same screen and the bill closes once the payment is confirmed.</w:t>
+      </w:r>
+    </w:p>
+    <w:p>
+      <w:pPr>
+        <w:spacing w:before="80" w:after="60"/>
+        <w:jc w:val="center"/>
+      </w:pPr>
+      <w:r>
+        <w:rPr>
+          <w:noProof/>
+        </w:rPr>
+        <w:drawing>
+          <wp:inline distT="0" distB="0" distL="0" distR="0" wp14:anchorId="34BF94FE" wp14:editId="34C3AC64">
+            <wp:extent cx="5619750" cy="3314700"/>
+            <wp:effectExtent l="0" t="0" r="0" b="0"/>
+            <wp:docPr id="59" name="Picture 59"/>
+            <wp:cNvGraphicFramePr>
+              <a:graphicFrameLocks xmlns:a="http://schemas.openxmlformats.org/drawingml/2006/main" noChangeAspect="1"/>
+            </wp:cNvGraphicFramePr>
+            <a:graphic xmlns:a="http://schemas.openxmlformats.org/drawingml/2006/main">
+              <a:graphicData uri="http://schemas.openxmlformats.org/drawingml/2006/picture">
+                <pic:pic xmlns:pic="http://schemas.openxmlformats.org/drawingml/2006/picture">
+                  <pic:nvPicPr>
+                    <pic:cNvPr id="0" name=""/>
+                    <pic:cNvPicPr>
+                      <a:picLocks noChangeAspect="1" noChangeArrowheads="1"/>
+                    </pic:cNvPicPr>
+                  </pic:nvPicPr>
+                  <pic:blipFill>
+                    <a:blip r:embed="rId40"/>
+                    <a:srcRect/>
+                    <a:stretch>
+                      <a:fillRect/>
+                    </a:stretch>
+                  </pic:blipFill>
+                  <pic:spPr bwMode="auto">
+                    <a:xfrm>
+                      <a:off x="0" y="0"/>
+                      <a:ext cx="5619750" cy="3314700"/>
+                    </a:xfrm>
+                    <a:prstGeom prst="rect">
+                      <a:avLst/>
+                    </a:prstGeom>
+                  </pic:spPr>
+                </pic:pic>
+              </a:graphicData>
+            </a:graphic>
+          </wp:inline>
+        </w:drawing>
+      </w:r>
+    </w:p>
+    <w:p>
+      <w:pPr>
+        <w:spacing w:after="280"/>
+        <w:jc w:val="center"/>
+      </w:pPr>
+      <w:r>
+        <w:rPr>
+          <w:color w:val="595959"/>
+          <w:sz w:val="18"/>
+          <w:szCs w:val="18"/>
+        </w:rPr>
+        <w:t>Figure 34. Completed bills</w:t>
       </w:r>
     </w:p>
     <w:p>
       <w:pPr>
         <w:pBdr>
-          <w:left w:val="single" w:color="1F3864" w:sz="12" w:space="10"/>
+          <w:left w:val="single" w:sz="12" w:space="10" w:color="1F3864"/>
         </w:pBdr>
-        <w:spacing w:after="200" w:before="60"/>
+        <w:spacing w:before="60" w:after="200"/>
         <w:ind w:left="200"/>
       </w:pPr>
       <w:r>
@@ -1657,14 +5637,15 @@
           <w:sz w:val="20"/>
           <w:szCs w:val="20"/>
         </w:rPr>
-        <w:t xml:space="preserve">A completed bill can still be corrected for two hours after it is raised — open it and choose Edit. After that window the bill is final and a return or cancellation is the only route.</w:t>
+        <w:t>A completed bill can still be corrected for two hours after it is raised — open it and choose Edit. After that window the bill is final and a return or cancellation is the only route.</w:t>
       </w:r>
     </w:p>
     <w:p>
       <w:pPr>
         <w:pStyle w:val="Heading1"/>
-        <w:spacing w:after="140" w:before="400"/>
-      </w:pPr>
+        <w:spacing w:before="400" w:after="140"/>
+      </w:pPr>
+      <w:bookmarkStart w:id="24" w:name="_Toc241673197"/>
       <w:r>
         <w:rPr>
           <w:b/>
@@ -1673,38 +5654,223 @@
           <w:sz w:val="28"/>
           <w:szCs w:val="28"/>
         </w:rPr>
-        <w:t xml:space="preserve">8. Returns, credit notes and refunds</w:t>
-      </w:r>
-    </w:p>
-    <w:p>
-      <w:pPr>
-        <w:spacing w:after="140" w:line="280"/>
-      </w:pPr>
-      <w:r>
-        <w:rPr>
-          <w:sz w:val="21"/>
-          <w:szCs w:val="21"/>
-        </w:rPr>
-        <w:t xml:space="preserve">Start a return from the bill the goods were sold on, and state for each line whether the item came back sellable or damaged; only sellable stock goes back on the shelf.</w:t>
-      </w:r>
-    </w:p>
-    <w:p>
-      <w:pPr>
-        <w:spacing w:after="140" w:line="280"/>
-      </w:pPr>
-      <w:r>
-        <w:rPr>
-          <w:sz w:val="21"/>
-          <w:szCs w:val="21"/>
-        </w:rPr>
-        <w:t xml:space="preserve">Settle the return either as a credit note, which reduces what a credit customer owes, or as a refund, which pays money back. A walk-in customer with no record can only be refunded.</w:t>
+        <w:t>8. Returns, credit notes and refunds</w:t>
+      </w:r>
+      <w:bookmarkEnd w:id="24"/>
+    </w:p>
+    <w:p>
+      <w:pPr>
+        <w:spacing w:after="140"/>
+      </w:pPr>
+      <w:r>
+        <w:lastRenderedPageBreak/>
+        <w:t>Start a return from the bill the goods were sold on, and state for each line whether the item came back sellable or damaged; only sellable stock goes back on the shelf.</w:t>
+      </w:r>
+    </w:p>
+    <w:p>
+      <w:pPr>
+        <w:spacing w:before="80" w:after="60"/>
+        <w:jc w:val="center"/>
+      </w:pPr>
+      <w:r>
+        <w:rPr>
+          <w:noProof/>
+        </w:rPr>
+        <w:drawing>
+          <wp:inline distT="0" distB="0" distL="0" distR="0" wp14:anchorId="51B9432E" wp14:editId="4B532728">
+            <wp:extent cx="5619750" cy="3314700"/>
+            <wp:effectExtent l="0" t="0" r="0" b="0"/>
+            <wp:docPr id="60" name="Picture 60"/>
+            <wp:cNvGraphicFramePr>
+              <a:graphicFrameLocks xmlns:a="http://schemas.openxmlformats.org/drawingml/2006/main" noChangeAspect="1"/>
+            </wp:cNvGraphicFramePr>
+            <a:graphic xmlns:a="http://schemas.openxmlformats.org/drawingml/2006/main">
+              <a:graphicData uri="http://schemas.openxmlformats.org/drawingml/2006/picture">
+                <pic:pic xmlns:pic="http://schemas.openxmlformats.org/drawingml/2006/picture">
+                  <pic:nvPicPr>
+                    <pic:cNvPr id="0" name=""/>
+                    <pic:cNvPicPr>
+                      <a:picLocks noChangeAspect="1" noChangeArrowheads="1"/>
+                    </pic:cNvPicPr>
+                  </pic:nvPicPr>
+                  <pic:blipFill>
+                    <a:blip r:embed="rId41"/>
+                    <a:srcRect/>
+                    <a:stretch>
+                      <a:fillRect/>
+                    </a:stretch>
+                  </pic:blipFill>
+                  <pic:spPr bwMode="auto">
+                    <a:xfrm>
+                      <a:off x="0" y="0"/>
+                      <a:ext cx="5619750" cy="3314700"/>
+                    </a:xfrm>
+                    <a:prstGeom prst="rect">
+                      <a:avLst/>
+                    </a:prstGeom>
+                  </pic:spPr>
+                </pic:pic>
+              </a:graphicData>
+            </a:graphic>
+          </wp:inline>
+        </w:drawing>
+      </w:r>
+    </w:p>
+    <w:p>
+      <w:pPr>
+        <w:spacing w:after="280"/>
+        <w:jc w:val="center"/>
+      </w:pPr>
+      <w:r>
+        <w:rPr>
+          <w:color w:val="595959"/>
+          <w:sz w:val="18"/>
+          <w:szCs w:val="18"/>
+        </w:rPr>
+        <w:t>Figure 35. Returns raised against bills</w:t>
+      </w:r>
+    </w:p>
+    <w:p>
+      <w:pPr>
+        <w:spacing w:after="140"/>
+      </w:pPr>
+      <w:r>
+        <w:t>Settle the return either as a credit note, which reduces what a credit customer owes, or as a refund, which pays money back. A walk-in customer with no record can only be refunded.</w:t>
+      </w:r>
+    </w:p>
+    <w:p>
+      <w:pPr>
+        <w:spacing w:before="80" w:after="60"/>
+        <w:jc w:val="center"/>
+      </w:pPr>
+      <w:r>
+        <w:rPr>
+          <w:noProof/>
+        </w:rPr>
+        <w:drawing>
+          <wp:inline distT="0" distB="0" distL="0" distR="0" wp14:anchorId="50121581" wp14:editId="60CFC5E3">
+            <wp:extent cx="5619750" cy="3314700"/>
+            <wp:effectExtent l="0" t="0" r="0" b="0"/>
+            <wp:docPr id="61" name="Picture 61"/>
+            <wp:cNvGraphicFramePr>
+              <a:graphicFrameLocks xmlns:a="http://schemas.openxmlformats.org/drawingml/2006/main" noChangeAspect="1"/>
+            </wp:cNvGraphicFramePr>
+            <a:graphic xmlns:a="http://schemas.openxmlformats.org/drawingml/2006/main">
+              <a:graphicData uri="http://schemas.openxmlformats.org/drawingml/2006/picture">
+                <pic:pic xmlns:pic="http://schemas.openxmlformats.org/drawingml/2006/picture">
+                  <pic:nvPicPr>
+                    <pic:cNvPr id="0" name=""/>
+                    <pic:cNvPicPr>
+                      <a:picLocks noChangeAspect="1" noChangeArrowheads="1"/>
+                    </pic:cNvPicPr>
+                  </pic:nvPicPr>
+                  <pic:blipFill>
+                    <a:blip r:embed="rId42"/>
+                    <a:srcRect/>
+                    <a:stretch>
+                      <a:fillRect/>
+                    </a:stretch>
+                  </pic:blipFill>
+                  <pic:spPr bwMode="auto">
+                    <a:xfrm>
+                      <a:off x="0" y="0"/>
+                      <a:ext cx="5619750" cy="3314700"/>
+                    </a:xfrm>
+                    <a:prstGeom prst="rect">
+                      <a:avLst/>
+                    </a:prstGeom>
+                  </pic:spPr>
+                </pic:pic>
+              </a:graphicData>
+            </a:graphic>
+          </wp:inline>
+        </w:drawing>
+      </w:r>
+    </w:p>
+    <w:p>
+      <w:pPr>
+        <w:spacing w:after="280"/>
+        <w:jc w:val="center"/>
+      </w:pPr>
+      <w:r>
+        <w:rPr>
+          <w:color w:val="595959"/>
+          <w:sz w:val="18"/>
+          <w:szCs w:val="18"/>
+        </w:rPr>
+        <w:t>Figure 36. Credit notes issued</w:t>
+      </w:r>
+    </w:p>
+    <w:p>
+      <w:pPr>
+        <w:spacing w:before="80" w:after="60"/>
+        <w:jc w:val="center"/>
+      </w:pPr>
+      <w:r>
+        <w:rPr>
+          <w:noProof/>
+        </w:rPr>
+        <w:lastRenderedPageBreak/>
+        <w:drawing>
+          <wp:inline distT="0" distB="0" distL="0" distR="0" wp14:anchorId="1DE76F02" wp14:editId="529A5586">
+            <wp:extent cx="5619750" cy="3314700"/>
+            <wp:effectExtent l="0" t="0" r="0" b="0"/>
+            <wp:docPr id="62" name="Picture 62"/>
+            <wp:cNvGraphicFramePr>
+              <a:graphicFrameLocks xmlns:a="http://schemas.openxmlformats.org/drawingml/2006/main" noChangeAspect="1"/>
+            </wp:cNvGraphicFramePr>
+            <a:graphic xmlns:a="http://schemas.openxmlformats.org/drawingml/2006/main">
+              <a:graphicData uri="http://schemas.openxmlformats.org/drawingml/2006/picture">
+                <pic:pic xmlns:pic="http://schemas.openxmlformats.org/drawingml/2006/picture">
+                  <pic:nvPicPr>
+                    <pic:cNvPr id="0" name=""/>
+                    <pic:cNvPicPr>
+                      <a:picLocks noChangeAspect="1" noChangeArrowheads="1"/>
+                    </pic:cNvPicPr>
+                  </pic:nvPicPr>
+                  <pic:blipFill>
+                    <a:blip r:embed="rId43"/>
+                    <a:srcRect/>
+                    <a:stretch>
+                      <a:fillRect/>
+                    </a:stretch>
+                  </pic:blipFill>
+                  <pic:spPr bwMode="auto">
+                    <a:xfrm>
+                      <a:off x="0" y="0"/>
+                      <a:ext cx="5619750" cy="3314700"/>
+                    </a:xfrm>
+                    <a:prstGeom prst="rect">
+                      <a:avLst/>
+                    </a:prstGeom>
+                  </pic:spPr>
+                </pic:pic>
+              </a:graphicData>
+            </a:graphic>
+          </wp:inline>
+        </w:drawing>
+      </w:r>
+    </w:p>
+    <w:p>
+      <w:pPr>
+        <w:spacing w:after="280"/>
+        <w:jc w:val="center"/>
+      </w:pPr>
+      <w:r>
+        <w:rPr>
+          <w:color w:val="595959"/>
+          <w:sz w:val="18"/>
+          <w:szCs w:val="18"/>
+        </w:rPr>
+        <w:t>Figure 37. Refunds paid out</w:t>
       </w:r>
     </w:p>
     <w:p>
       <w:pPr>
         <w:pStyle w:val="Heading1"/>
-        <w:spacing w:after="140" w:before="400"/>
-      </w:pPr>
+        <w:spacing w:before="400" w:after="140"/>
+      </w:pPr>
+      <w:bookmarkStart w:id="25" w:name="_Toc241673198"/>
       <w:r>
         <w:rPr>
           <w:b/>
@@ -1713,26 +5879,87 @@
           <w:sz w:val="28"/>
           <w:szCs w:val="28"/>
         </w:rPr>
-        <w:t xml:space="preserve">9. Shifts and cash</w:t>
-      </w:r>
-    </w:p>
-    <w:p>
-      <w:pPr>
-        <w:spacing w:after="140" w:line="280"/>
-      </w:pPr>
-      <w:r>
-        <w:rPr>
-          <w:sz w:val="21"/>
-          <w:szCs w:val="21"/>
-        </w:rPr>
-        <w:t xml:space="preserve">Open a shift at the start of the counter's day with the float in the drawer, and close it at the end by counting the cash. The system works out what should be there from the sales and refunds recorded, and shows the difference.</w:t>
+        <w:t>9. Shifts and cash</w:t>
+      </w:r>
+      <w:bookmarkEnd w:id="25"/>
+    </w:p>
+    <w:p>
+      <w:pPr>
+        <w:spacing w:after="140"/>
+      </w:pPr>
+      <w:r>
+        <w:t>Open a shift at the start of the counter's day with the float in the drawer, and close it at the end by counting the cash. The system works out what should be there from the sales and refunds recorded, and shows the difference.</w:t>
+      </w:r>
+    </w:p>
+    <w:p>
+      <w:pPr>
+        <w:spacing w:before="80" w:after="60"/>
+        <w:jc w:val="center"/>
+      </w:pPr>
+      <w:r>
+        <w:rPr>
+          <w:noProof/>
+        </w:rPr>
+        <w:drawing>
+          <wp:inline distT="0" distB="0" distL="0" distR="0" wp14:anchorId="05CFDF8F" wp14:editId="12C01751">
+            <wp:extent cx="5619750" cy="3314700"/>
+            <wp:effectExtent l="0" t="0" r="0" b="0"/>
+            <wp:docPr id="63" name="Picture 63"/>
+            <wp:cNvGraphicFramePr>
+              <a:graphicFrameLocks xmlns:a="http://schemas.openxmlformats.org/drawingml/2006/main" noChangeAspect="1"/>
+            </wp:cNvGraphicFramePr>
+            <a:graphic xmlns:a="http://schemas.openxmlformats.org/drawingml/2006/main">
+              <a:graphicData uri="http://schemas.openxmlformats.org/drawingml/2006/picture">
+                <pic:pic xmlns:pic="http://schemas.openxmlformats.org/drawingml/2006/picture">
+                  <pic:nvPicPr>
+                    <pic:cNvPr id="0" name=""/>
+                    <pic:cNvPicPr>
+                      <a:picLocks noChangeAspect="1" noChangeArrowheads="1"/>
+                    </pic:cNvPicPr>
+                  </pic:nvPicPr>
+                  <pic:blipFill>
+                    <a:blip r:embed="rId44"/>
+                    <a:srcRect/>
+                    <a:stretch>
+                      <a:fillRect/>
+                    </a:stretch>
+                  </pic:blipFill>
+                  <pic:spPr bwMode="auto">
+                    <a:xfrm>
+                      <a:off x="0" y="0"/>
+                      <a:ext cx="5619750" cy="3314700"/>
+                    </a:xfrm>
+                    <a:prstGeom prst="rect">
+                      <a:avLst/>
+                    </a:prstGeom>
+                  </pic:spPr>
+                </pic:pic>
+              </a:graphicData>
+            </a:graphic>
+          </wp:inline>
+        </w:drawing>
+      </w:r>
+    </w:p>
+    <w:p>
+      <w:pPr>
+        <w:spacing w:after="280"/>
+        <w:jc w:val="center"/>
+      </w:pPr>
+      <w:r>
+        <w:rPr>
+          <w:color w:val="595959"/>
+          <w:sz w:val="18"/>
+          <w:szCs w:val="18"/>
+        </w:rPr>
+        <w:t>Figure 38. Shifts, with expected and counted cash</w:t>
       </w:r>
     </w:p>
     <w:p>
       <w:pPr>
         <w:pStyle w:val="Heading1"/>
-        <w:spacing w:after="140" w:before="400"/>
-      </w:pPr>
+        <w:spacing w:before="400" w:after="140"/>
+      </w:pPr>
+      <w:bookmarkStart w:id="26" w:name="_Toc241673199"/>
       <w:r>
         <w:rPr>
           <w:b/>
@@ -1741,26 +5968,215 @@
           <w:sz w:val="28"/>
           <w:szCs w:val="28"/>
         </w:rPr>
-        <w:t xml:space="preserve">10. Reports</w:t>
-      </w:r>
-    </w:p>
-    <w:p>
-      <w:pPr>
-        <w:spacing w:after="140" w:line="280"/>
-      </w:pPr>
-      <w:r>
-        <w:rPr>
-          <w:sz w:val="21"/>
-          <w:szCs w:val="21"/>
-        </w:rPr>
-        <w:t xml:space="preserve">Reports are read-only and always scoped to your own store.</w:t>
+        <w:t>10. Reports</w:t>
+      </w:r>
+      <w:bookmarkEnd w:id="26"/>
+    </w:p>
+    <w:p>
+      <w:pPr>
+        <w:spacing w:after="140"/>
+      </w:pPr>
+      <w:r>
+        <w:t>Reports are read-only and always scoped to your own store.</w:t>
+      </w:r>
+    </w:p>
+    <w:p>
+      <w:pPr>
+        <w:spacing w:before="80" w:after="60"/>
+        <w:jc w:val="center"/>
+      </w:pPr>
+      <w:r>
+        <w:rPr>
+          <w:noProof/>
+        </w:rPr>
+        <w:lastRenderedPageBreak/>
+        <w:drawing>
+          <wp:inline distT="0" distB="0" distL="0" distR="0" wp14:anchorId="6E4B31E6" wp14:editId="55C63C97">
+            <wp:extent cx="5619750" cy="3314700"/>
+            <wp:effectExtent l="0" t="0" r="0" b="0"/>
+            <wp:docPr id="64" name="Picture 64"/>
+            <wp:cNvGraphicFramePr>
+              <a:graphicFrameLocks xmlns:a="http://schemas.openxmlformats.org/drawingml/2006/main" noChangeAspect="1"/>
+            </wp:cNvGraphicFramePr>
+            <a:graphic xmlns:a="http://schemas.openxmlformats.org/drawingml/2006/main">
+              <a:graphicData uri="http://schemas.openxmlformats.org/drawingml/2006/picture">
+                <pic:pic xmlns:pic="http://schemas.openxmlformats.org/drawingml/2006/picture">
+                  <pic:nvPicPr>
+                    <pic:cNvPr id="0" name=""/>
+                    <pic:cNvPicPr>
+                      <a:picLocks noChangeAspect="1" noChangeArrowheads="1"/>
+                    </pic:cNvPicPr>
+                  </pic:nvPicPr>
+                  <pic:blipFill>
+                    <a:blip r:embed="rId45"/>
+                    <a:srcRect/>
+                    <a:stretch>
+                      <a:fillRect/>
+                    </a:stretch>
+                  </pic:blipFill>
+                  <pic:spPr bwMode="auto">
+                    <a:xfrm>
+                      <a:off x="0" y="0"/>
+                      <a:ext cx="5619750" cy="3314700"/>
+                    </a:xfrm>
+                    <a:prstGeom prst="rect">
+                      <a:avLst/>
+                    </a:prstGeom>
+                  </pic:spPr>
+                </pic:pic>
+              </a:graphicData>
+            </a:graphic>
+          </wp:inline>
+        </w:drawing>
+      </w:r>
+    </w:p>
+    <w:p>
+      <w:pPr>
+        <w:spacing w:after="280"/>
+        <w:jc w:val="center"/>
+      </w:pPr>
+      <w:r>
+        <w:rPr>
+          <w:color w:val="595959"/>
+          <w:sz w:val="18"/>
+          <w:szCs w:val="18"/>
+        </w:rPr>
+        <w:t>Figure 39. Stock report — on-hand and available, by product or storage</w:t>
+      </w:r>
+    </w:p>
+    <w:p>
+      <w:pPr>
+        <w:spacing w:before="80" w:after="60"/>
+        <w:jc w:val="center"/>
+      </w:pPr>
+      <w:r>
+        <w:rPr>
+          <w:noProof/>
+        </w:rPr>
+        <w:drawing>
+          <wp:inline distT="0" distB="0" distL="0" distR="0" wp14:anchorId="310F4665" wp14:editId="320C6CDB">
+            <wp:extent cx="5619750" cy="3314700"/>
+            <wp:effectExtent l="0" t="0" r="0" b="0"/>
+            <wp:docPr id="65" name="Picture 65"/>
+            <wp:cNvGraphicFramePr>
+              <a:graphicFrameLocks xmlns:a="http://schemas.openxmlformats.org/drawingml/2006/main" noChangeAspect="1"/>
+            </wp:cNvGraphicFramePr>
+            <a:graphic xmlns:a="http://schemas.openxmlformats.org/drawingml/2006/main">
+              <a:graphicData uri="http://schemas.openxmlformats.org/drawingml/2006/picture">
+                <pic:pic xmlns:pic="http://schemas.openxmlformats.org/drawingml/2006/picture">
+                  <pic:nvPicPr>
+                    <pic:cNvPr id="0" name=""/>
+                    <pic:cNvPicPr>
+                      <a:picLocks noChangeAspect="1" noChangeArrowheads="1"/>
+                    </pic:cNvPicPr>
+                  </pic:nvPicPr>
+                  <pic:blipFill>
+                    <a:blip r:embed="rId46"/>
+                    <a:srcRect/>
+                    <a:stretch>
+                      <a:fillRect/>
+                    </a:stretch>
+                  </pic:blipFill>
+                  <pic:spPr bwMode="auto">
+                    <a:xfrm>
+                      <a:off x="0" y="0"/>
+                      <a:ext cx="5619750" cy="3314700"/>
+                    </a:xfrm>
+                    <a:prstGeom prst="rect">
+                      <a:avLst/>
+                    </a:prstGeom>
+                  </pic:spPr>
+                </pic:pic>
+              </a:graphicData>
+            </a:graphic>
+          </wp:inline>
+        </w:drawing>
+      </w:r>
+    </w:p>
+    <w:p>
+      <w:pPr>
+        <w:spacing w:after="280"/>
+        <w:jc w:val="center"/>
+      </w:pPr>
+      <w:r>
+        <w:rPr>
+          <w:color w:val="595959"/>
+          <w:sz w:val="18"/>
+          <w:szCs w:val="18"/>
+        </w:rPr>
+        <w:t>Figure 40. Sales report for a chosen date range</w:t>
+      </w:r>
+    </w:p>
+    <w:p>
+      <w:pPr>
+        <w:spacing w:before="80" w:after="60"/>
+        <w:jc w:val="center"/>
+      </w:pPr>
+      <w:r>
+        <w:rPr>
+          <w:noProof/>
+        </w:rPr>
+        <w:lastRenderedPageBreak/>
+        <w:drawing>
+          <wp:inline distT="0" distB="0" distL="0" distR="0" wp14:anchorId="21B8D112" wp14:editId="4A396C44">
+            <wp:extent cx="5619750" cy="3314700"/>
+            <wp:effectExtent l="0" t="0" r="0" b="0"/>
+            <wp:docPr id="66" name="Picture 66"/>
+            <wp:cNvGraphicFramePr>
+              <a:graphicFrameLocks xmlns:a="http://schemas.openxmlformats.org/drawingml/2006/main" noChangeAspect="1"/>
+            </wp:cNvGraphicFramePr>
+            <a:graphic xmlns:a="http://schemas.openxmlformats.org/drawingml/2006/main">
+              <a:graphicData uri="http://schemas.openxmlformats.org/drawingml/2006/picture">
+                <pic:pic xmlns:pic="http://schemas.openxmlformats.org/drawingml/2006/picture">
+                  <pic:nvPicPr>
+                    <pic:cNvPr id="0" name=""/>
+                    <pic:cNvPicPr>
+                      <a:picLocks noChangeAspect="1" noChangeArrowheads="1"/>
+                    </pic:cNvPicPr>
+                  </pic:nvPicPr>
+                  <pic:blipFill>
+                    <a:blip r:embed="rId47"/>
+                    <a:srcRect/>
+                    <a:stretch>
+                      <a:fillRect/>
+                    </a:stretch>
+                  </pic:blipFill>
+                  <pic:spPr bwMode="auto">
+                    <a:xfrm>
+                      <a:off x="0" y="0"/>
+                      <a:ext cx="5619750" cy="3314700"/>
+                    </a:xfrm>
+                    <a:prstGeom prst="rect">
+                      <a:avLst/>
+                    </a:prstGeom>
+                  </pic:spPr>
+                </pic:pic>
+              </a:graphicData>
+            </a:graphic>
+          </wp:inline>
+        </w:drawing>
+      </w:r>
+    </w:p>
+    <w:p>
+      <w:pPr>
+        <w:spacing w:after="280"/>
+        <w:jc w:val="center"/>
+      </w:pPr>
+      <w:r>
+        <w:rPr>
+          <w:color w:val="595959"/>
+          <w:sz w:val="18"/>
+          <w:szCs w:val="18"/>
+        </w:rPr>
+        <w:t>Figure 41. GST summary, for filing</w:t>
       </w:r>
     </w:p>
     <w:p>
       <w:pPr>
         <w:pStyle w:val="Heading1"/>
-        <w:spacing w:after="140" w:before="400"/>
-      </w:pPr>
+        <w:spacing w:before="400" w:after="140"/>
+      </w:pPr>
+      <w:bookmarkStart w:id="27" w:name="_Toc241673200"/>
       <w:r>
         <w:rPr>
           <w:b/>
@@ -1769,27 +6185,151 @@
           <w:sz w:val="28"/>
           <w:szCs w:val="28"/>
         </w:rPr>
-        <w:t xml:space="preserve">11. Adding your own staff</w:t>
-      </w:r>
-    </w:p>
-    <w:p>
-      <w:pPr>
-        <w:spacing w:after="140" w:line="280"/>
-      </w:pPr>
-      <w:r>
-        <w:rPr>
-          <w:sz w:val="21"/>
-          <w:szCs w:val="21"/>
-        </w:rPr>
-        <w:t xml:space="preserve">You can create the accounts your store needs without going back to head office. Use Manager for someone who runs the floor and handles stock, and Cashier for someone who only bills.</w:t>
+        <w:t>11. Adding your own staff</w:t>
+      </w:r>
+      <w:bookmarkEnd w:id="27"/>
+    </w:p>
+    <w:p>
+      <w:pPr>
+        <w:spacing w:after="140"/>
+      </w:pPr>
+      <w:r>
+        <w:t>You can create the accounts your store needs without going back to head office. Use Manager for someone who runs the floor and handles stock, and Cashier for someone who only bills.</w:t>
+      </w:r>
+    </w:p>
+    <w:p>
+      <w:pPr>
+        <w:spacing w:before="80" w:after="60"/>
+        <w:jc w:val="center"/>
+      </w:pPr>
+      <w:r>
+        <w:rPr>
+          <w:noProof/>
+        </w:rPr>
+        <w:drawing>
+          <wp:inline distT="0" distB="0" distL="0" distR="0" wp14:anchorId="17FB468B" wp14:editId="1DCE142C">
+            <wp:extent cx="5619750" cy="3314700"/>
+            <wp:effectExtent l="0" t="0" r="0" b="0"/>
+            <wp:docPr id="67" name="Picture 67"/>
+            <wp:cNvGraphicFramePr>
+              <a:graphicFrameLocks xmlns:a="http://schemas.openxmlformats.org/drawingml/2006/main" noChangeAspect="1"/>
+            </wp:cNvGraphicFramePr>
+            <a:graphic xmlns:a="http://schemas.openxmlformats.org/drawingml/2006/main">
+              <a:graphicData uri="http://schemas.openxmlformats.org/drawingml/2006/picture">
+                <pic:pic xmlns:pic="http://schemas.openxmlformats.org/drawingml/2006/picture">
+                  <pic:nvPicPr>
+                    <pic:cNvPr id="0" name=""/>
+                    <pic:cNvPicPr>
+                      <a:picLocks noChangeAspect="1" noChangeArrowheads="1"/>
+                    </pic:cNvPicPr>
+                  </pic:nvPicPr>
+                  <pic:blipFill>
+                    <a:blip r:embed="rId48"/>
+                    <a:srcRect/>
+                    <a:stretch>
+                      <a:fillRect/>
+                    </a:stretch>
+                  </pic:blipFill>
+                  <pic:spPr bwMode="auto">
+                    <a:xfrm>
+                      <a:off x="0" y="0"/>
+                      <a:ext cx="5619750" cy="3314700"/>
+                    </a:xfrm>
+                    <a:prstGeom prst="rect">
+                      <a:avLst/>
+                    </a:prstGeom>
+                  </pic:spPr>
+                </pic:pic>
+              </a:graphicData>
+            </a:graphic>
+          </wp:inline>
+        </w:drawing>
+      </w:r>
+    </w:p>
+    <w:p>
+      <w:pPr>
+        <w:spacing w:after="280"/>
+        <w:jc w:val="center"/>
+      </w:pPr>
+      <w:r>
+        <w:rPr>
+          <w:color w:val="595959"/>
+          <w:sz w:val="18"/>
+          <w:szCs w:val="18"/>
+        </w:rPr>
+        <w:t>Figure 42. Users in your store</w:t>
+      </w:r>
+    </w:p>
+    <w:p>
+      <w:pPr>
+        <w:spacing w:before="80" w:after="60"/>
+        <w:jc w:val="center"/>
+      </w:pPr>
+      <w:r>
+        <w:rPr>
+          <w:noProof/>
+        </w:rPr>
+        <w:lastRenderedPageBreak/>
+        <w:drawing>
+          <wp:inline distT="0" distB="0" distL="0" distR="0" wp14:anchorId="05E88F04" wp14:editId="45C33451">
+            <wp:extent cx="5619750" cy="3314700"/>
+            <wp:effectExtent l="0" t="0" r="0" b="0"/>
+            <wp:docPr id="68" name="Picture 68"/>
+            <wp:cNvGraphicFramePr>
+              <a:graphicFrameLocks xmlns:a="http://schemas.openxmlformats.org/drawingml/2006/main" noChangeAspect="1"/>
+            </wp:cNvGraphicFramePr>
+            <a:graphic xmlns:a="http://schemas.openxmlformats.org/drawingml/2006/main">
+              <a:graphicData uri="http://schemas.openxmlformats.org/drawingml/2006/picture">
+                <pic:pic xmlns:pic="http://schemas.openxmlformats.org/drawingml/2006/picture">
+                  <pic:nvPicPr>
+                    <pic:cNvPr id="0" name=""/>
+                    <pic:cNvPicPr>
+                      <a:picLocks noChangeAspect="1" noChangeArrowheads="1"/>
+                    </pic:cNvPicPr>
+                  </pic:nvPicPr>
+                  <pic:blipFill>
+                    <a:blip r:embed="rId49"/>
+                    <a:srcRect/>
+                    <a:stretch>
+                      <a:fillRect/>
+                    </a:stretch>
+                  </pic:blipFill>
+                  <pic:spPr bwMode="auto">
+                    <a:xfrm>
+                      <a:off x="0" y="0"/>
+                      <a:ext cx="5619750" cy="3314700"/>
+                    </a:xfrm>
+                    <a:prstGeom prst="rect">
+                      <a:avLst/>
+                    </a:prstGeom>
+                  </pic:spPr>
+                </pic:pic>
+              </a:graphicData>
+            </a:graphic>
+          </wp:inline>
+        </w:drawing>
+      </w:r>
+    </w:p>
+    <w:p>
+      <w:pPr>
+        <w:spacing w:after="280"/>
+        <w:jc w:val="center"/>
+      </w:pPr>
+      <w:r>
+        <w:rPr>
+          <w:color w:val="595959"/>
+          <w:sz w:val="18"/>
+          <w:szCs w:val="18"/>
+        </w:rPr>
+        <w:t>Figure 43. Creating a cashier or manager</w:t>
       </w:r>
     </w:p>
     <w:p>
       <w:pPr>
         <w:pBdr>
-          <w:left w:val="single" w:color="1F3864" w:sz="12" w:space="10"/>
+          <w:left w:val="single" w:sz="12" w:space="10" w:color="1F3864"/>
         </w:pBdr>
-        <w:spacing w:after="200" w:before="60"/>
+        <w:spacing w:before="60" w:after="200"/>
         <w:ind w:left="200"/>
       </w:pPr>
       <w:r>
@@ -1800,14 +6340,15 @@
           <w:sz w:val="20"/>
           <w:szCs w:val="20"/>
         </w:rPr>
-        <w:t xml:space="preserve">You cannot create another Store Administrator or reach company-level settings. Anyone leaving should be deactivated the same day rather than deleted, so their past entries stay traceable.</w:t>
+        <w:t>You cannot create another Store Administrator or reach company-level settings. Anyone leaving should be deactivated the same day rather than deleted, so their past entries stay traceable.</w:t>
       </w:r>
     </w:p>
     <w:p>
       <w:pPr>
         <w:pStyle w:val="Heading1"/>
-        <w:spacing w:after="140" w:before="400"/>
-      </w:pPr>
+        <w:spacing w:before="400" w:after="140"/>
+      </w:pPr>
+      <w:bookmarkStart w:id="28" w:name="_Toc241673201"/>
       <w:r>
         <w:rPr>
           <w:b/>
@@ -1816,45 +6357,54 @@
           <w:sz w:val="28"/>
           <w:szCs w:val="28"/>
         </w:rPr>
-        <w:t xml:space="preserve">12. Daily routine</w:t>
-      </w:r>
+        <w:t>12. Daily routine</w:t>
+      </w:r>
+      <w:bookmarkEnd w:id="28"/>
     </w:p>
     <w:tbl>
       <w:tblPr>
-        <w:tblW w:type="dxa" w:w="9000"/>
+        <w:tblW w:w="9000" w:type="dxa"/>
         <w:tblBorders>
-          <w:top w:val="single" w:color="auto" w:sz="4"/>
-          <w:left w:val="single" w:color="auto" w:sz="4"/>
-          <w:bottom w:val="single" w:color="auto" w:sz="4"/>
-          <w:right w:val="single" w:color="auto" w:sz="4"/>
-          <w:insideH w:val="single" w:color="auto" w:sz="4"/>
-          <w:insideV w:val="single" w:color="auto" w:sz="4"/>
+          <w:top w:val="single" w:sz="4" w:space="0" w:color="auto"/>
+          <w:left w:val="single" w:sz="4" w:space="0" w:color="auto"/>
+          <w:bottom w:val="single" w:sz="4" w:space="0" w:color="auto"/>
+          <w:right w:val="single" w:sz="4" w:space="0" w:color="auto"/>
+          <w:insideH w:val="single" w:sz="4" w:space="0" w:color="auto"/>
+          <w:insideV w:val="single" w:sz="4" w:space="0" w:color="auto"/>
         </w:tblBorders>
+        <w:tblCellMar>
+          <w:left w:w="10" w:type="dxa"/>
+          <w:right w:w="10" w:type="dxa"/>
+        </w:tblCellMar>
+        <w:tblLook w:val="0000" w:firstRow="0" w:lastRow="0" w:firstColumn="0" w:lastColumn="0" w:noHBand="0" w:noVBand="0"/>
       </w:tblPr>
       <w:tblGrid>
         <w:gridCol w:w="2100"/>
         <w:gridCol w:w="6900"/>
       </w:tblGrid>
       <w:tr>
+        <w:tblPrEx>
+          <w:tblCellMar>
+            <w:top w:w="0" w:type="dxa"/>
+            <w:bottom w:w="0" w:type="dxa"/>
+          </w:tblCellMar>
+        </w:tblPrEx>
         <w:trPr>
           <w:tblHeader/>
         </w:trPr>
         <w:tc>
           <w:tcPr>
-            <w:tcW w:type="dxa" w:w="2100"/>
-            <w:shd w:fill="1F3864" w:color="auto" w:val="clear"/>
+            <w:tcW w:w="2100" w:type="dxa"/>
+            <w:shd w:val="clear" w:color="auto" w:fill="1F3864"/>
             <w:tcMar>
-              <w:top w:type="dxa" w:w="90"/>
-              <w:left w:type="dxa" w:w="130"/>
-              <w:bottom w:type="dxa" w:w="90"/>
-              <w:right w:type="dxa" w:w="130"/>
+              <w:top w:w="90" w:type="dxa"/>
+              <w:left w:w="130" w:type="dxa"/>
+              <w:bottom w:w="90" w:type="dxa"/>
+              <w:right w:w="130" w:type="dxa"/>
             </w:tcMar>
             <w:vAlign w:val="center"/>
           </w:tcPr>
           <w:p>
-            <w:pPr>
-              <w:spacing w:after="0"/>
-            </w:pPr>
             <w:r>
               <w:rPr>
                 <w:b/>
@@ -1863,26 +6413,23 @@
                 <w:sz w:val="20"/>
                 <w:szCs w:val="20"/>
               </w:rPr>
-              <w:t xml:space="preserve">When</w:t>
+              <w:t>When</w:t>
             </w:r>
           </w:p>
         </w:tc>
         <w:tc>
           <w:tcPr>
-            <w:tcW w:type="dxa" w:w="6900"/>
-            <w:shd w:fill="1F3864" w:color="auto" w:val="clear"/>
+            <w:tcW w:w="6900" w:type="dxa"/>
+            <w:shd w:val="clear" w:color="auto" w:fill="1F3864"/>
             <w:tcMar>
-              <w:top w:type="dxa" w:w="90"/>
-              <w:left w:type="dxa" w:w="130"/>
-              <w:bottom w:type="dxa" w:w="90"/>
-              <w:right w:type="dxa" w:w="130"/>
+              <w:top w:w="90" w:type="dxa"/>
+              <w:left w:w="130" w:type="dxa"/>
+              <w:bottom w:w="90" w:type="dxa"/>
+              <w:right w:w="130" w:type="dxa"/>
             </w:tcMar>
             <w:vAlign w:val="center"/>
           </w:tcPr>
           <w:p>
-            <w:pPr>
-              <w:spacing w:after="0"/>
-            </w:pPr>
             <w:r>
               <w:rPr>
                 <w:b/>
@@ -1891,312 +6438,277 @@
                 <w:sz w:val="20"/>
                 <w:szCs w:val="20"/>
               </w:rPr>
-              <w:t xml:space="preserve">What to do</w:t>
+              <w:t>What to do</w:t>
             </w:r>
           </w:p>
         </w:tc>
       </w:tr>
       <w:tr>
-        <w:trPr>
-          <w:tblHeader w:val="off"/>
-        </w:trPr>
+        <w:tblPrEx>
+          <w:tblCellMar>
+            <w:top w:w="0" w:type="dxa"/>
+            <w:bottom w:w="0" w:type="dxa"/>
+          </w:tblCellMar>
+        </w:tblPrEx>
         <w:tc>
           <w:tcPr>
-            <w:tcW w:type="dxa" w:w="2100"/>
-            <w:shd w:fill="FFFFFF" w:color="auto" w:val="clear"/>
+            <w:tcW w:w="2100" w:type="dxa"/>
+            <w:shd w:val="clear" w:color="auto" w:fill="FFFFFF"/>
             <w:tcMar>
-              <w:top w:type="dxa" w:w="90"/>
-              <w:left w:type="dxa" w:w="130"/>
-              <w:bottom w:type="dxa" w:w="90"/>
-              <w:right w:type="dxa" w:w="130"/>
+              <w:top w:w="90" w:type="dxa"/>
+              <w:left w:w="130" w:type="dxa"/>
+              <w:bottom w:w="90" w:type="dxa"/>
+              <w:right w:w="130" w:type="dxa"/>
             </w:tcMar>
             <w:vAlign w:val="center"/>
           </w:tcPr>
           <w:p>
-            <w:pPr>
-              <w:spacing w:after="0"/>
-            </w:pPr>
-            <w:r>
-              <w:rPr>
-                <w:b w:val="false"/>
-                <w:bCs w:val="false"/>
+            <w:r>
+              <w:rPr>
                 <w:color w:val="000000"/>
                 <w:sz w:val="20"/>
                 <w:szCs w:val="20"/>
               </w:rPr>
-              <w:t xml:space="preserve">Opening</w:t>
+              <w:t>Opening</w:t>
             </w:r>
           </w:p>
         </w:tc>
         <w:tc>
           <w:tcPr>
-            <w:tcW w:type="dxa" w:w="6900"/>
-            <w:shd w:fill="FFFFFF" w:color="auto" w:val="clear"/>
+            <w:tcW w:w="6900" w:type="dxa"/>
+            <w:shd w:val="clear" w:color="auto" w:fill="FFFFFF"/>
             <w:tcMar>
-              <w:top w:type="dxa" w:w="90"/>
-              <w:left w:type="dxa" w:w="130"/>
-              <w:bottom w:type="dxa" w:w="90"/>
-              <w:right w:type="dxa" w:w="130"/>
+              <w:top w:w="90" w:type="dxa"/>
+              <w:left w:w="130" w:type="dxa"/>
+              <w:bottom w:w="90" w:type="dxa"/>
+              <w:right w:w="130" w:type="dxa"/>
             </w:tcMar>
             <w:vAlign w:val="center"/>
           </w:tcPr>
           <w:p>
-            <w:pPr>
-              <w:spacing w:after="0"/>
-            </w:pPr>
-            <w:r>
-              <w:rPr>
-                <w:b w:val="false"/>
-                <w:bCs w:val="false"/>
+            <w:r>
+              <w:rPr>
                 <w:color w:val="000000"/>
                 <w:sz w:val="20"/>
                 <w:szCs w:val="20"/>
               </w:rPr>
-              <w:t xml:space="preserve">Sign in, open the shift with the cash float in the drawer</w:t>
+              <w:t>Sign in, open the shift with the cash float in the drawer</w:t>
             </w:r>
           </w:p>
         </w:tc>
       </w:tr>
       <w:tr>
-        <w:trPr>
-          <w:tblHeader w:val="off"/>
-        </w:trPr>
+        <w:tblPrEx>
+          <w:tblCellMar>
+            <w:top w:w="0" w:type="dxa"/>
+            <w:bottom w:w="0" w:type="dxa"/>
+          </w:tblCellMar>
+        </w:tblPrEx>
         <w:tc>
           <w:tcPr>
-            <w:tcW w:type="dxa" w:w="2100"/>
-            <w:shd w:fill="FFFFFF" w:color="auto" w:val="clear"/>
+            <w:tcW w:w="2100" w:type="dxa"/>
+            <w:shd w:val="clear" w:color="auto" w:fill="FFFFFF"/>
             <w:tcMar>
-              <w:top w:type="dxa" w:w="90"/>
-              <w:left w:type="dxa" w:w="130"/>
-              <w:bottom w:type="dxa" w:w="90"/>
-              <w:right w:type="dxa" w:w="130"/>
+              <w:top w:w="90" w:type="dxa"/>
+              <w:left w:w="130" w:type="dxa"/>
+              <w:bottom w:w="90" w:type="dxa"/>
+              <w:right w:w="130" w:type="dxa"/>
             </w:tcMar>
             <w:vAlign w:val="center"/>
           </w:tcPr>
           <w:p>
-            <w:pPr>
-              <w:spacing w:after="0"/>
-            </w:pPr>
-            <w:r>
-              <w:rPr>
-                <w:b w:val="false"/>
-                <w:bCs w:val="false"/>
+            <w:r>
+              <w:rPr>
                 <w:color w:val="000000"/>
                 <w:sz w:val="20"/>
                 <w:szCs w:val="20"/>
               </w:rPr>
-              <w:t xml:space="preserve">During the day</w:t>
+              <w:t>During the day</w:t>
             </w:r>
           </w:p>
         </w:tc>
         <w:tc>
           <w:tcPr>
-            <w:tcW w:type="dxa" w:w="6900"/>
-            <w:shd w:fill="FFFFFF" w:color="auto" w:val="clear"/>
+            <w:tcW w:w="6900" w:type="dxa"/>
+            <w:shd w:val="clear" w:color="auto" w:fill="FFFFFF"/>
             <w:tcMar>
-              <w:top w:type="dxa" w:w="90"/>
-              <w:left w:type="dxa" w:w="130"/>
-              <w:bottom w:type="dxa" w:w="90"/>
-              <w:right w:type="dxa" w:w="130"/>
+              <w:top w:w="90" w:type="dxa"/>
+              <w:left w:w="130" w:type="dxa"/>
+              <w:bottom w:w="90" w:type="dxa"/>
+              <w:right w:w="130" w:type="dxa"/>
             </w:tcMar>
             <w:vAlign w:val="center"/>
           </w:tcPr>
           <w:p>
-            <w:pPr>
-              <w:spacing w:after="0"/>
-            </w:pPr>
-            <w:r>
-              <w:rPr>
-                <w:b w:val="false"/>
-                <w:bCs w:val="false"/>
+            <w:r>
+              <w:rPr>
                 <w:color w:val="000000"/>
                 <w:sz w:val="20"/>
                 <w:szCs w:val="20"/>
               </w:rPr>
-              <w:t xml:space="preserve">Bill customers; record damage as it happens, not at the end</w:t>
+              <w:t>Bill customers; record damage as it happens, not at the end</w:t>
             </w:r>
           </w:p>
         </w:tc>
       </w:tr>
       <w:tr>
-        <w:trPr>
-          <w:tblHeader w:val="off"/>
-        </w:trPr>
+        <w:tblPrEx>
+          <w:tblCellMar>
+            <w:top w:w="0" w:type="dxa"/>
+            <w:bottom w:w="0" w:type="dxa"/>
+          </w:tblCellMar>
+        </w:tblPrEx>
         <w:tc>
           <w:tcPr>
-            <w:tcW w:type="dxa" w:w="2100"/>
-            <w:shd w:fill="FFFFFF" w:color="auto" w:val="clear"/>
+            <w:tcW w:w="2100" w:type="dxa"/>
+            <w:shd w:val="clear" w:color="auto" w:fill="FFFFFF"/>
             <w:tcMar>
-              <w:top w:type="dxa" w:w="90"/>
-              <w:left w:type="dxa" w:w="130"/>
-              <w:bottom w:type="dxa" w:w="90"/>
-              <w:right w:type="dxa" w:w="130"/>
+              <w:top w:w="90" w:type="dxa"/>
+              <w:left w:w="130" w:type="dxa"/>
+              <w:bottom w:w="90" w:type="dxa"/>
+              <w:right w:w="130" w:type="dxa"/>
             </w:tcMar>
             <w:vAlign w:val="center"/>
           </w:tcPr>
           <w:p>
-            <w:pPr>
-              <w:spacing w:after="0"/>
-            </w:pPr>
-            <w:r>
-              <w:rPr>
-                <w:b w:val="false"/>
-                <w:bCs w:val="false"/>
+            <w:r>
+              <w:rPr>
                 <w:color w:val="000000"/>
                 <w:sz w:val="20"/>
                 <w:szCs w:val="20"/>
               </w:rPr>
-              <w:t xml:space="preserve">On delivery</w:t>
+              <w:t>On delivery</w:t>
             </w:r>
           </w:p>
         </w:tc>
         <w:tc>
           <w:tcPr>
-            <w:tcW w:type="dxa" w:w="6900"/>
-            <w:shd w:fill="FFFFFF" w:color="auto" w:val="clear"/>
+            <w:tcW w:w="6900" w:type="dxa"/>
+            <w:shd w:val="clear" w:color="auto" w:fill="FFFFFF"/>
             <w:tcMar>
-              <w:top w:type="dxa" w:w="90"/>
-              <w:left w:type="dxa" w:w="130"/>
-              <w:bottom w:type="dxa" w:w="90"/>
-              <w:right w:type="dxa" w:w="130"/>
+              <w:top w:w="90" w:type="dxa"/>
+              <w:left w:w="130" w:type="dxa"/>
+              <w:bottom w:w="90" w:type="dxa"/>
+              <w:right w:w="130" w:type="dxa"/>
             </w:tcMar>
             <w:vAlign w:val="center"/>
           </w:tcPr>
           <w:p>
-            <w:pPr>
-              <w:spacing w:after="0"/>
-            </w:pPr>
-            <w:r>
-              <w:rPr>
-                <w:b w:val="false"/>
-                <w:bCs w:val="false"/>
+            <w:r>
+              <w:rPr>
                 <w:color w:val="000000"/>
                 <w:sz w:val="20"/>
                 <w:szCs w:val="20"/>
               </w:rPr>
-              <w:t xml:space="preserve">Enter stock inward against the supplier or product request</w:t>
+              <w:t>Enter stock inward against the supplier or product request</w:t>
             </w:r>
           </w:p>
         </w:tc>
       </w:tr>
       <w:tr>
-        <w:trPr>
-          <w:tblHeader w:val="off"/>
-        </w:trPr>
+        <w:tblPrEx>
+          <w:tblCellMar>
+            <w:top w:w="0" w:type="dxa"/>
+            <w:bottom w:w="0" w:type="dxa"/>
+          </w:tblCellMar>
+        </w:tblPrEx>
         <w:tc>
           <w:tcPr>
-            <w:tcW w:type="dxa" w:w="2100"/>
-            <w:shd w:fill="FFFFFF" w:color="auto" w:val="clear"/>
+            <w:tcW w:w="2100" w:type="dxa"/>
+            <w:shd w:val="clear" w:color="auto" w:fill="FFFFFF"/>
             <w:tcMar>
-              <w:top w:type="dxa" w:w="90"/>
-              <w:left w:type="dxa" w:w="130"/>
-              <w:bottom w:type="dxa" w:w="90"/>
-              <w:right w:type="dxa" w:w="130"/>
+              <w:top w:w="90" w:type="dxa"/>
+              <w:left w:w="130" w:type="dxa"/>
+              <w:bottom w:w="90" w:type="dxa"/>
+              <w:right w:w="130" w:type="dxa"/>
             </w:tcMar>
             <w:vAlign w:val="center"/>
           </w:tcPr>
           <w:p>
-            <w:pPr>
-              <w:spacing w:after="0"/>
-            </w:pPr>
-            <w:r>
-              <w:rPr>
-                <w:b w:val="false"/>
-                <w:bCs w:val="false"/>
+            <w:r>
+              <w:rPr>
                 <w:color w:val="000000"/>
                 <w:sz w:val="20"/>
                 <w:szCs w:val="20"/>
               </w:rPr>
-              <w:t xml:space="preserve">Before closing</w:t>
+              <w:t>Before closing</w:t>
             </w:r>
           </w:p>
         </w:tc>
         <w:tc>
           <w:tcPr>
-            <w:tcW w:type="dxa" w:w="6900"/>
-            <w:shd w:fill="FFFFFF" w:color="auto" w:val="clear"/>
+            <w:tcW w:w="6900" w:type="dxa"/>
+            <w:shd w:val="clear" w:color="auto" w:fill="FFFFFF"/>
             <w:tcMar>
-              <w:top w:type="dxa" w:w="90"/>
-              <w:left w:type="dxa" w:w="130"/>
-              <w:bottom w:type="dxa" w:w="90"/>
-              <w:right w:type="dxa" w:w="130"/>
+              <w:top w:w="90" w:type="dxa"/>
+              <w:left w:w="130" w:type="dxa"/>
+              <w:bottom w:w="90" w:type="dxa"/>
+              <w:right w:w="130" w:type="dxa"/>
             </w:tcMar>
             <w:vAlign w:val="center"/>
           </w:tcPr>
           <w:p>
-            <w:pPr>
-              <w:spacing w:after="0"/>
-            </w:pPr>
-            <w:r>
-              <w:rPr>
-                <w:b w:val="false"/>
-                <w:bCs w:val="false"/>
+            <w:r>
+              <w:rPr>
                 <w:color w:val="000000"/>
                 <w:sz w:val="20"/>
                 <w:szCs w:val="20"/>
               </w:rPr>
-              <w:t xml:space="preserve">Check the low-stock list and raise product requests</w:t>
+              <w:t>Check the low-stock list and raise product requests</w:t>
             </w:r>
           </w:p>
         </w:tc>
       </w:tr>
       <w:tr>
-        <w:trPr>
-          <w:tblHeader w:val="off"/>
-        </w:trPr>
+        <w:tblPrEx>
+          <w:tblCellMar>
+            <w:top w:w="0" w:type="dxa"/>
+            <w:bottom w:w="0" w:type="dxa"/>
+          </w:tblCellMar>
+        </w:tblPrEx>
         <w:tc>
           <w:tcPr>
-            <w:tcW w:type="dxa" w:w="2100"/>
-            <w:shd w:fill="FFFFFF" w:color="auto" w:val="clear"/>
+            <w:tcW w:w="2100" w:type="dxa"/>
+            <w:shd w:val="clear" w:color="auto" w:fill="FFFFFF"/>
             <w:tcMar>
-              <w:top w:type="dxa" w:w="90"/>
-              <w:left w:type="dxa" w:w="130"/>
-              <w:bottom w:type="dxa" w:w="90"/>
-              <w:right w:type="dxa" w:w="130"/>
+              <w:top w:w="90" w:type="dxa"/>
+              <w:left w:w="130" w:type="dxa"/>
+              <w:bottom w:w="90" w:type="dxa"/>
+              <w:right w:w="130" w:type="dxa"/>
             </w:tcMar>
             <w:vAlign w:val="center"/>
           </w:tcPr>
           <w:p>
-            <w:pPr>
-              <w:spacing w:after="0"/>
-            </w:pPr>
-            <w:r>
-              <w:rPr>
-                <w:b w:val="false"/>
-                <w:bCs w:val="false"/>
+            <w:r>
+              <w:rPr>
                 <w:color w:val="000000"/>
                 <w:sz w:val="20"/>
                 <w:szCs w:val="20"/>
               </w:rPr>
-              <w:t xml:space="preserve">Closing</w:t>
+              <w:t>Closing</w:t>
             </w:r>
           </w:p>
         </w:tc>
         <w:tc>
           <w:tcPr>
-            <w:tcW w:type="dxa" w:w="6900"/>
-            <w:shd w:fill="FFFFFF" w:color="auto" w:val="clear"/>
+            <w:tcW w:w="6900" w:type="dxa"/>
+            <w:shd w:val="clear" w:color="auto" w:fill="FFFFFF"/>
             <w:tcMar>
-              <w:top w:type="dxa" w:w="90"/>
-              <w:left w:type="dxa" w:w="130"/>
-              <w:bottom w:type="dxa" w:w="90"/>
-              <w:right w:type="dxa" w:w="130"/>
+              <w:top w:w="90" w:type="dxa"/>
+              <w:left w:w="130" w:type="dxa"/>
+              <w:bottom w:w="90" w:type="dxa"/>
+              <w:right w:w="130" w:type="dxa"/>
             </w:tcMar>
             <w:vAlign w:val="center"/>
           </w:tcPr>
           <w:p>
-            <w:pPr>
-              <w:spacing w:after="0"/>
-            </w:pPr>
-            <w:r>
-              <w:rPr>
-                <w:b w:val="false"/>
-                <w:bCs w:val="false"/>
+            <w:r>
+              <w:rPr>
                 <w:color w:val="000000"/>
                 <w:sz w:val="20"/>
                 <w:szCs w:val="20"/>
               </w:rPr>
-              <w:t xml:space="preserve">Count the cash and close the shift; look at the day's sales report</w:t>
+              <w:t>Count the cash and close the shift; look at the day's sales report</w:t>
             </w:r>
           </w:p>
         </w:tc>
@@ -2209,22 +6721,18 @@
     </w:p>
     <w:p>
       <w:pPr>
-        <w:spacing w:after="140" w:line="280"/>
-      </w:pPr>
-      <w:r>
-        <w:rPr>
-          <w:sz w:val="21"/>
-          <w:szCs w:val="21"/>
-        </w:rPr>
-        <w:t xml:space="preserve">Anything this guide does not cover — a new storage location, a change to tax rates, a new bill format — sits with the Super Administrator. Raise it with them rather than working around it.</w:t>
+        <w:spacing w:after="140"/>
+      </w:pPr>
+      <w:r>
+        <w:t>Anything this guide does not cover — a new storage location, a change to tax rates, a new bill format — sits with the Super Administrator. Raise it with them rather than working around it.</w:t>
       </w:r>
     </w:p>
     <w:sectPr>
-      <w:headerReference w:type="default" r:id="rId6"/>
-      <w:footerReference w:type="default" r:id="rId7"/>
-      <w:pgSz w:w="11906" w:h="16838" w:orient="portrait"/>
+      <w:headerReference w:type="default" r:id="rId50"/>
+      <w:footerReference w:type="default" r:id="rId51"/>
+      <w:pgSz w:w="11906" w:h="16838"/>
       <w:pgMar w:top="1100" w:right="1100" w:bottom="1100" w:left="1100" w:header="708" w:footer="708" w:gutter="0"/>
-      <w:pgNumType/>
+      <w:cols w:space="720"/>
       <w:docGrid w:linePitch="360"/>
     </w:sectPr>
   </w:body>
@@ -2232,18 +6740,12 @@
 </file>
 
 <file path=word/endnotes.xml><?xml version="1.0" encoding="utf-8"?>
-<w:endnotes xmlns:wpc="http://schemas.microsoft.com/office/word/2010/wordprocessingCanvas" xmlns:mc="http://schemas.openxmlformats.org/markup-compatibility/2006" xmlns:o="urn:schemas-microsoft-com:office:office" xmlns:r="http://schemas.openxmlformats.org/officeDocument/2006/relationships" xmlns:m="http://schemas.openxmlformats.org/officeDocument/2006/math" xmlns:v="urn:schemas-microsoft-com:vml" xmlns:wp14="http://schemas.microsoft.com/office/word/2010/wordprocessingDrawing" xmlns:wp="http://schemas.openxmlformats.org/drawingml/2006/wordprocessingDrawing" xmlns:w10="urn:schemas-microsoft-com:office:word" xmlns:w="http://schemas.openxmlformats.org/wordprocessingml/2006/main" xmlns:w14="http://schemas.microsoft.com/office/word/2010/wordml" xmlns:w15="http://schemas.microsoft.com/office/word/2012/wordml" xmlns:wpg="http://schemas.microsoft.com/office/word/2010/wordprocessingGroup" xmlns:wpi="http://schemas.microsoft.com/office/word/2010/wordprocessingInk" xmlns:wne="http://schemas.microsoft.com/office/word/2006/wordml" xmlns:wps="http://schemas.microsoft.com/office/word/2010/wordprocessingShape" mc:Ignorable="w14 w15 wp14">
+<w:endnotes xmlns:wpc="http://schemas.microsoft.com/office/word/2010/wordprocessingCanvas" xmlns:cx="http://schemas.microsoft.com/office/drawing/2014/chartex" xmlns:cx1="http://schemas.microsoft.com/office/drawing/2015/9/8/chartex" xmlns:cx2="http://schemas.microsoft.com/office/drawing/2015/10/21/chartex" xmlns:cx3="http://schemas.microsoft.com/office/drawing/2016/5/9/chartex" xmlns:cx4="http://schemas.microsoft.com/office/drawing/2016/5/10/chartex" xmlns:cx5="http://schemas.microsoft.com/office/drawing/2016/5/11/chartex" xmlns:cx6="http://schemas.microsoft.com/office/drawing/2016/5/12/chartex" xmlns:cx7="http://schemas.microsoft.com/office/drawing/2016/5/13/chartex" xmlns:cx8="http://schemas.microsoft.com/office/drawing/2016/5/14/chartex" xmlns:mc="http://schemas.openxmlformats.org/markup-compatibility/2006" xmlns:aink="http://schemas.microsoft.com/office/drawing/2016/ink" xmlns:am3d="http://schemas.microsoft.com/office/drawing/2017/model3d" xmlns:o="urn:schemas-microsoft-com:office:office" xmlns:oel="http://schemas.microsoft.com/office/2019/extlst" xmlns:r="http://schemas.openxmlformats.org/officeDocument/2006/relationships" xmlns:m="http://schemas.openxmlformats.org/officeDocument/2006/math" xmlns:v="urn:schemas-microsoft-com:vml" xmlns:wp14="http://schemas.microsoft.com/office/word/2010/wordprocessingDrawing" xmlns:wp="http://schemas.openxmlformats.org/drawingml/2006/wordprocessingDrawing" xmlns:w10="urn:schemas-microsoft-com:office:word" xmlns:w="http://schemas.openxmlformats.org/wordprocessingml/2006/main" xmlns:w14="http://schemas.microsoft.com/office/word/2010/wordml" xmlns:w15="http://schemas.microsoft.com/office/word/2012/wordml" xmlns:w16cex="http://schemas.microsoft.com/office/word/2018/wordml/cex" xmlns:w16cid="http://schemas.microsoft.com/office/word/2016/wordml/cid" xmlns:w16="http://schemas.microsoft.com/office/word/2018/wordml" xmlns:w16du="http://schemas.microsoft.com/office/word/2023/wordml/word16du" xmlns:w16sdtdh="http://schemas.microsoft.com/office/word/2020/wordml/sdtdatahash" xmlns:w16sdtfl="http://schemas.microsoft.com/office/word/2024/wordml/sdtformatlock" xmlns:w16se="http://schemas.microsoft.com/office/word/2015/wordml/symex" xmlns:wpg="http://schemas.microsoft.com/office/word/2010/wordprocessingGroup" xmlns:wpi="http://schemas.microsoft.com/office/word/2010/wordprocessingInk" xmlns:wne="http://schemas.microsoft.com/office/word/2006/wordml" xmlns:wps="http://schemas.microsoft.com/office/word/2010/wordprocessingShape" mc:Ignorable="w14 w15 w16se w16cid w16 w16cex w16sdtdh w16sdtfl w16du wp14">
   <w:endnote w:type="separator" w:id="-1">
     <w:p>
       <w:pPr>
-        <w:spacing w:after="0" w:line="240" w:lineRule="auto"/>
-      </w:pPr>
-      <w:r>
-        <w:rPr>
-          <w:rStyle w:val="EndnoteReference"/>
-        </w:rPr>
-        <w:endnoteRef/>
-      </w:r>
+        <w:spacing w:line="240" w:lineRule="auto"/>
+      </w:pPr>
       <w:r>
         <w:separator/>
       </w:r>
@@ -2252,14 +6754,8 @@
   <w:endnote w:type="continuationSeparator" w:id="0">
     <w:p>
       <w:pPr>
-        <w:spacing w:after="0" w:line="240" w:lineRule="auto"/>
-      </w:pPr>
-      <w:r>
-        <w:rPr>
-          <w:rStyle w:val="EndnoteReference"/>
-        </w:rPr>
-        <w:endnoteRef/>
-      </w:r>
+        <w:spacing w:line="240" w:lineRule="auto"/>
+      </w:pPr>
       <w:r>
         <w:continuationSeparator/>
       </w:r>
@@ -2269,7 +6765,7 @@
 </file>
 
 <file path=word/footer1.xml><?xml version="1.0" encoding="utf-8"?>
-<w:ftr xmlns:wpc="http://schemas.microsoft.com/office/word/2010/wordprocessingCanvas" xmlns:mc="http://schemas.openxmlformats.org/markup-compatibility/2006" xmlns:o="urn:schemas-microsoft-com:office:office" xmlns:r="http://schemas.openxmlformats.org/officeDocument/2006/relationships" xmlns:m="http://schemas.openxmlformats.org/officeDocument/2006/math" xmlns:v="urn:schemas-microsoft-com:vml" xmlns:wp14="http://schemas.microsoft.com/office/word/2010/wordprocessingDrawing" xmlns:wp="http://schemas.openxmlformats.org/drawingml/2006/wordprocessingDrawing" xmlns:w10="urn:schemas-microsoft-com:office:word" xmlns:w="http://schemas.openxmlformats.org/wordprocessingml/2006/main" xmlns:w14="http://schemas.microsoft.com/office/word/2010/wordml" xmlns:w15="http://schemas.microsoft.com/office/word/2012/wordml" xmlns:wpg="http://schemas.microsoft.com/office/word/2010/wordprocessingGroup" xmlns:wpi="http://schemas.microsoft.com/office/word/2010/wordprocessingInk" xmlns:wne="http://schemas.microsoft.com/office/word/2006/wordml" xmlns:wps="http://schemas.microsoft.com/office/word/2010/wordprocessingShape">
+<w:ftr xmlns:wpc="http://schemas.microsoft.com/office/word/2010/wordprocessingCanvas" xmlns:cx="http://schemas.microsoft.com/office/drawing/2014/chartex" xmlns:cx1="http://schemas.microsoft.com/office/drawing/2015/9/8/chartex" xmlns:cx2="http://schemas.microsoft.com/office/drawing/2015/10/21/chartex" xmlns:cx3="http://schemas.microsoft.com/office/drawing/2016/5/9/chartex" xmlns:cx4="http://schemas.microsoft.com/office/drawing/2016/5/10/chartex" xmlns:cx5="http://schemas.microsoft.com/office/drawing/2016/5/11/chartex" xmlns:cx6="http://schemas.microsoft.com/office/drawing/2016/5/12/chartex" xmlns:cx7="http://schemas.microsoft.com/office/drawing/2016/5/13/chartex" xmlns:cx8="http://schemas.microsoft.com/office/drawing/2016/5/14/chartex" xmlns:mc="http://schemas.openxmlformats.org/markup-compatibility/2006" xmlns:aink="http://schemas.microsoft.com/office/drawing/2016/ink" xmlns:am3d="http://schemas.microsoft.com/office/drawing/2017/model3d" xmlns:o="urn:schemas-microsoft-com:office:office" xmlns:oel="http://schemas.microsoft.com/office/2019/extlst" xmlns:r="http://schemas.openxmlformats.org/officeDocument/2006/relationships" xmlns:m="http://schemas.openxmlformats.org/officeDocument/2006/math" xmlns:v="urn:schemas-microsoft-com:vml" xmlns:wp14="http://schemas.microsoft.com/office/word/2010/wordprocessingDrawing" xmlns:wp="http://schemas.openxmlformats.org/drawingml/2006/wordprocessingDrawing" xmlns:w10="urn:schemas-microsoft-com:office:word" xmlns:w="http://schemas.openxmlformats.org/wordprocessingml/2006/main" xmlns:w14="http://schemas.microsoft.com/office/word/2010/wordml" xmlns:w15="http://schemas.microsoft.com/office/word/2012/wordml" xmlns:w16cex="http://schemas.microsoft.com/office/word/2018/wordml/cex" xmlns:w16cid="http://schemas.microsoft.com/office/word/2016/wordml/cid" xmlns:w16="http://schemas.microsoft.com/office/word/2018/wordml" xmlns:w16du="http://schemas.microsoft.com/office/word/2023/wordml/word16du" xmlns:w16sdtdh="http://schemas.microsoft.com/office/word/2020/wordml/sdtdatahash" xmlns:w16sdtfl="http://schemas.microsoft.com/office/word/2024/wordml/sdtformatlock" xmlns:w16se="http://schemas.microsoft.com/office/word/2015/wordml/symex" xmlns:wpg="http://schemas.microsoft.com/office/word/2010/wordprocessingGroup" xmlns:wpi="http://schemas.microsoft.com/office/word/2010/wordprocessingInk" xmlns:wne="http://schemas.microsoft.com/office/word/2006/wordml" xmlns:wps="http://schemas.microsoft.com/office/word/2010/wordprocessingShape" mc:Ignorable="w14 w15 w16se w16cid w16 w16cex w16sdtdh w16sdtfl w16du wp14">
   <w:p>
     <w:pPr>
       <w:jc w:val="center"/>
@@ -2289,8 +6785,38 @@
         <w:szCs w:val="16"/>
       </w:rPr>
       <w:fldChar w:fldCharType="begin"/>
-      <w:instrText xml:space="preserve">PAGE</w:instrText>
+    </w:r>
+    <w:r>
+      <w:rPr>
+        <w:color w:val="595959"/>
+        <w:sz w:val="16"/>
+        <w:szCs w:val="16"/>
+      </w:rPr>
+      <w:instrText>PAGE</w:instrText>
+    </w:r>
+    <w:r>
+      <w:rPr>
+        <w:color w:val="595959"/>
+        <w:sz w:val="16"/>
+        <w:szCs w:val="16"/>
+      </w:rPr>
       <w:fldChar w:fldCharType="separate"/>
+    </w:r>
+    <w:r>
+      <w:rPr>
+        <w:noProof/>
+        <w:color w:val="595959"/>
+        <w:sz w:val="16"/>
+        <w:szCs w:val="16"/>
+      </w:rPr>
+      <w:t>1</w:t>
+    </w:r>
+    <w:r>
+      <w:rPr>
+        <w:color w:val="595959"/>
+        <w:sz w:val="16"/>
+        <w:szCs w:val="16"/>
+      </w:rPr>
       <w:fldChar w:fldCharType="end"/>
     </w:r>
     <w:r>
@@ -2308,8 +6834,38 @@
         <w:szCs w:val="16"/>
       </w:rPr>
       <w:fldChar w:fldCharType="begin"/>
-      <w:instrText xml:space="preserve">NUMPAGES</w:instrText>
+    </w:r>
+    <w:r>
+      <w:rPr>
+        <w:color w:val="595959"/>
+        <w:sz w:val="16"/>
+        <w:szCs w:val="16"/>
+      </w:rPr>
+      <w:instrText>NUMPAGES</w:instrText>
+    </w:r>
+    <w:r>
+      <w:rPr>
+        <w:color w:val="595959"/>
+        <w:sz w:val="16"/>
+        <w:szCs w:val="16"/>
+      </w:rPr>
       <w:fldChar w:fldCharType="separate"/>
+    </w:r>
+    <w:r>
+      <w:rPr>
+        <w:noProof/>
+        <w:color w:val="595959"/>
+        <w:sz w:val="16"/>
+        <w:szCs w:val="16"/>
+      </w:rPr>
+      <w:t>2</w:t>
+    </w:r>
+    <w:r>
+      <w:rPr>
+        <w:color w:val="595959"/>
+        <w:sz w:val="16"/>
+        <w:szCs w:val="16"/>
+      </w:rPr>
       <w:fldChar w:fldCharType="end"/>
     </w:r>
   </w:p>
@@ -2317,18 +6873,12 @@
 </file>
 
 <file path=word/footnotes.xml><?xml version="1.0" encoding="utf-8"?>
-<w:footnotes xmlns:wpc="http://schemas.microsoft.com/office/word/2010/wordprocessingCanvas" xmlns:mc="http://schemas.openxmlformats.org/markup-compatibility/2006" xmlns:o="urn:schemas-microsoft-com:office:office" xmlns:r="http://schemas.openxmlformats.org/officeDocument/2006/relationships" xmlns:m="http://schemas.openxmlformats.org/officeDocument/2006/math" xmlns:v="urn:schemas-microsoft-com:vml" xmlns:wp14="http://schemas.microsoft.com/office/word/2010/wordprocessingDrawing" xmlns:wp="http://schemas.openxmlformats.org/drawingml/2006/wordprocessingDrawing" xmlns:w10="urn:schemas-microsoft-com:office:word" xmlns:w="http://schemas.openxmlformats.org/wordprocessingml/2006/main" xmlns:w14="http://schemas.microsoft.com/office/word/2010/wordml" xmlns:w15="http://schemas.microsoft.com/office/word/2012/wordml" xmlns:wpg="http://schemas.microsoft.com/office/word/2010/wordprocessingGroup" xmlns:wpi="http://schemas.microsoft.com/office/word/2010/wordprocessingInk" xmlns:wne="http://schemas.microsoft.com/office/word/2006/wordml" xmlns:wps="http://schemas.microsoft.com/office/word/2010/wordprocessingShape" mc:Ignorable="w14 w15 wp14">
+<w:footnotes xmlns:wpc="http://schemas.microsoft.com/office/word/2010/wordprocessingCanvas" xmlns:cx="http://schemas.microsoft.com/office/drawing/2014/chartex" xmlns:cx1="http://schemas.microsoft.com/office/drawing/2015/9/8/chartex" xmlns:cx2="http://schemas.microsoft.com/office/drawing/2015/10/21/chartex" xmlns:cx3="http://schemas.microsoft.com/office/drawing/2016/5/9/chartex" xmlns:cx4="http://schemas.microsoft.com/office/drawing/2016/5/10/chartex" xmlns:cx5="http://schemas.microsoft.com/office/drawing/2016/5/11/chartex" xmlns:cx6="http://schemas.microsoft.com/office/drawing/2016/5/12/chartex" xmlns:cx7="http://schemas.microsoft.com/office/drawing/2016/5/13/chartex" xmlns:cx8="http://schemas.microsoft.com/office/drawing/2016/5/14/chartex" xmlns:mc="http://schemas.openxmlformats.org/markup-compatibility/2006" xmlns:aink="http://schemas.microsoft.com/office/drawing/2016/ink" xmlns:am3d="http://schemas.microsoft.com/office/drawing/2017/model3d" xmlns:o="urn:schemas-microsoft-com:office:office" xmlns:oel="http://schemas.microsoft.com/office/2019/extlst" xmlns:r="http://schemas.openxmlformats.org/officeDocument/2006/relationships" xmlns:m="http://schemas.openxmlformats.org/officeDocument/2006/math" xmlns:v="urn:schemas-microsoft-com:vml" xmlns:wp14="http://schemas.microsoft.com/office/word/2010/wordprocessingDrawing" xmlns:wp="http://schemas.openxmlformats.org/drawingml/2006/wordprocessingDrawing" xmlns:w10="urn:schemas-microsoft-com:office:word" xmlns:w="http://schemas.openxmlformats.org/wordprocessingml/2006/main" xmlns:w14="http://schemas.microsoft.com/office/word/2010/wordml" xmlns:w15="http://schemas.microsoft.com/office/word/2012/wordml" xmlns:w16cex="http://schemas.microsoft.com/office/word/2018/wordml/cex" xmlns:w16cid="http://schemas.microsoft.com/office/word/2016/wordml/cid" xmlns:w16="http://schemas.microsoft.com/office/word/2018/wordml" xmlns:w16du="http://schemas.microsoft.com/office/word/2023/wordml/word16du" xmlns:w16sdtdh="http://schemas.microsoft.com/office/word/2020/wordml/sdtdatahash" xmlns:w16sdtfl="http://schemas.microsoft.com/office/word/2024/wordml/sdtformatlock" xmlns:w16se="http://schemas.microsoft.com/office/word/2015/wordml/symex" xmlns:wpg="http://schemas.microsoft.com/office/word/2010/wordprocessingGroup" xmlns:wpi="http://schemas.microsoft.com/office/word/2010/wordprocessingInk" xmlns:wne="http://schemas.microsoft.com/office/word/2006/wordml" xmlns:wps="http://schemas.microsoft.com/office/word/2010/wordprocessingShape" mc:Ignorable="w14 w15 w16se w16cid w16 w16cex w16sdtdh w16sdtfl w16du wp14">
   <w:footnote w:type="separator" w:id="-1">
     <w:p>
       <w:pPr>
-        <w:spacing w:after="0" w:line="240" w:lineRule="auto"/>
-      </w:pPr>
-      <w:r>
-        <w:rPr>
-          <w:rStyle w:val="FootnoteReference"/>
-        </w:rPr>
-        <w:footnoteRef/>
-      </w:r>
+        <w:spacing w:line="240" w:lineRule="auto"/>
+      </w:pPr>
       <w:r>
         <w:separator/>
       </w:r>
@@ -2337,14 +6887,8 @@
   <w:footnote w:type="continuationSeparator" w:id="0">
     <w:p>
       <w:pPr>
-        <w:spacing w:after="0" w:line="240" w:lineRule="auto"/>
-      </w:pPr>
-      <w:r>
-        <w:rPr>
-          <w:rStyle w:val="FootnoteReference"/>
-        </w:rPr>
-        <w:footnoteRef/>
-      </w:r>
+        <w:spacing w:line="240" w:lineRule="auto"/>
+      </w:pPr>
       <w:r>
         <w:continuationSeparator/>
       </w:r>
@@ -2354,11 +6898,11 @@
 </file>
 
 <file path=word/header1.xml><?xml version="1.0" encoding="utf-8"?>
-<w:hdr xmlns:wpc="http://schemas.microsoft.com/office/word/2010/wordprocessingCanvas" xmlns:mc="http://schemas.openxmlformats.org/markup-compatibility/2006" xmlns:o="urn:schemas-microsoft-com:office:office" xmlns:r="http://schemas.openxmlformats.org/officeDocument/2006/relationships" xmlns:m="http://schemas.openxmlformats.org/officeDocument/2006/math" xmlns:v="urn:schemas-microsoft-com:vml" xmlns:wp14="http://schemas.microsoft.com/office/word/2010/wordprocessingDrawing" xmlns:wp="http://schemas.openxmlformats.org/drawingml/2006/wordprocessingDrawing" xmlns:w10="urn:schemas-microsoft-com:office:word" xmlns:w="http://schemas.openxmlformats.org/wordprocessingml/2006/main" xmlns:w14="http://schemas.microsoft.com/office/word/2010/wordml" xmlns:w15="http://schemas.microsoft.com/office/word/2012/wordml" xmlns:wpg="http://schemas.microsoft.com/office/word/2010/wordprocessingGroup" xmlns:wpi="http://schemas.microsoft.com/office/word/2010/wordprocessingInk" xmlns:wne="http://schemas.microsoft.com/office/word/2006/wordml" xmlns:wps="http://schemas.microsoft.com/office/word/2010/wordprocessingShape" xmlns:cx="http://schemas.microsoft.com/office/drawing/2014/chartex" xmlns:cx1="http://schemas.microsoft.com/office/drawing/2015/9/8/chartex" xmlns:cx2="http://schemas.microsoft.com/office/drawing/2015/10/21/chartex" xmlns:cx3="http://schemas.microsoft.com/office/drawing/2016/5/9/chartex" xmlns:cx4="http://schemas.microsoft.com/office/drawing/2016/5/10/chartex" xmlns:cx5="http://schemas.microsoft.com/office/drawing/2016/5/11/chartex" xmlns:cx6="http://schemas.microsoft.com/office/drawing/2016/5/12/chartex" xmlns:cx7="http://schemas.microsoft.com/office/drawing/2016/5/13/chartex" xmlns:cx8="http://schemas.microsoft.com/office/drawing/2016/5/14/chartex" xmlns:w16cid="http://schemas.microsoft.com/office/word/2016/wordml/cid" xmlns:w16se="http://schemas.microsoft.com/office/word/2015/wordml/symex">
+<w:hdr xmlns:wpc="http://schemas.microsoft.com/office/word/2010/wordprocessingCanvas" xmlns:cx="http://schemas.microsoft.com/office/drawing/2014/chartex" xmlns:cx1="http://schemas.microsoft.com/office/drawing/2015/9/8/chartex" xmlns:cx2="http://schemas.microsoft.com/office/drawing/2015/10/21/chartex" xmlns:cx3="http://schemas.microsoft.com/office/drawing/2016/5/9/chartex" xmlns:cx4="http://schemas.microsoft.com/office/drawing/2016/5/10/chartex" xmlns:cx5="http://schemas.microsoft.com/office/drawing/2016/5/11/chartex" xmlns:cx6="http://schemas.microsoft.com/office/drawing/2016/5/12/chartex" xmlns:cx7="http://schemas.microsoft.com/office/drawing/2016/5/13/chartex" xmlns:cx8="http://schemas.microsoft.com/office/drawing/2016/5/14/chartex" xmlns:mc="http://schemas.openxmlformats.org/markup-compatibility/2006" xmlns:aink="http://schemas.microsoft.com/office/drawing/2016/ink" xmlns:am3d="http://schemas.microsoft.com/office/drawing/2017/model3d" xmlns:o="urn:schemas-microsoft-com:office:office" xmlns:oel="http://schemas.microsoft.com/office/2019/extlst" xmlns:r="http://schemas.openxmlformats.org/officeDocument/2006/relationships" xmlns:m="http://schemas.openxmlformats.org/officeDocument/2006/math" xmlns:v="urn:schemas-microsoft-com:vml" xmlns:wp14="http://schemas.microsoft.com/office/word/2010/wordprocessingDrawing" xmlns:wp="http://schemas.openxmlformats.org/drawingml/2006/wordprocessingDrawing" xmlns:w10="urn:schemas-microsoft-com:office:word" xmlns:w="http://schemas.openxmlformats.org/wordprocessingml/2006/main" xmlns:w14="http://schemas.microsoft.com/office/word/2010/wordml" xmlns:w15="http://schemas.microsoft.com/office/word/2012/wordml" xmlns:w16cex="http://schemas.microsoft.com/office/word/2018/wordml/cex" xmlns:w16cid="http://schemas.microsoft.com/office/word/2016/wordml/cid" xmlns:w16="http://schemas.microsoft.com/office/word/2018/wordml" xmlns:w16du="http://schemas.microsoft.com/office/word/2023/wordml/word16du" xmlns:w16sdtdh="http://schemas.microsoft.com/office/word/2020/wordml/sdtdatahash" xmlns:w16sdtfl="http://schemas.microsoft.com/office/word/2024/wordml/sdtformatlock" xmlns:w16se="http://schemas.microsoft.com/office/word/2015/wordml/symex" xmlns:wpg="http://schemas.microsoft.com/office/word/2010/wordprocessingGroup" xmlns:wpi="http://schemas.microsoft.com/office/word/2010/wordprocessingInk" xmlns:wne="http://schemas.microsoft.com/office/word/2006/wordml" xmlns:wps="http://schemas.microsoft.com/office/word/2010/wordprocessingShape" mc:Ignorable="w14 w15 w16se w16cid w16 w16cex w16sdtdh w16sdtfl w16du wp14">
   <w:p>
     <w:pPr>
       <w:pBdr>
-        <w:bottom w:val="single" w:color="BFBFBF" w:sz="4" w:space="6"/>
+        <w:bottom w:val="single" w:sz="4" w:space="6" w:color="BFBFBF"/>
       </w:pBdr>
       <w:jc w:val="right"/>
     </w:pPr>
@@ -2368,17 +6912,19 @@
         <w:sz w:val="16"/>
         <w:szCs w:val="16"/>
       </w:rPr>
-      <w:t xml:space="preserve">Omnia Retail POS — Store Administrator Operating Guide</w:t>
+      <w:t>Omnia Retail POS — Store Administrator Operating Guide</w:t>
     </w:r>
   </w:p>
 </w:hdr>
 </file>
 
 <file path=word/numbering.xml><?xml version="1.0" encoding="utf-8"?>
-<w:numbering xmlns:wpc="http://schemas.microsoft.com/office/word/2010/wordprocessingCanvas" xmlns:mc="http://schemas.openxmlformats.org/markup-compatibility/2006" xmlns:o="urn:schemas-microsoft-com:office:office" xmlns:r="http://schemas.openxmlformats.org/officeDocument/2006/relationships" xmlns:m="http://schemas.openxmlformats.org/officeDocument/2006/math" xmlns:v="urn:schemas-microsoft-com:vml" xmlns:wp14="http://schemas.microsoft.com/office/word/2010/wordprocessingDrawing" xmlns:wp="http://schemas.openxmlformats.org/drawingml/2006/wordprocessingDrawing" xmlns:w10="urn:schemas-microsoft-com:office:word" xmlns:w="http://schemas.openxmlformats.org/wordprocessingml/2006/main" xmlns:w14="http://schemas.microsoft.com/office/word/2010/wordml" xmlns:w15="http://schemas.microsoft.com/office/word/2012/wordml" xmlns:wpg="http://schemas.microsoft.com/office/word/2010/wordprocessingGroup" xmlns:wpi="http://schemas.microsoft.com/office/word/2010/wordprocessingInk" xmlns:wne="http://schemas.microsoft.com/office/word/2006/wordml" xmlns:wps="http://schemas.microsoft.com/office/word/2010/wordprocessingShape" mc:Ignorable="w14 w15 wp14">
-  <w:abstractNum w:abstractNumId="1" w15:restartNumberingAfterBreak="0">
+<w:numbering xmlns:wpc="http://schemas.microsoft.com/office/word/2010/wordprocessingCanvas" xmlns:cx="http://schemas.microsoft.com/office/drawing/2014/chartex" xmlns:cx1="http://schemas.microsoft.com/office/drawing/2015/9/8/chartex" xmlns:cx2="http://schemas.microsoft.com/office/drawing/2015/10/21/chartex" xmlns:cx3="http://schemas.microsoft.com/office/drawing/2016/5/9/chartex" xmlns:cx4="http://schemas.microsoft.com/office/drawing/2016/5/10/chartex" xmlns:cx5="http://schemas.microsoft.com/office/drawing/2016/5/11/chartex" xmlns:cx6="http://schemas.microsoft.com/office/drawing/2016/5/12/chartex" xmlns:cx7="http://schemas.microsoft.com/office/drawing/2016/5/13/chartex" xmlns:cx8="http://schemas.microsoft.com/office/drawing/2016/5/14/chartex" xmlns:mc="http://schemas.openxmlformats.org/markup-compatibility/2006" xmlns:aink="http://schemas.microsoft.com/office/drawing/2016/ink" xmlns:am3d="http://schemas.microsoft.com/office/drawing/2017/model3d" xmlns:o="urn:schemas-microsoft-com:office:office" xmlns:oel="http://schemas.microsoft.com/office/2019/extlst" xmlns:r="http://schemas.openxmlformats.org/officeDocument/2006/relationships" xmlns:m="http://schemas.openxmlformats.org/officeDocument/2006/math" xmlns:v="urn:schemas-microsoft-com:vml" xmlns:wp14="http://schemas.microsoft.com/office/word/2010/wordprocessingDrawing" xmlns:wp="http://schemas.openxmlformats.org/drawingml/2006/wordprocessingDrawing" xmlns:w10="urn:schemas-microsoft-com:office:word" xmlns:w="http://schemas.openxmlformats.org/wordprocessingml/2006/main" xmlns:w14="http://schemas.microsoft.com/office/word/2010/wordml" xmlns:w15="http://schemas.microsoft.com/office/word/2012/wordml" xmlns:w16cex="http://schemas.microsoft.com/office/word/2018/wordml/cex" xmlns:w16cid="http://schemas.microsoft.com/office/word/2016/wordml/cid" xmlns:w16="http://schemas.microsoft.com/office/word/2018/wordml" xmlns:w16du="http://schemas.microsoft.com/office/word/2023/wordml/word16du" xmlns:w16sdtdh="http://schemas.microsoft.com/office/word/2020/wordml/sdtdatahash" xmlns:w16sdtfl="http://schemas.microsoft.com/office/word/2024/wordml/sdtformatlock" xmlns:w16se="http://schemas.microsoft.com/office/word/2015/wordml/symex" xmlns:wpg="http://schemas.microsoft.com/office/word/2010/wordprocessingGroup" xmlns:wpi="http://schemas.microsoft.com/office/word/2010/wordprocessingInk" xmlns:wne="http://schemas.microsoft.com/office/word/2006/wordml" xmlns:wps="http://schemas.microsoft.com/office/word/2010/wordprocessingShape" mc:Ignorable="w14 w15 w16se w16cid w16 w16cex w16sdtdh w16sdtfl w16du wp14">
+  <w:abstractNum w:abstractNumId="0" w15:restartNumberingAfterBreak="0">
+    <w:nsid w:val="0C3B68B5"/>
     <w:multiLevelType w:val="hybridMultilevel"/>
-    <w:lvl w:ilvl="0" w:tentative="1">
+    <w:tmpl w:val="8FBE1708"/>
+    <w:lvl w:ilvl="0" w:tplc="E370E7D8" w:tentative="1">
       <w:start w:val="1"/>
       <w:numFmt w:val="bullet"/>
       <w:lvlText w:val="●"/>
@@ -2387,7 +6933,7 @@
         <w:ind w:left="720" w:hanging="360"/>
       </w:pPr>
     </w:lvl>
-    <w:lvl w:ilvl="1" w:tentative="1">
+    <w:lvl w:ilvl="1" w:tplc="0EDEC728" w:tentative="1">
       <w:start w:val="1"/>
       <w:numFmt w:val="bullet"/>
       <w:lvlText w:val="○"/>
@@ -2396,7 +6942,7 @@
         <w:ind w:left="1440" w:hanging="360"/>
       </w:pPr>
     </w:lvl>
-    <w:lvl w:ilvl="2" w:tentative="1">
+    <w:lvl w:ilvl="2" w:tplc="DA64C388" w:tentative="1">
       <w:start w:val="1"/>
       <w:numFmt w:val="bullet"/>
       <w:lvlText w:val="■"/>
@@ -2405,7 +6951,7 @@
         <w:ind w:left="2160" w:hanging="360"/>
       </w:pPr>
     </w:lvl>
-    <w:lvl w:ilvl="3" w:tentative="1">
+    <w:lvl w:ilvl="3" w:tplc="F1C0F1EE" w:tentative="1">
       <w:start w:val="1"/>
       <w:numFmt w:val="bullet"/>
       <w:lvlText w:val="●"/>
@@ -2414,7 +6960,7 @@
         <w:ind w:left="2880" w:hanging="360"/>
       </w:pPr>
     </w:lvl>
-    <w:lvl w:ilvl="4" w:tentative="1">
+    <w:lvl w:ilvl="4" w:tplc="BA8E8BE0" w:tentative="1">
       <w:start w:val="1"/>
       <w:numFmt w:val="bullet"/>
       <w:lvlText w:val="○"/>
@@ -2423,7 +6969,7 @@
         <w:ind w:left="3600" w:hanging="360"/>
       </w:pPr>
     </w:lvl>
-    <w:lvl w:ilvl="5" w:tentative="1">
+    <w:lvl w:ilvl="5" w:tplc="773CC2DA" w:tentative="1">
       <w:start w:val="1"/>
       <w:numFmt w:val="bullet"/>
       <w:lvlText w:val="■"/>
@@ -2432,7 +6978,7 @@
         <w:ind w:left="4320" w:hanging="360"/>
       </w:pPr>
     </w:lvl>
-    <w:lvl w:ilvl="6" w:tentative="1">
+    <w:lvl w:ilvl="6" w:tplc="C7A6CB3E" w:tentative="1">
       <w:start w:val="1"/>
       <w:numFmt w:val="bullet"/>
       <w:lvlText w:val="●"/>
@@ -2441,7 +6987,7 @@
         <w:ind w:left="5040" w:hanging="360"/>
       </w:pPr>
     </w:lvl>
-    <w:lvl w:ilvl="7" w:tentative="1">
+    <w:lvl w:ilvl="7" w:tplc="C804C332" w:tentative="1">
       <w:start w:val="1"/>
       <w:numFmt w:val="bullet"/>
       <w:lvlText w:val="●"/>
@@ -2450,7 +6996,7 @@
         <w:ind w:left="5760" w:hanging="360"/>
       </w:pPr>
     </w:lvl>
-    <w:lvl w:ilvl="8" w:tentative="1">
+    <w:lvl w:ilvl="8" w:tplc="06C65C94" w:tentative="1">
       <w:start w:val="1"/>
       <w:numFmt w:val="bullet"/>
       <w:lvlText w:val="●"/>
@@ -2460,9 +7006,11 @@
       </w:pPr>
     </w:lvl>
   </w:abstractNum>
-  <w:abstractNum w:abstractNumId="2" w15:restartNumberingAfterBreak="0">
+  <w:abstractNum w:abstractNumId="1" w15:restartNumberingAfterBreak="0">
+    <w:nsid w:val="7A67158B"/>
     <w:multiLevelType w:val="hybridMultilevel"/>
-    <w:lvl w:ilvl="0" w:tentative="1">
+    <w:tmpl w:val="444CA81A"/>
+    <w:lvl w:ilvl="0" w:tplc="8304CC26" w:tentative="1">
       <w:start w:val="1"/>
       <w:numFmt w:val="bullet"/>
       <w:lvlText w:val="•"/>
@@ -2471,9 +7019,49 @@
         <w:ind w:left="360" w:hanging="240"/>
       </w:pPr>
     </w:lvl>
+    <w:lvl w:ilvl="1" w:tplc="706E9806">
+      <w:numFmt w:val="decimal"/>
+      <w:lvlText w:val=""/>
+      <w:lvlJc w:val="left"/>
+    </w:lvl>
+    <w:lvl w:ilvl="2" w:tplc="A882243A">
+      <w:numFmt w:val="decimal"/>
+      <w:lvlText w:val=""/>
+      <w:lvlJc w:val="left"/>
+    </w:lvl>
+    <w:lvl w:ilvl="3" w:tplc="21BA5216">
+      <w:numFmt w:val="decimal"/>
+      <w:lvlText w:val=""/>
+      <w:lvlJc w:val="left"/>
+    </w:lvl>
+    <w:lvl w:ilvl="4" w:tplc="6ABC15D8">
+      <w:numFmt w:val="decimal"/>
+      <w:lvlText w:val=""/>
+      <w:lvlJc w:val="left"/>
+    </w:lvl>
+    <w:lvl w:ilvl="5" w:tplc="7A601A36">
+      <w:numFmt w:val="decimal"/>
+      <w:lvlText w:val=""/>
+      <w:lvlJc w:val="left"/>
+    </w:lvl>
+    <w:lvl w:ilvl="6" w:tplc="CFCAFBDA">
+      <w:numFmt w:val="decimal"/>
+      <w:lvlText w:val=""/>
+      <w:lvlJc w:val="left"/>
+    </w:lvl>
+    <w:lvl w:ilvl="7" w:tplc="968CF6C6">
+      <w:numFmt w:val="decimal"/>
+      <w:lvlText w:val=""/>
+      <w:lvlJc w:val="left"/>
+    </w:lvl>
+    <w:lvl w:ilvl="8" w:tplc="B2A61B5A">
+      <w:numFmt w:val="decimal"/>
+      <w:lvlText w:val=""/>
+      <w:lvlJc w:val="left"/>
+    </w:lvl>
   </w:abstractNum>
-  <w:num w:numId="1">
-    <w:abstractNumId w:val="1"/>
+  <w:num w:numId="1" w16cid:durableId="1569459434">
+    <w:abstractNumId w:val="0"/>
     <w:lvlOverride w:ilvl="0">
       <w:startOverride w:val="1"/>
     </w:lvlOverride>
@@ -2482,40 +7070,413 @@
 </file>
 
 <file path=word/styles.xml><?xml version="1.0" encoding="utf-8"?>
-<w:styles xmlns:mc="http://schemas.openxmlformats.org/markup-compatibility/2006" xmlns:r="http://schemas.openxmlformats.org/officeDocument/2006/relationships" xmlns:w="http://schemas.openxmlformats.org/wordprocessingml/2006/main" xmlns:w14="http://schemas.microsoft.com/office/word/2010/wordml" xmlns:w15="http://schemas.microsoft.com/office/word/2012/wordml" mc:Ignorable="w14 w15">
+<w:styles xmlns:mc="http://schemas.openxmlformats.org/markup-compatibility/2006" xmlns:r="http://schemas.openxmlformats.org/officeDocument/2006/relationships" xmlns:w="http://schemas.openxmlformats.org/wordprocessingml/2006/main" xmlns:w14="http://schemas.microsoft.com/office/word/2010/wordml" xmlns:w15="http://schemas.microsoft.com/office/word/2012/wordml" xmlns:w16cex="http://schemas.microsoft.com/office/word/2018/wordml/cex" xmlns:w16cid="http://schemas.microsoft.com/office/word/2016/wordml/cid" xmlns:w16="http://schemas.microsoft.com/office/word/2018/wordml" xmlns:w16du="http://schemas.microsoft.com/office/word/2023/wordml/word16du" xmlns:w16sdtdh="http://schemas.microsoft.com/office/word/2020/wordml/sdtdatahash" xmlns:w16sdtfl="http://schemas.microsoft.com/office/word/2024/wordml/sdtformatlock" xmlns:w16se="http://schemas.microsoft.com/office/word/2015/wordml/symex" mc:Ignorable="w14 w15 w16se w16cid w16 w16cex w16sdtdh w16sdtfl w16du">
   <w:docDefaults>
     <w:rPrDefault>
       <w:rPr>
-        <w:rFonts w:ascii="Calibri" w:cs="Calibri" w:eastAsia="Calibri" w:hAnsi="Calibri"/>
+        <w:rFonts w:ascii="Calibri" w:eastAsia="Calibri" w:hAnsi="Calibri" w:cs="Calibri"/>
         <w:sz w:val="21"/>
         <w:szCs w:val="21"/>
+        <w:lang w:val="en-IN" w:eastAsia="en-IN" w:bidi="ar-SA"/>
       </w:rPr>
     </w:rPrDefault>
     <w:pPrDefault>
       <w:pPr>
-        <w:spacing w:line="280"/>
+        <w:spacing w:line="280" w:lineRule="auto"/>
       </w:pPr>
     </w:pPrDefault>
   </w:docDefaults>
-  <w:style w:type="paragraph" w:styleId="Normal" w:default="1">
+  <w:latentStyles w:defLockedState="0" w:defUIPriority="99" w:defSemiHidden="0" w:defUnhideWhenUsed="0" w:defQFormat="0" w:count="376">
+    <w:lsdException w:name="Normal" w:uiPriority="0" w:qFormat="1"/>
+    <w:lsdException w:name="heading 1" w:uiPriority="9" w:qFormat="1"/>
+    <w:lsdException w:name="heading 2" w:semiHidden="1" w:uiPriority="9" w:unhideWhenUsed="1" w:qFormat="1"/>
+    <w:lsdException w:name="heading 3" w:semiHidden="1" w:uiPriority="9" w:unhideWhenUsed="1" w:qFormat="1"/>
+    <w:lsdException w:name="heading 4" w:semiHidden="1" w:uiPriority="9" w:unhideWhenUsed="1" w:qFormat="1"/>
+    <w:lsdException w:name="heading 5" w:semiHidden="1" w:uiPriority="9" w:unhideWhenUsed="1" w:qFormat="1"/>
+    <w:lsdException w:name="heading 6" w:semiHidden="1" w:uiPriority="9" w:unhideWhenUsed="1" w:qFormat="1"/>
+    <w:lsdException w:name="heading 7" w:semiHidden="1" w:uiPriority="9" w:unhideWhenUsed="1" w:qFormat="1"/>
+    <w:lsdException w:name="heading 8" w:semiHidden="1" w:uiPriority="9" w:unhideWhenUsed="1" w:qFormat="1"/>
+    <w:lsdException w:name="heading 9" w:semiHidden="1" w:uiPriority="9" w:unhideWhenUsed="1" w:qFormat="1"/>
+    <w:lsdException w:name="index 1" w:semiHidden="1" w:unhideWhenUsed="1"/>
+    <w:lsdException w:name="index 2" w:semiHidden="1" w:unhideWhenUsed="1"/>
+    <w:lsdException w:name="index 3" w:semiHidden="1" w:unhideWhenUsed="1"/>
+    <w:lsdException w:name="index 4" w:semiHidden="1" w:unhideWhenUsed="1"/>
+    <w:lsdException w:name="index 5" w:semiHidden="1" w:unhideWhenUsed="1"/>
+    <w:lsdException w:name="index 6" w:semiHidden="1" w:unhideWhenUsed="1"/>
+    <w:lsdException w:name="index 7" w:semiHidden="1" w:unhideWhenUsed="1"/>
+    <w:lsdException w:name="index 8" w:semiHidden="1" w:unhideWhenUsed="1"/>
+    <w:lsdException w:name="index 9" w:semiHidden="1" w:unhideWhenUsed="1"/>
+    <w:lsdException w:name="toc 1" w:semiHidden="1" w:uiPriority="39" w:unhideWhenUsed="1"/>
+    <w:lsdException w:name="toc 2" w:semiHidden="1" w:uiPriority="39" w:unhideWhenUsed="1"/>
+    <w:lsdException w:name="toc 3" w:semiHidden="1" w:uiPriority="39" w:unhideWhenUsed="1"/>
+    <w:lsdException w:name="toc 4" w:semiHidden="1" w:uiPriority="39" w:unhideWhenUsed="1"/>
+    <w:lsdException w:name="toc 5" w:semiHidden="1" w:uiPriority="39" w:unhideWhenUsed="1"/>
+    <w:lsdException w:name="toc 6" w:semiHidden="1" w:uiPriority="39" w:unhideWhenUsed="1"/>
+    <w:lsdException w:name="toc 7" w:semiHidden="1" w:uiPriority="39" w:unhideWhenUsed="1"/>
+    <w:lsdException w:name="toc 8" w:semiHidden="1" w:uiPriority="39" w:unhideWhenUsed="1"/>
+    <w:lsdException w:name="toc 9" w:semiHidden="1" w:uiPriority="39" w:unhideWhenUsed="1"/>
+    <w:lsdException w:name="Normal Indent" w:semiHidden="1" w:unhideWhenUsed="1"/>
+    <w:lsdException w:name="footnote text" w:semiHidden="1" w:unhideWhenUsed="1"/>
+    <w:lsdException w:name="annotation text" w:semiHidden="1" w:unhideWhenUsed="1"/>
+    <w:lsdException w:name="header" w:semiHidden="1" w:unhideWhenUsed="1"/>
+    <w:lsdException w:name="footer" w:semiHidden="1" w:unhideWhenUsed="1"/>
+    <w:lsdException w:name="index heading" w:semiHidden="1" w:unhideWhenUsed="1"/>
+    <w:lsdException w:name="caption" w:semiHidden="1" w:uiPriority="35" w:unhideWhenUsed="1" w:qFormat="1"/>
+    <w:lsdException w:name="table of figures" w:semiHidden="1" w:unhideWhenUsed="1"/>
+    <w:lsdException w:name="envelope address" w:semiHidden="1" w:unhideWhenUsed="1"/>
+    <w:lsdException w:name="envelope return" w:semiHidden="1" w:unhideWhenUsed="1"/>
+    <w:lsdException w:name="footnote reference" w:semiHidden="1" w:unhideWhenUsed="1"/>
+    <w:lsdException w:name="annotation reference" w:semiHidden="1" w:unhideWhenUsed="1"/>
+    <w:lsdException w:name="line number" w:semiHidden="1" w:unhideWhenUsed="1"/>
+    <w:lsdException w:name="page number" w:semiHidden="1" w:unhideWhenUsed="1"/>
+    <w:lsdException w:name="endnote reference" w:semiHidden="1" w:unhideWhenUsed="1"/>
+    <w:lsdException w:name="endnote text" w:semiHidden="1" w:unhideWhenUsed="1"/>
+    <w:lsdException w:name="table of authorities" w:semiHidden="1" w:unhideWhenUsed="1"/>
+    <w:lsdException w:name="macro" w:semiHidden="1" w:unhideWhenUsed="1"/>
+    <w:lsdException w:name="toa heading" w:semiHidden="1" w:unhideWhenUsed="1"/>
+    <w:lsdException w:name="List" w:semiHidden="1" w:unhideWhenUsed="1"/>
+    <w:lsdException w:name="List Bullet" w:semiHidden="1" w:unhideWhenUsed="1"/>
+    <w:lsdException w:name="List Number" w:semiHidden="1" w:unhideWhenUsed="1"/>
+    <w:lsdException w:name="List 2" w:semiHidden="1" w:unhideWhenUsed="1"/>
+    <w:lsdException w:name="List 3" w:semiHidden="1" w:unhideWhenUsed="1"/>
+    <w:lsdException w:name="List 4" w:semiHidden="1" w:unhideWhenUsed="1"/>
+    <w:lsdException w:name="List 5" w:semiHidden="1" w:unhideWhenUsed="1"/>
+    <w:lsdException w:name="List Bullet 2" w:semiHidden="1" w:unhideWhenUsed="1"/>
+    <w:lsdException w:name="List Bullet 3" w:semiHidden="1" w:unhideWhenUsed="1"/>
+    <w:lsdException w:name="List Bullet 4" w:semiHidden="1" w:unhideWhenUsed="1"/>
+    <w:lsdException w:name="List Bullet 5" w:semiHidden="1" w:unhideWhenUsed="1"/>
+    <w:lsdException w:name="List Number 2" w:semiHidden="1" w:unhideWhenUsed="1"/>
+    <w:lsdException w:name="List Number 3" w:semiHidden="1" w:unhideWhenUsed="1"/>
+    <w:lsdException w:name="List Number 4" w:semiHidden="1" w:unhideWhenUsed="1"/>
+    <w:lsdException w:name="List Number 5" w:semiHidden="1" w:unhideWhenUsed="1"/>
+    <w:lsdException w:name="Title" w:uiPriority="10" w:qFormat="1"/>
+    <w:lsdException w:name="Closing" w:semiHidden="1" w:unhideWhenUsed="1"/>
+    <w:lsdException w:name="Signature" w:semiHidden="1" w:unhideWhenUsed="1"/>
+    <w:lsdException w:name="Default Paragraph Font" w:semiHidden="1" w:uiPriority="1" w:unhideWhenUsed="1"/>
+    <w:lsdException w:name="Body Text" w:semiHidden="1" w:unhideWhenUsed="1"/>
+    <w:lsdException w:name="Body Text Indent" w:semiHidden="1" w:unhideWhenUsed="1"/>
+    <w:lsdException w:name="List Continue" w:semiHidden="1" w:unhideWhenUsed="1"/>
+    <w:lsdException w:name="List Continue 2" w:semiHidden="1" w:unhideWhenUsed="1"/>
+    <w:lsdException w:name="List Continue 3" w:semiHidden="1" w:unhideWhenUsed="1"/>
+    <w:lsdException w:name="List Continue 4" w:semiHidden="1" w:unhideWhenUsed="1"/>
+    <w:lsdException w:name="List Continue 5" w:semiHidden="1" w:unhideWhenUsed="1"/>
+    <w:lsdException w:name="Message Header" w:semiHidden="1" w:unhideWhenUsed="1"/>
+    <w:lsdException w:name="Subtitle" w:uiPriority="11" w:qFormat="1"/>
+    <w:lsdException w:name="Salutation" w:semiHidden="1" w:unhideWhenUsed="1"/>
+    <w:lsdException w:name="Date" w:semiHidden="1" w:unhideWhenUsed="1"/>
+    <w:lsdException w:name="Body Text First Indent" w:semiHidden="1" w:unhideWhenUsed="1"/>
+    <w:lsdException w:name="Body Text First Indent 2" w:semiHidden="1" w:unhideWhenUsed="1"/>
+    <w:lsdException w:name="Note Heading" w:semiHidden="1" w:unhideWhenUsed="1"/>
+    <w:lsdException w:name="Body Text 2" w:semiHidden="1" w:unhideWhenUsed="1"/>
+    <w:lsdException w:name="Body Text 3" w:semiHidden="1" w:unhideWhenUsed="1"/>
+    <w:lsdException w:name="Body Text Indent 2" w:semiHidden="1" w:unhideWhenUsed="1"/>
+    <w:lsdException w:name="Body Text Indent 3" w:semiHidden="1" w:unhideWhenUsed="1"/>
+    <w:lsdException w:name="Block Text" w:semiHidden="1" w:unhideWhenUsed="1"/>
+    <w:lsdException w:name="Hyperlink" w:semiHidden="1" w:unhideWhenUsed="1"/>
+    <w:lsdException w:name="FollowedHyperlink" w:semiHidden="1" w:unhideWhenUsed="1"/>
+    <w:lsdException w:name="Strong" w:uiPriority="22" w:qFormat="1"/>
+    <w:lsdException w:name="Emphasis" w:uiPriority="20" w:qFormat="1"/>
+    <w:lsdException w:name="Document Map" w:semiHidden="1" w:unhideWhenUsed="1"/>
+    <w:lsdException w:name="Plain Text" w:semiHidden="1" w:unhideWhenUsed="1"/>
+    <w:lsdException w:name="E-mail Signature" w:semiHidden="1" w:unhideWhenUsed="1"/>
+    <w:lsdException w:name="HTML Top of Form" w:semiHidden="1" w:unhideWhenUsed="1"/>
+    <w:lsdException w:name="HTML Bottom of Form" w:semiHidden="1" w:unhideWhenUsed="1"/>
+    <w:lsdException w:name="Normal (Web)" w:semiHidden="1" w:unhideWhenUsed="1"/>
+    <w:lsdException w:name="HTML Acronym" w:semiHidden="1" w:unhideWhenUsed="1"/>
+    <w:lsdException w:name="HTML Address" w:semiHidden="1" w:unhideWhenUsed="1"/>
+    <w:lsdException w:name="HTML Cite" w:semiHidden="1" w:unhideWhenUsed="1"/>
+    <w:lsdException w:name="HTML Code" w:semiHidden="1" w:unhideWhenUsed="1"/>
+    <w:lsdException w:name="HTML Definition" w:semiHidden="1" w:unhideWhenUsed="1"/>
+    <w:lsdException w:name="HTML Keyboard" w:semiHidden="1" w:unhideWhenUsed="1"/>
+    <w:lsdException w:name="HTML Preformatted" w:semiHidden="1" w:unhideWhenUsed="1"/>
+    <w:lsdException w:name="HTML Sample" w:semiHidden="1" w:unhideWhenUsed="1"/>
+    <w:lsdException w:name="HTML Typewriter" w:semiHidden="1" w:unhideWhenUsed="1"/>
+    <w:lsdException w:name="HTML Variable" w:semiHidden="1" w:unhideWhenUsed="1"/>
+    <w:lsdException w:name="Normal Table" w:semiHidden="1" w:unhideWhenUsed="1"/>
+    <w:lsdException w:name="annotation subject" w:semiHidden="1" w:unhideWhenUsed="1"/>
+    <w:lsdException w:name="No List" w:semiHidden="1" w:unhideWhenUsed="1"/>
+    <w:lsdException w:name="Outline List 1" w:semiHidden="1" w:unhideWhenUsed="1"/>
+    <w:lsdException w:name="Outline List 2" w:semiHidden="1" w:unhideWhenUsed="1"/>
+    <w:lsdException w:name="Outline List 3" w:semiHidden="1" w:unhideWhenUsed="1"/>
+    <w:lsdException w:name="Table Simple 1" w:semiHidden="1" w:unhideWhenUsed="1"/>
+    <w:lsdException w:name="Table Simple 2" w:semiHidden="1" w:unhideWhenUsed="1"/>
+    <w:lsdException w:name="Table Simple 3" w:semiHidden="1" w:unhideWhenUsed="1"/>
+    <w:lsdException w:name="Table Classic 1" w:semiHidden="1" w:unhideWhenUsed="1"/>
+    <w:lsdException w:name="Table Classic 2" w:semiHidden="1" w:unhideWhenUsed="1"/>
+    <w:lsdException w:name="Table Classic 3" w:semiHidden="1" w:unhideWhenUsed="1"/>
+    <w:lsdException w:name="Table Classic 4" w:semiHidden="1" w:unhideWhenUsed="1"/>
+    <w:lsdException w:name="Table Colorful 1" w:semiHidden="1" w:unhideWhenUsed="1"/>
+    <w:lsdException w:name="Table Colorful 2" w:semiHidden="1" w:unhideWhenUsed="1"/>
+    <w:lsdException w:name="Table Colorful 3" w:semiHidden="1" w:unhideWhenUsed="1"/>
+    <w:lsdException w:name="Table Columns 1" w:semiHidden="1" w:unhideWhenUsed="1"/>
+    <w:lsdException w:name="Table Columns 2" w:semiHidden="1" w:unhideWhenUsed="1"/>
+    <w:lsdException w:name="Table Columns 3" w:semiHidden="1" w:unhideWhenUsed="1"/>
+    <w:lsdException w:name="Table Columns 4" w:semiHidden="1" w:unhideWhenUsed="1"/>
+    <w:lsdException w:name="Table Columns 5" w:semiHidden="1" w:unhideWhenUsed="1"/>
+    <w:lsdException w:name="Table Grid 1" w:semiHidden="1" w:unhideWhenUsed="1"/>
+    <w:lsdException w:name="Table Grid 2" w:semiHidden="1" w:unhideWhenUsed="1"/>
+    <w:lsdException w:name="Table Grid 3" w:semiHidden="1" w:unhideWhenUsed="1"/>
+    <w:lsdException w:name="Table Grid 4" w:semiHidden="1" w:unhideWhenUsed="1"/>
+    <w:lsdException w:name="Table Grid 5" w:semiHidden="1" w:unhideWhenUsed="1"/>
+    <w:lsdException w:name="Table Grid 6" w:semiHidden="1" w:unhideWhenUsed="1"/>
+    <w:lsdException w:name="Table Grid 7" w:semiHidden="1" w:unhideWhenUsed="1"/>
+    <w:lsdException w:name="Table Grid 8" w:semiHidden="1" w:unhideWhenUsed="1"/>
+    <w:lsdException w:name="Table List 1" w:semiHidden="1" w:unhideWhenUsed="1"/>
+    <w:lsdException w:name="Table List 2" w:semiHidden="1" w:unhideWhenUsed="1"/>
+    <w:lsdException w:name="Table List 3" w:semiHidden="1" w:unhideWhenUsed="1"/>
+    <w:lsdException w:name="Table List 4" w:semiHidden="1" w:unhideWhenUsed="1"/>
+    <w:lsdException w:name="Table List 5" w:semiHidden="1" w:unhideWhenUsed="1"/>
+    <w:lsdException w:name="Table List 6" w:semiHidden="1" w:unhideWhenUsed="1"/>
+    <w:lsdException w:name="Table List 7" w:semiHidden="1" w:unhideWhenUsed="1"/>
+    <w:lsdException w:name="Table List 8" w:semiHidden="1" w:unhideWhenUsed="1"/>
+    <w:lsdException w:name="Table 3D effects 1" w:semiHidden="1" w:unhideWhenUsed="1"/>
+    <w:lsdException w:name="Table 3D effects 2" w:semiHidden="1" w:unhideWhenUsed="1"/>
+    <w:lsdException w:name="Table 3D effects 3" w:semiHidden="1" w:unhideWhenUsed="1"/>
+    <w:lsdException w:name="Table Contemporary" w:semiHidden="1" w:unhideWhenUsed="1"/>
+    <w:lsdException w:name="Table Elegant" w:semiHidden="1" w:unhideWhenUsed="1"/>
+    <w:lsdException w:name="Table Professional" w:semiHidden="1" w:unhideWhenUsed="1"/>
+    <w:lsdException w:name="Table Subtle 1" w:semiHidden="1" w:unhideWhenUsed="1"/>
+    <w:lsdException w:name="Table Subtle 2" w:semiHidden="1" w:unhideWhenUsed="1"/>
+    <w:lsdException w:name="Table Web 1" w:semiHidden="1" w:unhideWhenUsed="1"/>
+    <w:lsdException w:name="Table Web 2" w:semiHidden="1" w:unhideWhenUsed="1"/>
+    <w:lsdException w:name="Table Web 3" w:semiHidden="1" w:unhideWhenUsed="1"/>
+    <w:lsdException w:name="Balloon Text" w:semiHidden="1" w:unhideWhenUsed="1"/>
+    <w:lsdException w:name="Table Grid" w:uiPriority="39"/>
+    <w:lsdException w:name="Table Theme" w:semiHidden="1" w:unhideWhenUsed="1"/>
+    <w:lsdException w:name="Placeholder Text" w:semiHidden="1"/>
+    <w:lsdException w:name="No Spacing" w:uiPriority="1" w:qFormat="1"/>
+    <w:lsdException w:name="Light Shading" w:uiPriority="60"/>
+    <w:lsdException w:name="Light List" w:uiPriority="61"/>
+    <w:lsdException w:name="Light Grid" w:uiPriority="62"/>
+    <w:lsdException w:name="Medium Shading 1" w:uiPriority="63"/>
+    <w:lsdException w:name="Medium Shading 2" w:uiPriority="64"/>
+    <w:lsdException w:name="Medium List 1" w:uiPriority="65"/>
+    <w:lsdException w:name="Medium List 2" w:uiPriority="66"/>
+    <w:lsdException w:name="Medium Grid 1" w:uiPriority="67"/>
+    <w:lsdException w:name="Medium Grid 2" w:uiPriority="68"/>
+    <w:lsdException w:name="Medium Grid 3" w:uiPriority="69"/>
+    <w:lsdException w:name="Dark List" w:uiPriority="70"/>
+    <w:lsdException w:name="Colorful Shading" w:uiPriority="71"/>
+    <w:lsdException w:name="Colorful List" w:uiPriority="72"/>
+    <w:lsdException w:name="Colorful Grid" w:uiPriority="73"/>
+    <w:lsdException w:name="Light Shading Accent 1" w:uiPriority="60"/>
+    <w:lsdException w:name="Light List Accent 1" w:uiPriority="61"/>
+    <w:lsdException w:name="Light Grid Accent 1" w:uiPriority="62"/>
+    <w:lsdException w:name="Medium Shading 1 Accent 1" w:uiPriority="63"/>
+    <w:lsdException w:name="Medium Shading 2 Accent 1" w:uiPriority="64"/>
+    <w:lsdException w:name="Medium List 1 Accent 1" w:uiPriority="65"/>
+    <w:lsdException w:name="Revision" w:semiHidden="1"/>
+    <w:lsdException w:name="List Paragraph" w:uiPriority="34" w:qFormat="1"/>
+    <w:lsdException w:name="Quote" w:uiPriority="29" w:qFormat="1"/>
+    <w:lsdException w:name="Intense Quote" w:uiPriority="30" w:qFormat="1"/>
+    <w:lsdException w:name="Medium List 2 Accent 1" w:uiPriority="66"/>
+    <w:lsdException w:name="Medium Grid 1 Accent 1" w:uiPriority="67"/>
+    <w:lsdException w:name="Medium Grid 2 Accent 1" w:uiPriority="68"/>
+    <w:lsdException w:name="Medium Grid 3 Accent 1" w:uiPriority="69"/>
+    <w:lsdException w:name="Dark List Accent 1" w:uiPriority="70"/>
+    <w:lsdException w:name="Colorful Shading Accent 1" w:uiPriority="71"/>
+    <w:lsdException w:name="Colorful List Accent 1" w:uiPriority="72"/>
+    <w:lsdException w:name="Colorful Grid Accent 1" w:uiPriority="73"/>
+    <w:lsdException w:name="Light Shading Accent 2" w:uiPriority="60"/>
+    <w:lsdException w:name="Light List Accent 2" w:uiPriority="61"/>
+    <w:lsdException w:name="Light Grid Accent 2" w:uiPriority="62"/>
+    <w:lsdException w:name="Medium Shading 1 Accent 2" w:uiPriority="63"/>
+    <w:lsdException w:name="Medium Shading 2 Accent 2" w:uiPriority="64"/>
+    <w:lsdException w:name="Medium List 1 Accent 2" w:uiPriority="65"/>
+    <w:lsdException w:name="Medium List 2 Accent 2" w:uiPriority="66"/>
+    <w:lsdException w:name="Medium Grid 1 Accent 2" w:uiPriority="67"/>
+    <w:lsdException w:name="Medium Grid 2 Accent 2" w:uiPriority="68"/>
+    <w:lsdException w:name="Medium Grid 3 Accent 2" w:uiPriority="69"/>
+    <w:lsdException w:name="Dark List Accent 2" w:uiPriority="70"/>
+    <w:lsdException w:name="Colorful Shading Accent 2" w:uiPriority="71"/>
+    <w:lsdException w:name="Colorful List Accent 2" w:uiPriority="72"/>
+    <w:lsdException w:name="Colorful Grid Accent 2" w:uiPriority="73"/>
+    <w:lsdException w:name="Light Shading Accent 3" w:uiPriority="60"/>
+    <w:lsdException w:name="Light List Accent 3" w:uiPriority="61"/>
+    <w:lsdException w:name="Light Grid Accent 3" w:uiPriority="62"/>
+    <w:lsdException w:name="Medium Shading 1 Accent 3" w:uiPriority="63"/>
+    <w:lsdException w:name="Medium Shading 2 Accent 3" w:uiPriority="64"/>
+    <w:lsdException w:name="Medium List 1 Accent 3" w:uiPriority="65"/>
+    <w:lsdException w:name="Medium List 2 Accent 3" w:uiPriority="66"/>
+    <w:lsdException w:name="Medium Grid 1 Accent 3" w:uiPriority="67"/>
+    <w:lsdException w:name="Medium Grid 2 Accent 3" w:uiPriority="68"/>
+    <w:lsdException w:name="Medium Grid 3 Accent 3" w:uiPriority="69"/>
+    <w:lsdException w:name="Dark List Accent 3" w:uiPriority="70"/>
+    <w:lsdException w:name="Colorful Shading Accent 3" w:uiPriority="71"/>
+    <w:lsdException w:name="Colorful List Accent 3" w:uiPriority="72"/>
+    <w:lsdException w:name="Colorful Grid Accent 3" w:uiPriority="73"/>
+    <w:lsdException w:name="Light Shading Accent 4" w:uiPriority="60"/>
+    <w:lsdException w:name="Light List Accent 4" w:uiPriority="61"/>
+    <w:lsdException w:name="Light Grid Accent 4" w:uiPriority="62"/>
+    <w:lsdException w:name="Medium Shading 1 Accent 4" w:uiPriority="63"/>
+    <w:lsdException w:name="Medium Shading 2 Accent 4" w:uiPriority="64"/>
+    <w:lsdException w:name="Medium List 1 Accent 4" w:uiPriority="65"/>
+    <w:lsdException w:name="Medium List 2 Accent 4" w:uiPriority="66"/>
+    <w:lsdException w:name="Medium Grid 1 Accent 4" w:uiPriority="67"/>
+    <w:lsdException w:name="Medium Grid 2 Accent 4" w:uiPriority="68"/>
+    <w:lsdException w:name="Medium Grid 3 Accent 4" w:uiPriority="69"/>
+    <w:lsdException w:name="Dark List Accent 4" w:uiPriority="70"/>
+    <w:lsdException w:name="Colorful Shading Accent 4" w:uiPriority="71"/>
+    <w:lsdException w:name="Colorful List Accent 4" w:uiPriority="72"/>
+    <w:lsdException w:name="Colorful Grid Accent 4" w:uiPriority="73"/>
+    <w:lsdException w:name="Light Shading Accent 5" w:uiPriority="60"/>
+    <w:lsdException w:name="Light List Accent 5" w:uiPriority="61"/>
+    <w:lsdException w:name="Light Grid Accent 5" w:uiPriority="62"/>
+    <w:lsdException w:name="Medium Shading 1 Accent 5" w:uiPriority="63"/>
+    <w:lsdException w:name="Medium Shading 2 Accent 5" w:uiPriority="64"/>
+    <w:lsdException w:name="Medium List 1 Accent 5" w:uiPriority="65"/>
+    <w:lsdException w:name="Medium List 2 Accent 5" w:uiPriority="66"/>
+    <w:lsdException w:name="Medium Grid 1 Accent 5" w:uiPriority="67"/>
+    <w:lsdException w:name="Medium Grid 2 Accent 5" w:uiPriority="68"/>
+    <w:lsdException w:name="Medium Grid 3 Accent 5" w:uiPriority="69"/>
+    <w:lsdException w:name="Dark List Accent 5" w:uiPriority="70"/>
+    <w:lsdException w:name="Colorful Shading Accent 5" w:uiPriority="71"/>
+    <w:lsdException w:name="Colorful List Accent 5" w:uiPriority="72"/>
+    <w:lsdException w:name="Colorful Grid Accent 5" w:uiPriority="73"/>
+    <w:lsdException w:name="Light Shading Accent 6" w:uiPriority="60"/>
+    <w:lsdException w:name="Light List Accent 6" w:uiPriority="61"/>
+    <w:lsdException w:name="Light Grid Accent 6" w:uiPriority="62"/>
+    <w:lsdException w:name="Medium Shading 1 Accent 6" w:uiPriority="63"/>
+    <w:lsdException w:name="Medium Shading 2 Accent 6" w:uiPriority="64"/>
+    <w:lsdException w:name="Medium List 1 Accent 6" w:uiPriority="65"/>
+    <w:lsdException w:name="Medium List 2 Accent 6" w:uiPriority="66"/>
+    <w:lsdException w:name="Medium Grid 1 Accent 6" w:uiPriority="67"/>
+    <w:lsdException w:name="Medium Grid 2 Accent 6" w:uiPriority="68"/>
+    <w:lsdException w:name="Medium Grid 3 Accent 6" w:uiPriority="69"/>
+    <w:lsdException w:name="Dark List Accent 6" w:uiPriority="70"/>
+    <w:lsdException w:name="Colorful Shading Accent 6" w:uiPriority="71"/>
+    <w:lsdException w:name="Colorful List Accent 6" w:uiPriority="72"/>
+    <w:lsdException w:name="Colorful Grid Accent 6" w:uiPriority="73"/>
+    <w:lsdException w:name="Subtle Emphasis" w:uiPriority="19" w:qFormat="1"/>
+    <w:lsdException w:name="Intense Emphasis" w:uiPriority="21" w:qFormat="1"/>
+    <w:lsdException w:name="Subtle Reference" w:uiPriority="31" w:qFormat="1"/>
+    <w:lsdException w:name="Intense Reference" w:uiPriority="32" w:qFormat="1"/>
+    <w:lsdException w:name="Book Title" w:uiPriority="33" w:qFormat="1"/>
+    <w:lsdException w:name="Bibliography" w:semiHidden="1" w:uiPriority="37" w:unhideWhenUsed="1"/>
+    <w:lsdException w:name="TOC Heading" w:semiHidden="1" w:uiPriority="39" w:unhideWhenUsed="1" w:qFormat="1"/>
+    <w:lsdException w:name="Plain Table 1" w:uiPriority="41"/>
+    <w:lsdException w:name="Plain Table 2" w:uiPriority="42"/>
+    <w:lsdException w:name="Plain Table 3" w:uiPriority="43"/>
+    <w:lsdException w:name="Plain Table 4" w:uiPriority="44"/>
+    <w:lsdException w:name="Plain Table 5" w:uiPriority="45"/>
+    <w:lsdException w:name="Grid Table Light" w:uiPriority="40"/>
+    <w:lsdException w:name="Grid Table 1 Light" w:uiPriority="46"/>
+    <w:lsdException w:name="Grid Table 2" w:uiPriority="47"/>
+    <w:lsdException w:name="Grid Table 3" w:uiPriority="48"/>
+    <w:lsdException w:name="Grid Table 4" w:uiPriority="49"/>
+    <w:lsdException w:name="Grid Table 5 Dark" w:uiPriority="50"/>
+    <w:lsdException w:name="Grid Table 6 Colorful" w:uiPriority="51"/>
+    <w:lsdException w:name="Grid Table 7 Colorful" w:uiPriority="52"/>
+    <w:lsdException w:name="Grid Table 1 Light Accent 1" w:uiPriority="46"/>
+    <w:lsdException w:name="Grid Table 2 Accent 1" w:uiPriority="47"/>
+    <w:lsdException w:name="Grid Table 3 Accent 1" w:uiPriority="48"/>
+    <w:lsdException w:name="Grid Table 4 Accent 1" w:uiPriority="49"/>
+    <w:lsdException w:name="Grid Table 5 Dark Accent 1" w:uiPriority="50"/>
+    <w:lsdException w:name="Grid Table 6 Colorful Accent 1" w:uiPriority="51"/>
+    <w:lsdException w:name="Grid Table 7 Colorful Accent 1" w:uiPriority="52"/>
+    <w:lsdException w:name="Grid Table 1 Light Accent 2" w:uiPriority="46"/>
+    <w:lsdException w:name="Grid Table 2 Accent 2" w:uiPriority="47"/>
+    <w:lsdException w:name="Grid Table 3 Accent 2" w:uiPriority="48"/>
+    <w:lsdException w:name="Grid Table 4 Accent 2" w:uiPriority="49"/>
+    <w:lsdException w:name="Grid Table 5 Dark Accent 2" w:uiPriority="50"/>
+    <w:lsdException w:name="Grid Table 6 Colorful Accent 2" w:uiPriority="51"/>
+    <w:lsdException w:name="Grid Table 7 Colorful Accent 2" w:uiPriority="52"/>
+    <w:lsdException w:name="Grid Table 1 Light Accent 3" w:uiPriority="46"/>
+    <w:lsdException w:name="Grid Table 2 Accent 3" w:uiPriority="47"/>
+    <w:lsdException w:name="Grid Table 3 Accent 3" w:uiPriority="48"/>
+    <w:lsdException w:name="Grid Table 4 Accent 3" w:uiPriority="49"/>
+    <w:lsdException w:name="Grid Table 5 Dark Accent 3" w:uiPriority="50"/>
+    <w:lsdException w:name="Grid Table 6 Colorful Accent 3" w:uiPriority="51"/>
+    <w:lsdException w:name="Grid Table 7 Colorful Accent 3" w:uiPriority="52"/>
+    <w:lsdException w:name="Grid Table 1 Light Accent 4" w:uiPriority="46"/>
+    <w:lsdException w:name="Grid Table 2 Accent 4" w:uiPriority="47"/>
+    <w:lsdException w:name="Grid Table 3 Accent 4" w:uiPriority="48"/>
+    <w:lsdException w:name="Grid Table 4 Accent 4" w:uiPriority="49"/>
+    <w:lsdException w:name="Grid Table 5 Dark Accent 4" w:uiPriority="50"/>
+    <w:lsdException w:name="Grid Table 6 Colorful Accent 4" w:uiPriority="51"/>
+    <w:lsdException w:name="Grid Table 7 Colorful Accent 4" w:uiPriority="52"/>
+    <w:lsdException w:name="Grid Table 1 Light Accent 5" w:uiPriority="46"/>
+    <w:lsdException w:name="Grid Table 2 Accent 5" w:uiPriority="47"/>
+    <w:lsdException w:name="Grid Table 3 Accent 5" w:uiPriority="48"/>
+    <w:lsdException w:name="Grid Table 4 Accent 5" w:uiPriority="49"/>
+    <w:lsdException w:name="Grid Table 5 Dark Accent 5" w:uiPriority="50"/>
+    <w:lsdException w:name="Grid Table 6 Colorful Accent 5" w:uiPriority="51"/>
+    <w:lsdException w:name="Grid Table 7 Colorful Accent 5" w:uiPriority="52"/>
+    <w:lsdException w:name="Grid Table 1 Light Accent 6" w:uiPriority="46"/>
+    <w:lsdException w:name="Grid Table 2 Accent 6" w:uiPriority="47"/>
+    <w:lsdException w:name="Grid Table 3 Accent 6" w:uiPriority="48"/>
+    <w:lsdException w:name="Grid Table 4 Accent 6" w:uiPriority="49"/>
+    <w:lsdException w:name="Grid Table 5 Dark Accent 6" w:uiPriority="50"/>
+    <w:lsdException w:name="Grid Table 6 Colorful Accent 6" w:uiPriority="51"/>
+    <w:lsdException w:name="Grid Table 7 Colorful Accent 6" w:uiPriority="52"/>
+    <w:lsdException w:name="List Table 1 Light" w:uiPriority="46"/>
+    <w:lsdException w:name="List Table 2" w:uiPriority="47"/>
+    <w:lsdException w:name="List Table 3" w:uiPriority="48"/>
+    <w:lsdException w:name="List Table 4" w:uiPriority="49"/>
+    <w:lsdException w:name="List Table 5 Dark" w:uiPriority="50"/>
+    <w:lsdException w:name="List Table 6 Colorful" w:uiPriority="51"/>
+    <w:lsdException w:name="List Table 7 Colorful" w:uiPriority="52"/>
+    <w:lsdException w:name="List Table 1 Light Accent 1" w:uiPriority="46"/>
+    <w:lsdException w:name="List Table 2 Accent 1" w:uiPriority="47"/>
+    <w:lsdException w:name="List Table 3 Accent 1" w:uiPriority="48"/>
+    <w:lsdException w:name="List Table 4 Accent 1" w:uiPriority="49"/>
+    <w:lsdException w:name="List Table 5 Dark Accent 1" w:uiPriority="50"/>
+    <w:lsdException w:name="List Table 6 Colorful Accent 1" w:uiPriority="51"/>
+    <w:lsdException w:name="List Table 7 Colorful Accent 1" w:uiPriority="52"/>
+    <w:lsdException w:name="List Table 1 Light Accent 2" w:uiPriority="46"/>
+    <w:lsdException w:name="List Table 2 Accent 2" w:uiPriority="47"/>
+    <w:lsdException w:name="List Table 3 Accent 2" w:uiPriority="48"/>
+    <w:lsdException w:name="List Table 4 Accent 2" w:uiPriority="49"/>
+    <w:lsdException w:name="List Table 5 Dark Accent 2" w:uiPriority="50"/>
+    <w:lsdException w:name="List Table 6 Colorful Accent 2" w:uiPriority="51"/>
+    <w:lsdException w:name="List Table 7 Colorful Accent 2" w:uiPriority="52"/>
+    <w:lsdException w:name="List Table 1 Light Accent 3" w:uiPriority="46"/>
+    <w:lsdException w:name="List Table 2 Accent 3" w:uiPriority="47"/>
+    <w:lsdException w:name="List Table 3 Accent 3" w:uiPriority="48"/>
+    <w:lsdException w:name="List Table 4 Accent 3" w:uiPriority="49"/>
+    <w:lsdException w:name="List Table 5 Dark Accent 3" w:uiPriority="50"/>
+    <w:lsdException w:name="List Table 6 Colorful Accent 3" w:uiPriority="51"/>
+    <w:lsdException w:name="List Table 7 Colorful Accent 3" w:uiPriority="52"/>
+    <w:lsdException w:name="List Table 1 Light Accent 4" w:uiPriority="46"/>
+    <w:lsdException w:name="List Table 2 Accent 4" w:uiPriority="47"/>
+    <w:lsdException w:name="List Table 3 Accent 4" w:uiPriority="48"/>
+    <w:lsdException w:name="List Table 4 Accent 4" w:uiPriority="49"/>
+    <w:lsdException w:name="List Table 5 Dark Accent 4" w:uiPriority="50"/>
+    <w:lsdException w:name="List Table 6 Colorful Accent 4" w:uiPriority="51"/>
+    <w:lsdException w:name="List Table 7 Colorful Accent 4" w:uiPriority="52"/>
+    <w:lsdException w:name="List Table 1 Light Accent 5" w:uiPriority="46"/>
+    <w:lsdException w:name="List Table 2 Accent 5" w:uiPriority="47"/>
+    <w:lsdException w:name="List Table 3 Accent 5" w:uiPriority="48"/>
+    <w:lsdException w:name="List Table 4 Accent 5" w:uiPriority="49"/>
+    <w:lsdException w:name="List Table 5 Dark Accent 5" w:uiPriority="50"/>
+    <w:lsdException w:name="List Table 6 Colorful Accent 5" w:uiPriority="51"/>
+    <w:lsdException w:name="List Table 7 Colorful Accent 5" w:uiPriority="52"/>
+    <w:lsdException w:name="List Table 1 Light Accent 6" w:uiPriority="46"/>
+    <w:lsdException w:name="List Table 2 Accent 6" w:uiPriority="47"/>
+    <w:lsdException w:name="List Table 3 Accent 6" w:uiPriority="48"/>
+    <w:lsdException w:name="List Table 4 Accent 6" w:uiPriority="49"/>
+    <w:lsdException w:name="List Table 5 Dark Accent 6" w:uiPriority="50"/>
+    <w:lsdException w:name="List Table 6 Colorful Accent 6" w:uiPriority="51"/>
+    <w:lsdException w:name="List Table 7 Colorful Accent 6" w:uiPriority="52"/>
+    <w:lsdException w:name="Mention" w:semiHidden="1" w:unhideWhenUsed="1"/>
+    <w:lsdException w:name="Smart Hyperlink" w:semiHidden="1" w:unhideWhenUsed="1"/>
+    <w:lsdException w:name="Hashtag" w:semiHidden="1" w:unhideWhenUsed="1"/>
+    <w:lsdException w:name="Unresolved Mention" w:semiHidden="1" w:unhideWhenUsed="1"/>
+    <w:lsdException w:name="Smart Link" w:semiHidden="1" w:unhideWhenUsed="1"/>
+  </w:latentStyles>
+  <w:style w:type="paragraph" w:default="1" w:styleId="Normal">
     <w:name w:val="Normal"/>
     <w:qFormat/>
   </w:style>
-  <w:style w:type="paragraph" w:styleId="Title">
-    <w:name w:val="Title"/>
+  <w:style w:type="paragraph" w:styleId="Heading1">
+    <w:name w:val="heading 1"/>
     <w:basedOn w:val="Normal"/>
     <w:next w:val="Normal"/>
+    <w:uiPriority w:val="9"/>
     <w:qFormat/>
-    <w:rPr>
-      <w:sz w:val="56"/>
-      <w:szCs w:val="56"/>
-    </w:rPr>
-  </w:style>
-  <w:style w:type="paragraph" w:styleId="Heading1">
-    <w:name w:val="Heading 1"/>
-    <w:basedOn w:val="Normal"/>
-    <w:next w:val="Normal"/>
-    <w:qFormat/>
+    <w:pPr>
+      <w:outlineLvl w:val="0"/>
+    </w:pPr>
     <w:rPr>
       <w:color w:val="2E74B5"/>
       <w:sz w:val="32"/>
@@ -2523,10 +7484,15 @@
     </w:rPr>
   </w:style>
   <w:style w:type="paragraph" w:styleId="Heading2">
-    <w:name w:val="Heading 2"/>
+    <w:name w:val="heading 2"/>
     <w:basedOn w:val="Normal"/>
     <w:next w:val="Normal"/>
+    <w:uiPriority w:val="9"/>
+    <w:unhideWhenUsed/>
     <w:qFormat/>
+    <w:pPr>
+      <w:outlineLvl w:val="1"/>
+    </w:pPr>
     <w:rPr>
       <w:color w:val="2E74B5"/>
       <w:sz w:val="26"/>
@@ -2534,10 +7500,16 @@
     </w:rPr>
   </w:style>
   <w:style w:type="paragraph" w:styleId="Heading3">
-    <w:name w:val="Heading 3"/>
+    <w:name w:val="heading 3"/>
     <w:basedOn w:val="Normal"/>
     <w:next w:val="Normal"/>
+    <w:uiPriority w:val="9"/>
+    <w:semiHidden/>
+    <w:unhideWhenUsed/>
     <w:qFormat/>
+    <w:pPr>
+      <w:outlineLvl w:val="2"/>
+    </w:pPr>
     <w:rPr>
       <w:color w:val="1F4D78"/>
       <w:sz w:val="24"/>
@@ -2545,10 +7517,16 @@
     </w:rPr>
   </w:style>
   <w:style w:type="paragraph" w:styleId="Heading4">
-    <w:name w:val="Heading 4"/>
+    <w:name w:val="heading 4"/>
     <w:basedOn w:val="Normal"/>
     <w:next w:val="Normal"/>
+    <w:uiPriority w:val="9"/>
+    <w:semiHidden/>
+    <w:unhideWhenUsed/>
     <w:qFormat/>
+    <w:pPr>
+      <w:outlineLvl w:val="3"/>
+    </w:pPr>
     <w:rPr>
       <w:i/>
       <w:iCs/>
@@ -2556,25 +7534,75 @@
     </w:rPr>
   </w:style>
   <w:style w:type="paragraph" w:styleId="Heading5">
-    <w:name w:val="Heading 5"/>
+    <w:name w:val="heading 5"/>
     <w:basedOn w:val="Normal"/>
     <w:next w:val="Normal"/>
+    <w:uiPriority w:val="9"/>
+    <w:semiHidden/>
+    <w:unhideWhenUsed/>
     <w:qFormat/>
+    <w:pPr>
+      <w:outlineLvl w:val="4"/>
+    </w:pPr>
     <w:rPr>
       <w:color w:val="2E74B5"/>
     </w:rPr>
   </w:style>
   <w:style w:type="paragraph" w:styleId="Heading6">
-    <w:name w:val="Heading 6"/>
+    <w:name w:val="heading 6"/>
     <w:basedOn w:val="Normal"/>
     <w:next w:val="Normal"/>
+    <w:uiPriority w:val="9"/>
+    <w:semiHidden/>
+    <w:unhideWhenUsed/>
     <w:qFormat/>
+    <w:pPr>
+      <w:outlineLvl w:val="5"/>
+    </w:pPr>
     <w:rPr>
       <w:color w:val="1F4D78"/>
     </w:rPr>
   </w:style>
-  <w:style w:type="paragraph" w:styleId="Strong">
-    <w:name w:val="Strong"/>
+  <w:style w:type="character" w:default="1" w:styleId="DefaultParagraphFont">
+    <w:name w:val="Default Paragraph Font"/>
+    <w:uiPriority w:val="1"/>
+    <w:semiHidden/>
+    <w:unhideWhenUsed/>
+  </w:style>
+  <w:style w:type="table" w:default="1" w:styleId="TableNormal">
+    <w:name w:val="Normal Table"/>
+    <w:uiPriority w:val="99"/>
+    <w:semiHidden/>
+    <w:unhideWhenUsed/>
+    <w:tblPr>
+      <w:tblInd w:w="0" w:type="dxa"/>
+      <w:tblCellMar>
+        <w:top w:w="0" w:type="dxa"/>
+        <w:left w:w="108" w:type="dxa"/>
+        <w:bottom w:w="0" w:type="dxa"/>
+        <w:right w:w="108" w:type="dxa"/>
+      </w:tblCellMar>
+    </w:tblPr>
+  </w:style>
+  <w:style w:type="numbering" w:default="1" w:styleId="NoList">
+    <w:name w:val="No List"/>
+    <w:uiPriority w:val="99"/>
+    <w:semiHidden/>
+    <w:unhideWhenUsed/>
+  </w:style>
+  <w:style w:type="paragraph" w:styleId="Title">
+    <w:name w:val="Title"/>
+    <w:basedOn w:val="Normal"/>
+    <w:next w:val="Normal"/>
+    <w:uiPriority w:val="10"/>
+    <w:qFormat/>
+    <w:rPr>
+      <w:sz w:val="56"/>
+      <w:szCs w:val="56"/>
+    </w:rPr>
+  </w:style>
+  <w:style w:type="paragraph" w:customStyle="1" w:styleId="Strong1">
+    <w:name w:val="Strong1"/>
     <w:basedOn w:val="Normal"/>
     <w:next w:val="Normal"/>
     <w:qFormat/>
@@ -2590,7 +7618,6 @@
   </w:style>
   <w:style w:type="character" w:styleId="Hyperlink">
     <w:name w:val="Hyperlink"/>
-    <w:basedOn w:val="DefaultParagraphFont"/>
     <w:uiPriority w:val="99"/>
     <w:unhideWhenUsed/>
     <w:rPr>
@@ -2600,7 +7627,6 @@
   </w:style>
   <w:style w:type="character" w:styleId="FootnoteReference">
     <w:name w:val="footnote reference"/>
-    <w:basedOn w:val="DefaultParagraphFont"/>
     <w:uiPriority w:val="99"/>
     <w:semiHidden/>
     <w:unhideWhenUsed/>
@@ -2616,16 +7642,15 @@
     <w:semiHidden/>
     <w:unhideWhenUsed/>
     <w:pPr>
-      <w:spacing w:after="0" w:line="240" w:lineRule="auto"/>
+      <w:spacing w:line="240" w:lineRule="auto"/>
     </w:pPr>
     <w:rPr>
       <w:sz w:val="20"/>
       <w:szCs w:val="20"/>
     </w:rPr>
   </w:style>
-  <w:style w:type="character" w:styleId="FootnoteTextChar">
+  <w:style w:type="character" w:customStyle="1" w:styleId="FootnoteTextChar">
     <w:name w:val="Footnote Text Char"/>
-    <w:basedOn w:val="DefaultParagraphFont"/>
     <w:link w:val="FootnoteText"/>
     <w:uiPriority w:val="99"/>
     <w:semiHidden/>
@@ -2637,7 +7662,6 @@
   </w:style>
   <w:style w:type="character" w:styleId="EndnoteReference">
     <w:name w:val="endnote reference"/>
-    <w:basedOn w:val="DefaultParagraphFont"/>
     <w:uiPriority w:val="99"/>
     <w:semiHidden/>
     <w:unhideWhenUsed/>
@@ -2653,16 +7677,15 @@
     <w:semiHidden/>
     <w:unhideWhenUsed/>
     <w:pPr>
-      <w:spacing w:after="0" w:line="240" w:lineRule="auto"/>
+      <w:spacing w:line="240" w:lineRule="auto"/>
     </w:pPr>
     <w:rPr>
       <w:sz w:val="20"/>
       <w:szCs w:val="20"/>
     </w:rPr>
   </w:style>
-  <w:style w:type="character" w:styleId="EndnoteTextChar">
+  <w:style w:type="character" w:customStyle="1" w:styleId="EndnoteTextChar">
     <w:name w:val="Endnote Text Char"/>
-    <w:basedOn w:val="DefaultParagraphFont"/>
     <w:link w:val="EndnoteText"/>
     <w:uiPriority w:val="99"/>
     <w:semiHidden/>
@@ -2671,6 +7694,31 @@
       <w:sz w:val="20"/>
       <w:szCs w:val="20"/>
     </w:rPr>
+  </w:style>
+  <w:style w:type="paragraph" w:styleId="TOC1">
+    <w:name w:val="toc 1"/>
+    <w:basedOn w:val="Normal"/>
+    <w:next w:val="Normal"/>
+    <w:autoRedefine/>
+    <w:uiPriority w:val="39"/>
+    <w:unhideWhenUsed/>
+    <w:rsid w:val="00D77358"/>
+    <w:pPr>
+      <w:spacing w:after="100"/>
+    </w:pPr>
+  </w:style>
+  <w:style w:type="paragraph" w:styleId="TOC2">
+    <w:name w:val="toc 2"/>
+    <w:basedOn w:val="Normal"/>
+    <w:next w:val="Normal"/>
+    <w:autoRedefine/>
+    <w:uiPriority w:val="39"/>
+    <w:unhideWhenUsed/>
+    <w:rsid w:val="00D77358"/>
+    <w:pPr>
+      <w:spacing w:after="100"/>
+      <w:ind w:left="210"/>
+    </w:pPr>
   </w:style>
 </w:styles>
 </file>
@@ -2827,7 +7875,7 @@
         <a:solidFill>
           <a:schemeClr val="phClr"/>
         </a:solidFill>
-        <a:gradFill rotWithShape="true">
+        <a:gradFill rotWithShape="1">
           <a:gsLst>
             <a:gs pos="0">
               <a:schemeClr val="phClr">
@@ -2851,9 +7899,9 @@
               </a:schemeClr>
             </a:gs>
           </a:gsLst>
-          <a:lin ang="5400000" scaled="false"/>
+          <a:lin ang="5400000" scaled="0"/>
         </a:gradFill>
-        <a:gradFill rotWithShape="true">
+        <a:gradFill rotWithShape="1">
           <a:gsLst>
             <a:gs pos="0">
               <a:schemeClr val="phClr">
@@ -2877,7 +7925,7 @@
               </a:schemeClr>
             </a:gs>
           </a:gsLst>
-          <a:lin ang="5400000" scaled="false"/>
+          <a:lin ang="5400000" scaled="0"/>
         </a:gradFill>
       </a:fillStyleLst>
       <a:lnStyleLst>
@@ -2912,7 +7960,7 @@
         </a:effectStyle>
         <a:effectStyle>
           <a:effectLst>
-            <a:outerShdw blurRad="57150" dist="19050" dir="5400000" algn="ctr" rotWithShape="false">
+            <a:outerShdw blurRad="57150" dist="19050" dir="5400000" algn="ctr" rotWithShape="0">
               <a:srgbClr val="000000">
                 <a:alpha val="63000"/>
               </a:srgbClr>
@@ -2930,7 +7978,7 @@
             <a:satMod val="170000"/>
           </a:schemeClr>
         </a:solidFill>
-        <a:gradFill rotWithShape="true">
+        <a:gradFill rotWithShape="1">
           <a:gsLst>
             <a:gs pos="0">
               <a:schemeClr val="phClr">
@@ -2955,7 +8003,7 @@
               </a:schemeClr>
             </a:gs>
           </a:gsLst>
-          <a:lin ang="5400000" scaled="false"/>
+          <a:lin ang="5400000" scaled="0"/>
         </a:gradFill>
       </a:bgFillStyleLst>
     </a:fmtScheme>

--- a/docs/Store Administrator Operating Guide.docx
+++ b/docs/Store Administrator Operating Guide.docx
@@ -20,7 +20,7 @@
           <w:sz w:val="28"/>
           <w:szCs w:val="28"/>
         </w:rPr>
-        <w:t>OMNIA RETAIL POS</w:t>
+        <w:t>VEDIX POS</w:t>
       </w:r>
     </w:p>
     <w:p>
@@ -124,7 +124,7 @@
         <w:pStyle w:val="Heading1"/>
         <w:spacing w:before="400" w:after="140"/>
       </w:pPr>
-      <w:bookmarkStart w:id="0" w:name="_Toc241673173"/>
+      <w:bookmarkStart w:id="0" w:name="_Toc241781418"/>
       <w:r>
         <w:rPr>
           <w:b/>
@@ -153,7 +153,7 @@
           <w:left w:w="10" w:type="dxa"/>
           <w:right w:w="10" w:type="dxa"/>
         </w:tblCellMar>
-        <w:tblLook w:val="0000" w:firstRow="0" w:lastRow="0" w:firstColumn="0" w:lastColumn="0" w:noHBand="0" w:noVBand="0"/>
+        <w:tblLook w:val="04A0" w:firstRow="1" w:lastRow="0" w:firstColumn="1" w:lastColumn="0" w:noHBand="0" w:noVBand="1"/>
       </w:tblPr>
       <w:tblGrid>
         <w:gridCol w:w="2500"/>
@@ -485,7 +485,7 @@
                 <w:sz w:val="20"/>
                 <w:szCs w:val="20"/>
               </w:rPr>
-              <w:t>Omnia Retail POS — browser and Windows desktop application</w:t>
+              <w:t>Vedix POS — browser and Windows desktop application</w:t>
             </w:r>
           </w:p>
         </w:tc>
@@ -555,7 +555,7 @@
         <w:pStyle w:val="Heading1"/>
         <w:spacing w:before="400" w:after="140"/>
       </w:pPr>
-      <w:bookmarkStart w:id="1" w:name="_Toc241673174"/>
+      <w:bookmarkStart w:id="1" w:name="_Toc241781419"/>
       <w:r>
         <w:rPr>
           <w:b/>
@@ -571,7 +571,7 @@
     <w:sdt>
       <w:sdtPr>
         <w:alias w:val="Contents"/>
-        <w:id w:val="1273831891"/>
+        <w:id w:val="-1309550143"/>
       </w:sdtPr>
       <w:sdtEndPr/>
       <w:sdtContent>
@@ -599,7 +599,7 @@
           <w:r>
             <w:fldChar w:fldCharType="separate"/>
           </w:r>
-          <w:hyperlink w:anchor="_Toc241673173" w:history="1">
+          <w:hyperlink w:anchor="_Toc241781418" w:history="1">
             <w:r>
               <w:rPr>
                 <w:rStyle w:val="Hyperlink"/>
@@ -625,7 +625,7 @@
               <w:rPr>
                 <w:noProof/>
               </w:rPr>
-              <w:instrText xml:space="preserve"> PAGEREF _Toc241673173 \h </w:instrText>
+              <w:instrText xml:space="preserve"> PAGEREF _Toc241781418 \h </w:instrText>
             </w:r>
             <w:r>
               <w:rPr>
@@ -667,7 +667,7 @@
               <w14:ligatures w14:val="standardContextual"/>
             </w:rPr>
           </w:pPr>
-          <w:hyperlink w:anchor="_Toc241673174" w:history="1">
+          <w:hyperlink w:anchor="_Toc241781419" w:history="1">
             <w:r>
               <w:rPr>
                 <w:rStyle w:val="Hyperlink"/>
@@ -693,7 +693,7 @@
               <w:rPr>
                 <w:noProof/>
               </w:rPr>
-              <w:instrText xml:space="preserve"> PAGEREF _Toc241673174 \h </w:instrText>
+              <w:instrText xml:space="preserve"> PAGEREF _Toc241781419 \h </w:instrText>
             </w:r>
             <w:r>
               <w:rPr>
@@ -735,7 +735,7 @@
               <w14:ligatures w14:val="standardContextual"/>
             </w:rPr>
           </w:pPr>
-          <w:hyperlink w:anchor="_Toc241673175" w:history="1">
+          <w:hyperlink w:anchor="_Toc241781420" w:history="1">
             <w:r>
               <w:rPr>
                 <w:rStyle w:val="Hyperlink"/>
@@ -761,7 +761,7 @@
               <w:rPr>
                 <w:noProof/>
               </w:rPr>
-              <w:instrText xml:space="preserve"> PAGEREF _Toc241673175 \h </w:instrText>
+              <w:instrText xml:space="preserve"> PAGEREF _Toc241781420 \h </w:instrText>
             </w:r>
             <w:r>
               <w:rPr>
@@ -803,7 +803,7 @@
               <w14:ligatures w14:val="standardContextual"/>
             </w:rPr>
           </w:pPr>
-          <w:hyperlink w:anchor="_Toc241673176" w:history="1">
+          <w:hyperlink w:anchor="_Toc241781421" w:history="1">
             <w:r>
               <w:rPr>
                 <w:rStyle w:val="Hyperlink"/>
@@ -829,7 +829,7 @@
               <w:rPr>
                 <w:noProof/>
               </w:rPr>
-              <w:instrText xml:space="preserve"> PAGEREF _Toc241673176 \h </w:instrText>
+              <w:instrText xml:space="preserve"> PAGEREF _Toc241781421 \h </w:instrText>
             </w:r>
             <w:r>
               <w:rPr>
@@ -871,7 +871,7 @@
               <w14:ligatures w14:val="standardContextual"/>
             </w:rPr>
           </w:pPr>
-          <w:hyperlink w:anchor="_Toc241673177" w:history="1">
+          <w:hyperlink w:anchor="_Toc241781422" w:history="1">
             <w:r>
               <w:rPr>
                 <w:rStyle w:val="Hyperlink"/>
@@ -897,7 +897,7 @@
               <w:rPr>
                 <w:noProof/>
               </w:rPr>
-              <w:instrText xml:space="preserve"> PAGEREF _Toc241673177 \h </w:instrText>
+              <w:instrText xml:space="preserve"> PAGEREF _Toc241781422 \h </w:instrText>
             </w:r>
             <w:r>
               <w:rPr>
@@ -939,7 +939,7 @@
               <w14:ligatures w14:val="standardContextual"/>
             </w:rPr>
           </w:pPr>
-          <w:hyperlink w:anchor="_Toc241673178" w:history="1">
+          <w:hyperlink w:anchor="_Toc241781423" w:history="1">
             <w:r>
               <w:rPr>
                 <w:rStyle w:val="Hyperlink"/>
@@ -965,7 +965,7 @@
               <w:rPr>
                 <w:noProof/>
               </w:rPr>
-              <w:instrText xml:space="preserve"> PAGEREF _Toc241673178 \h </w:instrText>
+              <w:instrText xml:space="preserve"> PAGEREF _Toc241781423 \h </w:instrText>
             </w:r>
             <w:r>
               <w:rPr>
@@ -1007,7 +1007,7 @@
               <w14:ligatures w14:val="standardContextual"/>
             </w:rPr>
           </w:pPr>
-          <w:hyperlink w:anchor="_Toc241673179" w:history="1">
+          <w:hyperlink w:anchor="_Toc241781424" w:history="1">
             <w:r>
               <w:rPr>
                 <w:rStyle w:val="Hyperlink"/>
@@ -1033,7 +1033,7 @@
               <w:rPr>
                 <w:noProof/>
               </w:rPr>
-              <w:instrText xml:space="preserve"> PAGEREF _Toc241673179 \h </w:instrText>
+              <w:instrText xml:space="preserve"> PAGEREF _Toc241781424 \h </w:instrText>
             </w:r>
             <w:r>
               <w:rPr>
@@ -1075,7 +1075,7 @@
               <w14:ligatures w14:val="standardContextual"/>
             </w:rPr>
           </w:pPr>
-          <w:hyperlink w:anchor="_Toc241673180" w:history="1">
+          <w:hyperlink w:anchor="_Toc241781425" w:history="1">
             <w:r>
               <w:rPr>
                 <w:rStyle w:val="Hyperlink"/>
@@ -1101,7 +1101,7 @@
               <w:rPr>
                 <w:noProof/>
               </w:rPr>
-              <w:instrText xml:space="preserve"> PAGEREF _Toc241673180 \h </w:instrText>
+              <w:instrText xml:space="preserve"> PAGEREF _Toc241781425 \h </w:instrText>
             </w:r>
             <w:r>
               <w:rPr>
@@ -1143,7 +1143,7 @@
               <w14:ligatures w14:val="standardContextual"/>
             </w:rPr>
           </w:pPr>
-          <w:hyperlink w:anchor="_Toc241673181" w:history="1">
+          <w:hyperlink w:anchor="_Toc241781426" w:history="1">
             <w:r>
               <w:rPr>
                 <w:rStyle w:val="Hyperlink"/>
@@ -1169,7 +1169,7 @@
               <w:rPr>
                 <w:noProof/>
               </w:rPr>
-              <w:instrText xml:space="preserve"> PAGEREF _Toc241673181 \h </w:instrText>
+              <w:instrText xml:space="preserve"> PAGEREF _Toc241781426 \h </w:instrText>
             </w:r>
             <w:r>
               <w:rPr>
@@ -1211,7 +1211,7 @@
               <w14:ligatures w14:val="standardContextual"/>
             </w:rPr>
           </w:pPr>
-          <w:hyperlink w:anchor="_Toc241673182" w:history="1">
+          <w:hyperlink w:anchor="_Toc241781427" w:history="1">
             <w:r>
               <w:rPr>
                 <w:rStyle w:val="Hyperlink"/>
@@ -1237,7 +1237,7 @@
               <w:rPr>
                 <w:noProof/>
               </w:rPr>
-              <w:instrText xml:space="preserve"> PAGEREF _Toc241673182 \h </w:instrText>
+              <w:instrText xml:space="preserve"> PAGEREF _Toc241781427 \h </w:instrText>
             </w:r>
             <w:r>
               <w:rPr>
@@ -1279,7 +1279,7 @@
               <w14:ligatures w14:val="standardContextual"/>
             </w:rPr>
           </w:pPr>
-          <w:hyperlink w:anchor="_Toc241673183" w:history="1">
+          <w:hyperlink w:anchor="_Toc241781428" w:history="1">
             <w:r>
               <w:rPr>
                 <w:rStyle w:val="Hyperlink"/>
@@ -1305,7 +1305,7 @@
               <w:rPr>
                 <w:noProof/>
               </w:rPr>
-              <w:instrText xml:space="preserve"> PAGEREF _Toc241673183 \h </w:instrText>
+              <w:instrText xml:space="preserve"> PAGEREF _Toc241781428 \h </w:instrText>
             </w:r>
             <w:r>
               <w:rPr>
@@ -1347,7 +1347,7 @@
               <w14:ligatures w14:val="standardContextual"/>
             </w:rPr>
           </w:pPr>
-          <w:hyperlink w:anchor="_Toc241673184" w:history="1">
+          <w:hyperlink w:anchor="_Toc241781429" w:history="1">
             <w:r>
               <w:rPr>
                 <w:rStyle w:val="Hyperlink"/>
@@ -1373,7 +1373,7 @@
               <w:rPr>
                 <w:noProof/>
               </w:rPr>
-              <w:instrText xml:space="preserve"> PAGEREF _Toc241673184 \h </w:instrText>
+              <w:instrText xml:space="preserve"> PAGEREF _Toc241781429 \h </w:instrText>
             </w:r>
             <w:r>
               <w:rPr>
@@ -1415,7 +1415,7 @@
               <w14:ligatures w14:val="standardContextual"/>
             </w:rPr>
           </w:pPr>
-          <w:hyperlink w:anchor="_Toc241673185" w:history="1">
+          <w:hyperlink w:anchor="_Toc241781430" w:history="1">
             <w:r>
               <w:rPr>
                 <w:rStyle w:val="Hyperlink"/>
@@ -1441,7 +1441,7 @@
               <w:rPr>
                 <w:noProof/>
               </w:rPr>
-              <w:instrText xml:space="preserve"> PAGEREF _Toc241673185 \h </w:instrText>
+              <w:instrText xml:space="preserve"> PAGEREF _Toc241781430 \h </w:instrText>
             </w:r>
             <w:r>
               <w:rPr>
@@ -1483,7 +1483,7 @@
               <w14:ligatures w14:val="standardContextual"/>
             </w:rPr>
           </w:pPr>
-          <w:hyperlink w:anchor="_Toc241673186" w:history="1">
+          <w:hyperlink w:anchor="_Toc241781431" w:history="1">
             <w:r>
               <w:rPr>
                 <w:rStyle w:val="Hyperlink"/>
@@ -1509,7 +1509,7 @@
               <w:rPr>
                 <w:noProof/>
               </w:rPr>
-              <w:instrText xml:space="preserve"> PAGEREF _Toc241673186 \h </w:instrText>
+              <w:instrText xml:space="preserve"> PAGEREF _Toc241781431 \h </w:instrText>
             </w:r>
             <w:r>
               <w:rPr>
@@ -1551,7 +1551,7 @@
               <w14:ligatures w14:val="standardContextual"/>
             </w:rPr>
           </w:pPr>
-          <w:hyperlink w:anchor="_Toc241673187" w:history="1">
+          <w:hyperlink w:anchor="_Toc241781432" w:history="1">
             <w:r>
               <w:rPr>
                 <w:rStyle w:val="Hyperlink"/>
@@ -1577,7 +1577,7 @@
               <w:rPr>
                 <w:noProof/>
               </w:rPr>
-              <w:instrText xml:space="preserve"> PAGEREF _Toc241673187 \h </w:instrText>
+              <w:instrText xml:space="preserve"> PAGEREF _Toc241781432 \h </w:instrText>
             </w:r>
             <w:r>
               <w:rPr>
@@ -1619,7 +1619,7 @@
               <w14:ligatures w14:val="standardContextual"/>
             </w:rPr>
           </w:pPr>
-          <w:hyperlink w:anchor="_Toc241673188" w:history="1">
+          <w:hyperlink w:anchor="_Toc241781433" w:history="1">
             <w:r>
               <w:rPr>
                 <w:rStyle w:val="Hyperlink"/>
@@ -1645,7 +1645,7 @@
               <w:rPr>
                 <w:noProof/>
               </w:rPr>
-              <w:instrText xml:space="preserve"> PAGEREF _Toc241673188 \h </w:instrText>
+              <w:instrText xml:space="preserve"> PAGEREF _Toc241781433 \h </w:instrText>
             </w:r>
             <w:r>
               <w:rPr>
@@ -1687,7 +1687,7 @@
               <w14:ligatures w14:val="standardContextual"/>
             </w:rPr>
           </w:pPr>
-          <w:hyperlink w:anchor="_Toc241673189" w:history="1">
+          <w:hyperlink w:anchor="_Toc241781434" w:history="1">
             <w:r>
               <w:rPr>
                 <w:rStyle w:val="Hyperlink"/>
@@ -1713,7 +1713,7 @@
               <w:rPr>
                 <w:noProof/>
               </w:rPr>
-              <w:instrText xml:space="preserve"> PAGEREF _Toc241673189 \h </w:instrText>
+              <w:instrText xml:space="preserve"> PAGEREF _Toc241781434 \h </w:instrText>
             </w:r>
             <w:r>
               <w:rPr>
@@ -1755,7 +1755,7 @@
               <w14:ligatures w14:val="standardContextual"/>
             </w:rPr>
           </w:pPr>
-          <w:hyperlink w:anchor="_Toc241673190" w:history="1">
+          <w:hyperlink w:anchor="_Toc241781435" w:history="1">
             <w:r>
               <w:rPr>
                 <w:rStyle w:val="Hyperlink"/>
@@ -1781,7 +1781,7 @@
               <w:rPr>
                 <w:noProof/>
               </w:rPr>
-              <w:instrText xml:space="preserve"> PAGEREF _Toc241673190 \h </w:instrText>
+              <w:instrText xml:space="preserve"> PAGEREF _Toc241781435 \h </w:instrText>
             </w:r>
             <w:r>
               <w:rPr>
@@ -1823,7 +1823,7 @@
               <w14:ligatures w14:val="standardContextual"/>
             </w:rPr>
           </w:pPr>
-          <w:hyperlink w:anchor="_Toc241673191" w:history="1">
+          <w:hyperlink w:anchor="_Toc241781436" w:history="1">
             <w:r>
               <w:rPr>
                 <w:rStyle w:val="Hyperlink"/>
@@ -1849,7 +1849,7 @@
               <w:rPr>
                 <w:noProof/>
               </w:rPr>
-              <w:instrText xml:space="preserve"> PAGEREF _Toc241673191 \h </w:instrText>
+              <w:instrText xml:space="preserve"> PAGEREF _Toc241781436 \h </w:instrText>
             </w:r>
             <w:r>
               <w:rPr>
@@ -1891,7 +1891,7 @@
               <w14:ligatures w14:val="standardContextual"/>
             </w:rPr>
           </w:pPr>
-          <w:hyperlink w:anchor="_Toc241673192" w:history="1">
+          <w:hyperlink w:anchor="_Toc241781437" w:history="1">
             <w:r>
               <w:rPr>
                 <w:rStyle w:val="Hyperlink"/>
@@ -1917,7 +1917,7 @@
               <w:rPr>
                 <w:noProof/>
               </w:rPr>
-              <w:instrText xml:space="preserve"> PAGEREF _Toc241673192 \h </w:instrText>
+              <w:instrText xml:space="preserve"> PAGEREF _Toc241781437 \h </w:instrText>
             </w:r>
             <w:r>
               <w:rPr>
@@ -1959,7 +1959,7 @@
               <w14:ligatures w14:val="standardContextual"/>
             </w:rPr>
           </w:pPr>
-          <w:hyperlink w:anchor="_Toc241673193" w:history="1">
+          <w:hyperlink w:anchor="_Toc241781438" w:history="1">
             <w:r>
               <w:rPr>
                 <w:rStyle w:val="Hyperlink"/>
@@ -1985,7 +1985,7 @@
               <w:rPr>
                 <w:noProof/>
               </w:rPr>
-              <w:instrText xml:space="preserve"> PAGEREF _Toc241673193 \h </w:instrText>
+              <w:instrText xml:space="preserve"> PAGEREF _Toc241781438 \h </w:instrText>
             </w:r>
             <w:r>
               <w:rPr>
@@ -2027,7 +2027,7 @@
               <w14:ligatures w14:val="standardContextual"/>
             </w:rPr>
           </w:pPr>
-          <w:hyperlink w:anchor="_Toc241673194" w:history="1">
+          <w:hyperlink w:anchor="_Toc241781439" w:history="1">
             <w:r>
               <w:rPr>
                 <w:rStyle w:val="Hyperlink"/>
@@ -2053,7 +2053,7 @@
               <w:rPr>
                 <w:noProof/>
               </w:rPr>
-              <w:instrText xml:space="preserve"> PAGEREF _Toc241673194 \h </w:instrText>
+              <w:instrText xml:space="preserve"> PAGEREF _Toc241781439 \h </w:instrText>
             </w:r>
             <w:r>
               <w:rPr>
@@ -2095,7 +2095,7 @@
               <w14:ligatures w14:val="standardContextual"/>
             </w:rPr>
           </w:pPr>
-          <w:hyperlink w:anchor="_Toc241673195" w:history="1">
+          <w:hyperlink w:anchor="_Toc241781440" w:history="1">
             <w:r>
               <w:rPr>
                 <w:rStyle w:val="Hyperlink"/>
@@ -2121,7 +2121,7 @@
               <w:rPr>
                 <w:noProof/>
               </w:rPr>
-              <w:instrText xml:space="preserve"> PAGEREF _Toc241673195 \h </w:instrText>
+              <w:instrText xml:space="preserve"> PAGEREF _Toc241781440 \h </w:instrText>
             </w:r>
             <w:r>
               <w:rPr>
@@ -2163,7 +2163,7 @@
               <w14:ligatures w14:val="standardContextual"/>
             </w:rPr>
           </w:pPr>
-          <w:hyperlink w:anchor="_Toc241673196" w:history="1">
+          <w:hyperlink w:anchor="_Toc241781441" w:history="1">
             <w:r>
               <w:rPr>
                 <w:rStyle w:val="Hyperlink"/>
@@ -2189,7 +2189,7 @@
               <w:rPr>
                 <w:noProof/>
               </w:rPr>
-              <w:instrText xml:space="preserve"> PAGEREF _Toc241673196 \h </w:instrText>
+              <w:instrText xml:space="preserve"> PAGEREF _Toc241781441 \h </w:instrText>
             </w:r>
             <w:r>
               <w:rPr>
@@ -2206,7 +2206,7 @@
               <w:rPr>
                 <w:noProof/>
               </w:rPr>
-              <w:t>20</w:t>
+              <w:t>21</w:t>
             </w:r>
             <w:r>
               <w:rPr>
@@ -2231,7 +2231,7 @@
               <w14:ligatures w14:val="standardContextual"/>
             </w:rPr>
           </w:pPr>
-          <w:hyperlink w:anchor="_Toc241673197" w:history="1">
+          <w:hyperlink w:anchor="_Toc241781442" w:history="1">
             <w:r>
               <w:rPr>
                 <w:rStyle w:val="Hyperlink"/>
@@ -2257,7 +2257,7 @@
               <w:rPr>
                 <w:noProof/>
               </w:rPr>
-              <w:instrText xml:space="preserve"> PAGEREF _Toc241673197 \h </w:instrText>
+              <w:instrText xml:space="preserve"> PAGEREF _Toc241781442 \h </w:instrText>
             </w:r>
             <w:r>
               <w:rPr>
@@ -2274,7 +2274,7 @@
               <w:rPr>
                 <w:noProof/>
               </w:rPr>
-              <w:t>21</w:t>
+              <w:t>22</w:t>
             </w:r>
             <w:r>
               <w:rPr>
@@ -2299,7 +2299,7 @@
               <w14:ligatures w14:val="standardContextual"/>
             </w:rPr>
           </w:pPr>
-          <w:hyperlink w:anchor="_Toc241673198" w:history="1">
+          <w:hyperlink w:anchor="_Toc241781443" w:history="1">
             <w:r>
               <w:rPr>
                 <w:rStyle w:val="Hyperlink"/>
@@ -2325,7 +2325,7 @@
               <w:rPr>
                 <w:noProof/>
               </w:rPr>
-              <w:instrText xml:space="preserve"> PAGEREF _Toc241673198 \h </w:instrText>
+              <w:instrText xml:space="preserve"> PAGEREF _Toc241781443 \h </w:instrText>
             </w:r>
             <w:r>
               <w:rPr>
@@ -2367,7 +2367,7 @@
               <w14:ligatures w14:val="standardContextual"/>
             </w:rPr>
           </w:pPr>
-          <w:hyperlink w:anchor="_Toc241673199" w:history="1">
+          <w:hyperlink w:anchor="_Toc241781444" w:history="1">
             <w:r>
               <w:rPr>
                 <w:rStyle w:val="Hyperlink"/>
@@ -2393,7 +2393,7 @@
               <w:rPr>
                 <w:noProof/>
               </w:rPr>
-              <w:instrText xml:space="preserve"> PAGEREF _Toc241673199 \h </w:instrText>
+              <w:instrText xml:space="preserve"> PAGEREF _Toc241781444 \h </w:instrText>
             </w:r>
             <w:r>
               <w:rPr>
@@ -2410,7 +2410,7 @@
               <w:rPr>
                 <w:noProof/>
               </w:rPr>
-              <w:t>23</w:t>
+              <w:t>24</w:t>
             </w:r>
             <w:r>
               <w:rPr>
@@ -2435,7 +2435,7 @@
               <w14:ligatures w14:val="standardContextual"/>
             </w:rPr>
           </w:pPr>
-          <w:hyperlink w:anchor="_Toc241673200" w:history="1">
+          <w:hyperlink w:anchor="_Toc241781445" w:history="1">
             <w:r>
               <w:rPr>
                 <w:rStyle w:val="Hyperlink"/>
@@ -2461,7 +2461,7 @@
               <w:rPr>
                 <w:noProof/>
               </w:rPr>
-              <w:instrText xml:space="preserve"> PAGEREF _Toc241673200 \h </w:instrText>
+              <w:instrText xml:space="preserve"> PAGEREF _Toc241781445 \h </w:instrText>
             </w:r>
             <w:r>
               <w:rPr>
@@ -2503,7 +2503,7 @@
               <w14:ligatures w14:val="standardContextual"/>
             </w:rPr>
           </w:pPr>
-          <w:hyperlink w:anchor="_Toc241673201" w:history="1">
+          <w:hyperlink w:anchor="_Toc241781446" w:history="1">
             <w:r>
               <w:rPr>
                 <w:rStyle w:val="Hyperlink"/>
@@ -2529,7 +2529,7 @@
               <w:rPr>
                 <w:noProof/>
               </w:rPr>
-              <w:instrText xml:space="preserve"> PAGEREF _Toc241673201 \h </w:instrText>
+              <w:instrText xml:space="preserve"> PAGEREF _Toc241781446 \h </w:instrText>
             </w:r>
             <w:r>
               <w:rPr>
@@ -2573,7 +2573,7 @@
         <w:pStyle w:val="Heading1"/>
         <w:spacing w:before="400" w:after="140"/>
       </w:pPr>
-      <w:bookmarkStart w:id="2" w:name="_Toc241673175"/>
+      <w:bookmarkStart w:id="2" w:name="_Toc241781420"/>
       <w:r>
         <w:rPr>
           <w:b/>
@@ -2608,7 +2608,7 @@
         <w:pStyle w:val="Heading2"/>
         <w:spacing w:before="300" w:after="100"/>
       </w:pPr>
-      <w:bookmarkStart w:id="3" w:name="_Toc241673176"/>
+      <w:bookmarkStart w:id="3" w:name="_Toc241781421"/>
       <w:r>
         <w:rPr>
           <w:b/>
@@ -2636,7 +2636,7 @@
           <w:left w:w="10" w:type="dxa"/>
           <w:right w:w="10" w:type="dxa"/>
         </w:tblCellMar>
-        <w:tblLook w:val="0000" w:firstRow="0" w:lastRow="0" w:firstColumn="0" w:lastColumn="0" w:noHBand="0" w:noVBand="0"/>
+        <w:tblLook w:val="04A0" w:firstRow="1" w:lastRow="0" w:firstColumn="1" w:lastColumn="0" w:noHBand="0" w:noVBand="1"/>
       </w:tblPr>
       <w:tblGrid>
         <w:gridCol w:w="2100"/>
@@ -2890,7 +2890,7 @@
         <w:pStyle w:val="Heading1"/>
         <w:spacing w:before="400" w:after="140"/>
       </w:pPr>
-      <w:bookmarkStart w:id="4" w:name="_Toc241673177"/>
+      <w:bookmarkStart w:id="4" w:name="_Toc241781422"/>
       <w:r>
         <w:rPr>
           <w:b/>
@@ -2909,7 +2909,7 @@
         <w:spacing w:after="140"/>
       </w:pPr>
       <w:r>
-        <w:t>Open the Omnia POS desktop application on the counter, or the web address in a browser, and sign in. Pick the current financial year when prompted.</w:t>
+        <w:t>Open the Vedix POS desktop application on the counter, or the web address in a browser, and sign in. Pick the current financial year when prompted.</w:t>
       </w:r>
     </w:p>
     <w:p>
@@ -2922,7 +2922,7 @@
           <w:noProof/>
         </w:rPr>
         <w:drawing>
-          <wp:inline distT="0" distB="0" distL="0" distR="0" wp14:anchorId="2FE57C0A" wp14:editId="11D46420">
+          <wp:inline distT="0" distB="0" distL="0" distR="0" wp14:anchorId="44387141" wp14:editId="445D977D">
             <wp:extent cx="5619750" cy="3314700"/>
             <wp:effectExtent l="0" t="0" r="0" b="0"/>
             <wp:docPr id="26" name="Picture 26"/>
@@ -2980,7 +2980,7 @@
         <w:pStyle w:val="Heading2"/>
         <w:spacing w:before="300" w:after="100"/>
       </w:pPr>
-      <w:bookmarkStart w:id="5" w:name="_Toc241673178"/>
+      <w:bookmarkStart w:id="5" w:name="_Toc241781423"/>
       <w:r>
         <w:rPr>
           <w:b/>
@@ -3011,7 +3011,7 @@
           <w:noProof/>
         </w:rPr>
         <w:drawing>
-          <wp:inline distT="0" distB="0" distL="0" distR="0" wp14:anchorId="1C11E6F6" wp14:editId="75D61BD8">
+          <wp:inline distT="0" distB="0" distL="0" distR="0" wp14:anchorId="55897E2F" wp14:editId="16BAC0DF">
             <wp:extent cx="5619750" cy="3314700"/>
             <wp:effectExtent l="0" t="0" r="0" b="0"/>
             <wp:docPr id="27" name="Picture 27"/>
@@ -3069,7 +3069,7 @@
         <w:pStyle w:val="Heading1"/>
         <w:spacing w:before="400" w:after="140"/>
       </w:pPr>
-      <w:bookmarkStart w:id="6" w:name="_Toc241673179"/>
+      <w:bookmarkStart w:id="6" w:name="_Toc241781424"/>
       <w:r>
         <w:rPr>
           <w:b/>
@@ -3096,7 +3096,7 @@
         <w:pStyle w:val="Heading2"/>
         <w:spacing w:before="300" w:after="100"/>
       </w:pPr>
-      <w:bookmarkStart w:id="7" w:name="_Toc241673180"/>
+      <w:bookmarkStart w:id="7" w:name="_Toc241781425"/>
       <w:r>
         <w:rPr>
           <w:b/>
@@ -3127,7 +3127,7 @@
           <w:noProof/>
         </w:rPr>
         <w:drawing>
-          <wp:inline distT="0" distB="0" distL="0" distR="0" wp14:anchorId="31F71B51" wp14:editId="6FDFB0FD">
+          <wp:inline distT="0" distB="0" distL="0" distR="0" wp14:anchorId="1585DECA" wp14:editId="4BC0B290">
             <wp:extent cx="5619750" cy="3314700"/>
             <wp:effectExtent l="0" t="0" r="0" b="0"/>
             <wp:docPr id="28" name="Picture 28"/>
@@ -3190,7 +3190,7 @@
           <w:noProof/>
         </w:rPr>
         <w:drawing>
-          <wp:inline distT="0" distB="0" distL="0" distR="0" wp14:anchorId="7395CD72" wp14:editId="54F79236">
+          <wp:inline distT="0" distB="0" distL="0" distR="0" wp14:anchorId="3A8F2D95" wp14:editId="21D47CDB">
             <wp:extent cx="5619750" cy="3314700"/>
             <wp:effectExtent l="0" t="0" r="0" b="0"/>
             <wp:docPr id="29" name="Picture 29"/>
@@ -3248,7 +3248,7 @@
         <w:pStyle w:val="Heading2"/>
         <w:spacing w:before="300" w:after="100"/>
       </w:pPr>
-      <w:bookmarkStart w:id="8" w:name="_Toc241673181"/>
+      <w:bookmarkStart w:id="8" w:name="_Toc241781426"/>
       <w:r>
         <w:rPr>
           <w:b/>
@@ -3280,7 +3280,7 @@
           <w:noProof/>
         </w:rPr>
         <w:drawing>
-          <wp:inline distT="0" distB="0" distL="0" distR="0" wp14:anchorId="38B10EF0" wp14:editId="7B96E78C">
+          <wp:inline distT="0" distB="0" distL="0" distR="0" wp14:anchorId="6FC69B39" wp14:editId="313DC65B">
             <wp:extent cx="5619750" cy="3314700"/>
             <wp:effectExtent l="0" t="0" r="0" b="0"/>
             <wp:docPr id="30" name="Picture 30"/>
@@ -3343,7 +3343,7 @@
           <w:noProof/>
         </w:rPr>
         <w:drawing>
-          <wp:inline distT="0" distB="0" distL="0" distR="0" wp14:anchorId="673DE84F" wp14:editId="4D0601AE">
+          <wp:inline distT="0" distB="0" distL="0" distR="0" wp14:anchorId="29EF5339" wp14:editId="5D587418">
             <wp:extent cx="5619750" cy="3314700"/>
             <wp:effectExtent l="0" t="0" r="0" b="0"/>
             <wp:docPr id="31" name="Picture 31"/>
@@ -3401,7 +3401,7 @@
         <w:pStyle w:val="Heading2"/>
         <w:spacing w:before="300" w:after="100"/>
       </w:pPr>
-      <w:bookmarkStart w:id="9" w:name="_Toc241673182"/>
+      <w:bookmarkStart w:id="9" w:name="_Toc241781427"/>
       <w:r>
         <w:rPr>
           <w:b/>
@@ -3433,7 +3433,7 @@
         </w:rPr>
         <w:lastRenderedPageBreak/>
         <w:drawing>
-          <wp:inline distT="0" distB="0" distL="0" distR="0" wp14:anchorId="7A7B4806" wp14:editId="668709E2">
+          <wp:inline distT="0" distB="0" distL="0" distR="0" wp14:anchorId="256A9403" wp14:editId="04BD0206">
             <wp:extent cx="5619750" cy="3314700"/>
             <wp:effectExtent l="0" t="0" r="0" b="0"/>
             <wp:docPr id="32" name="Picture 32"/>
@@ -3496,7 +3496,7 @@
           <w:noProof/>
         </w:rPr>
         <w:drawing>
-          <wp:inline distT="0" distB="0" distL="0" distR="0" wp14:anchorId="65931F1B" wp14:editId="581D4040">
+          <wp:inline distT="0" distB="0" distL="0" distR="0" wp14:anchorId="620345DE" wp14:editId="329C3D80">
             <wp:extent cx="5619750" cy="3314700"/>
             <wp:effectExtent l="0" t="0" r="0" b="0"/>
             <wp:docPr id="33" name="Picture 33"/>
@@ -3573,7 +3573,7 @@
         <w:pStyle w:val="Heading2"/>
         <w:spacing w:before="300" w:after="100"/>
       </w:pPr>
-      <w:bookmarkStart w:id="10" w:name="_Toc241673183"/>
+      <w:bookmarkStart w:id="10" w:name="_Toc241781428"/>
       <w:r>
         <w:rPr>
           <w:b/>
@@ -3605,7 +3605,7 @@
         </w:rPr>
         <w:lastRenderedPageBreak/>
         <w:drawing>
-          <wp:inline distT="0" distB="0" distL="0" distR="0" wp14:anchorId="7536B13C" wp14:editId="4E3A50C5">
+          <wp:inline distT="0" distB="0" distL="0" distR="0" wp14:anchorId="2EF027E6" wp14:editId="4E377892">
             <wp:extent cx="5619750" cy="3314700"/>
             <wp:effectExtent l="0" t="0" r="0" b="0"/>
             <wp:docPr id="34" name="Picture 34"/>
@@ -3660,28 +3660,10 @@
     </w:p>
     <w:p>
       <w:pPr>
-        <w:pStyle w:val="Heading1"/>
-        <w:spacing w:before="400" w:after="140"/>
-      </w:pPr>
-      <w:bookmarkStart w:id="11" w:name="_Toc241673184"/>
-      <w:r>
-        <w:rPr>
-          <w:b/>
-          <w:bCs/>
-          <w:color w:val="1F3864"/>
-          <w:sz w:val="28"/>
-          <w:szCs w:val="28"/>
-        </w:rPr>
-        <w:t>4. Customers and suppliers</w:t>
-      </w:r>
-      <w:bookmarkEnd w:id="11"/>
-    </w:p>
-    <w:p>
-      <w:pPr>
         <w:spacing w:after="140"/>
       </w:pPr>
       <w:r>
-        <w:t>Walk-in sales need no customer record. Create one when a customer buys on credit, collects loyalty points, or wants a GST invoice in their firm's name.</w:t>
+        <w:t>Print one product's label with the Print button on its row, setting how many copies you need; Print All sends the whole list at once.</w:t>
       </w:r>
     </w:p>
     <w:p>
@@ -3694,7 +3676,7 @@
           <w:noProof/>
         </w:rPr>
         <w:drawing>
-          <wp:inline distT="0" distB="0" distL="0" distR="0" wp14:anchorId="2E3966B7" wp14:editId="6B264974">
+          <wp:inline distT="0" distB="0" distL="0" distR="0" wp14:anchorId="411966F6" wp14:editId="068FB0C1">
             <wp:extent cx="5619750" cy="3314700"/>
             <wp:effectExtent l="0" t="0" r="0" b="0"/>
             <wp:docPr id="35" name="Picture 35"/>
@@ -3744,7 +3726,33 @@
           <w:sz w:val="18"/>
           <w:szCs w:val="18"/>
         </w:rPr>
-        <w:t>Figure 10. Customer list</w:t>
+        <w:t>Figure 10. Printing a single label, with a copy count</w:t>
+      </w:r>
+    </w:p>
+    <w:p>
+      <w:pPr>
+        <w:pStyle w:val="Heading1"/>
+        <w:spacing w:before="400" w:after="140"/>
+      </w:pPr>
+      <w:bookmarkStart w:id="11" w:name="_Toc241781429"/>
+      <w:r>
+        <w:rPr>
+          <w:b/>
+          <w:bCs/>
+          <w:color w:val="1F3864"/>
+          <w:sz w:val="28"/>
+          <w:szCs w:val="28"/>
+        </w:rPr>
+        <w:t>4. Customers and suppliers</w:t>
+      </w:r>
+      <w:bookmarkEnd w:id="11"/>
+    </w:p>
+    <w:p>
+      <w:pPr>
+        <w:spacing w:after="140"/>
+      </w:pPr>
+      <w:r>
+        <w:t>Walk-in sales need no customer record. Create one when a customer buys on credit, collects loyalty points, or wants a GST invoice in their firm's name.</w:t>
       </w:r>
     </w:p>
     <w:p>
@@ -3758,7 +3766,7 @@
         </w:rPr>
         <w:lastRenderedPageBreak/>
         <w:drawing>
-          <wp:inline distT="0" distB="0" distL="0" distR="0" wp14:anchorId="36DCD237" wp14:editId="5079512F">
+          <wp:inline distT="0" distB="0" distL="0" distR="0" wp14:anchorId="517C973B" wp14:editId="33C29856">
             <wp:extent cx="5619750" cy="3314700"/>
             <wp:effectExtent l="0" t="0" r="0" b="0"/>
             <wp:docPr id="36" name="Picture 36"/>
@@ -3808,15 +3816,7 @@
           <w:sz w:val="18"/>
           <w:szCs w:val="18"/>
         </w:rPr>
-        <w:t>Figure 11. Adding a customer</w:t>
-      </w:r>
-    </w:p>
-    <w:p>
-      <w:pPr>
-        <w:spacing w:after="140"/>
-      </w:pPr>
-      <w:r>
-        <w:t>Suppliers are the parties stock is bought from, and are selected when raising a product request or receiving goods.</w:t>
+        <w:t>Figure 11. Customer list</w:t>
       </w:r>
     </w:p>
     <w:p>
@@ -3829,7 +3829,7 @@
           <w:noProof/>
         </w:rPr>
         <w:drawing>
-          <wp:inline distT="0" distB="0" distL="0" distR="0" wp14:anchorId="592C63AC" wp14:editId="16F89108">
+          <wp:inline distT="0" distB="0" distL="0" distR="0" wp14:anchorId="4B5AF648" wp14:editId="7BA6F63A">
             <wp:extent cx="5619750" cy="3314700"/>
             <wp:effectExtent l="0" t="0" r="0" b="0"/>
             <wp:docPr id="37" name="Picture 37"/>
@@ -3879,7 +3879,15 @@
           <w:sz w:val="18"/>
           <w:szCs w:val="18"/>
         </w:rPr>
-        <w:t>Figure 12. Supplier list</w:t>
+        <w:t>Figure 12. Adding a customer</w:t>
+      </w:r>
+    </w:p>
+    <w:p>
+      <w:pPr>
+        <w:spacing w:after="140"/>
+      </w:pPr>
+      <w:r>
+        <w:t>Suppliers are the parties stock is bought from, and are selected when raising a product request or receiving goods.</w:t>
       </w:r>
     </w:p>
     <w:p>
@@ -3893,7 +3901,7 @@
         </w:rPr>
         <w:lastRenderedPageBreak/>
         <w:drawing>
-          <wp:inline distT="0" distB="0" distL="0" distR="0" wp14:anchorId="58E0A7B0" wp14:editId="3D8DE53A">
+          <wp:inline distT="0" distB="0" distL="0" distR="0" wp14:anchorId="4F41199D" wp14:editId="0F807055">
             <wp:extent cx="5619750" cy="3314700"/>
             <wp:effectExtent l="0" t="0" r="0" b="0"/>
             <wp:docPr id="38" name="Picture 38"/>
@@ -3943,51 +3951,7 @@
           <w:sz w:val="18"/>
           <w:szCs w:val="18"/>
         </w:rPr>
-        <w:t>Figure 13. Adding a supplier</w:t>
-      </w:r>
-    </w:p>
-    <w:p>
-      <w:pPr>
-        <w:pStyle w:val="Heading1"/>
-        <w:spacing w:before="400" w:after="140"/>
-      </w:pPr>
-      <w:bookmarkStart w:id="12" w:name="_Toc241673185"/>
-      <w:r>
-        <w:rPr>
-          <w:b/>
-          <w:bCs/>
-          <w:color w:val="1F3864"/>
-          <w:sz w:val="28"/>
-          <w:szCs w:val="28"/>
-        </w:rPr>
-        <w:t>5. Bringing stock in</w:t>
-      </w:r>
-      <w:bookmarkEnd w:id="12"/>
-    </w:p>
-    <w:p>
-      <w:pPr>
-        <w:pStyle w:val="Heading2"/>
-        <w:spacing w:before="300" w:after="100"/>
-      </w:pPr>
-      <w:bookmarkStart w:id="13" w:name="_Toc241673186"/>
-      <w:r>
-        <w:rPr>
-          <w:b/>
-          <w:bCs/>
-          <w:color w:val="1F3864"/>
-          <w:sz w:val="23"/>
-          <w:szCs w:val="23"/>
-        </w:rPr>
-        <w:t>5.1 Opening balance</w:t>
-      </w:r>
-      <w:bookmarkEnd w:id="13"/>
-    </w:p>
-    <w:p>
-      <w:pPr>
-        <w:spacing w:after="140"/>
-      </w:pPr>
-      <w:r>
-        <w:t>Use this once, when the store starts using the system, to record what is already on the shelves. Enter the quantity held for each product against its storage location.</w:t>
+        <w:t>Figure 13. Supplier list</w:t>
       </w:r>
     </w:p>
     <w:p>
@@ -4000,7 +3964,7 @@
           <w:noProof/>
         </w:rPr>
         <w:drawing>
-          <wp:inline distT="0" distB="0" distL="0" distR="0" wp14:anchorId="079FB731" wp14:editId="15439378">
+          <wp:inline distT="0" distB="0" distL="0" distR="0" wp14:anchorId="4D622D9E" wp14:editId="4A7CDDD7">
             <wp:extent cx="5619750" cy="3314700"/>
             <wp:effectExtent l="0" t="0" r="0" b="0"/>
             <wp:docPr id="39" name="Picture 39"/>
@@ -4050,7 +4014,51 @@
           <w:sz w:val="18"/>
           <w:szCs w:val="18"/>
         </w:rPr>
-        <w:t>Figure 14. Opening balance documents</w:t>
+        <w:t>Figure 14. Adding a supplier</w:t>
+      </w:r>
+    </w:p>
+    <w:p>
+      <w:pPr>
+        <w:pStyle w:val="Heading1"/>
+        <w:spacing w:before="400" w:after="140"/>
+      </w:pPr>
+      <w:bookmarkStart w:id="12" w:name="_Toc241781430"/>
+      <w:r>
+        <w:rPr>
+          <w:b/>
+          <w:bCs/>
+          <w:color w:val="1F3864"/>
+          <w:sz w:val="28"/>
+          <w:szCs w:val="28"/>
+        </w:rPr>
+        <w:t>5. Bringing stock in</w:t>
+      </w:r>
+      <w:bookmarkEnd w:id="12"/>
+    </w:p>
+    <w:p>
+      <w:pPr>
+        <w:pStyle w:val="Heading2"/>
+        <w:spacing w:before="300" w:after="100"/>
+      </w:pPr>
+      <w:bookmarkStart w:id="13" w:name="_Toc241781431"/>
+      <w:r>
+        <w:rPr>
+          <w:b/>
+          <w:bCs/>
+          <w:color w:val="1F3864"/>
+          <w:sz w:val="23"/>
+          <w:szCs w:val="23"/>
+        </w:rPr>
+        <w:t>5.1 Opening balance</w:t>
+      </w:r>
+      <w:bookmarkEnd w:id="13"/>
+    </w:p>
+    <w:p>
+      <w:pPr>
+        <w:spacing w:after="140"/>
+      </w:pPr>
+      <w:r>
+        <w:t>Use this once, when the store starts using the system, to record what is already on the shelves. Enter the quantity held for each product against its storage location.</w:t>
       </w:r>
     </w:p>
     <w:p>
@@ -4064,7 +4072,7 @@
         </w:rPr>
         <w:lastRenderedPageBreak/>
         <w:drawing>
-          <wp:inline distT="0" distB="0" distL="0" distR="0" wp14:anchorId="5C7D0CB4" wp14:editId="445D3260">
+          <wp:inline distT="0" distB="0" distL="0" distR="0" wp14:anchorId="335759F9" wp14:editId="39236945">
             <wp:extent cx="5619750" cy="3314700"/>
             <wp:effectExtent l="0" t="0" r="0" b="0"/>
             <wp:docPr id="40" name="Picture 40"/>
@@ -4114,33 +4122,7 @@
           <w:sz w:val="18"/>
           <w:szCs w:val="18"/>
         </w:rPr>
-        <w:t>Figure 15. Entering an opening balance</w:t>
-      </w:r>
-    </w:p>
-    <w:p>
-      <w:pPr>
-        <w:pStyle w:val="Heading2"/>
-        <w:spacing w:before="300" w:after="100"/>
-      </w:pPr>
-      <w:bookmarkStart w:id="14" w:name="_Toc241673187"/>
-      <w:r>
-        <w:rPr>
-          <w:b/>
-          <w:bCs/>
-          <w:color w:val="1F3864"/>
-          <w:sz w:val="23"/>
-          <w:szCs w:val="23"/>
-        </w:rPr>
-        <w:t>5.2 Product requests</w:t>
-      </w:r>
-      <w:bookmarkEnd w:id="14"/>
-    </w:p>
-    <w:p>
-      <w:pPr>
-        <w:spacing w:after="140"/>
-      </w:pPr>
-      <w:r>
-        <w:t>A product request is the order placed on a supplier. Record what was asked for and from whom; the quantities are then carried forward when the goods arrive.</w:t>
+        <w:t>Figure 15. Opening balance documents</w:t>
       </w:r>
     </w:p>
     <w:p>
@@ -4153,7 +4135,7 @@
           <w:noProof/>
         </w:rPr>
         <w:drawing>
-          <wp:inline distT="0" distB="0" distL="0" distR="0" wp14:anchorId="466276AC" wp14:editId="4A6F909B">
+          <wp:inline distT="0" distB="0" distL="0" distR="0" wp14:anchorId="1E8A3E4E" wp14:editId="3884FFB1">
             <wp:extent cx="5619750" cy="3314700"/>
             <wp:effectExtent l="0" t="0" r="0" b="0"/>
             <wp:docPr id="41" name="Picture 41"/>
@@ -4203,7 +4185,33 @@
           <w:sz w:val="18"/>
           <w:szCs w:val="18"/>
         </w:rPr>
-        <w:t>Figure 16. Product requests and their status</w:t>
+        <w:t>Figure 16. Entering an opening balance</w:t>
+      </w:r>
+    </w:p>
+    <w:p>
+      <w:pPr>
+        <w:pStyle w:val="Heading2"/>
+        <w:spacing w:before="300" w:after="100"/>
+      </w:pPr>
+      <w:bookmarkStart w:id="14" w:name="_Toc241781432"/>
+      <w:r>
+        <w:rPr>
+          <w:b/>
+          <w:bCs/>
+          <w:color w:val="1F3864"/>
+          <w:sz w:val="23"/>
+          <w:szCs w:val="23"/>
+        </w:rPr>
+        <w:t>5.2 Product requests</w:t>
+      </w:r>
+      <w:bookmarkEnd w:id="14"/>
+    </w:p>
+    <w:p>
+      <w:pPr>
+        <w:spacing w:after="140"/>
+      </w:pPr>
+      <w:r>
+        <w:t>A product request is the order placed on a supplier. Record what was asked for and from whom; the quantities are then carried forward when the goods arrive.</w:t>
       </w:r>
     </w:p>
     <w:p>
@@ -4217,7 +4225,7 @@
         </w:rPr>
         <w:lastRenderedPageBreak/>
         <w:drawing>
-          <wp:inline distT="0" distB="0" distL="0" distR="0" wp14:anchorId="350B6845" wp14:editId="11ABF05E">
+          <wp:inline distT="0" distB="0" distL="0" distR="0" wp14:anchorId="6151FC78" wp14:editId="214F7943">
             <wp:extent cx="5619750" cy="3314700"/>
             <wp:effectExtent l="0" t="0" r="0" b="0"/>
             <wp:docPr id="42" name="Picture 42"/>
@@ -4267,33 +4275,7 @@
           <w:sz w:val="18"/>
           <w:szCs w:val="18"/>
         </w:rPr>
-        <w:t>Figure 17. Raising a product request</w:t>
-      </w:r>
-    </w:p>
-    <w:p>
-      <w:pPr>
-        <w:pStyle w:val="Heading2"/>
-        <w:spacing w:before="300" w:after="100"/>
-      </w:pPr>
-      <w:bookmarkStart w:id="15" w:name="_Toc241673188"/>
-      <w:r>
-        <w:rPr>
-          <w:b/>
-          <w:bCs/>
-          <w:color w:val="1F3864"/>
-          <w:sz w:val="23"/>
-          <w:szCs w:val="23"/>
-        </w:rPr>
-        <w:t>5.3 Stock inward</w:t>
-      </w:r>
-      <w:bookmarkEnd w:id="15"/>
-    </w:p>
-    <w:p>
-      <w:pPr>
-        <w:spacing w:after="140"/>
-      </w:pPr>
-      <w:r>
-        <w:t>Stock inward is the goods-receipt entry, and it is what actually increases stock. Record the quantity accepted and, separately, anything rejected on inspection.</w:t>
+        <w:t>Figure 17. Product requests and their status</w:t>
       </w:r>
     </w:p>
     <w:p>
@@ -4306,7 +4288,7 @@
           <w:noProof/>
         </w:rPr>
         <w:drawing>
-          <wp:inline distT="0" distB="0" distL="0" distR="0" wp14:anchorId="0C30FCB3" wp14:editId="4E5B1B7E">
+          <wp:inline distT="0" distB="0" distL="0" distR="0" wp14:anchorId="00EBC7E0" wp14:editId="705F8941">
             <wp:extent cx="5619750" cy="3314700"/>
             <wp:effectExtent l="0" t="0" r="0" b="0"/>
             <wp:docPr id="43" name="Picture 43"/>
@@ -4356,7 +4338,33 @@
           <w:sz w:val="18"/>
           <w:szCs w:val="18"/>
         </w:rPr>
-        <w:t>Figure 18. Stock inward documents</w:t>
+        <w:t>Figure 18. Raising a product request</w:t>
+      </w:r>
+    </w:p>
+    <w:p>
+      <w:pPr>
+        <w:pStyle w:val="Heading2"/>
+        <w:spacing w:before="300" w:after="100"/>
+      </w:pPr>
+      <w:bookmarkStart w:id="15" w:name="_Toc241781433"/>
+      <w:r>
+        <w:rPr>
+          <w:b/>
+          <w:bCs/>
+          <w:color w:val="1F3864"/>
+          <w:sz w:val="23"/>
+          <w:szCs w:val="23"/>
+        </w:rPr>
+        <w:t>5.3 Stock inward</w:t>
+      </w:r>
+      <w:bookmarkEnd w:id="15"/>
+    </w:p>
+    <w:p>
+      <w:pPr>
+        <w:spacing w:after="140"/>
+      </w:pPr>
+      <w:r>
+        <w:t>Stock inward is the goods-receipt entry, and it is what actually increases stock. Record the quantity accepted and, separately, anything rejected on inspection.</w:t>
       </w:r>
     </w:p>
     <w:p>
@@ -4370,7 +4378,7 @@
         </w:rPr>
         <w:lastRenderedPageBreak/>
         <w:drawing>
-          <wp:inline distT="0" distB="0" distL="0" distR="0" wp14:anchorId="183AA105" wp14:editId="1C3FF40B">
+          <wp:inline distT="0" distB="0" distL="0" distR="0" wp14:anchorId="1C217B40" wp14:editId="4B821633">
             <wp:extent cx="5619750" cy="3314700"/>
             <wp:effectExtent l="0" t="0" r="0" b="0"/>
             <wp:docPr id="44" name="Picture 44"/>
@@ -4420,70 +4428,7 @@
           <w:sz w:val="18"/>
           <w:szCs w:val="18"/>
         </w:rPr>
-        <w:t>Figure 19. Receiving goods against a supplier</w:t>
-      </w:r>
-    </w:p>
-    <w:p>
-      <w:pPr>
-        <w:pBdr>
-          <w:left w:val="single" w:sz="12" w:space="10" w:color="1F3864"/>
-        </w:pBdr>
-        <w:spacing w:before="60" w:after="200"/>
-        <w:ind w:left="200"/>
-      </w:pPr>
-      <w:r>
-        <w:rPr>
-          <w:i/>
-          <w:iCs/>
-          <w:color w:val="595959"/>
-          <w:sz w:val="20"/>
-          <w:szCs w:val="20"/>
-        </w:rPr>
-        <w:t>Where the goods arrived against a product request, pick it up with Select pending request and the outstanding quantities are filled in for you. Accepted plus rejected can never exceed what is still outstanding.</w:t>
-      </w:r>
-    </w:p>
-    <w:p>
-      <w:pPr>
-        <w:pStyle w:val="Heading1"/>
-        <w:spacing w:before="400" w:after="140"/>
-      </w:pPr>
-      <w:bookmarkStart w:id="16" w:name="_Toc241673189"/>
-      <w:r>
-        <w:rPr>
-          <w:b/>
-          <w:bCs/>
-          <w:color w:val="1F3864"/>
-          <w:sz w:val="28"/>
-          <w:szCs w:val="28"/>
-        </w:rPr>
-        <w:t>6. Controlling stock</w:t>
-      </w:r>
-      <w:bookmarkEnd w:id="16"/>
-    </w:p>
-    <w:p>
-      <w:pPr>
-        <w:pStyle w:val="Heading2"/>
-        <w:spacing w:before="300" w:after="100"/>
-      </w:pPr>
-      <w:bookmarkStart w:id="17" w:name="_Toc241673190"/>
-      <w:r>
-        <w:rPr>
-          <w:b/>
-          <w:bCs/>
-          <w:color w:val="1F3864"/>
-          <w:sz w:val="23"/>
-          <w:szCs w:val="23"/>
-        </w:rPr>
-        <w:t>6.1 Damage</w:t>
-      </w:r>
-      <w:bookmarkEnd w:id="17"/>
-    </w:p>
-    <w:p>
-      <w:pPr>
-        <w:spacing w:after="140"/>
-      </w:pPr>
-      <w:r>
-        <w:t>Record breakages, expiry and anything else that leaves the shelf unsellable. The quantity is taken out of stock against a reason code.</w:t>
+        <w:t>Figure 19. Stock inward documents</w:t>
       </w:r>
     </w:p>
     <w:p>
@@ -4496,7 +4441,7 @@
           <w:noProof/>
         </w:rPr>
         <w:drawing>
-          <wp:inline distT="0" distB="0" distL="0" distR="0" wp14:anchorId="5C81F873" wp14:editId="0125454C">
+          <wp:inline distT="0" distB="0" distL="0" distR="0" wp14:anchorId="589A7519" wp14:editId="388B205E">
             <wp:extent cx="5619750" cy="3314700"/>
             <wp:effectExtent l="0" t="0" r="0" b="0"/>
             <wp:docPr id="45" name="Picture 45"/>
@@ -4546,7 +4491,70 @@
           <w:sz w:val="18"/>
           <w:szCs w:val="18"/>
         </w:rPr>
-        <w:t>Figure 20. Damage entries</w:t>
+        <w:t>Figure 20. Receiving goods against a supplier</w:t>
+      </w:r>
+    </w:p>
+    <w:p>
+      <w:pPr>
+        <w:pBdr>
+          <w:left w:val="single" w:sz="12" w:space="10" w:color="1F3864"/>
+        </w:pBdr>
+        <w:spacing w:before="60" w:after="200"/>
+        <w:ind w:left="200"/>
+      </w:pPr>
+      <w:r>
+        <w:rPr>
+          <w:i/>
+          <w:iCs/>
+          <w:color w:val="595959"/>
+          <w:sz w:val="20"/>
+          <w:szCs w:val="20"/>
+        </w:rPr>
+        <w:t>Where the goods arrived against a product request, pick it up with Select pending request and the outstanding quantities are filled in for you. Accepted plus rejected can never exceed what is still outstanding.</w:t>
+      </w:r>
+    </w:p>
+    <w:p>
+      <w:pPr>
+        <w:pStyle w:val="Heading1"/>
+        <w:spacing w:before="400" w:after="140"/>
+      </w:pPr>
+      <w:bookmarkStart w:id="16" w:name="_Toc241781434"/>
+      <w:r>
+        <w:rPr>
+          <w:b/>
+          <w:bCs/>
+          <w:color w:val="1F3864"/>
+          <w:sz w:val="28"/>
+          <w:szCs w:val="28"/>
+        </w:rPr>
+        <w:t>6. Controlling stock</w:t>
+      </w:r>
+      <w:bookmarkEnd w:id="16"/>
+    </w:p>
+    <w:p>
+      <w:pPr>
+        <w:pStyle w:val="Heading2"/>
+        <w:spacing w:before="300" w:after="100"/>
+      </w:pPr>
+      <w:bookmarkStart w:id="17" w:name="_Toc241781435"/>
+      <w:r>
+        <w:rPr>
+          <w:b/>
+          <w:bCs/>
+          <w:color w:val="1F3864"/>
+          <w:sz w:val="23"/>
+          <w:szCs w:val="23"/>
+        </w:rPr>
+        <w:t>6.1 Damage</w:t>
+      </w:r>
+      <w:bookmarkEnd w:id="17"/>
+    </w:p>
+    <w:p>
+      <w:pPr>
+        <w:spacing w:after="140"/>
+      </w:pPr>
+      <w:r>
+        <w:t>Record breakages, expiry and anything else that leaves the shelf unsellable. The quantity is taken out of stock against a reason code.</w:t>
       </w:r>
     </w:p>
     <w:p>
@@ -4560,7 +4568,7 @@
         </w:rPr>
         <w:lastRenderedPageBreak/>
         <w:drawing>
-          <wp:inline distT="0" distB="0" distL="0" distR="0" wp14:anchorId="0DE02F35" wp14:editId="6C7FB960">
+          <wp:inline distT="0" distB="0" distL="0" distR="0" wp14:anchorId="4C657949" wp14:editId="6BEAB5C4">
             <wp:extent cx="5619750" cy="3314700"/>
             <wp:effectExtent l="0" t="0" r="0" b="0"/>
             <wp:docPr id="46" name="Picture 46"/>
@@ -4610,33 +4618,7 @@
           <w:sz w:val="18"/>
           <w:szCs w:val="18"/>
         </w:rPr>
-        <w:t>Figure 21. Recording damaged stock</w:t>
-      </w:r>
-    </w:p>
-    <w:p>
-      <w:pPr>
-        <w:pStyle w:val="Heading2"/>
-        <w:spacing w:before="300" w:after="100"/>
-      </w:pPr>
-      <w:bookmarkStart w:id="18" w:name="_Toc241673191"/>
-      <w:r>
-        <w:rPr>
-          <w:b/>
-          <w:bCs/>
-          <w:color w:val="1F3864"/>
-          <w:sz w:val="23"/>
-          <w:szCs w:val="23"/>
-        </w:rPr>
-        <w:t>6.2 Blocks</w:t>
-      </w:r>
-      <w:bookmarkEnd w:id="18"/>
-    </w:p>
-    <w:p>
-      <w:pPr>
-        <w:spacing w:after="140"/>
-      </w:pPr>
-      <w:r>
-        <w:t>Blocking sets stock aside without selling it — goods promised to a customer, or held back pending a check. Blocked quantity stays in stock but cannot be billed.</w:t>
+        <w:t>Figure 21. Damage entries</w:t>
       </w:r>
     </w:p>
     <w:p>
@@ -4649,7 +4631,7 @@
           <w:noProof/>
         </w:rPr>
         <w:drawing>
-          <wp:inline distT="0" distB="0" distL="0" distR="0" wp14:anchorId="7AF79B42" wp14:editId="080C337B">
+          <wp:inline distT="0" distB="0" distL="0" distR="0" wp14:anchorId="264C0EA6" wp14:editId="4EDAC641">
             <wp:extent cx="5619750" cy="3314700"/>
             <wp:effectExtent l="0" t="0" r="0" b="0"/>
             <wp:docPr id="47" name="Picture 47"/>
@@ -4699,7 +4681,33 @@
           <w:sz w:val="18"/>
           <w:szCs w:val="18"/>
         </w:rPr>
-        <w:t>Figure 22. Blocked stock</w:t>
+        <w:t>Figure 22. Recording damaged stock</w:t>
+      </w:r>
+    </w:p>
+    <w:p>
+      <w:pPr>
+        <w:pStyle w:val="Heading2"/>
+        <w:spacing w:before="300" w:after="100"/>
+      </w:pPr>
+      <w:bookmarkStart w:id="18" w:name="_Toc241781436"/>
+      <w:r>
+        <w:rPr>
+          <w:b/>
+          <w:bCs/>
+          <w:color w:val="1F3864"/>
+          <w:sz w:val="23"/>
+          <w:szCs w:val="23"/>
+        </w:rPr>
+        <w:t>6.2 Blocks</w:t>
+      </w:r>
+      <w:bookmarkEnd w:id="18"/>
+    </w:p>
+    <w:p>
+      <w:pPr>
+        <w:spacing w:after="140"/>
+      </w:pPr>
+      <w:r>
+        <w:t>Blocking sets stock aside without selling it — goods promised to a customer, or held back pending a check. Blocked quantity stays in stock but cannot be billed.</w:t>
       </w:r>
     </w:p>
     <w:p>
@@ -4713,7 +4721,7 @@
         </w:rPr>
         <w:lastRenderedPageBreak/>
         <w:drawing>
-          <wp:inline distT="0" distB="0" distL="0" distR="0" wp14:anchorId="571FBCF0" wp14:editId="77A0396C">
+          <wp:inline distT="0" distB="0" distL="0" distR="0" wp14:anchorId="39F47E2F" wp14:editId="7399B15B">
             <wp:extent cx="5619750" cy="3314700"/>
             <wp:effectExtent l="0" t="0" r="0" b="0"/>
             <wp:docPr id="48" name="Picture 48"/>
@@ -4763,33 +4771,7 @@
           <w:sz w:val="18"/>
           <w:szCs w:val="18"/>
         </w:rPr>
-        <w:t>Figure 23. Blocking stock</w:t>
-      </w:r>
-    </w:p>
-    <w:p>
-      <w:pPr>
-        <w:pStyle w:val="Heading2"/>
-        <w:spacing w:before="300" w:after="100"/>
-      </w:pPr>
-      <w:bookmarkStart w:id="19" w:name="_Toc241673192"/>
-      <w:r>
-        <w:rPr>
-          <w:b/>
-          <w:bCs/>
-          <w:color w:val="1F3864"/>
-          <w:sz w:val="23"/>
-          <w:szCs w:val="23"/>
-        </w:rPr>
-        <w:t>6.3 Transfers</w:t>
-      </w:r>
-      <w:bookmarkEnd w:id="19"/>
-    </w:p>
-    <w:p>
-      <w:pPr>
-        <w:spacing w:after="140"/>
-      </w:pPr>
-      <w:r>
-        <w:t>Move stock between your own storage locations, or send it to another branch. A transfer to another store is held as a request until that store accepts it, and the quantity stays blocked at your end in the meantime.</w:t>
+        <w:t>Figure 23. Blocked stock</w:t>
       </w:r>
     </w:p>
     <w:p>
@@ -4802,7 +4784,7 @@
           <w:noProof/>
         </w:rPr>
         <w:drawing>
-          <wp:inline distT="0" distB="0" distL="0" distR="0" wp14:anchorId="58C7D633" wp14:editId="05714703">
+          <wp:inline distT="0" distB="0" distL="0" distR="0" wp14:anchorId="6A35D98E" wp14:editId="2EE81333">
             <wp:extent cx="5619750" cy="3314700"/>
             <wp:effectExtent l="0" t="0" r="0" b="0"/>
             <wp:docPr id="49" name="Picture 49"/>
@@ -4852,7 +4834,33 @@
           <w:sz w:val="18"/>
           <w:szCs w:val="18"/>
         </w:rPr>
-        <w:t>Figure 24. Stock transfers</w:t>
+        <w:t>Figure 24. Blocking stock</w:t>
+      </w:r>
+    </w:p>
+    <w:p>
+      <w:pPr>
+        <w:pStyle w:val="Heading2"/>
+        <w:spacing w:before="300" w:after="100"/>
+      </w:pPr>
+      <w:bookmarkStart w:id="19" w:name="_Toc241781437"/>
+      <w:r>
+        <w:rPr>
+          <w:b/>
+          <w:bCs/>
+          <w:color w:val="1F3864"/>
+          <w:sz w:val="23"/>
+          <w:szCs w:val="23"/>
+        </w:rPr>
+        <w:t>6.3 Transfers</w:t>
+      </w:r>
+      <w:bookmarkEnd w:id="19"/>
+    </w:p>
+    <w:p>
+      <w:pPr>
+        <w:spacing w:after="140"/>
+      </w:pPr>
+      <w:r>
+        <w:t>Move stock between your own storage locations, or send it to another branch. A transfer to another store is held as a request until that store accepts it, and the quantity stays blocked at your end in the meantime.</w:t>
       </w:r>
     </w:p>
     <w:p>
@@ -4866,7 +4874,7 @@
         </w:rPr>
         <w:lastRenderedPageBreak/>
         <w:drawing>
-          <wp:inline distT="0" distB="0" distL="0" distR="0" wp14:anchorId="65BDE174" wp14:editId="407F1527">
+          <wp:inline distT="0" distB="0" distL="0" distR="0" wp14:anchorId="1835539C" wp14:editId="50D55778">
             <wp:extent cx="5619750" cy="3314700"/>
             <wp:effectExtent l="0" t="0" r="0" b="0"/>
             <wp:docPr id="50" name="Picture 50"/>
@@ -4916,33 +4924,7 @@
           <w:sz w:val="18"/>
           <w:szCs w:val="18"/>
         </w:rPr>
-        <w:t>Figure 25. Raising a transfer</w:t>
-      </w:r>
-    </w:p>
-    <w:p>
-      <w:pPr>
-        <w:pStyle w:val="Heading2"/>
-        <w:spacing w:before="300" w:after="100"/>
-      </w:pPr>
-      <w:bookmarkStart w:id="20" w:name="_Toc241673193"/>
-      <w:r>
-        <w:rPr>
-          <w:b/>
-          <w:bCs/>
-          <w:color w:val="1F3864"/>
-          <w:sz w:val="23"/>
-          <w:szCs w:val="23"/>
-        </w:rPr>
-        <w:t>6.4 Adjustments</w:t>
-      </w:r>
-      <w:bookmarkEnd w:id="20"/>
-    </w:p>
-    <w:p>
-      <w:pPr>
-        <w:spacing w:after="140"/>
-      </w:pPr>
-      <w:r>
-        <w:t>After a physical count, correct the difference with an adjustment — positive when more was found than the system shows, negative when less. Every adjustment needs a reason code, and the reason is what the auditor will read.</w:t>
+        <w:t>Figure 25. Stock transfers</w:t>
       </w:r>
     </w:p>
     <w:p>
@@ -4955,7 +4937,7 @@
           <w:noProof/>
         </w:rPr>
         <w:drawing>
-          <wp:inline distT="0" distB="0" distL="0" distR="0" wp14:anchorId="665B563A" wp14:editId="5907DFD6">
+          <wp:inline distT="0" distB="0" distL="0" distR="0" wp14:anchorId="23898198" wp14:editId="6D3D6661">
             <wp:extent cx="5619750" cy="3314700"/>
             <wp:effectExtent l="0" t="0" r="0" b="0"/>
             <wp:docPr id="51" name="Picture 51"/>
@@ -5005,7 +4987,33 @@
           <w:sz w:val="18"/>
           <w:szCs w:val="18"/>
         </w:rPr>
-        <w:t>Figure 26. Positive adjustments</w:t>
+        <w:t>Figure 26. Raising a transfer</w:t>
+      </w:r>
+    </w:p>
+    <w:p>
+      <w:pPr>
+        <w:pStyle w:val="Heading2"/>
+        <w:spacing w:before="300" w:after="100"/>
+      </w:pPr>
+      <w:bookmarkStart w:id="20" w:name="_Toc241781438"/>
+      <w:r>
+        <w:rPr>
+          <w:b/>
+          <w:bCs/>
+          <w:color w:val="1F3864"/>
+          <w:sz w:val="23"/>
+          <w:szCs w:val="23"/>
+        </w:rPr>
+        <w:t>6.4 Adjustments</w:t>
+      </w:r>
+      <w:bookmarkEnd w:id="20"/>
+    </w:p>
+    <w:p>
+      <w:pPr>
+        <w:spacing w:after="140"/>
+      </w:pPr>
+      <w:r>
+        <w:t>After a physical count, correct the difference with an adjustment — positive when more was found than the system shows, negative when less. Every adjustment needs a reason code, and the reason is what the auditor will read.</w:t>
       </w:r>
     </w:p>
     <w:p>
@@ -5019,7 +5027,7 @@
         </w:rPr>
         <w:lastRenderedPageBreak/>
         <w:drawing>
-          <wp:inline distT="0" distB="0" distL="0" distR="0" wp14:anchorId="1E22FCBF" wp14:editId="3F46E35C">
+          <wp:inline distT="0" distB="0" distL="0" distR="0" wp14:anchorId="678D7FFC" wp14:editId="3A73E45A">
             <wp:extent cx="5619750" cy="3314700"/>
             <wp:effectExtent l="0" t="0" r="0" b="0"/>
             <wp:docPr id="52" name="Picture 52"/>
@@ -5069,7 +5077,7 @@
           <w:sz w:val="18"/>
           <w:szCs w:val="18"/>
         </w:rPr>
-        <w:t>Figure 27. Adding stock found on count</w:t>
+        <w:t>Figure 27. Positive adjustments</w:t>
       </w:r>
     </w:p>
     <w:p>
@@ -5082,7 +5090,7 @@
           <w:noProof/>
         </w:rPr>
         <w:drawing>
-          <wp:inline distT="0" distB="0" distL="0" distR="0" wp14:anchorId="1D8D0E33" wp14:editId="476682D5">
+          <wp:inline distT="0" distB="0" distL="0" distR="0" wp14:anchorId="0B0C2990" wp14:editId="6CA33D1F">
             <wp:extent cx="5619750" cy="3314700"/>
             <wp:effectExtent l="0" t="0" r="0" b="0"/>
             <wp:docPr id="53" name="Picture 53"/>
@@ -5132,7 +5140,7 @@
           <w:sz w:val="18"/>
           <w:szCs w:val="18"/>
         </w:rPr>
-        <w:t>Figure 28. Negative adjustments</w:t>
+        <w:t>Figure 28. Adding stock found on count</w:t>
       </w:r>
     </w:p>
     <w:p>
@@ -5146,7 +5154,7 @@
         </w:rPr>
         <w:lastRenderedPageBreak/>
         <w:drawing>
-          <wp:inline distT="0" distB="0" distL="0" distR="0" wp14:anchorId="42B60A15" wp14:editId="5CADA643">
+          <wp:inline distT="0" distB="0" distL="0" distR="0" wp14:anchorId="4D6CB6DC" wp14:editId="5EB005A3">
             <wp:extent cx="5619750" cy="3314700"/>
             <wp:effectExtent l="0" t="0" r="0" b="0"/>
             <wp:docPr id="54" name="Picture 54"/>
@@ -5196,52 +5204,7 @@
           <w:sz w:val="18"/>
           <w:szCs w:val="18"/>
         </w:rPr>
-        <w:t>Figure 29. Writing off a shortage</w:t>
-      </w:r>
-    </w:p>
-    <w:p>
-      <w:pPr>
-        <w:pBdr>
-          <w:left w:val="single" w:sz="12" w:space="10" w:color="1F3864"/>
-        </w:pBdr>
-        <w:spacing w:before="60" w:after="200"/>
-        <w:ind w:left="200"/>
-      </w:pPr>
-      <w:r>
-        <w:rPr>
-          <w:i/>
-          <w:iCs/>
-          <w:color w:val="595959"/>
-          <w:sz w:val="20"/>
-          <w:szCs w:val="20"/>
-        </w:rPr>
-        <w:t>A negative adjustment cannot take stock below what is actually available; the entry is refused rather than allowed to go negative.</w:t>
-      </w:r>
-    </w:p>
-    <w:p>
-      <w:pPr>
-        <w:pStyle w:val="Heading2"/>
-        <w:spacing w:before="300" w:after="100"/>
-      </w:pPr>
-      <w:bookmarkStart w:id="21" w:name="_Toc241673194"/>
-      <w:r>
-        <w:rPr>
-          <w:b/>
-          <w:bCs/>
-          <w:color w:val="1F3864"/>
-          <w:sz w:val="23"/>
-          <w:szCs w:val="23"/>
-        </w:rPr>
-        <w:t>6.5 Quality check</w:t>
-      </w:r>
-      <w:bookmarkEnd w:id="21"/>
-    </w:p>
-    <w:p>
-      <w:pPr>
-        <w:spacing w:after="140"/>
-      </w:pPr>
-      <w:r>
-        <w:t>Record a re-test on stock that was set aside. Anything that fails is written off as damage automatically, so there is no second entry to make.</w:t>
+        <w:t>Figure 29. Negative adjustments</w:t>
       </w:r>
     </w:p>
     <w:p>
@@ -5254,7 +5217,7 @@
           <w:noProof/>
         </w:rPr>
         <w:drawing>
-          <wp:inline distT="0" distB="0" distL="0" distR="0" wp14:anchorId="0CD041FE" wp14:editId="2C806519">
+          <wp:inline distT="0" distB="0" distL="0" distR="0" wp14:anchorId="21D537C0" wp14:editId="0BC88C0E">
             <wp:extent cx="5619750" cy="3314700"/>
             <wp:effectExtent l="0" t="0" r="0" b="0"/>
             <wp:docPr id="55" name="Picture 55"/>
@@ -5304,7 +5267,52 @@
           <w:sz w:val="18"/>
           <w:szCs w:val="18"/>
         </w:rPr>
-        <w:t>Figure 30. Quality check documents</w:t>
+        <w:t>Figure 30. Writing off a shortage</w:t>
+      </w:r>
+    </w:p>
+    <w:p>
+      <w:pPr>
+        <w:pBdr>
+          <w:left w:val="single" w:sz="12" w:space="10" w:color="1F3864"/>
+        </w:pBdr>
+        <w:spacing w:before="60" w:after="200"/>
+        <w:ind w:left="200"/>
+      </w:pPr>
+      <w:r>
+        <w:rPr>
+          <w:i/>
+          <w:iCs/>
+          <w:color w:val="595959"/>
+          <w:sz w:val="20"/>
+          <w:szCs w:val="20"/>
+        </w:rPr>
+        <w:t>A negative adjustment cannot take stock below what is actually available; the entry is refused rather than allowed to go negative.</w:t>
+      </w:r>
+    </w:p>
+    <w:p>
+      <w:pPr>
+        <w:pStyle w:val="Heading2"/>
+        <w:spacing w:before="300" w:after="100"/>
+      </w:pPr>
+      <w:bookmarkStart w:id="21" w:name="_Toc241781439"/>
+      <w:r>
+        <w:rPr>
+          <w:b/>
+          <w:bCs/>
+          <w:color w:val="1F3864"/>
+          <w:sz w:val="23"/>
+          <w:szCs w:val="23"/>
+        </w:rPr>
+        <w:t>6.5 Quality check</w:t>
+      </w:r>
+      <w:bookmarkEnd w:id="21"/>
+    </w:p>
+    <w:p>
+      <w:pPr>
+        <w:spacing w:after="140"/>
+      </w:pPr>
+      <w:r>
+        <w:t>Record a re-test on stock that was set aside. Anything that fails is written off as damage automatically, so there is no second entry to make.</w:t>
       </w:r>
     </w:p>
     <w:p>
@@ -5318,7 +5326,7 @@
         </w:rPr>
         <w:lastRenderedPageBreak/>
         <w:drawing>
-          <wp:inline distT="0" distB="0" distL="0" distR="0" wp14:anchorId="54B32FEC" wp14:editId="79424147">
+          <wp:inline distT="0" distB="0" distL="0" distR="0" wp14:anchorId="27B1BD9E" wp14:editId="68C429A4">
             <wp:extent cx="5619750" cy="3314700"/>
             <wp:effectExtent l="0" t="0" r="0" b="0"/>
             <wp:docPr id="56" name="Picture 56"/>
@@ -5368,33 +5376,7 @@
           <w:sz w:val="18"/>
           <w:szCs w:val="18"/>
         </w:rPr>
-        <w:t>Figure 31. Recording a quality check</w:t>
-      </w:r>
-    </w:p>
-    <w:p>
-      <w:pPr>
-        <w:pStyle w:val="Heading2"/>
-        <w:spacing w:before="300" w:after="100"/>
-      </w:pPr>
-      <w:bookmarkStart w:id="22" w:name="_Toc241673195"/>
-      <w:r>
-        <w:rPr>
-          <w:b/>
-          <w:bCs/>
-          <w:color w:val="1F3864"/>
-          <w:sz w:val="23"/>
-          <w:szCs w:val="23"/>
-        </w:rPr>
-        <w:t>6.6 Low stock</w:t>
-      </w:r>
-      <w:bookmarkEnd w:id="22"/>
-    </w:p>
-    <w:p>
-      <w:pPr>
-        <w:spacing w:after="140"/>
-      </w:pPr>
-      <w:r>
-        <w:t>This list shows everything at or below its reorder level for the chosen storage location. Work from it when placing the next order.</w:t>
+        <w:t>Figure 31. Quality check documents</w:t>
       </w:r>
     </w:p>
     <w:p>
@@ -5407,7 +5389,7 @@
           <w:noProof/>
         </w:rPr>
         <w:drawing>
-          <wp:inline distT="0" distB="0" distL="0" distR="0" wp14:anchorId="7DCF4B1B" wp14:editId="14815701">
+          <wp:inline distT="0" distB="0" distL="0" distR="0" wp14:anchorId="487E7136" wp14:editId="35CA0F64">
             <wp:extent cx="5619750" cy="3314700"/>
             <wp:effectExtent l="0" t="0" r="0" b="0"/>
             <wp:docPr id="57" name="Picture 57"/>
@@ -5457,33 +5439,33 @@
           <w:sz w:val="18"/>
           <w:szCs w:val="18"/>
         </w:rPr>
-        <w:t>Figure 32. Items at or below reorder level</w:t>
-      </w:r>
-    </w:p>
-    <w:p>
-      <w:pPr>
-        <w:pStyle w:val="Heading1"/>
-        <w:spacing w:before="400" w:after="140"/>
-      </w:pPr>
-      <w:bookmarkStart w:id="23" w:name="_Toc241673196"/>
+        <w:t>Figure 32. Recording a quality check</w:t>
+      </w:r>
+    </w:p>
+    <w:p>
+      <w:pPr>
+        <w:pStyle w:val="Heading2"/>
+        <w:spacing w:before="300" w:after="100"/>
+      </w:pPr>
+      <w:bookmarkStart w:id="22" w:name="_Toc241781440"/>
       <w:r>
         <w:rPr>
           <w:b/>
           <w:bCs/>
           <w:color w:val="1F3864"/>
-          <w:sz w:val="28"/>
-          <w:szCs w:val="28"/>
-        </w:rPr>
-        <w:t>7. Billing</w:t>
-      </w:r>
-      <w:bookmarkEnd w:id="23"/>
+          <w:sz w:val="23"/>
+          <w:szCs w:val="23"/>
+        </w:rPr>
+        <w:t>6.6 Low stock</w:t>
+      </w:r>
+      <w:bookmarkEnd w:id="22"/>
     </w:p>
     <w:p>
       <w:pPr>
         <w:spacing w:after="140"/>
       </w:pPr>
       <w:r>
-        <w:t>New Bill is the selling screen. Scan or search to add items, set the quantity, apply any discount, take the payment and complete the sale. A bill can be saved as a draft or put on hold if the customer steps away, and picked up later from the draft or held list.</w:t>
+        <w:t>This list shows everything at or below its reorder level for the chosen storage location. Work from it when placing the next order.</w:t>
       </w:r>
     </w:p>
     <w:p>
@@ -5497,7 +5479,7 @@
         </w:rPr>
         <w:lastRenderedPageBreak/>
         <w:drawing>
-          <wp:inline distT="0" distB="0" distL="0" distR="0" wp14:anchorId="40F36F25" wp14:editId="55FBB79B">
+          <wp:inline distT="0" distB="0" distL="0" distR="0" wp14:anchorId="23BD42F3" wp14:editId="2EBE3307">
             <wp:extent cx="5619750" cy="3314700"/>
             <wp:effectExtent l="0" t="0" r="0" b="0"/>
             <wp:docPr id="58" name="Picture 58"/>
@@ -5547,15 +5529,33 @@
           <w:sz w:val="18"/>
           <w:szCs w:val="18"/>
         </w:rPr>
-        <w:t>Figure 33. New bill screen</w:t>
-      </w:r>
+        <w:t>Figure 33. Items at or below reorder level</w:t>
+      </w:r>
+    </w:p>
+    <w:p>
+      <w:pPr>
+        <w:pStyle w:val="Heading1"/>
+        <w:spacing w:before="400" w:after="140"/>
+      </w:pPr>
+      <w:bookmarkStart w:id="23" w:name="_Toc241781441"/>
+      <w:r>
+        <w:rPr>
+          <w:b/>
+          <w:bCs/>
+          <w:color w:val="1F3864"/>
+          <w:sz w:val="28"/>
+          <w:szCs w:val="28"/>
+        </w:rPr>
+        <w:t>7. Billing</w:t>
+      </w:r>
+      <w:bookmarkEnd w:id="23"/>
     </w:p>
     <w:p>
       <w:pPr>
         <w:spacing w:after="140"/>
       </w:pPr>
       <w:r>
-        <w:t>Cash bills are settled at the counter. A credit bill can be completed without payment and collected later. Where the customer pays by QR, payment link or card machine, raise the request from the same screen and the bill closes once the payment is confirmed.</w:t>
+        <w:t>New Bill is the selling screen. Scan or search to add items, set the quantity, apply any discount, take the payment and complete the sale. A bill can be saved as a draft or put on hold if the customer steps away, and picked up later from the draft or held list.</w:t>
       </w:r>
     </w:p>
     <w:p>
@@ -5568,7 +5568,7 @@
           <w:noProof/>
         </w:rPr>
         <w:drawing>
-          <wp:inline distT="0" distB="0" distL="0" distR="0" wp14:anchorId="34BF94FE" wp14:editId="34C3AC64">
+          <wp:inline distT="0" distB="0" distL="0" distR="0" wp14:anchorId="51B869B6" wp14:editId="2ABC409D">
             <wp:extent cx="5619750" cy="3314700"/>
             <wp:effectExtent l="0" t="0" r="0" b="0"/>
             <wp:docPr id="59" name="Picture 59"/>
@@ -5618,66 +5618,29 @@
           <w:sz w:val="18"/>
           <w:szCs w:val="18"/>
         </w:rPr>
-        <w:t>Figure 34. Completed bills</w:t>
-      </w:r>
-    </w:p>
-    <w:p>
-      <w:pPr>
-        <w:pBdr>
-          <w:left w:val="single" w:sz="12" w:space="10" w:color="1F3864"/>
-        </w:pBdr>
-        <w:spacing w:before="60" w:after="200"/>
-        <w:ind w:left="200"/>
-      </w:pPr>
-      <w:r>
-        <w:rPr>
-          <w:i/>
-          <w:iCs/>
-          <w:color w:val="595959"/>
-          <w:sz w:val="20"/>
-          <w:szCs w:val="20"/>
-        </w:rPr>
-        <w:t>A completed bill can still be corrected for two hours after it is raised — open it and choose Edit. After that window the bill is final and a return or cancellation is the only route.</w:t>
-      </w:r>
-    </w:p>
-    <w:p>
-      <w:pPr>
-        <w:pStyle w:val="Heading1"/>
-        <w:spacing w:before="400" w:after="140"/>
-      </w:pPr>
-      <w:bookmarkStart w:id="24" w:name="_Toc241673197"/>
-      <w:r>
-        <w:rPr>
-          <w:b/>
-          <w:bCs/>
-          <w:color w:val="1F3864"/>
-          <w:sz w:val="28"/>
-          <w:szCs w:val="28"/>
-        </w:rPr>
-        <w:t>8. Returns, credit notes and refunds</w:t>
-      </w:r>
-      <w:bookmarkEnd w:id="24"/>
+        <w:t>Figure 34. New bill screen</w:t>
+      </w:r>
     </w:p>
     <w:p>
       <w:pPr>
         <w:spacing w:after="140"/>
       </w:pPr>
       <w:r>
+        <w:t>Cash bills are settled at the counter. A credit bill can be completed without payment and collected later. Where the customer pays by QR, payment link or card machine, raise the request from the same screen and the bill closes once the payment is confirmed.</w:t>
+      </w:r>
+    </w:p>
+    <w:p>
+      <w:pPr>
+        <w:spacing w:before="80" w:after="60"/>
+        <w:jc w:val="center"/>
+      </w:pPr>
+      <w:r>
+        <w:rPr>
+          <w:noProof/>
+        </w:rPr>
         <w:lastRenderedPageBreak/>
-        <w:t>Start a return from the bill the goods were sold on, and state for each line whether the item came back sellable or damaged; only sellable stock goes back on the shelf.</w:t>
-      </w:r>
-    </w:p>
-    <w:p>
-      <w:pPr>
-        <w:spacing w:before="80" w:after="60"/>
-        <w:jc w:val="center"/>
-      </w:pPr>
-      <w:r>
-        <w:rPr>
-          <w:noProof/>
-        </w:rPr>
         <w:drawing>
-          <wp:inline distT="0" distB="0" distL="0" distR="0" wp14:anchorId="51B9432E" wp14:editId="4B532728">
+          <wp:inline distT="0" distB="0" distL="0" distR="0" wp14:anchorId="1307842E" wp14:editId="22669495">
             <wp:extent cx="5619750" cy="3314700"/>
             <wp:effectExtent l="0" t="0" r="0" b="0"/>
             <wp:docPr id="60" name="Picture 60"/>
@@ -5727,15 +5690,52 @@
           <w:sz w:val="18"/>
           <w:szCs w:val="18"/>
         </w:rPr>
-        <w:t>Figure 35. Returns raised against bills</w:t>
-      </w:r>
+        <w:t>Figure 35. Completed bills</w:t>
+      </w:r>
+    </w:p>
+    <w:p>
+      <w:pPr>
+        <w:pBdr>
+          <w:left w:val="single" w:sz="12" w:space="10" w:color="1F3864"/>
+        </w:pBdr>
+        <w:spacing w:before="60" w:after="200"/>
+        <w:ind w:left="200"/>
+      </w:pPr>
+      <w:r>
+        <w:rPr>
+          <w:i/>
+          <w:iCs/>
+          <w:color w:val="595959"/>
+          <w:sz w:val="20"/>
+          <w:szCs w:val="20"/>
+        </w:rPr>
+        <w:t>A completed bill can still be corrected for two hours after it is raised — open it and choose Edit. After that window the bill is final and a return or cancellation is the only route.</w:t>
+      </w:r>
+    </w:p>
+    <w:p>
+      <w:pPr>
+        <w:pStyle w:val="Heading1"/>
+        <w:spacing w:before="400" w:after="140"/>
+      </w:pPr>
+      <w:bookmarkStart w:id="24" w:name="_Toc241781442"/>
+      <w:r>
+        <w:rPr>
+          <w:b/>
+          <w:bCs/>
+          <w:color w:val="1F3864"/>
+          <w:sz w:val="28"/>
+          <w:szCs w:val="28"/>
+        </w:rPr>
+        <w:t>8. Returns, credit notes and refunds</w:t>
+      </w:r>
+      <w:bookmarkEnd w:id="24"/>
     </w:p>
     <w:p>
       <w:pPr>
         <w:spacing w:after="140"/>
       </w:pPr>
       <w:r>
-        <w:t>Settle the return either as a credit note, which reduces what a credit customer owes, or as a refund, which pays money back. A walk-in customer with no record can only be refunded.</w:t>
+        <w:t>Start a return from the bill the goods were sold on, and state for each line whether the item came back sellable or damaged; only sellable stock goes back on the shelf.</w:t>
       </w:r>
     </w:p>
     <w:p>
@@ -5748,7 +5748,7 @@
           <w:noProof/>
         </w:rPr>
         <w:drawing>
-          <wp:inline distT="0" distB="0" distL="0" distR="0" wp14:anchorId="50121581" wp14:editId="60CFC5E3">
+          <wp:inline distT="0" distB="0" distL="0" distR="0" wp14:anchorId="545ED0A0" wp14:editId="54766251">
             <wp:extent cx="5619750" cy="3314700"/>
             <wp:effectExtent l="0" t="0" r="0" b="0"/>
             <wp:docPr id="61" name="Picture 61"/>
@@ -5798,7 +5798,15 @@
           <w:sz w:val="18"/>
           <w:szCs w:val="18"/>
         </w:rPr>
-        <w:t>Figure 36. Credit notes issued</w:t>
+        <w:t>Figure 36. Returns raised against bills</w:t>
+      </w:r>
+    </w:p>
+    <w:p>
+      <w:pPr>
+        <w:spacing w:after="140"/>
+      </w:pPr>
+      <w:r>
+        <w:t>Settle the return either as a credit note, which reduces what a credit customer owes, or as a refund, which pays money back. A walk-in customer with no record can only be refunded.</w:t>
       </w:r>
     </w:p>
     <w:p>
@@ -5812,7 +5820,7 @@
         </w:rPr>
         <w:lastRenderedPageBreak/>
         <w:drawing>
-          <wp:inline distT="0" distB="0" distL="0" distR="0" wp14:anchorId="1DE76F02" wp14:editId="529A5586">
+          <wp:inline distT="0" distB="0" distL="0" distR="0" wp14:anchorId="5CA68F3F" wp14:editId="7CD24B36">
             <wp:extent cx="5619750" cy="3314700"/>
             <wp:effectExtent l="0" t="0" r="0" b="0"/>
             <wp:docPr id="62" name="Picture 62"/>
@@ -5862,33 +5870,7 @@
           <w:sz w:val="18"/>
           <w:szCs w:val="18"/>
         </w:rPr>
-        <w:t>Figure 37. Refunds paid out</w:t>
-      </w:r>
-    </w:p>
-    <w:p>
-      <w:pPr>
-        <w:pStyle w:val="Heading1"/>
-        <w:spacing w:before="400" w:after="140"/>
-      </w:pPr>
-      <w:bookmarkStart w:id="25" w:name="_Toc241673198"/>
-      <w:r>
-        <w:rPr>
-          <w:b/>
-          <w:bCs/>
-          <w:color w:val="1F3864"/>
-          <w:sz w:val="28"/>
-          <w:szCs w:val="28"/>
-        </w:rPr>
-        <w:t>9. Shifts and cash</w:t>
-      </w:r>
-      <w:bookmarkEnd w:id="25"/>
-    </w:p>
-    <w:p>
-      <w:pPr>
-        <w:spacing w:after="140"/>
-      </w:pPr>
-      <w:r>
-        <w:t>Open a shift at the start of the counter's day with the float in the drawer, and close it at the end by counting the cash. The system works out what should be there from the sales and refunds recorded, and shows the difference.</w:t>
+        <w:t>Figure 37. Credit notes issued</w:t>
       </w:r>
     </w:p>
     <w:p>
@@ -5901,7 +5883,7 @@
           <w:noProof/>
         </w:rPr>
         <w:drawing>
-          <wp:inline distT="0" distB="0" distL="0" distR="0" wp14:anchorId="05CFDF8F" wp14:editId="12C01751">
+          <wp:inline distT="0" distB="0" distL="0" distR="0" wp14:anchorId="2A9C42F7" wp14:editId="47C1CA62">
             <wp:extent cx="5619750" cy="3314700"/>
             <wp:effectExtent l="0" t="0" r="0" b="0"/>
             <wp:docPr id="63" name="Picture 63"/>
@@ -5951,7 +5933,7 @@
           <w:sz w:val="18"/>
           <w:szCs w:val="18"/>
         </w:rPr>
-        <w:t>Figure 38. Shifts, with expected and counted cash</w:t>
+        <w:t>Figure 38. Refunds paid out</w:t>
       </w:r>
     </w:p>
     <w:p>
@@ -5959,7 +5941,7 @@
         <w:pStyle w:val="Heading1"/>
         <w:spacing w:before="400" w:after="140"/>
       </w:pPr>
-      <w:bookmarkStart w:id="26" w:name="_Toc241673199"/>
+      <w:bookmarkStart w:id="25" w:name="_Toc241781443"/>
       <w:r>
         <w:rPr>
           <w:b/>
@@ -5968,16 +5950,16 @@
           <w:sz w:val="28"/>
           <w:szCs w:val="28"/>
         </w:rPr>
-        <w:t>10. Reports</w:t>
-      </w:r>
-      <w:bookmarkEnd w:id="26"/>
+        <w:t>9. Shifts and cash</w:t>
+      </w:r>
+      <w:bookmarkEnd w:id="25"/>
     </w:p>
     <w:p>
       <w:pPr>
         <w:spacing w:after="140"/>
       </w:pPr>
       <w:r>
-        <w:t>Reports are read-only and always scoped to your own store.</w:t>
+        <w:t>Open a shift at the start of the counter's day with the float in the drawer, and close it at the end by counting the cash. The system works out what should be there from the sales and refunds recorded, and shows the difference.</w:t>
       </w:r>
     </w:p>
     <w:p>
@@ -5991,7 +5973,7 @@
         </w:rPr>
         <w:lastRenderedPageBreak/>
         <w:drawing>
-          <wp:inline distT="0" distB="0" distL="0" distR="0" wp14:anchorId="6E4B31E6" wp14:editId="55C63C97">
+          <wp:inline distT="0" distB="0" distL="0" distR="0" wp14:anchorId="707DE478" wp14:editId="28B2CBC0">
             <wp:extent cx="5619750" cy="3314700"/>
             <wp:effectExtent l="0" t="0" r="0" b="0"/>
             <wp:docPr id="64" name="Picture 64"/>
@@ -6041,7 +6023,33 @@
           <w:sz w:val="18"/>
           <w:szCs w:val="18"/>
         </w:rPr>
-        <w:t>Figure 39. Stock report — on-hand and available, by product or storage</w:t>
+        <w:t>Figure 39. Shifts, with expected and counted cash</w:t>
+      </w:r>
+    </w:p>
+    <w:p>
+      <w:pPr>
+        <w:pStyle w:val="Heading1"/>
+        <w:spacing w:before="400" w:after="140"/>
+      </w:pPr>
+      <w:bookmarkStart w:id="26" w:name="_Toc241781444"/>
+      <w:r>
+        <w:rPr>
+          <w:b/>
+          <w:bCs/>
+          <w:color w:val="1F3864"/>
+          <w:sz w:val="28"/>
+          <w:szCs w:val="28"/>
+        </w:rPr>
+        <w:t>10. Reports</w:t>
+      </w:r>
+      <w:bookmarkEnd w:id="26"/>
+    </w:p>
+    <w:p>
+      <w:pPr>
+        <w:spacing w:after="140"/>
+      </w:pPr>
+      <w:r>
+        <w:t>Reports are read-only and always scoped to your own store.</w:t>
       </w:r>
     </w:p>
     <w:p>
@@ -6054,7 +6062,7 @@
           <w:noProof/>
         </w:rPr>
         <w:drawing>
-          <wp:inline distT="0" distB="0" distL="0" distR="0" wp14:anchorId="310F4665" wp14:editId="320C6CDB">
+          <wp:inline distT="0" distB="0" distL="0" distR="0" wp14:anchorId="6E3F5DD6" wp14:editId="0FFFD9D3">
             <wp:extent cx="5619750" cy="3314700"/>
             <wp:effectExtent l="0" t="0" r="0" b="0"/>
             <wp:docPr id="65" name="Picture 65"/>
@@ -6104,7 +6112,7 @@
           <w:sz w:val="18"/>
           <w:szCs w:val="18"/>
         </w:rPr>
-        <w:t>Figure 40. Sales report for a chosen date range</w:t>
+        <w:t>Figure 40. Stock report — on-hand and available, by product or storage</w:t>
       </w:r>
     </w:p>
     <w:p>
@@ -6118,7 +6126,7 @@
         </w:rPr>
         <w:lastRenderedPageBreak/>
         <w:drawing>
-          <wp:inline distT="0" distB="0" distL="0" distR="0" wp14:anchorId="21B8D112" wp14:editId="4A396C44">
+          <wp:inline distT="0" distB="0" distL="0" distR="0" wp14:anchorId="65542986" wp14:editId="68C9EA85">
             <wp:extent cx="5619750" cy="3314700"/>
             <wp:effectExtent l="0" t="0" r="0" b="0"/>
             <wp:docPr id="66" name="Picture 66"/>
@@ -6168,33 +6176,7 @@
           <w:sz w:val="18"/>
           <w:szCs w:val="18"/>
         </w:rPr>
-        <w:t>Figure 41. GST summary, for filing</w:t>
-      </w:r>
-    </w:p>
-    <w:p>
-      <w:pPr>
-        <w:pStyle w:val="Heading1"/>
-        <w:spacing w:before="400" w:after="140"/>
-      </w:pPr>
-      <w:bookmarkStart w:id="27" w:name="_Toc241673200"/>
-      <w:r>
-        <w:rPr>
-          <w:b/>
-          <w:bCs/>
-          <w:color w:val="1F3864"/>
-          <w:sz w:val="28"/>
-          <w:szCs w:val="28"/>
-        </w:rPr>
-        <w:t>11. Adding your own staff</w:t>
-      </w:r>
-      <w:bookmarkEnd w:id="27"/>
-    </w:p>
-    <w:p>
-      <w:pPr>
-        <w:spacing w:after="140"/>
-      </w:pPr>
-      <w:r>
-        <w:t>You can create the accounts your store needs without going back to head office. Use Manager for someone who runs the floor and handles stock, and Cashier for someone who only bills.</w:t>
+        <w:t>Figure 41. Sales report for a chosen date range</w:t>
       </w:r>
     </w:p>
     <w:p>
@@ -6207,7 +6189,7 @@
           <w:noProof/>
         </w:rPr>
         <w:drawing>
-          <wp:inline distT="0" distB="0" distL="0" distR="0" wp14:anchorId="17FB468B" wp14:editId="1DCE142C">
+          <wp:inline distT="0" distB="0" distL="0" distR="0" wp14:anchorId="2536DF4A" wp14:editId="4520CDBC">
             <wp:extent cx="5619750" cy="3314700"/>
             <wp:effectExtent l="0" t="0" r="0" b="0"/>
             <wp:docPr id="67" name="Picture 67"/>
@@ -6257,7 +6239,33 @@
           <w:sz w:val="18"/>
           <w:szCs w:val="18"/>
         </w:rPr>
-        <w:t>Figure 42. Users in your store</w:t>
+        <w:t>Figure 42. GST summary, for filing</w:t>
+      </w:r>
+    </w:p>
+    <w:p>
+      <w:pPr>
+        <w:pStyle w:val="Heading1"/>
+        <w:spacing w:before="400" w:after="140"/>
+      </w:pPr>
+      <w:bookmarkStart w:id="27" w:name="_Toc241781445"/>
+      <w:r>
+        <w:rPr>
+          <w:b/>
+          <w:bCs/>
+          <w:color w:val="1F3864"/>
+          <w:sz w:val="28"/>
+          <w:szCs w:val="28"/>
+        </w:rPr>
+        <w:t>11. Adding your own staff</w:t>
+      </w:r>
+      <w:bookmarkEnd w:id="27"/>
+    </w:p>
+    <w:p>
+      <w:pPr>
+        <w:spacing w:after="140"/>
+      </w:pPr>
+      <w:r>
+        <w:t>You can create the accounts your store needs without going back to head office. Use Manager for someone who runs the floor and handles stock, and Cashier for someone who only bills.</w:t>
       </w:r>
     </w:p>
     <w:p>
@@ -6271,7 +6279,7 @@
         </w:rPr>
         <w:lastRenderedPageBreak/>
         <w:drawing>
-          <wp:inline distT="0" distB="0" distL="0" distR="0" wp14:anchorId="05E88F04" wp14:editId="45C33451">
+          <wp:inline distT="0" distB="0" distL="0" distR="0" wp14:anchorId="16817373" wp14:editId="7F36C78F">
             <wp:extent cx="5619750" cy="3314700"/>
             <wp:effectExtent l="0" t="0" r="0" b="0"/>
             <wp:docPr id="68" name="Picture 68"/>
@@ -6321,7 +6329,70 @@
           <w:sz w:val="18"/>
           <w:szCs w:val="18"/>
         </w:rPr>
-        <w:t>Figure 43. Creating a cashier or manager</w:t>
+        <w:t>Figure 43. Users in your store</w:t>
+      </w:r>
+    </w:p>
+    <w:p>
+      <w:pPr>
+        <w:spacing w:before="80" w:after="60"/>
+        <w:jc w:val="center"/>
+      </w:pPr>
+      <w:r>
+        <w:rPr>
+          <w:noProof/>
+        </w:rPr>
+        <w:drawing>
+          <wp:inline distT="0" distB="0" distL="0" distR="0" wp14:anchorId="7392AF68" wp14:editId="5D602FBA">
+            <wp:extent cx="5619750" cy="3314700"/>
+            <wp:effectExtent l="0" t="0" r="0" b="0"/>
+            <wp:docPr id="69" name="Picture 69"/>
+            <wp:cNvGraphicFramePr>
+              <a:graphicFrameLocks xmlns:a="http://schemas.openxmlformats.org/drawingml/2006/main" noChangeAspect="1"/>
+            </wp:cNvGraphicFramePr>
+            <a:graphic xmlns:a="http://schemas.openxmlformats.org/drawingml/2006/main">
+              <a:graphicData uri="http://schemas.openxmlformats.org/drawingml/2006/picture">
+                <pic:pic xmlns:pic="http://schemas.openxmlformats.org/drawingml/2006/picture">
+                  <pic:nvPicPr>
+                    <pic:cNvPr id="0" name=""/>
+                    <pic:cNvPicPr>
+                      <a:picLocks noChangeAspect="1" noChangeArrowheads="1"/>
+                    </pic:cNvPicPr>
+                  </pic:nvPicPr>
+                  <pic:blipFill>
+                    <a:blip r:embed="rId50"/>
+                    <a:srcRect/>
+                    <a:stretch>
+                      <a:fillRect/>
+                    </a:stretch>
+                  </pic:blipFill>
+                  <pic:spPr bwMode="auto">
+                    <a:xfrm>
+                      <a:off x="0" y="0"/>
+                      <a:ext cx="5619750" cy="3314700"/>
+                    </a:xfrm>
+                    <a:prstGeom prst="rect">
+                      <a:avLst/>
+                    </a:prstGeom>
+                  </pic:spPr>
+                </pic:pic>
+              </a:graphicData>
+            </a:graphic>
+          </wp:inline>
+        </w:drawing>
+      </w:r>
+    </w:p>
+    <w:p>
+      <w:pPr>
+        <w:spacing w:after="280"/>
+        <w:jc w:val="center"/>
+      </w:pPr>
+      <w:r>
+        <w:rPr>
+          <w:color w:val="595959"/>
+          <w:sz w:val="18"/>
+          <w:szCs w:val="18"/>
+        </w:rPr>
+        <w:t>Figure 44. Creating a cashier or manager</w:t>
       </w:r>
     </w:p>
     <w:p>
@@ -6348,7 +6419,7 @@
         <w:pStyle w:val="Heading1"/>
         <w:spacing w:before="400" w:after="140"/>
       </w:pPr>
-      <w:bookmarkStart w:id="28" w:name="_Toc241673201"/>
+      <w:bookmarkStart w:id="28" w:name="_Toc241781446"/>
       <w:r>
         <w:rPr>
           <w:b/>
@@ -6376,7 +6447,7 @@
           <w:left w:w="10" w:type="dxa"/>
           <w:right w:w="10" w:type="dxa"/>
         </w:tblCellMar>
-        <w:tblLook w:val="0000" w:firstRow="0" w:lastRow="0" w:firstColumn="0" w:lastColumn="0" w:noHBand="0" w:noVBand="0"/>
+        <w:tblLook w:val="04A0" w:firstRow="1" w:lastRow="0" w:firstColumn="1" w:lastColumn="0" w:noHBand="0" w:noVBand="1"/>
       </w:tblPr>
       <w:tblGrid>
         <w:gridCol w:w="2100"/>
@@ -6523,6 +6594,7 @@
                 <w:sz w:val="20"/>
                 <w:szCs w:val="20"/>
               </w:rPr>
+              <w:lastRenderedPageBreak/>
               <w:t>During the day</w:t>
             </w:r>
           </w:p>
@@ -6728,8 +6800,8 @@
       </w:r>
     </w:p>
     <w:sectPr>
-      <w:headerReference w:type="default" r:id="rId50"/>
-      <w:footerReference w:type="default" r:id="rId51"/>
+      <w:headerReference w:type="default" r:id="rId51"/>
+      <w:footerReference w:type="default" r:id="rId52"/>
       <w:pgSz w:w="11906" w:h="16838"/>
       <w:pgMar w:top="1100" w:right="1100" w:bottom="1100" w:left="1100" w:header="708" w:footer="708" w:gutter="0"/>
       <w:cols w:space="720"/>
@@ -6912,7 +6984,7 @@
         <w:sz w:val="16"/>
         <w:szCs w:val="16"/>
       </w:rPr>
-      <w:t>Omnia Retail POS — Store Administrator Operating Guide</w:t>
+      <w:t>Vedix POS — Store Administrator Operating Guide</w:t>
     </w:r>
   </w:p>
 </w:hdr>
@@ -6921,96 +6993,10 @@
 <file path=word/numbering.xml><?xml version="1.0" encoding="utf-8"?>
 <w:numbering xmlns:wpc="http://schemas.microsoft.com/office/word/2010/wordprocessingCanvas" xmlns:cx="http://schemas.microsoft.com/office/drawing/2014/chartex" xmlns:cx1="http://schemas.microsoft.com/office/drawing/2015/9/8/chartex" xmlns:cx2="http://schemas.microsoft.com/office/drawing/2015/10/21/chartex" xmlns:cx3="http://schemas.microsoft.com/office/drawing/2016/5/9/chartex" xmlns:cx4="http://schemas.microsoft.com/office/drawing/2016/5/10/chartex" xmlns:cx5="http://schemas.microsoft.com/office/drawing/2016/5/11/chartex" xmlns:cx6="http://schemas.microsoft.com/office/drawing/2016/5/12/chartex" xmlns:cx7="http://schemas.microsoft.com/office/drawing/2016/5/13/chartex" xmlns:cx8="http://schemas.microsoft.com/office/drawing/2016/5/14/chartex" xmlns:mc="http://schemas.openxmlformats.org/markup-compatibility/2006" xmlns:aink="http://schemas.microsoft.com/office/drawing/2016/ink" xmlns:am3d="http://schemas.microsoft.com/office/drawing/2017/model3d" xmlns:o="urn:schemas-microsoft-com:office:office" xmlns:oel="http://schemas.microsoft.com/office/2019/extlst" xmlns:r="http://schemas.openxmlformats.org/officeDocument/2006/relationships" xmlns:m="http://schemas.openxmlformats.org/officeDocument/2006/math" xmlns:v="urn:schemas-microsoft-com:vml" xmlns:wp14="http://schemas.microsoft.com/office/word/2010/wordprocessingDrawing" xmlns:wp="http://schemas.openxmlformats.org/drawingml/2006/wordprocessingDrawing" xmlns:w10="urn:schemas-microsoft-com:office:word" xmlns:w="http://schemas.openxmlformats.org/wordprocessingml/2006/main" xmlns:w14="http://schemas.microsoft.com/office/word/2010/wordml" xmlns:w15="http://schemas.microsoft.com/office/word/2012/wordml" xmlns:w16cex="http://schemas.microsoft.com/office/word/2018/wordml/cex" xmlns:w16cid="http://schemas.microsoft.com/office/word/2016/wordml/cid" xmlns:w16="http://schemas.microsoft.com/office/word/2018/wordml" xmlns:w16du="http://schemas.microsoft.com/office/word/2023/wordml/word16du" xmlns:w16sdtdh="http://schemas.microsoft.com/office/word/2020/wordml/sdtdatahash" xmlns:w16sdtfl="http://schemas.microsoft.com/office/word/2024/wordml/sdtformatlock" xmlns:w16se="http://schemas.microsoft.com/office/word/2015/wordml/symex" xmlns:wpg="http://schemas.microsoft.com/office/word/2010/wordprocessingGroup" xmlns:wpi="http://schemas.microsoft.com/office/word/2010/wordprocessingInk" xmlns:wne="http://schemas.microsoft.com/office/word/2006/wordml" xmlns:wps="http://schemas.microsoft.com/office/word/2010/wordprocessingShape" mc:Ignorable="w14 w15 w16se w16cid w16 w16cex w16sdtdh w16sdtfl w16du wp14">
   <w:abstractNum w:abstractNumId="0" w15:restartNumberingAfterBreak="0">
-    <w:nsid w:val="0C3B68B5"/>
+    <w:nsid w:val="7243484E"/>
     <w:multiLevelType w:val="hybridMultilevel"/>
-    <w:tmpl w:val="8FBE1708"/>
-    <w:lvl w:ilvl="0" w:tplc="E370E7D8" w:tentative="1">
-      <w:start w:val="1"/>
-      <w:numFmt w:val="bullet"/>
-      <w:lvlText w:val="●"/>
-      <w:lvlJc w:val="left"/>
-      <w:pPr>
-        <w:ind w:left="720" w:hanging="360"/>
-      </w:pPr>
-    </w:lvl>
-    <w:lvl w:ilvl="1" w:tplc="0EDEC728" w:tentative="1">
-      <w:start w:val="1"/>
-      <w:numFmt w:val="bullet"/>
-      <w:lvlText w:val="○"/>
-      <w:lvlJc w:val="left"/>
-      <w:pPr>
-        <w:ind w:left="1440" w:hanging="360"/>
-      </w:pPr>
-    </w:lvl>
-    <w:lvl w:ilvl="2" w:tplc="DA64C388" w:tentative="1">
-      <w:start w:val="1"/>
-      <w:numFmt w:val="bullet"/>
-      <w:lvlText w:val="■"/>
-      <w:lvlJc w:val="left"/>
-      <w:pPr>
-        <w:ind w:left="2160" w:hanging="360"/>
-      </w:pPr>
-    </w:lvl>
-    <w:lvl w:ilvl="3" w:tplc="F1C0F1EE" w:tentative="1">
-      <w:start w:val="1"/>
-      <w:numFmt w:val="bullet"/>
-      <w:lvlText w:val="●"/>
-      <w:lvlJc w:val="left"/>
-      <w:pPr>
-        <w:ind w:left="2880" w:hanging="360"/>
-      </w:pPr>
-    </w:lvl>
-    <w:lvl w:ilvl="4" w:tplc="BA8E8BE0" w:tentative="1">
-      <w:start w:val="1"/>
-      <w:numFmt w:val="bullet"/>
-      <w:lvlText w:val="○"/>
-      <w:lvlJc w:val="left"/>
-      <w:pPr>
-        <w:ind w:left="3600" w:hanging="360"/>
-      </w:pPr>
-    </w:lvl>
-    <w:lvl w:ilvl="5" w:tplc="773CC2DA" w:tentative="1">
-      <w:start w:val="1"/>
-      <w:numFmt w:val="bullet"/>
-      <w:lvlText w:val="■"/>
-      <w:lvlJc w:val="left"/>
-      <w:pPr>
-        <w:ind w:left="4320" w:hanging="360"/>
-      </w:pPr>
-    </w:lvl>
-    <w:lvl w:ilvl="6" w:tplc="C7A6CB3E" w:tentative="1">
-      <w:start w:val="1"/>
-      <w:numFmt w:val="bullet"/>
-      <w:lvlText w:val="●"/>
-      <w:lvlJc w:val="left"/>
-      <w:pPr>
-        <w:ind w:left="5040" w:hanging="360"/>
-      </w:pPr>
-    </w:lvl>
-    <w:lvl w:ilvl="7" w:tplc="C804C332" w:tentative="1">
-      <w:start w:val="1"/>
-      <w:numFmt w:val="bullet"/>
-      <w:lvlText w:val="●"/>
-      <w:lvlJc w:val="left"/>
-      <w:pPr>
-        <w:ind w:left="5760" w:hanging="360"/>
-      </w:pPr>
-    </w:lvl>
-    <w:lvl w:ilvl="8" w:tplc="06C65C94" w:tentative="1">
-      <w:start w:val="1"/>
-      <w:numFmt w:val="bullet"/>
-      <w:lvlText w:val="●"/>
-      <w:lvlJc w:val="left"/>
-      <w:pPr>
-        <w:ind w:left="6480" w:hanging="360"/>
-      </w:pPr>
-    </w:lvl>
-  </w:abstractNum>
-  <w:abstractNum w:abstractNumId="1" w15:restartNumberingAfterBreak="0">
-    <w:nsid w:val="7A67158B"/>
-    <w:multiLevelType w:val="hybridMultilevel"/>
-    <w:tmpl w:val="444CA81A"/>
-    <w:lvl w:ilvl="0" w:tplc="8304CC26" w:tentative="1">
+    <w:tmpl w:val="55227C7A"/>
+    <w:lvl w:ilvl="0" w:tplc="D4DA5680" w:tentative="1">
       <w:start w:val="1"/>
       <w:numFmt w:val="bullet"/>
       <w:lvlText w:val="•"/>
@@ -7019,49 +7005,135 @@
         <w:ind w:left="360" w:hanging="240"/>
       </w:pPr>
     </w:lvl>
-    <w:lvl w:ilvl="1" w:tplc="706E9806">
+    <w:lvl w:ilvl="1" w:tplc="DCD0C134">
       <w:numFmt w:val="decimal"/>
       <w:lvlText w:val=""/>
       <w:lvlJc w:val="left"/>
     </w:lvl>
-    <w:lvl w:ilvl="2" w:tplc="A882243A">
+    <w:lvl w:ilvl="2" w:tplc="9A7858E6">
       <w:numFmt w:val="decimal"/>
       <w:lvlText w:val=""/>
       <w:lvlJc w:val="left"/>
     </w:lvl>
-    <w:lvl w:ilvl="3" w:tplc="21BA5216">
+    <w:lvl w:ilvl="3" w:tplc="D62E54F2">
       <w:numFmt w:val="decimal"/>
       <w:lvlText w:val=""/>
       <w:lvlJc w:val="left"/>
     </w:lvl>
-    <w:lvl w:ilvl="4" w:tplc="6ABC15D8">
+    <w:lvl w:ilvl="4" w:tplc="4418AEAE">
       <w:numFmt w:val="decimal"/>
       <w:lvlText w:val=""/>
       <w:lvlJc w:val="left"/>
     </w:lvl>
-    <w:lvl w:ilvl="5" w:tplc="7A601A36">
+    <w:lvl w:ilvl="5" w:tplc="EE688EAC">
       <w:numFmt w:val="decimal"/>
       <w:lvlText w:val=""/>
       <w:lvlJc w:val="left"/>
     </w:lvl>
-    <w:lvl w:ilvl="6" w:tplc="CFCAFBDA">
+    <w:lvl w:ilvl="6" w:tplc="DDEA020E">
       <w:numFmt w:val="decimal"/>
       <w:lvlText w:val=""/>
       <w:lvlJc w:val="left"/>
     </w:lvl>
-    <w:lvl w:ilvl="7" w:tplc="968CF6C6">
+    <w:lvl w:ilvl="7" w:tplc="2FC26D26">
       <w:numFmt w:val="decimal"/>
       <w:lvlText w:val=""/>
       <w:lvlJc w:val="left"/>
     </w:lvl>
-    <w:lvl w:ilvl="8" w:tplc="B2A61B5A">
+    <w:lvl w:ilvl="8" w:tplc="CBFCF858">
       <w:numFmt w:val="decimal"/>
       <w:lvlText w:val=""/>
       <w:lvlJc w:val="left"/>
     </w:lvl>
   </w:abstractNum>
-  <w:num w:numId="1" w16cid:durableId="1569459434">
-    <w:abstractNumId w:val="0"/>
+  <w:abstractNum w:abstractNumId="1" w15:restartNumberingAfterBreak="0">
+    <w:nsid w:val="7B9B4011"/>
+    <w:multiLevelType w:val="hybridMultilevel"/>
+    <w:tmpl w:val="29B21BEA"/>
+    <w:lvl w:ilvl="0" w:tplc="2EB40B02" w:tentative="1">
+      <w:start w:val="1"/>
+      <w:numFmt w:val="bullet"/>
+      <w:lvlText w:val="●"/>
+      <w:lvlJc w:val="left"/>
+      <w:pPr>
+        <w:ind w:left="720" w:hanging="360"/>
+      </w:pPr>
+    </w:lvl>
+    <w:lvl w:ilvl="1" w:tplc="AEC09192" w:tentative="1">
+      <w:start w:val="1"/>
+      <w:numFmt w:val="bullet"/>
+      <w:lvlText w:val="○"/>
+      <w:lvlJc w:val="left"/>
+      <w:pPr>
+        <w:ind w:left="1440" w:hanging="360"/>
+      </w:pPr>
+    </w:lvl>
+    <w:lvl w:ilvl="2" w:tplc="0FD2528C" w:tentative="1">
+      <w:start w:val="1"/>
+      <w:numFmt w:val="bullet"/>
+      <w:lvlText w:val="■"/>
+      <w:lvlJc w:val="left"/>
+      <w:pPr>
+        <w:ind w:left="2160" w:hanging="360"/>
+      </w:pPr>
+    </w:lvl>
+    <w:lvl w:ilvl="3" w:tplc="246A8070" w:tentative="1">
+      <w:start w:val="1"/>
+      <w:numFmt w:val="bullet"/>
+      <w:lvlText w:val="●"/>
+      <w:lvlJc w:val="left"/>
+      <w:pPr>
+        <w:ind w:left="2880" w:hanging="360"/>
+      </w:pPr>
+    </w:lvl>
+    <w:lvl w:ilvl="4" w:tplc="D2DCBE5C" w:tentative="1">
+      <w:start w:val="1"/>
+      <w:numFmt w:val="bullet"/>
+      <w:lvlText w:val="○"/>
+      <w:lvlJc w:val="left"/>
+      <w:pPr>
+        <w:ind w:left="3600" w:hanging="360"/>
+      </w:pPr>
+    </w:lvl>
+    <w:lvl w:ilvl="5" w:tplc="465818A4" w:tentative="1">
+      <w:start w:val="1"/>
+      <w:numFmt w:val="bullet"/>
+      <w:lvlText w:val="■"/>
+      <w:lvlJc w:val="left"/>
+      <w:pPr>
+        <w:ind w:left="4320" w:hanging="360"/>
+      </w:pPr>
+    </w:lvl>
+    <w:lvl w:ilvl="6" w:tplc="A70C13FA" w:tentative="1">
+      <w:start w:val="1"/>
+      <w:numFmt w:val="bullet"/>
+      <w:lvlText w:val="●"/>
+      <w:lvlJc w:val="left"/>
+      <w:pPr>
+        <w:ind w:left="5040" w:hanging="360"/>
+      </w:pPr>
+    </w:lvl>
+    <w:lvl w:ilvl="7" w:tplc="C3900D3E" w:tentative="1">
+      <w:start w:val="1"/>
+      <w:numFmt w:val="bullet"/>
+      <w:lvlText w:val="●"/>
+      <w:lvlJc w:val="left"/>
+      <w:pPr>
+        <w:ind w:left="5760" w:hanging="360"/>
+      </w:pPr>
+    </w:lvl>
+    <w:lvl w:ilvl="8" w:tplc="652EF796" w:tentative="1">
+      <w:start w:val="1"/>
+      <w:numFmt w:val="bullet"/>
+      <w:lvlText w:val="●"/>
+      <w:lvlJc w:val="left"/>
+      <w:pPr>
+        <w:ind w:left="6480" w:hanging="360"/>
+      </w:pPr>
+    </w:lvl>
+  </w:abstractNum>
+  <w:num w:numId="1" w16cid:durableId="1587418992">
+    <w:abstractNumId w:val="1"/>
     <w:lvlOverride w:ilvl="0">
       <w:startOverride w:val="1"/>
     </w:lvlOverride>
@@ -7702,7 +7774,7 @@
     <w:autoRedefine/>
     <w:uiPriority w:val="39"/>
     <w:unhideWhenUsed/>
-    <w:rsid w:val="00D77358"/>
+    <w:rsid w:val="006679D2"/>
     <w:pPr>
       <w:spacing w:after="100"/>
     </w:pPr>
@@ -7714,7 +7786,7 @@
     <w:autoRedefine/>
     <w:uiPriority w:val="39"/>
     <w:unhideWhenUsed/>
-    <w:rsid w:val="00D77358"/>
+    <w:rsid w:val="006679D2"/>
     <w:pPr>
       <w:spacing w:after="100"/>
       <w:ind w:left="210"/>
